--- a/por/docx/011.content.docx
+++ b/por/docx/011.content.docx
@@ -150,26 +150,6 @@
           <w:lang w:val="pt_PT" w:bidi="pt_PT"/>
         </w:rPr>
         <w:t>I</w:t>
-      </w:r>
-      <w:r>
-        <w:rPr>
-          <w:lang w:val="pt_PT" w:bidi="pt_PT"/>
-        </w:rPr>
-      </w:r>
-    </w:p>
-    <w:p>
-      <w:pPr/>
-      <w:r>
-        <w:rPr>
-          <w:lang w:val="pt_PT" w:bidi="pt_PT"/>
-        </w:rPr>
-      </w:r>
-      <w:r>
-        <w:rPr>
-          <w:i/>
-          <w:lang w:val="pt_PT" w:bidi="pt_PT"/>
-        </w:rPr>
-        <w:t>Identidade da comunidade, Infertilidade, Instruções de Deus, Invasão</w:t>
       </w:r>
       <w:r>
         <w:rPr>

--- a/por/docx/011.content.docx
+++ b/por/docx/011.content.docx
@@ -19,7 +19,7 @@
         <w:rPr>
           <w:lang w:val="pt_PT" w:bidi="pt_PT"/>
         </w:rPr>
-        <w:t>Resource: Study Notes - Themes (Tyndale)</w:t>
+        <w:t>Resource: Tyndale Open Study Notes</w:t>
       </w:r>
       <w:r>
         <w:rPr>
@@ -112,7 +112,7 @@
         <w:rPr>
           <w:lang w:val="pt_PT" w:bidi="pt_PT"/>
         </w:rPr>
-        <w:t>Study Notes - Themes (Tyndale)</w:t>
+        <w:t>Tyndale Open Study Notes</w:t>
       </w:r>
     </w:p>
     <w:p>

--- a/por/docx/011.content.docx
+++ b/por/docx/011.content.docx
@@ -149,7 +149,7 @@
         <w:rPr>
           <w:lang w:val="pt_PT" w:bidi="pt_PT"/>
         </w:rPr>
-        <w:t>I</w:t>
+        <w:t>L</w:t>
       </w:r>
       <w:r>
         <w:rPr>
@@ -212,7 +212,7 @@
         <w:rPr>
           <w:lang w:val="pt_PT" w:bidi="pt_PT"/>
         </w:rPr>
-        <w:t>Identidade da comunidade</w:t>
+        <w:t>Legalismo</w:t>
       </w:r>
       <w:r>
         <w:rPr>
@@ -231,7 +231,7 @@
         <w:rPr>
           <w:lang w:val="pt_PT" w:bidi="pt_PT"/>
         </w:rPr>
-        <w:t>Em muitas culturas ocidentais, as pessoas frequentemente enfatizam a identidade individual e a independência pessoal. Em contraste, muitas culturas orientais, como as da China e da Índia, priorizam as relações familiares e comunitárias em vez dos interesses individuais. Da mesma forma, no antigo Israel, a identidade e a importância de uma pessoa vinham de seu papel na comunidade. Todos os israelitas eram esperados a compartilhar a identidade da comunidade como os "filhos de Israel" e a demonstrar as características que definiam o grupo.</w:t>
+        <w:t>A lei era muito importante para o povo judeu. Seu entendimento de religião frequentemente se concentrava em seguir regras e cerimônias. Isso era natural para eles porque Deus havia dado sua lei ao povo judeu. Ele fez isso para mostrar que os havia escolhido como seu povo. Deus também lhes deu a lei como uma forma de confirmar e manter a aliança que havia feito com eles.</w:t>
       </w:r>
     </w:p>
     <w:p>
@@ -245,7 +245,7 @@
         <w:rPr>
           <w:lang w:val="pt_PT" w:bidi="pt_PT"/>
         </w:rPr>
-        <w:t>No Antigo Testamento, Deus frequentemente fala a todo o povo no singular, enfatizando sua unidade. Os Dez Mandamentos e a bênção de Arão usam linguagem no singular (</w:t>
+        <w:t>No entanto, muitos judeus acrescentaram às leis de Deus, criando regras para quase todas as situações. Eles frequentemente faziam isso para evitar quebrar qualquer uma das leis de Deus. Como Jesus frequentemente apontava, essas regras extras às vezes tornavam difícil seguir as instruções de Deus (</w:t>
       </w:r>
       <w:hyperlink r:id="rId13">
         <w:r>
@@ -256,14 +256,28 @@
             <w:color w:val="0000EE"/>
             <w:u w:val="single"/>
           </w:rPr>
-          <w:t>Êxodo 20.2–17</w:t>
-        </w:r>
-      </w:hyperlink>
-      <w:r>
-        <w:rPr>
-          <w:lang w:val="pt_PT" w:bidi="pt_PT"/>
-        </w:rPr>
-        <w:t xml:space="preserve">; </w:t>
+          <w:t>Marcos 7.1–15</w:t>
+        </w:r>
+      </w:hyperlink>
+      <w:r>
+        <w:rPr>
+          <w:lang w:val="pt_PT" w:bidi="pt_PT"/>
+        </w:rPr>
+        <w:t>). Além disso, muitos judeus acreditavam que simplesmente seguir a lei os tornaria favorecidos por Deus.</w:t>
+      </w:r>
+    </w:p>
+    <w:p>
+      <w:pPr/>
+      <w:r>
+        <w:rPr>
+          <w:lang w:val="pt_PT" w:bidi="pt_PT"/>
+        </w:rPr>
+      </w:r>
+      <w:r>
+        <w:rPr>
+          <w:lang w:val="pt_PT" w:bidi="pt_PT"/>
+        </w:rPr>
+        <w:t>O apóstolo Paulo frequentemente enfrentava problemas com o legalismo estrito nas primeiras igrejas. Por exemplo, em Colossos, falsos mestres influenciados por crenças judaicas insistiam que os cristãos seguissem certas regras para expressar sua fé (</w:t>
       </w:r>
       <w:hyperlink r:id="rId14">
         <w:r>
@@ -274,14 +288,14 @@
             <w:color w:val="0000EE"/>
             <w:u w:val="single"/>
           </w:rPr>
-          <w:t>Números 6.24–26</w:t>
-        </w:r>
-      </w:hyperlink>
-      <w:r>
-        <w:rPr>
-          <w:lang w:val="pt_PT" w:bidi="pt_PT"/>
-        </w:rPr>
-        <w:t>). Uma pessoa poderia representar o grupo, e o grupo poderia ter uma pessoa como representante.</w:t>
+          <w:t>Colossenses 2.16–23</w:t>
+        </w:r>
+      </w:hyperlink>
+      <w:r>
+        <w:rPr>
+          <w:lang w:val="pt_PT" w:bidi="pt_PT"/>
+        </w:rPr>
+        <w:t>). Paulo criticou isso, enfatizando a fé em Cristo. Cristo é o cumprimento de todos os planos e propósitos de Deus e é o centro da verdadeira devoção.</w:t>
       </w:r>
     </w:p>
     <w:p>
@@ -295,7 +309,7 @@
         <w:rPr>
           <w:lang w:val="pt_PT" w:bidi="pt_PT"/>
         </w:rPr>
-        <w:t>Por exemplo, Neemias pede perdão pelos pecados que levaram ao exílio babilônico, dizendo: "Confesso os pecados que nós, israelitas, cometemos" (</w:t>
+        <w:t>Isso não significa que as regras de comportamento sejam ruins em si mesmas. Algumas regras, como a proibição de mentir, mostram claramente um aspecto do caráter de Cristo (</w:t>
       </w:r>
       <w:hyperlink r:id="rId15">
         <w:r>
@@ -306,14 +320,50 @@
             <w:color w:val="0000EE"/>
             <w:u w:val="single"/>
           </w:rPr>
-          <w:t>Neemias 1.6–7</w:t>
-        </w:r>
-      </w:hyperlink>
-      <w:r>
-        <w:rPr>
-          <w:lang w:val="pt_PT" w:bidi="pt_PT"/>
-        </w:rPr>
-        <w:t>). Neemias foi o governador da Judeia de 445 a 433 a.C., cerca de 140 anos após a destruição de Jerusalém em 586 a.C. Portanto, ele não cometeu esses pecados. No entanto, em sua oração, ele se identifica com os pecados de seu povo.</w:t>
+          <w:t>Colossenses 3.9</w:t>
+        </w:r>
+      </w:hyperlink>
+      <w:r>
+        <w:rPr>
+          <w:lang w:val="pt_PT" w:bidi="pt_PT"/>
+        </w:rPr>
+        <w:t xml:space="preserve">). Paulo também não se importava se cristãos individuais estabelecessem regras para si mesmos que acreditassem que os ajudariam a obedecer melhor a Cristo (compare </w:t>
+      </w:r>
+      <w:hyperlink r:id="rId16">
+        <w:r>
+          <w:rPr>
+            <w:lang w:val="pt_PT" w:bidi="pt_PT"/>
+          </w:rPr>
+          <w:rPr>
+            <w:color w:val="0000EE"/>
+            <w:u w:val="single"/>
+          </w:rPr>
+          <w:t>Romanos 14.5</w:t>
+        </w:r>
+      </w:hyperlink>
+      <w:r>
+        <w:rPr>
+          <w:lang w:val="pt_PT" w:bidi="pt_PT"/>
+        </w:rPr>
+        <w:t xml:space="preserve">; </w:t>
+      </w:r>
+      <w:hyperlink r:id="rId17">
+        <w:r>
+          <w:rPr>
+            <w:lang w:val="pt_PT" w:bidi="pt_PT"/>
+          </w:rPr>
+          <w:rPr>
+            <w:color w:val="0000EE"/>
+            <w:u w:val="single"/>
+          </w:rPr>
+          <w:t>1 Coríntios 8</w:t>
+        </w:r>
+      </w:hyperlink>
+      <w:r>
+        <w:rPr>
+          <w:lang w:val="pt_PT" w:bidi="pt_PT"/>
+        </w:rPr>
+        <w:t>). No entanto, eles não devem forçar outros a seguir essas regras autoimpostas.</w:t>
       </w:r>
     </w:p>
     <w:p>
@@ -325,45 +375,18 @@
       </w:r>
       <w:r>
         <w:rPr>
-          <w:lang w:val="pt_PT" w:bidi="pt_PT"/>
-        </w:rPr>
-        <w:t>De maneira semelhante, o sumo sacerdote podia representar todo o povo no dia da expiação (</w:t>
-      </w:r>
-      <w:hyperlink r:id="rId16">
-        <w:r>
-          <w:rPr>
-            <w:lang w:val="pt_PT" w:bidi="pt_PT"/>
-          </w:rPr>
-          <w:rPr>
-            <w:color w:val="0000EE"/>
-            <w:u w:val="single"/>
-          </w:rPr>
-          <w:t>Levítico 16</w:t>
-        </w:r>
-      </w:hyperlink>
-      <w:r>
-        <w:rPr>
-          <w:lang w:val="pt_PT" w:bidi="pt_PT"/>
-        </w:rPr>
-        <w:t>). Como os indivíduos tinham um vínculo tão próximo com a comunidade, o pecado de uma pessoa podia se tornar o pecado da comunidade se não fosse tratado (</w:t>
-      </w:r>
-      <w:hyperlink r:id="rId17">
-        <w:r>
-          <w:rPr>
-            <w:lang w:val="pt_PT" w:bidi="pt_PT"/>
-          </w:rPr>
-          <w:rPr>
-            <w:color w:val="0000EE"/>
-            <w:u w:val="single"/>
-          </w:rPr>
-          <w:t>Levítico 4.3–21</w:t>
-        </w:r>
-      </w:hyperlink>
-      <w:r>
-        <w:rPr>
-          <w:lang w:val="pt_PT" w:bidi="pt_PT"/>
-        </w:rPr>
-        <w:t xml:space="preserve">; </w:t>
+          <w:u w:val="single"/>
+          <w:lang w:val="pt_PT" w:bidi="pt_PT"/>
+        </w:rPr>
+        <w:t>Passagens para estudo complementar</w:t>
+      </w:r>
+    </w:p>
+    <w:p>
+      <w:pPr/>
+      <w:r>
+        <w:rPr>
+          <w:lang w:val="pt_PT" w:bidi="pt_PT"/>
+        </w:rPr>
       </w:r>
       <w:hyperlink r:id="rId18">
         <w:r>
@@ -374,7 +397,171 @@
             <w:color w:val="0000EE"/>
             <w:u w:val="single"/>
           </w:rPr>
-          <w:t>20.1–5</w:t>
+          <w:t>Mateus 23.13–33</w:t>
+        </w:r>
+      </w:hyperlink>
+      <w:r>
+        <w:rPr>
+          <w:lang w:val="pt_PT" w:bidi="pt_PT"/>
+        </w:rPr>
+        <w:t xml:space="preserve">; </w:t>
+      </w:r>
+      <w:hyperlink r:id="rId13">
+        <w:r>
+          <w:rPr>
+            <w:lang w:val="pt_PT" w:bidi="pt_PT"/>
+          </w:rPr>
+          <w:rPr>
+            <w:color w:val="0000EE"/>
+            <w:u w:val="single"/>
+          </w:rPr>
+          <w:t>Marcos 7.1–15</w:t>
+        </w:r>
+      </w:hyperlink>
+      <w:r>
+        <w:rPr>
+          <w:lang w:val="pt_PT" w:bidi="pt_PT"/>
+        </w:rPr>
+        <w:t xml:space="preserve">; </w:t>
+      </w:r>
+      <w:hyperlink r:id="rId19">
+        <w:r>
+          <w:rPr>
+            <w:lang w:val="pt_PT" w:bidi="pt_PT"/>
+          </w:rPr>
+          <w:rPr>
+            <w:color w:val="0000EE"/>
+            <w:u w:val="single"/>
+          </w:rPr>
+          <w:t>Gálatas 2.14–21</w:t>
+        </w:r>
+      </w:hyperlink>
+      <w:r>
+        <w:rPr>
+          <w:lang w:val="pt_PT" w:bidi="pt_PT"/>
+        </w:rPr>
+        <w:t xml:space="preserve">; </w:t>
+      </w:r>
+      <w:hyperlink r:id="rId14">
+        <w:r>
+          <w:rPr>
+            <w:lang w:val="pt_PT" w:bidi="pt_PT"/>
+          </w:rPr>
+          <w:rPr>
+            <w:color w:val="0000EE"/>
+            <w:u w:val="single"/>
+          </w:rPr>
+          <w:t>Colossenses 2.16–23</w:t>
+        </w:r>
+      </w:hyperlink>
+      <w:r>
+        <w:rPr>
+          <w:lang w:val="pt_PT" w:bidi="pt_PT"/>
+        </w:rPr>
+      </w:r>
+      <w:r>
+        <w:rPr>
+          <w:lang w:val="pt_PT" w:bidi="pt_PT"/>
+        </w:rPr>
+      </w:r>
+    </w:p>
+    <w:p>
+      <w:pPr/>
+      <w:r>
+        <w:rPr>
+          <w:lang w:val="pt_PT" w:bidi="pt_PT"/>
+        </w:rPr>
+      </w:r>
+    </w:p>
+    <w:p>
+      <w:pPr>
+        <w:pStyle w:val="Heading2"/>
+      </w:pPr>
+      <w:r>
+        <w:rPr>
+          <w:lang w:val="pt_PT" w:bidi="pt_PT"/>
+        </w:rPr>
+        <w:t>Legislação do templo como Teologia</w:t>
+      </w:r>
+      <w:r>
+        <w:rPr>
+          <w:lang w:val="pt_PT" w:bidi="pt_PT"/>
+        </w:rPr>
+      </w:r>
+    </w:p>
+    <w:p>
+      <w:pPr/>
+      <w:r>
+        <w:rPr>
+          <w:lang w:val="pt_PT" w:bidi="pt_PT"/>
+        </w:rPr>
+      </w:r>
+      <w:r>
+        <w:rPr>
+          <w:lang w:val="pt_PT" w:bidi="pt_PT"/>
+        </w:rPr>
+        <w:t xml:space="preserve">Os professores religiosos do judaísmo (chamados de "rabis") passaram muito tempo tentando fazer com que as leis de </w:t>
+      </w:r>
+      <w:hyperlink r:id="rId20">
+        <w:r>
+          <w:rPr>
+            <w:lang w:val="pt_PT" w:bidi="pt_PT"/>
+          </w:rPr>
+          <w:rPr>
+            <w:color w:val="0000EE"/>
+            <w:u w:val="single"/>
+          </w:rPr>
+          <w:t>Ezequiel 44–48</w:t>
+        </w:r>
+      </w:hyperlink>
+      <w:r>
+        <w:rPr>
+          <w:lang w:val="pt_PT" w:bidi="pt_PT"/>
+        </w:rPr>
+        <w:t xml:space="preserve"> concordassem com aquelas da Torá (a lei dada a Moisés). Eles falharam porque esses capítulos não têm a intenção de corresponder à lei de Moisés. Isso é semelhante à forma como a visão do edifício do templo não foi projetada para se parecer com o tabernáculo ou o Templo de Salomão (</w:t>
+      </w:r>
+      <w:hyperlink r:id="rId21">
+        <w:r>
+          <w:rPr>
+            <w:lang w:val="pt_PT" w:bidi="pt_PT"/>
+          </w:rPr>
+          <w:rPr>
+            <w:color w:val="0000EE"/>
+            <w:u w:val="single"/>
+          </w:rPr>
+          <w:t>Ezequiel 40–43</w:t>
+        </w:r>
+      </w:hyperlink>
+      <w:r>
+        <w:rPr>
+          <w:lang w:val="pt_PT" w:bidi="pt_PT"/>
+        </w:rPr>
+        <w:t>). As regras do templo descrevem uma mensagem teológica de mudança, semelhante à descrição anterior da arquitetura do templo.</w:t>
+      </w:r>
+    </w:p>
+    <w:p>
+      <w:pPr/>
+      <w:r>
+        <w:rPr>
+          <w:lang w:val="pt_PT" w:bidi="pt_PT"/>
+        </w:rPr>
+      </w:r>
+      <w:r>
+        <w:rPr>
+          <w:lang w:val="pt_PT" w:bidi="pt_PT"/>
+        </w:rPr>
+        <w:t>Essas regras enfatizavam a necessidade de separar o templo do palácio. As cerimônias sacrificiais aumentariam e se concentrariam mais na purificação. Pessoas santas fariam novamente ofertas ao Deus santo. Essas práticas tinham a intenção de separar o sagrado do profano e purificar o povo de Deus. A poluição do templo e a adoração de ídolos haviam feito o Senhor se afastar (</w:t>
+      </w:r>
+      <w:hyperlink r:id="rId22">
+        <w:r>
+          <w:rPr>
+            <w:lang w:val="pt_PT" w:bidi="pt_PT"/>
+          </w:rPr>
+          <w:rPr>
+            <w:color w:val="0000EE"/>
+            <w:u w:val="single"/>
+          </w:rPr>
+          <w:t>Ezequiel 8–11</w:t>
         </w:r>
       </w:hyperlink>
       <w:r>
@@ -395,43 +582,152 @@
         <w:rPr>
           <w:lang w:val="pt_PT" w:bidi="pt_PT"/>
         </w:rPr>
-        <w:t>De maneira semelhante, Paulo descreve a comunidade cristã como o "corpo de Cristo" (</w:t>
-      </w:r>
-      <w:hyperlink r:id="rId19">
-        <w:r>
-          <w:rPr>
-            <w:lang w:val="pt_PT" w:bidi="pt_PT"/>
-          </w:rPr>
-          <w:rPr>
-            <w:color w:val="0000EE"/>
-            <w:u w:val="single"/>
-          </w:rPr>
-          <w:t>1 Coríntios 12.27</w:t>
-        </w:r>
-      </w:hyperlink>
-      <w:r>
-        <w:rPr>
-          <w:lang w:val="pt_PT" w:bidi="pt_PT"/>
-        </w:rPr>
-        <w:t xml:space="preserve">; </w:t>
-      </w:r>
-      <w:hyperlink r:id="rId20">
-        <w:r>
-          <w:rPr>
-            <w:lang w:val="pt_PT" w:bidi="pt_PT"/>
-          </w:rPr>
-          <w:rPr>
-            <w:color w:val="0000EE"/>
-            <w:u w:val="single"/>
-          </w:rPr>
-          <w:t>Efésios 4.12</w:t>
-        </w:r>
-      </w:hyperlink>
-      <w:r>
-        <w:rPr>
-          <w:lang w:val="pt_PT" w:bidi="pt_PT"/>
-        </w:rPr>
-        <w:t>). Os membros compartilham a identidade de Cristo através do Espírito Santo. Como o corpo de Cristo, eles manifestam a vida de Cristo em suas próprias vidas. Juntos, eles o revelam ao mundo. O apóstolo Paulo encoraja a igreja da Galácia a ajudar a "carregar os fardos uns dos outros" e assim seguir o exemplo de Cristo (</w:t>
+        <w:t>Então, eles precisavam de uma nova situação para que Deus pudesse viver entre seu povo novamente. Essas regras tinham a intenção de conscientizar os ouvintes do profeta sobre seus erros passados que confundiam o que era sagrado e o que era profano. Também os encorajava a acreditar que Deus restauraria sua adoração à condição adequada.</w:t>
+      </w:r>
+    </w:p>
+    <w:p>
+      <w:pPr/>
+      <w:r>
+        <w:rPr>
+          <w:lang w:val="pt_PT" w:bidi="pt_PT"/>
+        </w:rPr>
+      </w:r>
+      <w:r>
+        <w:rPr>
+          <w:lang w:val="pt_PT" w:bidi="pt_PT"/>
+        </w:rPr>
+        <w:t>Essas regras também colocam o príncipe, o rei descendente do rei Davi, em uma posição de submissão ao Senhor. A chegada de Jesus cumpre este elemento. Jesus veio como um rei servo que estava feliz em fazer a vontade do Pai (</w:t>
+      </w:r>
+      <w:hyperlink r:id="rId23">
+        <w:r>
+          <w:rPr>
+            <w:lang w:val="pt_PT" w:bidi="pt_PT"/>
+          </w:rPr>
+          <w:rPr>
+            <w:color w:val="0000EE"/>
+            <w:u w:val="single"/>
+          </w:rPr>
+          <w:t>Mateus 4.1–11</w:t>
+        </w:r>
+      </w:hyperlink>
+      <w:r>
+        <w:rPr>
+          <w:lang w:val="pt_PT" w:bidi="pt_PT"/>
+        </w:rPr>
+        <w:t xml:space="preserve">; </w:t>
+      </w:r>
+      <w:hyperlink r:id="rId24">
+        <w:r>
+          <w:rPr>
+            <w:lang w:val="pt_PT" w:bidi="pt_PT"/>
+          </w:rPr>
+          <w:rPr>
+            <w:color w:val="0000EE"/>
+            <w:u w:val="single"/>
+          </w:rPr>
+          <w:t>20.25–28</w:t>
+        </w:r>
+      </w:hyperlink>
+      <w:r>
+        <w:rPr>
+          <w:lang w:val="pt_PT" w:bidi="pt_PT"/>
+        </w:rPr>
+        <w:t>). Ele ofereceu o sacrifício perfeito que purifica o pecado, purificou o santuário celestial de uma vez por todas e garantiu que Deus pudesse viver entre seu povo para sempre (</w:t>
+      </w:r>
+      <w:hyperlink r:id="rId25">
+        <w:r>
+          <w:rPr>
+            <w:lang w:val="pt_PT" w:bidi="pt_PT"/>
+          </w:rPr>
+          <w:rPr>
+            <w:color w:val="0000EE"/>
+            <w:u w:val="single"/>
+          </w:rPr>
+          <w:t>Hebreus 9.11–12</w:t>
+        </w:r>
+      </w:hyperlink>
+      <w:r>
+        <w:rPr>
+          <w:lang w:val="pt_PT" w:bidi="pt_PT"/>
+        </w:rPr>
+        <w:t>,</w:t>
+      </w:r>
+      <w:hyperlink r:id="rId26">
+        <w:r>
+          <w:rPr>
+            <w:lang w:val="pt_PT" w:bidi="pt_PT"/>
+          </w:rPr>
+          <w:rPr>
+            <w:color w:val="0000EE"/>
+            <w:u w:val="single"/>
+          </w:rPr>
+          <w:t>23</w:t>
+        </w:r>
+      </w:hyperlink>
+      <w:r>
+        <w:rPr>
+          <w:lang w:val="pt_PT" w:bidi="pt_PT"/>
+        </w:rPr>
+        <w:t>). Seu sangue nos limpa de todo pecado e permite que os pecadores entrem com confiança no Lugar Santíssimo do céu sem medo de rejeição ou punição.</w:t>
+      </w:r>
+    </w:p>
+    <w:p>
+      <w:pPr/>
+      <w:r>
+        <w:rPr>
+          <w:lang w:val="pt_PT" w:bidi="pt_PT"/>
+        </w:rPr>
+      </w:r>
+      <w:r>
+        <w:rPr>
+          <w:u w:val="single"/>
+          <w:lang w:val="pt_PT" w:bidi="pt_PT"/>
+        </w:rPr>
+        <w:t>Passagens para estudo complementar</w:t>
+      </w:r>
+    </w:p>
+    <w:p>
+      <w:pPr/>
+      <w:r>
+        <w:rPr>
+          <w:lang w:val="pt_PT" w:bidi="pt_PT"/>
+        </w:rPr>
+      </w:r>
+      <w:hyperlink r:id="rId27">
+        <w:r>
+          <w:rPr>
+            <w:lang w:val="pt_PT" w:bidi="pt_PT"/>
+          </w:rPr>
+          <w:rPr>
+            <w:color w:val="0000EE"/>
+            <w:u w:val="single"/>
+          </w:rPr>
+          <w:t>Isaías 56.7</w:t>
+        </w:r>
+      </w:hyperlink>
+      <w:r>
+        <w:rPr>
+          <w:lang w:val="pt_PT" w:bidi="pt_PT"/>
+        </w:rPr>
+        <w:t xml:space="preserve">; </w:t>
+      </w:r>
+      <w:hyperlink r:id="rId22">
+        <w:r>
+          <w:rPr>
+            <w:lang w:val="pt_PT" w:bidi="pt_PT"/>
+          </w:rPr>
+          <w:rPr>
+            <w:color w:val="0000EE"/>
+            <w:u w:val="single"/>
+          </w:rPr>
+          <w:t>Ezequiel 8.1–11.25</w:t>
+        </w:r>
+      </w:hyperlink>
+      <w:r>
+        <w:rPr>
+          <w:lang w:val="pt_PT" w:bidi="pt_PT"/>
+        </w:rPr>
+        <w:t xml:space="preserve">; </w:t>
       </w:r>
       <w:hyperlink r:id="rId21">
         <w:r>
@@ -442,25 +738,139 @@
             <w:color w:val="0000EE"/>
             <w:u w:val="single"/>
           </w:rPr>
-          <w:t>Gálatas 6.2</w:t>
-        </w:r>
-      </w:hyperlink>
-      <w:r>
-        <w:rPr>
-          <w:lang w:val="pt_PT" w:bidi="pt_PT"/>
-        </w:rPr>
-        <w:t xml:space="preserve">; </w:t>
-      </w:r>
-      <w:hyperlink r:id="rId22">
-        <w:r>
-          <w:rPr>
-            <w:lang w:val="pt_PT" w:bidi="pt_PT"/>
-          </w:rPr>
-          <w:rPr>
-            <w:color w:val="0000EE"/>
-            <w:u w:val="single"/>
-          </w:rPr>
-          <w:t>Mateus 11.28–30</w:t>
+          <w:t>40.1–43.27</w:t>
+        </w:r>
+      </w:hyperlink>
+      <w:r>
+        <w:rPr>
+          <w:lang w:val="pt_PT" w:bidi="pt_PT"/>
+        </w:rPr>
+        <w:t xml:space="preserve">; </w:t>
+      </w:r>
+      <w:hyperlink r:id="rId28">
+        <w:r>
+          <w:rPr>
+            <w:lang w:val="pt_PT" w:bidi="pt_PT"/>
+          </w:rPr>
+          <w:rPr>
+            <w:color w:val="0000EE"/>
+            <w:u w:val="single"/>
+          </w:rPr>
+          <w:t>44.1–46.18.</w:t>
+        </w:r>
+      </w:hyperlink>
+      <w:r>
+        <w:rPr>
+          <w:lang w:val="pt_PT" w:bidi="pt_PT"/>
+        </w:rPr>
+      </w:r>
+      <w:r>
+        <w:rPr>
+          <w:lang w:val="pt_PT" w:bidi="pt_PT"/>
+        </w:rPr>
+      </w:r>
+    </w:p>
+    <w:p>
+      <w:pPr/>
+      <w:r>
+        <w:rPr>
+          <w:lang w:val="pt_PT" w:bidi="pt_PT"/>
+        </w:rPr>
+      </w:r>
+    </w:p>
+    <w:p>
+      <w:pPr>
+        <w:pStyle w:val="Heading2"/>
+      </w:pPr>
+      <w:r>
+        <w:rPr>
+          <w:lang w:val="pt_PT" w:bidi="pt_PT"/>
+        </w:rPr>
+        <w:t>Lei bíblica</w:t>
+      </w:r>
+      <w:r>
+        <w:rPr>
+          <w:lang w:val="pt_PT" w:bidi="pt_PT"/>
+        </w:rPr>
+      </w:r>
+    </w:p>
+    <w:p>
+      <w:pPr/>
+      <w:r>
+        <w:rPr>
+          <w:lang w:val="pt_PT" w:bidi="pt_PT"/>
+        </w:rPr>
+      </w:r>
+      <w:r>
+        <w:rPr>
+          <w:lang w:val="pt_PT" w:bidi="pt_PT"/>
+        </w:rPr>
+        <w:t>A lei bíblica é mais do que listas de regras. É um sistema que reflete o que Deus espera em termos de crença e comportamento. Se as pessoas a seguirem fielmente, receberão as maiores bênçãos de Deus. Observar a lei é essencial para a vida (</w:t>
+      </w:r>
+      <w:hyperlink r:id="rId29">
+        <w:r>
+          <w:rPr>
+            <w:lang w:val="pt_PT" w:bidi="pt_PT"/>
+          </w:rPr>
+          <w:rPr>
+            <w:color w:val="0000EE"/>
+            <w:u w:val="single"/>
+          </w:rPr>
+          <w:t>Deuteronômio 4.1</w:t>
+        </w:r>
+      </w:hyperlink>
+      <w:r>
+        <w:rPr>
+          <w:lang w:val="pt_PT" w:bidi="pt_PT"/>
+        </w:rPr>
+        <w:t xml:space="preserve">; veja também </w:t>
+      </w:r>
+      <w:hyperlink r:id="rId30">
+        <w:r>
+          <w:rPr>
+            <w:lang w:val="pt_PT" w:bidi="pt_PT"/>
+          </w:rPr>
+          <w:rPr>
+            <w:color w:val="0000EE"/>
+            <w:u w:val="single"/>
+          </w:rPr>
+          <w:t>5.32–33</w:t>
+        </w:r>
+      </w:hyperlink>
+      <w:r>
+        <w:rPr>
+          <w:lang w:val="pt_PT" w:bidi="pt_PT"/>
+        </w:rPr>
+        <w:t xml:space="preserve">; </w:t>
+      </w:r>
+      <w:hyperlink r:id="rId31">
+        <w:r>
+          <w:rPr>
+            <w:lang w:val="pt_PT" w:bidi="pt_PT"/>
+          </w:rPr>
+          <w:rPr>
+            <w:color w:val="0000EE"/>
+            <w:u w:val="single"/>
+          </w:rPr>
+          <w:t>8.1</w:t>
+        </w:r>
+      </w:hyperlink>
+      <w:r>
+        <w:rPr>
+          <w:lang w:val="pt_PT" w:bidi="pt_PT"/>
+        </w:rPr>
+        <w:t xml:space="preserve">; </w:t>
+      </w:r>
+      <w:hyperlink r:id="rId32">
+        <w:r>
+          <w:rPr>
+            <w:lang w:val="pt_PT" w:bidi="pt_PT"/>
+          </w:rPr>
+          <w:rPr>
+            <w:color w:val="0000EE"/>
+            <w:u w:val="single"/>
+          </w:rPr>
+          <w:t>16.20</w:t>
         </w:r>
       </w:hyperlink>
       <w:r>
@@ -479,6 +889,322 @@
       </w:r>
       <w:r>
         <w:rPr>
+          <w:lang w:val="pt_PT" w:bidi="pt_PT"/>
+        </w:rPr>
+        <w:t>A jornada de Israel para fora do Egito os libertou para servir a Deus. Deus resgatou Israel "com mão forte e braço estendido, e com grandes terrores" (</w:t>
+      </w:r>
+      <w:hyperlink r:id="rId33">
+        <w:r>
+          <w:rPr>
+            <w:lang w:val="pt_PT" w:bidi="pt_PT"/>
+          </w:rPr>
+          <w:rPr>
+            <w:color w:val="0000EE"/>
+            <w:u w:val="single"/>
+          </w:rPr>
+          <w:t>Deuteronômio 4.34</w:t>
+        </w:r>
+      </w:hyperlink>
+      <w:r>
+        <w:rPr>
+          <w:lang w:val="pt_PT" w:bidi="pt_PT"/>
+        </w:rPr>
+        <w:t>). Isso não aconteceu porque Israel merecia, mas porque Deus é gracioso e cumpre suas promessas a Abraão. O resgate do Egito não foi apenas para libertar os israelitas do trabalho árduo (</w:t>
+      </w:r>
+      <w:hyperlink r:id="rId34">
+        <w:r>
+          <w:rPr>
+            <w:lang w:val="pt_PT" w:bidi="pt_PT"/>
+          </w:rPr>
+          <w:rPr>
+            <w:color w:val="0000EE"/>
+            <w:u w:val="single"/>
+          </w:rPr>
+          <w:t>Êxodo 1.11–22</w:t>
+        </w:r>
+      </w:hyperlink>
+      <w:r>
+        <w:rPr>
+          <w:lang w:val="pt_PT" w:bidi="pt_PT"/>
+        </w:rPr>
+        <w:t xml:space="preserve">; </w:t>
+      </w:r>
+      <w:hyperlink r:id="rId35">
+        <w:r>
+          <w:rPr>
+            <w:lang w:val="pt_PT" w:bidi="pt_PT"/>
+          </w:rPr>
+          <w:rPr>
+            <w:color w:val="0000EE"/>
+            <w:u w:val="single"/>
+          </w:rPr>
+          <w:t>5.4–23</w:t>
+        </w:r>
+      </w:hyperlink>
+      <w:r>
+        <w:rPr>
+          <w:lang w:val="pt_PT" w:bidi="pt_PT"/>
+        </w:rPr>
+        <w:t>), mas também para fazer uma aliança (acordo especial) com eles.</w:t>
+      </w:r>
+    </w:p>
+    <w:p>
+      <w:pPr/>
+      <w:r>
+        <w:rPr>
+          <w:lang w:val="pt_PT" w:bidi="pt_PT"/>
+        </w:rPr>
+      </w:r>
+      <w:r>
+        <w:rPr>
+          <w:lang w:val="pt_PT" w:bidi="pt_PT"/>
+        </w:rPr>
+        <w:t xml:space="preserve">Esta aliança não transformou os israelitas no povo de Deus. Eles já eram seu povo (veja </w:t>
+      </w:r>
+      <w:hyperlink r:id="rId36">
+        <w:r>
+          <w:rPr>
+            <w:lang w:val="pt_PT" w:bidi="pt_PT"/>
+          </w:rPr>
+          <w:rPr>
+            <w:color w:val="0000EE"/>
+            <w:u w:val="single"/>
+          </w:rPr>
+          <w:t>Êxodo 4.22–23</w:t>
+        </w:r>
+      </w:hyperlink>
+      <w:r>
+        <w:rPr>
+          <w:lang w:val="pt_PT" w:bidi="pt_PT"/>
+        </w:rPr>
+        <w:t>). A obediência não era um requisito antes da aliança. Em vez disso, era a resposta correta à aliança. Isso deu a Israel o dever de servir a Deus como "um reino de sacerdotes e uma nação santa" (</w:t>
+      </w:r>
+      <w:hyperlink r:id="rId37">
+        <w:r>
+          <w:rPr>
+            <w:lang w:val="pt_PT" w:bidi="pt_PT"/>
+          </w:rPr>
+          <w:rPr>
+            <w:color w:val="0000EE"/>
+            <w:u w:val="single"/>
+          </w:rPr>
+          <w:t>Êxodo 19.4–6</w:t>
+        </w:r>
+      </w:hyperlink>
+      <w:r>
+        <w:rPr>
+          <w:lang w:val="pt_PT" w:bidi="pt_PT"/>
+        </w:rPr>
+        <w:t>). Deus deu a lei para guiar Israel como uma nação, para que o povo de Deus exibisse seu amor infalível e fidelidade.</w:t>
+      </w:r>
+    </w:p>
+    <w:p>
+      <w:pPr/>
+      <w:r>
+        <w:rPr>
+          <w:lang w:val="pt_PT" w:bidi="pt_PT"/>
+        </w:rPr>
+      </w:r>
+      <w:r>
+        <w:rPr>
+          <w:lang w:val="pt_PT" w:bidi="pt_PT"/>
+        </w:rPr>
+        <w:t>A aliança prometeu ao povo de Israel uma vida boa e significativa se eles seguissem a lei. O documento da aliança inclui princípios amplos, padrões e normas. As instruções de Deus são mais conhecidas nos Dez Mandamentos (</w:t>
+      </w:r>
+      <w:hyperlink r:id="rId38">
+        <w:r>
+          <w:rPr>
+            <w:lang w:val="pt_PT" w:bidi="pt_PT"/>
+          </w:rPr>
+          <w:rPr>
+            <w:color w:val="0000EE"/>
+            <w:u w:val="single"/>
+          </w:rPr>
+          <w:t>Deuteronômio 5.6–21</w:t>
+        </w:r>
+      </w:hyperlink>
+      <w:r>
+        <w:rPr>
+          <w:lang w:val="pt_PT" w:bidi="pt_PT"/>
+        </w:rPr>
+        <w:t xml:space="preserve">). Isso é mostrado mais brevemente na oração judaica chamada </w:t>
+      </w:r>
+      <w:r>
+        <w:rPr>
+          <w:i/>
+          <w:lang w:val="pt_PT" w:bidi="pt_PT"/>
+        </w:rPr>
+        <w:t>Sema</w:t>
+      </w:r>
+      <w:r>
+        <w:rPr>
+          <w:lang w:val="pt_PT" w:bidi="pt_PT"/>
+        </w:rPr>
+        <w:t xml:space="preserve"> (uma palavra hebraica que significa "ouça"). Esta oração é encontrada em </w:t>
+      </w:r>
+      <w:hyperlink r:id="rId39">
+        <w:r>
+          <w:rPr>
+            <w:lang w:val="pt_PT" w:bidi="pt_PT"/>
+          </w:rPr>
+          <w:rPr>
+            <w:color w:val="0000EE"/>
+            <w:u w:val="single"/>
+          </w:rPr>
+          <w:t>Deuteronômio 6.4–5</w:t>
+        </w:r>
+      </w:hyperlink>
+      <w:r>
+        <w:rPr>
+          <w:lang w:val="pt_PT" w:bidi="pt_PT"/>
+        </w:rPr>
+        <w:t>. Todas as outras leis de Deus interpretam e aplicam esses princípios principais.</w:t>
+      </w:r>
+    </w:p>
+    <w:p>
+      <w:pPr/>
+      <w:r>
+        <w:rPr>
+          <w:lang w:val="pt_PT" w:bidi="pt_PT"/>
+        </w:rPr>
+      </w:r>
+      <w:r>
+        <w:rPr>
+          <w:lang w:val="pt_PT" w:bidi="pt_PT"/>
+        </w:rPr>
+        <w:t>A vida que resultava de seguir a lei não era a vida eterna como descrito no Novo Testamento. Deus prometeu que, se os israelitas obedecessem à aliança, a nação desfrutaria de dias longos e bem-sucedidos na terra prometida (</w:t>
+      </w:r>
+      <w:hyperlink r:id="rId29">
+        <w:r>
+          <w:rPr>
+            <w:lang w:val="pt_PT" w:bidi="pt_PT"/>
+          </w:rPr>
+          <w:rPr>
+            <w:color w:val="0000EE"/>
+            <w:u w:val="single"/>
+          </w:rPr>
+          <w:t>Deuteronômio 4.1</w:t>
+        </w:r>
+      </w:hyperlink>
+      <w:r>
+        <w:rPr>
+          <w:lang w:val="pt_PT" w:bidi="pt_PT"/>
+        </w:rPr>
+        <w:t xml:space="preserve">; </w:t>
+      </w:r>
+      <w:hyperlink r:id="rId40">
+        <w:r>
+          <w:rPr>
+            <w:lang w:val="pt_PT" w:bidi="pt_PT"/>
+          </w:rPr>
+          <w:rPr>
+            <w:color w:val="0000EE"/>
+            <w:u w:val="single"/>
+          </w:rPr>
+          <w:t>5.16</w:t>
+        </w:r>
+      </w:hyperlink>
+      <w:r>
+        <w:rPr>
+          <w:lang w:val="pt_PT" w:bidi="pt_PT"/>
+        </w:rPr>
+        <w:t>,</w:t>
+      </w:r>
+      <w:hyperlink r:id="rId41">
+        <w:r>
+          <w:rPr>
+            <w:lang w:val="pt_PT" w:bidi="pt_PT"/>
+          </w:rPr>
+          <w:rPr>
+            <w:color w:val="0000EE"/>
+            <w:u w:val="single"/>
+          </w:rPr>
+          <w:t>33</w:t>
+        </w:r>
+      </w:hyperlink>
+      <w:r>
+        <w:rPr>
+          <w:lang w:val="pt_PT" w:bidi="pt_PT"/>
+        </w:rPr>
+        <w:t xml:space="preserve">). Jesus também incentivou seus discípulos a seguir os Dez Mandamentos e as exigências do </w:t>
+      </w:r>
+      <w:r>
+        <w:rPr>
+          <w:i/>
+          <w:lang w:val="pt_PT" w:bidi="pt_PT"/>
+        </w:rPr>
+        <w:t>Sema</w:t>
+      </w:r>
+      <w:r>
+        <w:rPr>
+          <w:lang w:val="pt_PT" w:bidi="pt_PT"/>
+        </w:rPr>
+        <w:t xml:space="preserve"> (</w:t>
+      </w:r>
+      <w:hyperlink r:id="rId42">
+        <w:r>
+          <w:rPr>
+            <w:lang w:val="pt_PT" w:bidi="pt_PT"/>
+          </w:rPr>
+          <w:rPr>
+            <w:color w:val="0000EE"/>
+            <w:u w:val="single"/>
+          </w:rPr>
+          <w:t>Mateus 22.37–40</w:t>
+        </w:r>
+      </w:hyperlink>
+      <w:r>
+        <w:rPr>
+          <w:lang w:val="pt_PT" w:bidi="pt_PT"/>
+        </w:rPr>
+        <w:t xml:space="preserve">). Isso não era para obter a vida eterna, mas para demonstrar seu compromisso com ele (compare </w:t>
+      </w:r>
+      <w:hyperlink r:id="rId43">
+        <w:r>
+          <w:rPr>
+            <w:lang w:val="pt_PT" w:bidi="pt_PT"/>
+          </w:rPr>
+          <w:rPr>
+            <w:color w:val="0000EE"/>
+            <w:u w:val="single"/>
+          </w:rPr>
+          <w:t>Mateus 5.17–19</w:t>
+        </w:r>
+      </w:hyperlink>
+      <w:r>
+        <w:rPr>
+          <w:lang w:val="pt_PT" w:bidi="pt_PT"/>
+        </w:rPr>
+        <w:t xml:space="preserve">; </w:t>
+      </w:r>
+      <w:hyperlink r:id="rId44">
+        <w:r>
+          <w:rPr>
+            <w:lang w:val="pt_PT" w:bidi="pt_PT"/>
+          </w:rPr>
+          <w:rPr>
+            <w:color w:val="0000EE"/>
+            <w:u w:val="single"/>
+          </w:rPr>
+          <w:t>João 14.15–21</w:t>
+        </w:r>
+      </w:hyperlink>
+      <w:r>
+        <w:rPr>
+          <w:lang w:val="pt_PT" w:bidi="pt_PT"/>
+        </w:rPr>
+        <w:t>).</w:t>
+      </w:r>
+    </w:p>
+    <w:p>
+      <w:pPr/>
+      <w:r>
+        <w:rPr>
+          <w:lang w:val="pt_PT" w:bidi="pt_PT"/>
+        </w:rPr>
+      </w:r>
+      <w:r>
+        <w:rPr>
           <w:u w:val="single"/>
           <w:lang w:val="pt_PT" w:bidi="pt_PT"/>
         </w:rPr>
@@ -492,16 +1218,70 @@
           <w:lang w:val="pt_PT" w:bidi="pt_PT"/>
         </w:rPr>
       </w:r>
-      <w:hyperlink r:id="rId23">
-        <w:r>
-          <w:rPr>
-            <w:lang w:val="pt_PT" w:bidi="pt_PT"/>
-          </w:rPr>
-          <w:rPr>
-            <w:color w:val="0000EE"/>
-            <w:u w:val="single"/>
-          </w:rPr>
-          <w:t>Êxodo 20.5–6</w:t>
+      <w:hyperlink r:id="rId37">
+        <w:r>
+          <w:rPr>
+            <w:lang w:val="pt_PT" w:bidi="pt_PT"/>
+          </w:rPr>
+          <w:rPr>
+            <w:color w:val="0000EE"/>
+            <w:u w:val="single"/>
+          </w:rPr>
+          <w:t>Êxodo 19.4–6</w:t>
+        </w:r>
+      </w:hyperlink>
+      <w:r>
+        <w:rPr>
+          <w:lang w:val="pt_PT" w:bidi="pt_PT"/>
+        </w:rPr>
+        <w:t xml:space="preserve">; </w:t>
+      </w:r>
+      <w:hyperlink r:id="rId45">
+        <w:r>
+          <w:rPr>
+            <w:lang w:val="pt_PT" w:bidi="pt_PT"/>
+          </w:rPr>
+          <w:rPr>
+            <w:color w:val="0000EE"/>
+            <w:u w:val="single"/>
+          </w:rPr>
+          <w:t>Levítico 18.5</w:t>
+        </w:r>
+      </w:hyperlink>
+      <w:r>
+        <w:rPr>
+          <w:lang w:val="pt_PT" w:bidi="pt_PT"/>
+        </w:rPr>
+        <w:t xml:space="preserve">; </w:t>
+      </w:r>
+      <w:hyperlink r:id="rId46">
+        <w:r>
+          <w:rPr>
+            <w:lang w:val="pt_PT" w:bidi="pt_PT"/>
+          </w:rPr>
+          <w:rPr>
+            <w:color w:val="0000EE"/>
+            <w:u w:val="single"/>
+          </w:rPr>
+          <w:t>Deuteronômio 4.1–2</w:t>
+        </w:r>
+      </w:hyperlink>
+      <w:r>
+        <w:rPr>
+          <w:lang w:val="pt_PT" w:bidi="pt_PT"/>
+        </w:rPr>
+        <w:t xml:space="preserve">; </w:t>
+      </w:r>
+      <w:hyperlink r:id="rId38">
+        <w:r>
+          <w:rPr>
+            <w:lang w:val="pt_PT" w:bidi="pt_PT"/>
+          </w:rPr>
+          <w:rPr>
+            <w:color w:val="0000EE"/>
+            <w:u w:val="single"/>
+          </w:rPr>
+          <w:t>5.6–21</w:t>
         </w:r>
       </w:hyperlink>
       <w:r>
@@ -510,142 +1290,250 @@
         </w:rPr>
         <w:t>,</w:t>
       </w:r>
-      <w:hyperlink r:id="rId24">
-        <w:r>
-          <w:rPr>
-            <w:lang w:val="pt_PT" w:bidi="pt_PT"/>
-          </w:rPr>
-          <w:rPr>
-            <w:color w:val="0000EE"/>
-            <w:u w:val="single"/>
-          </w:rPr>
-          <w:t>8–10</w:t>
-        </w:r>
-      </w:hyperlink>
-      <w:r>
-        <w:rPr>
-          <w:lang w:val="pt_PT" w:bidi="pt_PT"/>
-        </w:rPr>
-        <w:t xml:space="preserve">; </w:t>
-      </w:r>
-      <w:hyperlink r:id="rId17">
-        <w:r>
-          <w:rPr>
-            <w:lang w:val="pt_PT" w:bidi="pt_PT"/>
-          </w:rPr>
-          <w:rPr>
-            <w:color w:val="0000EE"/>
-            <w:u w:val="single"/>
-          </w:rPr>
-          <w:t>Levítico 4.3–21</w:t>
-        </w:r>
-      </w:hyperlink>
-      <w:r>
-        <w:rPr>
-          <w:lang w:val="pt_PT" w:bidi="pt_PT"/>
-        </w:rPr>
-        <w:t xml:space="preserve">; </w:t>
-      </w:r>
-      <w:hyperlink r:id="rId18">
-        <w:r>
-          <w:rPr>
-            <w:lang w:val="pt_PT" w:bidi="pt_PT"/>
-          </w:rPr>
-          <w:rPr>
-            <w:color w:val="0000EE"/>
-            <w:u w:val="single"/>
-          </w:rPr>
-          <w:t>20.1–5</w:t>
-        </w:r>
-      </w:hyperlink>
-      <w:r>
-        <w:rPr>
-          <w:lang w:val="pt_PT" w:bidi="pt_PT"/>
-        </w:rPr>
-        <w:t xml:space="preserve">; </w:t>
-      </w:r>
-      <w:hyperlink r:id="rId25">
-        <w:r>
-          <w:rPr>
-            <w:lang w:val="pt_PT" w:bidi="pt_PT"/>
-          </w:rPr>
-          <w:rPr>
-            <w:color w:val="0000EE"/>
-            <w:u w:val="single"/>
-          </w:rPr>
-          <w:t>Josué 7.1–26</w:t>
-        </w:r>
-      </w:hyperlink>
-      <w:r>
-        <w:rPr>
-          <w:lang w:val="pt_PT" w:bidi="pt_PT"/>
-        </w:rPr>
-        <w:t xml:space="preserve">; </w:t>
-      </w:r>
-      <w:hyperlink r:id="rId15">
-        <w:r>
-          <w:rPr>
-            <w:lang w:val="pt_PT" w:bidi="pt_PT"/>
-          </w:rPr>
-          <w:rPr>
-            <w:color w:val="0000EE"/>
-            <w:u w:val="single"/>
-          </w:rPr>
-          <w:t>Neemias 1.6–7</w:t>
-        </w:r>
-      </w:hyperlink>
-      <w:r>
-        <w:rPr>
-          <w:lang w:val="pt_PT" w:bidi="pt_PT"/>
-        </w:rPr>
-        <w:t xml:space="preserve">; </w:t>
-      </w:r>
-      <w:hyperlink r:id="rId26">
-        <w:r>
-          <w:rPr>
-            <w:lang w:val="pt_PT" w:bidi="pt_PT"/>
-          </w:rPr>
-          <w:rPr>
-            <w:color w:val="0000EE"/>
-            <w:u w:val="single"/>
-          </w:rPr>
-          <w:t>1 Coríntios 12.12–27</w:t>
-        </w:r>
-      </w:hyperlink>
-      <w:r>
-        <w:rPr>
-          <w:lang w:val="pt_PT" w:bidi="pt_PT"/>
-        </w:rPr>
-        <w:t xml:space="preserve">; </w:t>
-      </w:r>
-      <w:hyperlink r:id="rId21">
-        <w:r>
-          <w:rPr>
-            <w:lang w:val="pt_PT" w:bidi="pt_PT"/>
-          </w:rPr>
-          <w:rPr>
-            <w:color w:val="0000EE"/>
-            <w:u w:val="single"/>
-          </w:rPr>
-          <w:t>Gálatas 6.2</w:t>
-        </w:r>
-      </w:hyperlink>
-      <w:r>
-        <w:rPr>
-          <w:lang w:val="pt_PT" w:bidi="pt_PT"/>
-        </w:rPr>
-        <w:t xml:space="preserve">; </w:t>
-      </w:r>
-      <w:hyperlink r:id="rId27">
-        <w:r>
-          <w:rPr>
-            <w:lang w:val="pt_PT" w:bidi="pt_PT"/>
-          </w:rPr>
-          <w:rPr>
-            <w:color w:val="0000EE"/>
-            <w:u w:val="single"/>
-          </w:rPr>
-          <w:t>Efésios 4.11–13.</w:t>
+      <w:hyperlink r:id="rId30">
+        <w:r>
+          <w:rPr>
+            <w:lang w:val="pt_PT" w:bidi="pt_PT"/>
+          </w:rPr>
+          <w:rPr>
+            <w:color w:val="0000EE"/>
+            <w:u w:val="single"/>
+          </w:rPr>
+          <w:t>32–33</w:t>
+        </w:r>
+      </w:hyperlink>
+      <w:r>
+        <w:rPr>
+          <w:lang w:val="pt_PT" w:bidi="pt_PT"/>
+        </w:rPr>
+        <w:t xml:space="preserve">; </w:t>
+      </w:r>
+      <w:hyperlink r:id="rId47">
+        <w:r>
+          <w:rPr>
+            <w:lang w:val="pt_PT" w:bidi="pt_PT"/>
+          </w:rPr>
+          <w:rPr>
+            <w:color w:val="0000EE"/>
+            <w:u w:val="single"/>
+          </w:rPr>
+          <w:t>6.1–9</w:t>
+        </w:r>
+      </w:hyperlink>
+      <w:r>
+        <w:rPr>
+          <w:lang w:val="pt_PT" w:bidi="pt_PT"/>
+        </w:rPr>
+        <w:t xml:space="preserve">; </w:t>
+      </w:r>
+      <w:hyperlink r:id="rId31">
+        <w:r>
+          <w:rPr>
+            <w:lang w:val="pt_PT" w:bidi="pt_PT"/>
+          </w:rPr>
+          <w:rPr>
+            <w:color w:val="0000EE"/>
+            <w:u w:val="single"/>
+          </w:rPr>
+          <w:t>8.1</w:t>
+        </w:r>
+      </w:hyperlink>
+      <w:r>
+        <w:rPr>
+          <w:lang w:val="pt_PT" w:bidi="pt_PT"/>
+        </w:rPr>
+        <w:t xml:space="preserve">; </w:t>
+      </w:r>
+      <w:hyperlink r:id="rId48">
+        <w:r>
+          <w:rPr>
+            <w:lang w:val="pt_PT" w:bidi="pt_PT"/>
+          </w:rPr>
+          <w:rPr>
+            <w:color w:val="0000EE"/>
+            <w:u w:val="single"/>
+          </w:rPr>
+          <w:t>30.1–20</w:t>
+        </w:r>
+      </w:hyperlink>
+      <w:r>
+        <w:rPr>
+          <w:lang w:val="pt_PT" w:bidi="pt_PT"/>
+        </w:rPr>
+        <w:t xml:space="preserve">; </w:t>
+      </w:r>
+      <w:hyperlink r:id="rId49">
+        <w:r>
+          <w:rPr>
+            <w:lang w:val="pt_PT" w:bidi="pt_PT"/>
+          </w:rPr>
+          <w:rPr>
+            <w:color w:val="0000EE"/>
+            <w:u w:val="single"/>
+          </w:rPr>
+          <w:t>Mateus 5.17–48</w:t>
+        </w:r>
+      </w:hyperlink>
+      <w:r>
+        <w:rPr>
+          <w:lang w:val="pt_PT" w:bidi="pt_PT"/>
+        </w:rPr>
+        <w:t xml:space="preserve">; </w:t>
+      </w:r>
+      <w:hyperlink r:id="rId50">
+        <w:r>
+          <w:rPr>
+            <w:lang w:val="pt_PT" w:bidi="pt_PT"/>
+          </w:rPr>
+          <w:rPr>
+            <w:color w:val="0000EE"/>
+            <w:u w:val="single"/>
+          </w:rPr>
+          <w:t>22.36–40</w:t>
+        </w:r>
+      </w:hyperlink>
+      <w:r>
+        <w:rPr>
+          <w:lang w:val="pt_PT" w:bidi="pt_PT"/>
+        </w:rPr>
+        <w:t xml:space="preserve">; </w:t>
+      </w:r>
+      <w:hyperlink r:id="rId44">
+        <w:r>
+          <w:rPr>
+            <w:lang w:val="pt_PT" w:bidi="pt_PT"/>
+          </w:rPr>
+          <w:rPr>
+            <w:color w:val="0000EE"/>
+            <w:u w:val="single"/>
+          </w:rPr>
+          <w:t>João 14.15–21</w:t>
+        </w:r>
+      </w:hyperlink>
+      <w:r>
+        <w:rPr>
+          <w:lang w:val="pt_PT" w:bidi="pt_PT"/>
+        </w:rPr>
+        <w:t xml:space="preserve">; </w:t>
+      </w:r>
+      <w:hyperlink r:id="rId51">
+        <w:r>
+          <w:rPr>
+            <w:lang w:val="pt_PT" w:bidi="pt_PT"/>
+          </w:rPr>
+          <w:rPr>
+            <w:color w:val="0000EE"/>
+            <w:u w:val="single"/>
+          </w:rPr>
+          <w:t>Romanos 3.19–24</w:t>
+        </w:r>
+      </w:hyperlink>
+      <w:r>
+        <w:rPr>
+          <w:lang w:val="pt_PT" w:bidi="pt_PT"/>
+        </w:rPr>
+        <w:t xml:space="preserve">; </w:t>
+      </w:r>
+      <w:hyperlink r:id="rId52">
+        <w:r>
+          <w:rPr>
+            <w:lang w:val="pt_PT" w:bidi="pt_PT"/>
+          </w:rPr>
+          <w:rPr>
+            <w:color w:val="0000EE"/>
+            <w:u w:val="single"/>
+          </w:rPr>
+          <w:t>7.1–12</w:t>
+        </w:r>
+      </w:hyperlink>
+      <w:r>
+        <w:rPr>
+          <w:lang w:val="pt_PT" w:bidi="pt_PT"/>
+        </w:rPr>
+        <w:t xml:space="preserve">; </w:t>
+      </w:r>
+      <w:hyperlink r:id="rId53">
+        <w:r>
+          <w:rPr>
+            <w:lang w:val="pt_PT" w:bidi="pt_PT"/>
+          </w:rPr>
+          <w:rPr>
+            <w:color w:val="0000EE"/>
+            <w:u w:val="single"/>
+          </w:rPr>
+          <w:t>1 Coríntios 9.20–21</w:t>
+        </w:r>
+      </w:hyperlink>
+      <w:r>
+        <w:rPr>
+          <w:lang w:val="pt_PT" w:bidi="pt_PT"/>
+        </w:rPr>
+        <w:t xml:space="preserve">; </w:t>
+      </w:r>
+      <w:hyperlink r:id="rId54">
+        <w:r>
+          <w:rPr>
+            <w:lang w:val="pt_PT" w:bidi="pt_PT"/>
+          </w:rPr>
+          <w:rPr>
+            <w:color w:val="0000EE"/>
+            <w:u w:val="single"/>
+          </w:rPr>
+          <w:t>Gálatas 3.1–22</w:t>
+        </w:r>
+      </w:hyperlink>
+      <w:r>
+        <w:rPr>
+          <w:lang w:val="pt_PT" w:bidi="pt_PT"/>
+        </w:rPr>
+        <w:t xml:space="preserve">; </w:t>
+      </w:r>
+      <w:hyperlink r:id="rId55">
+        <w:r>
+          <w:rPr>
+            <w:lang w:val="pt_PT" w:bidi="pt_PT"/>
+          </w:rPr>
+          <w:rPr>
+            <w:color w:val="0000EE"/>
+            <w:u w:val="single"/>
+          </w:rPr>
+          <w:t>5.14</w:t>
+        </w:r>
+      </w:hyperlink>
+      <w:r>
+        <w:rPr>
+          <w:lang w:val="pt_PT" w:bidi="pt_PT"/>
+        </w:rPr>
+        <w:t xml:space="preserve">; </w:t>
+      </w:r>
+      <w:hyperlink r:id="rId56">
+        <w:r>
+          <w:rPr>
+            <w:lang w:val="pt_PT" w:bidi="pt_PT"/>
+          </w:rPr>
+          <w:rPr>
+            <w:color w:val="0000EE"/>
+            <w:u w:val="single"/>
+          </w:rPr>
+          <w:t>Hebreus 7.18–19</w:t>
+        </w:r>
+      </w:hyperlink>
+      <w:r>
+        <w:rPr>
+          <w:lang w:val="pt_PT" w:bidi="pt_PT"/>
+        </w:rPr>
+        <w:t xml:space="preserve">; </w:t>
+      </w:r>
+      <w:hyperlink r:id="rId57">
+        <w:r>
+          <w:rPr>
+            <w:lang w:val="pt_PT" w:bidi="pt_PT"/>
+          </w:rPr>
+          <w:rPr>
+            <w:color w:val="0000EE"/>
+            <w:u w:val="single"/>
+          </w:rPr>
+          <w:t>10.1.</w:t>
         </w:r>
       </w:hyperlink>
       <w:r>
@@ -675,7 +1563,7 @@
         <w:rPr>
           <w:lang w:val="pt_PT" w:bidi="pt_PT"/>
         </w:rPr>
-        <w:t>Infertilidade</w:t>
+        <w:t>Leis básicas</w:t>
       </w:r>
       <w:r>
         <w:rPr>
@@ -694,1061 +1582,7 @@
         <w:rPr>
           <w:lang w:val="pt_PT" w:bidi="pt_PT"/>
         </w:rPr>
-        <w:t>Quase todas as esposas dos patriarcas enfrentaram infertilidade (não conseguiam ter filhos) antes de eventualmente terem filhos. A única possível exceção foi Lia, e mesmo ela não pôde ter filhos por algum tempo (</w:t>
-      </w:r>
-      <w:hyperlink r:id="rId28">
-        <w:r>
-          <w:rPr>
-            <w:lang w:val="pt_PT" w:bidi="pt_PT"/>
-          </w:rPr>
-          <w:rPr>
-            <w:color w:val="0000EE"/>
-            <w:u w:val="single"/>
-          </w:rPr>
-          <w:t>Gênesis 11.30</w:t>
-        </w:r>
-      </w:hyperlink>
-      <w:r>
-        <w:rPr>
-          <w:lang w:val="pt_PT" w:bidi="pt_PT"/>
-        </w:rPr>
-        <w:t xml:space="preserve">; </w:t>
-      </w:r>
-      <w:hyperlink r:id="rId29">
-        <w:r>
-          <w:rPr>
-            <w:lang w:val="pt_PT" w:bidi="pt_PT"/>
-          </w:rPr>
-          <w:rPr>
-            <w:color w:val="0000EE"/>
-            <w:u w:val="single"/>
-          </w:rPr>
-          <w:t>25.21</w:t>
-        </w:r>
-      </w:hyperlink>
-      <w:r>
-        <w:rPr>
-          <w:lang w:val="pt_PT" w:bidi="pt_PT"/>
-        </w:rPr>
-        <w:t xml:space="preserve">; </w:t>
-      </w:r>
-      <w:hyperlink r:id="rId30">
-        <w:r>
-          <w:rPr>
-            <w:lang w:val="pt_PT" w:bidi="pt_PT"/>
-          </w:rPr>
-          <w:rPr>
-            <w:color w:val="0000EE"/>
-            <w:u w:val="single"/>
-          </w:rPr>
-          <w:t>29.31</w:t>
-        </w:r>
-      </w:hyperlink>
-      <w:r>
-        <w:rPr>
-          <w:lang w:val="pt_PT" w:bidi="pt_PT"/>
-        </w:rPr>
-        <w:t xml:space="preserve">; veja também </w:t>
-      </w:r>
-      <w:hyperlink r:id="rId31">
-        <w:r>
-          <w:rPr>
-            <w:lang w:val="pt_PT" w:bidi="pt_PT"/>
-          </w:rPr>
-          <w:rPr>
-            <w:color w:val="0000EE"/>
-            <w:u w:val="single"/>
-          </w:rPr>
-          <w:t>1 Samuel 1.1–18</w:t>
-        </w:r>
-      </w:hyperlink>
-      <w:r>
-        <w:rPr>
-          <w:lang w:val="pt_PT" w:bidi="pt_PT"/>
-        </w:rPr>
-        <w:t>). As crianças davam continuidade à linha familiar, protegiam a tribo e forneciam mão de obra. Elas garantiam que a propriedade permanecesse dentro da família, ajudavam na velhice e realizavam cerimônias fúnebres adequadas.</w:t>
-      </w:r>
-    </w:p>
-    <w:p>
-      <w:pPr/>
-      <w:r>
-        <w:rPr>
-          <w:lang w:val="pt_PT" w:bidi="pt_PT"/>
-        </w:rPr>
-      </w:r>
-      <w:r>
-        <w:rPr>
-          <w:lang w:val="pt_PT" w:bidi="pt_PT"/>
-        </w:rPr>
-        <w:t>Portanto, a infertilidade era uma desgraça séria para uma mulher naquela cultura (</w:t>
-      </w:r>
-      <w:hyperlink r:id="rId32">
-        <w:r>
-          <w:rPr>
-            <w:lang w:val="pt_PT" w:bidi="pt_PT"/>
-          </w:rPr>
-          <w:rPr>
-            <w:color w:val="0000EE"/>
-            <w:u w:val="single"/>
-          </w:rPr>
-          <w:t>Salmos 113.9</w:t>
-        </w:r>
-      </w:hyperlink>
-      <w:r>
-        <w:rPr>
-          <w:lang w:val="pt_PT" w:bidi="pt_PT"/>
-        </w:rPr>
-        <w:t xml:space="preserve">; </w:t>
-      </w:r>
-      <w:hyperlink r:id="rId33">
-        <w:r>
-          <w:rPr>
-            <w:lang w:val="pt_PT" w:bidi="pt_PT"/>
-          </w:rPr>
-          <w:rPr>
-            <w:color w:val="0000EE"/>
-            <w:u w:val="single"/>
-          </w:rPr>
-          <w:t>Provérbios 30.15–16</w:t>
-        </w:r>
-      </w:hyperlink>
-      <w:r>
-        <w:rPr>
-          <w:lang w:val="pt_PT" w:bidi="pt_PT"/>
-        </w:rPr>
-        <w:t xml:space="preserve">; </w:t>
-      </w:r>
-      <w:hyperlink r:id="rId34">
-        <w:r>
-          <w:rPr>
-            <w:lang w:val="pt_PT" w:bidi="pt_PT"/>
-          </w:rPr>
-          <w:rPr>
-            <w:color w:val="0000EE"/>
-            <w:u w:val="single"/>
-          </w:rPr>
-          <w:t>Isaías 54.1</w:t>
-        </w:r>
-      </w:hyperlink>
-      <w:r>
-        <w:rPr>
-          <w:lang w:val="pt_PT" w:bidi="pt_PT"/>
-        </w:rPr>
-        <w:t>). Ela se via como um vaso de vida (</w:t>
-      </w:r>
-      <w:hyperlink r:id="rId35">
-        <w:r>
-          <w:rPr>
-            <w:lang w:val="pt_PT" w:bidi="pt_PT"/>
-          </w:rPr>
-          <w:rPr>
-            <w:color w:val="0000EE"/>
-            <w:u w:val="single"/>
-          </w:rPr>
-          <w:t>Gênesis 1.28</w:t>
-        </w:r>
-      </w:hyperlink>
-      <w:r>
-        <w:rPr>
-          <w:lang w:val="pt_PT" w:bidi="pt_PT"/>
-        </w:rPr>
-        <w:t xml:space="preserve">; </w:t>
-      </w:r>
-      <w:hyperlink r:id="rId36">
-        <w:r>
-          <w:rPr>
-            <w:lang w:val="pt_PT" w:bidi="pt_PT"/>
-          </w:rPr>
-          <w:rPr>
-            <w:color w:val="0000EE"/>
-            <w:u w:val="single"/>
-          </w:rPr>
-          <w:t>3.20</w:t>
-        </w:r>
-      </w:hyperlink>
-      <w:r>
-        <w:rPr>
-          <w:lang w:val="pt_PT" w:bidi="pt_PT"/>
-        </w:rPr>
-        <w:t>). Assim, as pessoas consideravam isso como uma negação de bênção, propósito e desejo (</w:t>
-      </w:r>
-      <w:hyperlink r:id="rId35">
-        <w:r>
-          <w:rPr>
-            <w:lang w:val="pt_PT" w:bidi="pt_PT"/>
-          </w:rPr>
-          <w:rPr>
-            <w:color w:val="0000EE"/>
-            <w:u w:val="single"/>
-          </w:rPr>
-          <w:t>1.28</w:t>
-        </w:r>
-      </w:hyperlink>
-      <w:r>
-        <w:rPr>
-          <w:lang w:val="pt_PT" w:bidi="pt_PT"/>
-        </w:rPr>
-        <w:t>). A infertilidade trazia vergonha, ridículo e intensa inveja (</w:t>
-      </w:r>
-      <w:hyperlink r:id="rId37">
-        <w:r>
-          <w:rPr>
-            <w:lang w:val="pt_PT" w:bidi="pt_PT"/>
-          </w:rPr>
-          <w:rPr>
-            <w:color w:val="0000EE"/>
-            <w:u w:val="single"/>
-          </w:rPr>
-          <w:t>1 Samuel 1.7</w:t>
-        </w:r>
-      </w:hyperlink>
-      <w:r>
-        <w:rPr>
-          <w:lang w:val="pt_PT" w:bidi="pt_PT"/>
-        </w:rPr>
-        <w:t xml:space="preserve">; </w:t>
-      </w:r>
-      <w:hyperlink r:id="rId38">
-        <w:r>
-          <w:rPr>
-            <w:lang w:val="pt_PT" w:bidi="pt_PT"/>
-          </w:rPr>
-          <w:rPr>
-            <w:color w:val="0000EE"/>
-            <w:u w:val="single"/>
-          </w:rPr>
-          <w:t>Gênesis 16.4</w:t>
-        </w:r>
-      </w:hyperlink>
-      <w:r>
-        <w:rPr>
-          <w:lang w:val="pt_PT" w:bidi="pt_PT"/>
-        </w:rPr>
-        <w:t xml:space="preserve">; </w:t>
-      </w:r>
-      <w:hyperlink r:id="rId39">
-        <w:r>
-          <w:rPr>
-            <w:lang w:val="pt_PT" w:bidi="pt_PT"/>
-          </w:rPr>
-          <w:rPr>
-            <w:color w:val="0000EE"/>
-            <w:u w:val="single"/>
-          </w:rPr>
-          <w:t>30.1</w:t>
-        </w:r>
-      </w:hyperlink>
-      <w:r>
-        <w:rPr>
-          <w:lang w:val="pt_PT" w:bidi="pt_PT"/>
-        </w:rPr>
-        <w:t>).</w:t>
-      </w:r>
-    </w:p>
-    <w:p>
-      <w:pPr/>
-      <w:r>
-        <w:rPr>
-          <w:lang w:val="pt_PT" w:bidi="pt_PT"/>
-        </w:rPr>
-      </w:r>
-      <w:r>
-        <w:rPr>
-          <w:lang w:val="pt_PT" w:bidi="pt_PT"/>
-        </w:rPr>
-        <w:t>No Antigo Testamento, a falta de filhos é uma questão relacionada a Deus. O Criador controla a fertilidade (</w:t>
-      </w:r>
-      <w:hyperlink r:id="rId40">
-        <w:r>
-          <w:rPr>
-            <w:lang w:val="pt_PT" w:bidi="pt_PT"/>
-          </w:rPr>
-          <w:rPr>
-            <w:color w:val="0000EE"/>
-            <w:u w:val="single"/>
-          </w:rPr>
-          <w:t>Gênesis 20.17–18</w:t>
-        </w:r>
-      </w:hyperlink>
-      <w:r>
-        <w:rPr>
-          <w:lang w:val="pt_PT" w:bidi="pt_PT"/>
-        </w:rPr>
-        <w:t xml:space="preserve">; </w:t>
-      </w:r>
-      <w:hyperlink r:id="rId41">
-        <w:r>
-          <w:rPr>
-            <w:lang w:val="pt_PT" w:bidi="pt_PT"/>
-          </w:rPr>
-          <w:rPr>
-            <w:color w:val="0000EE"/>
-            <w:u w:val="single"/>
-          </w:rPr>
-          <w:t>30.2</w:t>
-        </w:r>
-      </w:hyperlink>
-      <w:r>
-        <w:rPr>
-          <w:lang w:val="pt_PT" w:bidi="pt_PT"/>
-        </w:rPr>
-        <w:t>,</w:t>
-      </w:r>
-      <w:hyperlink r:id="rId42">
-        <w:r>
-          <w:rPr>
-            <w:lang w:val="pt_PT" w:bidi="pt_PT"/>
-          </w:rPr>
-          <w:rPr>
-            <w:color w:val="0000EE"/>
-            <w:u w:val="single"/>
-          </w:rPr>
-          <w:t>22–23</w:t>
-        </w:r>
-      </w:hyperlink>
-      <w:r>
-        <w:rPr>
-          <w:lang w:val="pt_PT" w:bidi="pt_PT"/>
-        </w:rPr>
-        <w:t xml:space="preserve">; </w:t>
-      </w:r>
-      <w:hyperlink r:id="rId43">
-        <w:r>
-          <w:rPr>
-            <w:lang w:val="pt_PT" w:bidi="pt_PT"/>
-          </w:rPr>
-          <w:rPr>
-            <w:color w:val="0000EE"/>
-            <w:u w:val="single"/>
-          </w:rPr>
-          <w:t>1 Samuel 1.6</w:t>
-        </w:r>
-      </w:hyperlink>
-      <w:r>
-        <w:rPr>
-          <w:lang w:val="pt_PT" w:bidi="pt_PT"/>
-        </w:rPr>
-        <w:t>,</w:t>
-      </w:r>
-      <w:hyperlink r:id="rId44">
-        <w:r>
-          <w:rPr>
-            <w:lang w:val="pt_PT" w:bidi="pt_PT"/>
-          </w:rPr>
-          <w:rPr>
-            <w:color w:val="0000EE"/>
-            <w:u w:val="single"/>
-          </w:rPr>
-          <w:t>27</w:t>
-        </w:r>
-      </w:hyperlink>
-      <w:r>
-        <w:rPr>
-          <w:lang w:val="pt_PT" w:bidi="pt_PT"/>
-        </w:rPr>
-        <w:t>). Ele decide quem pode ter filhos com base em seus planos e promessas (</w:t>
-      </w:r>
-      <w:hyperlink r:id="rId45">
-        <w:r>
-          <w:rPr>
-            <w:lang w:val="pt_PT" w:bidi="pt_PT"/>
-          </w:rPr>
-          <w:rPr>
-            <w:color w:val="0000EE"/>
-            <w:u w:val="single"/>
-          </w:rPr>
-          <w:t>Gênesis 17.19</w:t>
-        </w:r>
-      </w:hyperlink>
-      <w:r>
-        <w:rPr>
-          <w:lang w:val="pt_PT" w:bidi="pt_PT"/>
-        </w:rPr>
-        <w:t xml:space="preserve">; </w:t>
-      </w:r>
-      <w:hyperlink r:id="rId41">
-        <w:r>
-          <w:rPr>
-            <w:lang w:val="pt_PT" w:bidi="pt_PT"/>
-          </w:rPr>
-          <w:rPr>
-            <w:color w:val="0000EE"/>
-            <w:u w:val="single"/>
-          </w:rPr>
-          <w:t>30.2</w:t>
-        </w:r>
-      </w:hyperlink>
-      <w:r>
-        <w:rPr>
-          <w:lang w:val="pt_PT" w:bidi="pt_PT"/>
-        </w:rPr>
-        <w:t xml:space="preserve">; </w:t>
-      </w:r>
-      <w:hyperlink r:id="rId32">
-        <w:r>
-          <w:rPr>
-            <w:lang w:val="pt_PT" w:bidi="pt_PT"/>
-          </w:rPr>
-          <w:rPr>
-            <w:color w:val="0000EE"/>
-            <w:u w:val="single"/>
-          </w:rPr>
-          <w:t>Salmos 113.9</w:t>
-        </w:r>
-      </w:hyperlink>
-      <w:r>
-        <w:rPr>
-          <w:lang w:val="pt_PT" w:bidi="pt_PT"/>
-        </w:rPr>
-        <w:t xml:space="preserve">; </w:t>
-      </w:r>
-      <w:hyperlink r:id="rId46">
-        <w:r>
-          <w:rPr>
-            <w:lang w:val="pt_PT" w:bidi="pt_PT"/>
-          </w:rPr>
-          <w:rPr>
-            <w:color w:val="0000EE"/>
-            <w:u w:val="single"/>
-          </w:rPr>
-          <w:t>Lucas 1.11–20</w:t>
-        </w:r>
-      </w:hyperlink>
-      <w:r>
-        <w:rPr>
-          <w:lang w:val="pt_PT" w:bidi="pt_PT"/>
-        </w:rPr>
-        <w:t xml:space="preserve">; </w:t>
-      </w:r>
-      <w:hyperlink r:id="rId47">
-        <w:r>
-          <w:rPr>
-            <w:lang w:val="pt_PT" w:bidi="pt_PT"/>
-          </w:rPr>
-          <w:rPr>
-            <w:color w:val="0000EE"/>
-            <w:u w:val="single"/>
-          </w:rPr>
-          <w:t>Romanos 4.19</w:t>
-        </w:r>
-      </w:hyperlink>
-      <w:r>
-        <w:rPr>
-          <w:lang w:val="pt_PT" w:bidi="pt_PT"/>
-        </w:rPr>
-        <w:t>). Deus frequentemente usava a infertilidade antes do nascimento de um prometido ou criança especial, para mostrar que era obra dele.</w:t>
-      </w:r>
-    </w:p>
-    <w:p>
-      <w:pPr/>
-      <w:r>
-        <w:rPr>
-          <w:lang w:val="pt_PT" w:bidi="pt_PT"/>
-        </w:rPr>
-      </w:r>
-      <w:r>
-        <w:rPr>
-          <w:lang w:val="pt_PT" w:bidi="pt_PT"/>
-        </w:rPr>
-        <w:t>Não poder ter filhos testa a paciência e encoraja a oração e a fé (</w:t>
-      </w:r>
-      <w:hyperlink r:id="rId29">
-        <w:r>
-          <w:rPr>
-            <w:lang w:val="pt_PT" w:bidi="pt_PT"/>
-          </w:rPr>
-          <w:rPr>
-            <w:color w:val="0000EE"/>
-            <w:u w:val="single"/>
-          </w:rPr>
-          <w:t>Gênesis 25.21</w:t>
-        </w:r>
-      </w:hyperlink>
-      <w:r>
-        <w:rPr>
-          <w:lang w:val="pt_PT" w:bidi="pt_PT"/>
-        </w:rPr>
-        <w:t xml:space="preserve">; </w:t>
-      </w:r>
-      <w:hyperlink r:id="rId48">
-        <w:r>
-          <w:rPr>
-            <w:lang w:val="pt_PT" w:bidi="pt_PT"/>
-          </w:rPr>
-          <w:rPr>
-            <w:color w:val="0000EE"/>
-            <w:u w:val="single"/>
-          </w:rPr>
-          <w:t>1 Samuel 1.11</w:t>
-        </w:r>
-      </w:hyperlink>
-      <w:r>
-        <w:rPr>
-          <w:lang w:val="pt_PT" w:bidi="pt_PT"/>
-        </w:rPr>
-        <w:t>). Abraão aprendeu a confiar na promessa de Deus muito antes de seu filho nascer (</w:t>
-      </w:r>
-      <w:hyperlink r:id="rId49">
-        <w:r>
-          <w:rPr>
-            <w:lang w:val="pt_PT" w:bidi="pt_PT"/>
-          </w:rPr>
-          <w:rPr>
-            <w:color w:val="0000EE"/>
-            <w:u w:val="single"/>
-          </w:rPr>
-          <w:t>Gênesis 15.4–6</w:t>
-        </w:r>
-      </w:hyperlink>
-      <w:r>
-        <w:rPr>
-          <w:lang w:val="pt_PT" w:bidi="pt_PT"/>
-        </w:rPr>
-        <w:t xml:space="preserve">; </w:t>
-      </w:r>
-      <w:hyperlink r:id="rId50">
-        <w:r>
-          <w:rPr>
-            <w:lang w:val="pt_PT" w:bidi="pt_PT"/>
-          </w:rPr>
-          <w:rPr>
-            <w:color w:val="0000EE"/>
-            <w:u w:val="single"/>
-          </w:rPr>
-          <w:t>17.15–21</w:t>
-        </w:r>
-      </w:hyperlink>
-      <w:r>
-        <w:rPr>
-          <w:lang w:val="pt_PT" w:bidi="pt_PT"/>
-        </w:rPr>
-        <w:t xml:space="preserve">; </w:t>
-      </w:r>
-      <w:hyperlink r:id="rId51">
-        <w:r>
-          <w:rPr>
-            <w:lang w:val="pt_PT" w:bidi="pt_PT"/>
-          </w:rPr>
-          <w:rPr>
-            <w:color w:val="0000EE"/>
-            <w:u w:val="single"/>
-          </w:rPr>
-          <w:t>Romanos 4.20–22</w:t>
-        </w:r>
-      </w:hyperlink>
-      <w:r>
-        <w:rPr>
-          <w:lang w:val="pt_PT" w:bidi="pt_PT"/>
-        </w:rPr>
-        <w:t>). Quando um casal infértil tem um filho, isso demonstra a fidelidade e o poder criativo de Deus.</w:t>
-      </w:r>
-    </w:p>
-    <w:p>
-      <w:pPr/>
-      <w:r>
-        <w:rPr>
-          <w:lang w:val="pt_PT" w:bidi="pt_PT"/>
-        </w:rPr>
-      </w:r>
-      <w:r>
-        <w:rPr>
-          <w:lang w:val="pt_PT" w:bidi="pt_PT"/>
-        </w:rPr>
-        <w:t>Os atrasos de Deus nem sempre significam negação. Eles lembram as pessoas de usar os desafios para o crescimento e de apreciar as crianças como presentes. Um lar sem filhos pode se concentrar na devoção a Deus, aceitando sua vontade. Alguns casais podem permanecer incapazes de ter filhos por toda a vida. O povo de Deus não deve isolar aqueles que estão passando por infertilidade. Em vez disso, deve oferecer amor e apoio.</w:t>
-      </w:r>
-    </w:p>
-    <w:p>
-      <w:pPr/>
-      <w:r>
-        <w:rPr>
-          <w:lang w:val="pt_PT" w:bidi="pt_PT"/>
-        </w:rPr>
-      </w:r>
-      <w:r>
-        <w:rPr>
-          <w:u w:val="single"/>
-          <w:lang w:val="pt_PT" w:bidi="pt_PT"/>
-        </w:rPr>
-        <w:t>Passagens para estudo complementar</w:t>
-      </w:r>
-    </w:p>
-    <w:p>
-      <w:pPr/>
-      <w:r>
-        <w:rPr>
-          <w:lang w:val="pt_PT" w:bidi="pt_PT"/>
-        </w:rPr>
-      </w:r>
-      <w:hyperlink r:id="rId52">
-        <w:r>
-          <w:rPr>
-            <w:lang w:val="pt_PT" w:bidi="pt_PT"/>
-          </w:rPr>
-          <w:rPr>
-            <w:color w:val="0000EE"/>
-            <w:u w:val="single"/>
-          </w:rPr>
-          <w:t>Gênesis 16.1–6</w:t>
-        </w:r>
-      </w:hyperlink>
-      <w:r>
-        <w:rPr>
-          <w:lang w:val="pt_PT" w:bidi="pt_PT"/>
-        </w:rPr>
-        <w:t xml:space="preserve">; </w:t>
-      </w:r>
-      <w:hyperlink r:id="rId50">
-        <w:r>
-          <w:rPr>
-            <w:lang w:val="pt_PT" w:bidi="pt_PT"/>
-          </w:rPr>
-          <w:rPr>
-            <w:color w:val="0000EE"/>
-            <w:u w:val="single"/>
-          </w:rPr>
-          <w:t>17.15–21</w:t>
-        </w:r>
-      </w:hyperlink>
-      <w:r>
-        <w:rPr>
-          <w:lang w:val="pt_PT" w:bidi="pt_PT"/>
-        </w:rPr>
-        <w:t xml:space="preserve">; </w:t>
-      </w:r>
-      <w:hyperlink r:id="rId40">
-        <w:r>
-          <w:rPr>
-            <w:lang w:val="pt_PT" w:bidi="pt_PT"/>
-          </w:rPr>
-          <w:rPr>
-            <w:color w:val="0000EE"/>
-            <w:u w:val="single"/>
-          </w:rPr>
-          <w:t>20.17–18</w:t>
-        </w:r>
-      </w:hyperlink>
-      <w:r>
-        <w:rPr>
-          <w:lang w:val="pt_PT" w:bidi="pt_PT"/>
-        </w:rPr>
-        <w:t xml:space="preserve">; </w:t>
-      </w:r>
-      <w:hyperlink r:id="rId29">
-        <w:r>
-          <w:rPr>
-            <w:lang w:val="pt_PT" w:bidi="pt_PT"/>
-          </w:rPr>
-          <w:rPr>
-            <w:color w:val="0000EE"/>
-            <w:u w:val="single"/>
-          </w:rPr>
-          <w:t>25.21</w:t>
-        </w:r>
-      </w:hyperlink>
-      <w:r>
-        <w:rPr>
-          <w:lang w:val="pt_PT" w:bidi="pt_PT"/>
-        </w:rPr>
-        <w:t xml:space="preserve">; </w:t>
-      </w:r>
-      <w:hyperlink r:id="rId30">
-        <w:r>
-          <w:rPr>
-            <w:lang w:val="pt_PT" w:bidi="pt_PT"/>
-          </w:rPr>
-          <w:rPr>
-            <w:color w:val="0000EE"/>
-            <w:u w:val="single"/>
-          </w:rPr>
-          <w:t>29.31</w:t>
-        </w:r>
-      </w:hyperlink>
-      <w:r>
-        <w:rPr>
-          <w:lang w:val="pt_PT" w:bidi="pt_PT"/>
-        </w:rPr>
-        <w:t xml:space="preserve">; </w:t>
-      </w:r>
-      <w:hyperlink r:id="rId53">
-        <w:r>
-          <w:rPr>
-            <w:lang w:val="pt_PT" w:bidi="pt_PT"/>
-          </w:rPr>
-          <w:rPr>
-            <w:color w:val="0000EE"/>
-            <w:u w:val="single"/>
-          </w:rPr>
-          <w:t>30.1–2</w:t>
-        </w:r>
-      </w:hyperlink>
-      <w:r>
-        <w:rPr>
-          <w:lang w:val="pt_PT" w:bidi="pt_PT"/>
-        </w:rPr>
-        <w:t xml:space="preserve">, </w:t>
-      </w:r>
-      <w:hyperlink r:id="rId54">
-        <w:r>
-          <w:rPr>
-            <w:lang w:val="pt_PT" w:bidi="pt_PT"/>
-          </w:rPr>
-          <w:rPr>
-            <w:color w:val="0000EE"/>
-            <w:u w:val="single"/>
-          </w:rPr>
-          <w:t>22–24</w:t>
-        </w:r>
-      </w:hyperlink>
-      <w:r>
-        <w:rPr>
-          <w:lang w:val="pt_PT" w:bidi="pt_PT"/>
-        </w:rPr>
-        <w:t xml:space="preserve">; </w:t>
-      </w:r>
-      <w:hyperlink r:id="rId55">
-        <w:r>
-          <w:rPr>
-            <w:lang w:val="pt_PT" w:bidi="pt_PT"/>
-          </w:rPr>
-          <w:rPr>
-            <w:color w:val="0000EE"/>
-            <w:u w:val="single"/>
-          </w:rPr>
-          <w:t>Êxodo 23.25–26</w:t>
-        </w:r>
-      </w:hyperlink>
-      <w:r>
-        <w:rPr>
-          <w:lang w:val="pt_PT" w:bidi="pt_PT"/>
-        </w:rPr>
-        <w:t xml:space="preserve">; </w:t>
-      </w:r>
-      <w:hyperlink r:id="rId56">
-        <w:r>
-          <w:rPr>
-            <w:lang w:val="pt_PT" w:bidi="pt_PT"/>
-          </w:rPr>
-          <w:rPr>
-            <w:color w:val="0000EE"/>
-            <w:u w:val="single"/>
-          </w:rPr>
-          <w:t>Deuteronômio 7.12–15</w:t>
-        </w:r>
-      </w:hyperlink>
-      <w:r>
-        <w:rPr>
-          <w:lang w:val="pt_PT" w:bidi="pt_PT"/>
-        </w:rPr>
-        <w:t xml:space="preserve">; </w:t>
-      </w:r>
-      <w:hyperlink r:id="rId57">
-        <w:r>
-          <w:rPr>
-            <w:lang w:val="pt_PT" w:bidi="pt_PT"/>
-          </w:rPr>
-          <w:rPr>
-            <w:color w:val="0000EE"/>
-            <w:u w:val="single"/>
-          </w:rPr>
-          <w:t>Juízes 13.2–5</w:t>
-        </w:r>
-      </w:hyperlink>
-      <w:r>
-        <w:rPr>
-          <w:lang w:val="pt_PT" w:bidi="pt_PT"/>
-        </w:rPr>
-        <w:t xml:space="preserve">; </w:t>
-      </w:r>
-      <w:hyperlink r:id="rId58">
-        <w:r>
-          <w:rPr>
-            <w:lang w:val="pt_PT" w:bidi="pt_PT"/>
-          </w:rPr>
-          <w:rPr>
-            <w:color w:val="0000EE"/>
-            <w:u w:val="single"/>
-          </w:rPr>
-          <w:t>1 Samuel 1.2–28</w:t>
-        </w:r>
-      </w:hyperlink>
-      <w:r>
-        <w:rPr>
-          <w:lang w:val="pt_PT" w:bidi="pt_PT"/>
-        </w:rPr>
-        <w:t xml:space="preserve">; </w:t>
-      </w:r>
-      <w:hyperlink r:id="rId59">
-        <w:r>
-          <w:rPr>
-            <w:lang w:val="pt_PT" w:bidi="pt_PT"/>
-          </w:rPr>
-          <w:rPr>
-            <w:color w:val="0000EE"/>
-            <w:u w:val="single"/>
-          </w:rPr>
-          <w:t>2.5–7</w:t>
-        </w:r>
-      </w:hyperlink>
-      <w:r>
-        <w:rPr>
-          <w:lang w:val="pt_PT" w:bidi="pt_PT"/>
-        </w:rPr>
-        <w:t xml:space="preserve">; </w:t>
-      </w:r>
-      <w:hyperlink r:id="rId60">
-        <w:r>
-          <w:rPr>
-            <w:lang w:val="pt_PT" w:bidi="pt_PT"/>
-          </w:rPr>
-          <w:rPr>
-            <w:color w:val="0000EE"/>
-            <w:u w:val="single"/>
-          </w:rPr>
-          <w:t>Salmos 113.5–9</w:t>
-        </w:r>
-      </w:hyperlink>
-      <w:r>
-        <w:rPr>
-          <w:lang w:val="pt_PT" w:bidi="pt_PT"/>
-        </w:rPr>
-        <w:t xml:space="preserve">; </w:t>
-      </w:r>
-      <w:hyperlink r:id="rId61">
-        <w:r>
-          <w:rPr>
-            <w:lang w:val="pt_PT" w:bidi="pt_PT"/>
-          </w:rPr>
-          <w:rPr>
-            <w:color w:val="0000EE"/>
-            <w:u w:val="single"/>
-          </w:rPr>
-          <w:t>Isaías 54.1–3</w:t>
-        </w:r>
-      </w:hyperlink>
-      <w:r>
-        <w:rPr>
-          <w:lang w:val="pt_PT" w:bidi="pt_PT"/>
-        </w:rPr>
-        <w:t xml:space="preserve">; </w:t>
-      </w:r>
-      <w:hyperlink r:id="rId62">
-        <w:r>
-          <w:rPr>
-            <w:lang w:val="pt_PT" w:bidi="pt_PT"/>
-          </w:rPr>
-          <w:rPr>
-            <w:color w:val="0000EE"/>
-            <w:u w:val="single"/>
-          </w:rPr>
-          <w:t>Lucas 1.5–25</w:t>
-        </w:r>
-      </w:hyperlink>
-      <w:r>
-        <w:rPr>
-          <w:lang w:val="pt_PT" w:bidi="pt_PT"/>
-        </w:rPr>
-        <w:t xml:space="preserve">; </w:t>
-      </w:r>
-      <w:hyperlink r:id="rId63">
-        <w:r>
-          <w:rPr>
-            <w:lang w:val="pt_PT" w:bidi="pt_PT"/>
-          </w:rPr>
-          <w:rPr>
-            <w:color w:val="0000EE"/>
-            <w:u w:val="single"/>
-          </w:rPr>
-          <w:t>Romanos 4.19–22</w:t>
-        </w:r>
-      </w:hyperlink>
-      <w:r>
-        <w:rPr>
-          <w:lang w:val="pt_PT" w:bidi="pt_PT"/>
-        </w:rPr>
-        <w:t xml:space="preserve">; </w:t>
-      </w:r>
-      <w:hyperlink r:id="rId64">
-        <w:r>
-          <w:rPr>
-            <w:lang w:val="pt_PT" w:bidi="pt_PT"/>
-          </w:rPr>
-          <w:rPr>
-            <w:color w:val="0000EE"/>
-            <w:u w:val="single"/>
-          </w:rPr>
-          <w:t>Gálatas 4.24–28</w:t>
-        </w:r>
-      </w:hyperlink>
-      <w:r>
-        <w:rPr>
-          <w:lang w:val="pt_PT" w:bidi="pt_PT"/>
-        </w:rPr>
-        <w:t xml:space="preserve">; </w:t>
-      </w:r>
-      <w:hyperlink r:id="rId65">
-        <w:r>
-          <w:rPr>
-            <w:lang w:val="pt_PT" w:bidi="pt_PT"/>
-          </w:rPr>
-          <w:rPr>
-            <w:color w:val="0000EE"/>
-            <w:u w:val="single"/>
-          </w:rPr>
-          <w:t>Hebreus 11.11–12</w:t>
-        </w:r>
-      </w:hyperlink>
-      <w:r>
-        <w:rPr>
-          <w:lang w:val="pt_PT" w:bidi="pt_PT"/>
-        </w:rPr>
-      </w:r>
-      <w:r>
-        <w:rPr>
-          <w:lang w:val="pt_PT" w:bidi="pt_PT"/>
-        </w:rPr>
-      </w:r>
-    </w:p>
-    <w:p>
-      <w:pPr/>
-      <w:r>
-        <w:rPr>
-          <w:lang w:val="pt_PT" w:bidi="pt_PT"/>
-        </w:rPr>
-      </w:r>
-    </w:p>
-    <w:p>
-      <w:pPr>
-        <w:pStyle w:val="Heading2"/>
-      </w:pPr>
-      <w:r>
-        <w:rPr>
-          <w:lang w:val="pt_PT" w:bidi="pt_PT"/>
-        </w:rPr>
-        <w:t>Instruções de Deus</w:t>
-      </w:r>
-      <w:r>
-        <w:rPr>
-          <w:lang w:val="pt_PT" w:bidi="pt_PT"/>
-        </w:rPr>
-      </w:r>
-    </w:p>
-    <w:p>
-      <w:pPr/>
-      <w:r>
-        <w:rPr>
-          <w:lang w:val="pt_PT" w:bidi="pt_PT"/>
-        </w:rPr>
-      </w:r>
-      <w:r>
-        <w:rPr>
-          <w:lang w:val="pt_PT" w:bidi="pt_PT"/>
-        </w:rPr>
-        <w:t xml:space="preserve">A palavra hebraica comum </w:t>
-      </w:r>
-      <w:r>
-        <w:rPr>
-          <w:i/>
-          <w:lang w:val="pt_PT" w:bidi="pt_PT"/>
-        </w:rPr>
-        <w:t>torah</w:t>
-      </w:r>
-      <w:r>
-        <w:rPr>
-          <w:lang w:val="pt_PT" w:bidi="pt_PT"/>
-        </w:rPr>
-        <w:t xml:space="preserve"> é geralmente traduzida como "lei" na maioria das versões em inglês. Esta tradução vem da palavra grega </w:t>
-      </w:r>
-      <w:r>
-        <w:rPr>
-          <w:i/>
-          <w:lang w:val="pt_PT" w:bidi="pt_PT"/>
-        </w:rPr>
-        <w:t>nomos</w:t>
-      </w:r>
-      <w:r>
-        <w:rPr>
-          <w:lang w:val="pt_PT" w:bidi="pt_PT"/>
-        </w:rPr>
-        <w:t xml:space="preserve">, que muitas vezes significa "lei". A Septuaginta (o antigo Antigo Testamento traduzido em grego) usou </w:t>
-      </w:r>
-      <w:r>
-        <w:rPr>
-          <w:i/>
-          <w:lang w:val="pt_PT" w:bidi="pt_PT"/>
-        </w:rPr>
-        <w:t>nomos</w:t>
-      </w:r>
-      <w:r>
-        <w:rPr>
-          <w:lang w:val="pt_PT" w:bidi="pt_PT"/>
-        </w:rPr>
-        <w:t xml:space="preserve"> para traduzir </w:t>
-      </w:r>
-      <w:r>
-        <w:rPr>
-          <w:i/>
-          <w:lang w:val="pt_PT" w:bidi="pt_PT"/>
-        </w:rPr>
-        <w:t>torah</w:t>
-      </w:r>
-      <w:r>
-        <w:rPr>
-          <w:lang w:val="pt_PT" w:bidi="pt_PT"/>
-        </w:rPr>
-        <w:t xml:space="preserve">. No entanto, </w:t>
-      </w:r>
-      <w:r>
-        <w:rPr>
-          <w:i/>
-          <w:lang w:val="pt_PT" w:bidi="pt_PT"/>
-        </w:rPr>
-        <w:t>torah</w:t>
-      </w:r>
-      <w:r>
-        <w:rPr>
-          <w:lang w:val="pt_PT" w:bidi="pt_PT"/>
-        </w:rPr>
-        <w:t xml:space="preserve"> basicamente significa "ensinamento", "instrução" ou "doutrina".</w:t>
-      </w:r>
-    </w:p>
-    <w:p>
-      <w:pPr/>
-      <w:r>
-        <w:rPr>
-          <w:lang w:val="pt_PT" w:bidi="pt_PT"/>
-        </w:rPr>
-      </w:r>
-      <w:r>
-        <w:rPr>
-          <w:lang w:val="pt_PT" w:bidi="pt_PT"/>
-        </w:rPr>
-        <w:t xml:space="preserve">O termo </w:t>
-      </w:r>
-      <w:r>
-        <w:rPr>
-          <w:i/>
-          <w:lang w:val="pt_PT" w:bidi="pt_PT"/>
-        </w:rPr>
-        <w:t>lei</w:t>
-      </w:r>
-      <w:r>
-        <w:rPr>
-          <w:lang w:val="pt_PT" w:bidi="pt_PT"/>
-        </w:rPr>
-        <w:t xml:space="preserve"> muitas vezes faz as pessoas pensarem em regras impostas por uma autoridade externa, como um governo. É frequentemente considerado estrito e rígido. No entanto, a </w:t>
-      </w:r>
-      <w:r>
-        <w:rPr>
-          <w:i/>
-          <w:lang w:val="pt_PT" w:bidi="pt_PT"/>
-        </w:rPr>
-        <w:t>torá</w:t>
-      </w:r>
-      <w:r>
-        <w:rPr>
-          <w:lang w:val="pt_PT" w:bidi="pt_PT"/>
-        </w:rPr>
-        <w:t xml:space="preserve"> de Moisés oferece instruções, incluindo:</w:t>
+        <w:t>Nas Escrituras, o único Deus verdadeiro é a autoridade suprema. As leis de Deus incluem comandos positivos e negativos. Duas leis principais resumem os comandos positivos:</w:t>
       </w:r>
     </w:p>
     <w:p>
@@ -1766,7 +1600,79 @@
         <w:rPr>
           <w:lang w:val="pt_PT" w:bidi="pt_PT"/>
         </w:rPr>
-        <w:t>Regras</w:t>
+        <w:t>“Amarás o Senhor teu Deus de todo o teu coração, de toda a tua alma e de toda a tua força” (</w:t>
+      </w:r>
+      <w:hyperlink r:id="rId58">
+        <w:r>
+          <w:rPr>
+            <w:lang w:val="pt_PT" w:bidi="pt_PT"/>
+          </w:rPr>
+          <w:rPr>
+            <w:color w:val="0000EE"/>
+            <w:u w:val="single"/>
+          </w:rPr>
+          <w:t>Deuteronômio 6.5</w:t>
+        </w:r>
+      </w:hyperlink>
+      <w:r>
+        <w:rPr>
+          <w:lang w:val="pt_PT" w:bidi="pt_PT"/>
+        </w:rPr>
+        <w:t xml:space="preserve">; </w:t>
+      </w:r>
+      <w:hyperlink r:id="rId59">
+        <w:r>
+          <w:rPr>
+            <w:lang w:val="pt_PT" w:bidi="pt_PT"/>
+          </w:rPr>
+          <w:rPr>
+            <w:color w:val="0000EE"/>
+            <w:u w:val="single"/>
+          </w:rPr>
+          <w:t>Mateus 22.37</w:t>
+        </w:r>
+      </w:hyperlink>
+      <w:r>
+        <w:rPr>
+          <w:lang w:val="pt_PT" w:bidi="pt_PT"/>
+        </w:rPr>
+        <w:t xml:space="preserve">; </w:t>
+      </w:r>
+      <w:hyperlink r:id="rId60">
+        <w:r>
+          <w:rPr>
+            <w:lang w:val="pt_PT" w:bidi="pt_PT"/>
+          </w:rPr>
+          <w:rPr>
+            <w:color w:val="0000EE"/>
+            <w:u w:val="single"/>
+          </w:rPr>
+          <w:t>Marcos 12.30</w:t>
+        </w:r>
+      </w:hyperlink>
+      <w:r>
+        <w:rPr>
+          <w:lang w:val="pt_PT" w:bidi="pt_PT"/>
+        </w:rPr>
+        <w:t xml:space="preserve">; </w:t>
+      </w:r>
+      <w:hyperlink r:id="rId61">
+        <w:r>
+          <w:rPr>
+            <w:lang w:val="pt_PT" w:bidi="pt_PT"/>
+          </w:rPr>
+          <w:rPr>
+            <w:color w:val="0000EE"/>
+            <w:u w:val="single"/>
+          </w:rPr>
+          <w:t>Lucas 10.27</w:t>
+        </w:r>
+      </w:hyperlink>
+      <w:r>
+        <w:rPr>
+          <w:lang w:val="pt_PT" w:bidi="pt_PT"/>
+        </w:rPr>
+        <w:t>).</w:t>
       </w:r>
     </w:p>
     <w:p>
@@ -1784,25 +1690,129 @@
         <w:rPr>
           <w:lang w:val="pt_PT" w:bidi="pt_PT"/>
         </w:rPr>
-        <w:t>Histórias (</w:t>
-      </w:r>
-      <w:hyperlink r:id="rId66">
-        <w:r>
-          <w:rPr>
-            <w:lang w:val="pt_PT" w:bidi="pt_PT"/>
-          </w:rPr>
-          <w:rPr>
-            <w:color w:val="0000EE"/>
-            <w:u w:val="single"/>
-          </w:rPr>
-          <w:t>Levítico 10.1–3</w:t>
-        </w:r>
-      </w:hyperlink>
-      <w:r>
-        <w:rPr>
-          <w:lang w:val="pt_PT" w:bidi="pt_PT"/>
-        </w:rPr>
-        <w:t>)</w:t>
+        <w:t>“Ame o seu próximo como a si mesmo” (</w:t>
+      </w:r>
+      <w:hyperlink r:id="rId62">
+        <w:r>
+          <w:rPr>
+            <w:lang w:val="pt_PT" w:bidi="pt_PT"/>
+          </w:rPr>
+          <w:rPr>
+            <w:color w:val="0000EE"/>
+            <w:u w:val="single"/>
+          </w:rPr>
+          <w:t>Levítico 19.18</w:t>
+        </w:r>
+      </w:hyperlink>
+      <w:r>
+        <w:rPr>
+          <w:lang w:val="pt_PT" w:bidi="pt_PT"/>
+        </w:rPr>
+        <w:t xml:space="preserve">; </w:t>
+      </w:r>
+      <w:hyperlink r:id="rId63">
+        <w:r>
+          <w:rPr>
+            <w:lang w:val="pt_PT" w:bidi="pt_PT"/>
+          </w:rPr>
+          <w:rPr>
+            <w:color w:val="0000EE"/>
+            <w:u w:val="single"/>
+          </w:rPr>
+          <w:t>Mateus 19.19</w:t>
+        </w:r>
+      </w:hyperlink>
+      <w:r>
+        <w:rPr>
+          <w:lang w:val="pt_PT" w:bidi="pt_PT"/>
+        </w:rPr>
+        <w:t xml:space="preserve">; </w:t>
+      </w:r>
+      <w:hyperlink r:id="rId64">
+        <w:r>
+          <w:rPr>
+            <w:lang w:val="pt_PT" w:bidi="pt_PT"/>
+          </w:rPr>
+          <w:rPr>
+            <w:color w:val="0000EE"/>
+            <w:u w:val="single"/>
+          </w:rPr>
+          <w:t>Marcos 12.31</w:t>
+        </w:r>
+      </w:hyperlink>
+      <w:r>
+        <w:rPr>
+          <w:lang w:val="pt_PT" w:bidi="pt_PT"/>
+        </w:rPr>
+        <w:t xml:space="preserve">; </w:t>
+      </w:r>
+      <w:hyperlink r:id="rId61">
+        <w:r>
+          <w:rPr>
+            <w:lang w:val="pt_PT" w:bidi="pt_PT"/>
+          </w:rPr>
+          <w:rPr>
+            <w:color w:val="0000EE"/>
+            <w:u w:val="single"/>
+          </w:rPr>
+          <w:t>Lucas 10.27</w:t>
+        </w:r>
+      </w:hyperlink>
+      <w:r>
+        <w:rPr>
+          <w:lang w:val="pt_PT" w:bidi="pt_PT"/>
+        </w:rPr>
+        <w:t>).</w:t>
+      </w:r>
+    </w:p>
+    <w:p>
+      <w:pPr/>
+      <w:r>
+        <w:rPr>
+          <w:lang w:val="pt_PT" w:bidi="pt_PT"/>
+        </w:rPr>
+      </w:r>
+      <w:r>
+        <w:rPr>
+          <w:lang w:val="pt_PT" w:bidi="pt_PT"/>
+        </w:rPr>
+        <w:t>Podemos ver essas duas leis nos mandamentos positivos dos Dez Mandamentos (</w:t>
+      </w:r>
+      <w:hyperlink r:id="rId65">
+        <w:r>
+          <w:rPr>
+            <w:lang w:val="pt_PT" w:bidi="pt_PT"/>
+          </w:rPr>
+          <w:rPr>
+            <w:color w:val="0000EE"/>
+            <w:u w:val="single"/>
+          </w:rPr>
+          <w:t>Êxodo 20.2–17</w:t>
+        </w:r>
+      </w:hyperlink>
+      <w:r>
+        <w:rPr>
+          <w:lang w:val="pt_PT" w:bidi="pt_PT"/>
+        </w:rPr>
+        <w:t xml:space="preserve">; </w:t>
+      </w:r>
+      <w:hyperlink r:id="rId38">
+        <w:r>
+          <w:rPr>
+            <w:lang w:val="pt_PT" w:bidi="pt_PT"/>
+          </w:rPr>
+          <w:rPr>
+            <w:color w:val="0000EE"/>
+            <w:u w:val="single"/>
+          </w:rPr>
+          <w:t>Deuteronômio 5.6–21</w:t>
+        </w:r>
+      </w:hyperlink>
+      <w:r>
+        <w:rPr>
+          <w:lang w:val="pt_PT" w:bidi="pt_PT"/>
+        </w:rPr>
+        <w:t>):</w:t>
       </w:r>
     </w:p>
     <w:p>
@@ -1820,25 +1830,7 @@
         <w:rPr>
           <w:lang w:val="pt_PT" w:bidi="pt_PT"/>
         </w:rPr>
-        <w:t>Poesia (</w:t>
-      </w:r>
-      <w:hyperlink r:id="rId67">
-        <w:r>
-          <w:rPr>
-            <w:lang w:val="pt_PT" w:bidi="pt_PT"/>
-          </w:rPr>
-          <w:rPr>
-            <w:color w:val="0000EE"/>
-            <w:u w:val="single"/>
-          </w:rPr>
-          <w:t>Deuteronômio 32.1–43</w:t>
-        </w:r>
-      </w:hyperlink>
-      <w:r>
-        <w:rPr>
-          <w:lang w:val="pt_PT" w:bidi="pt_PT"/>
-        </w:rPr>
-        <w:t>)</w:t>
+        <w:t>“Lembre-se do dia de sábado”</w:t>
       </w:r>
     </w:p>
     <w:p>
@@ -1856,25 +1848,21 @@
         <w:rPr>
           <w:lang w:val="pt_PT" w:bidi="pt_PT"/>
         </w:rPr>
-        <w:t>Listas de linhagens familiares (</w:t>
-      </w:r>
-      <w:hyperlink r:id="rId68">
-        <w:r>
-          <w:rPr>
-            <w:lang w:val="pt_PT" w:bidi="pt_PT"/>
-          </w:rPr>
-          <w:rPr>
-            <w:color w:val="0000EE"/>
-            <w:u w:val="single"/>
-          </w:rPr>
-          <w:t>Êxodo 6.14–25</w:t>
-        </w:r>
-      </w:hyperlink>
-      <w:r>
-        <w:rPr>
-          <w:lang w:val="pt_PT" w:bidi="pt_PT"/>
-        </w:rPr>
-        <w:t>)</w:t>
+        <w:t>"Honra teu pai e tua mãe"</w:t>
+      </w:r>
+    </w:p>
+    <w:p>
+      <w:pPr/>
+      <w:r>
+        <w:rPr>
+          <w:lang w:val="pt_PT" w:bidi="pt_PT"/>
+        </w:rPr>
+      </w:r>
+      <w:r>
+        <w:rPr>
+          <w:lang w:val="pt_PT" w:bidi="pt_PT"/>
+        </w:rPr>
+        <w:t>Os mandamentos negativos estabelecem uma fronteira entre o bem e o mal. Os dois primeiros dos Dez Mandamentos são fundamentais:</w:t>
       </w:r>
     </w:p>
     <w:p>
@@ -1892,7 +1880,61 @@
         <w:rPr>
           <w:lang w:val="pt_PT" w:bidi="pt_PT"/>
         </w:rPr>
-        <w:t>Outras formas de literatura</w:t>
+        <w:t>“Não terás outros deuses diante de Mim” (</w:t>
+      </w:r>
+      <w:hyperlink r:id="rId66">
+        <w:r>
+          <w:rPr>
+            <w:lang w:val="pt_PT" w:bidi="pt_PT"/>
+          </w:rPr>
+          <w:rPr>
+            <w:color w:val="0000EE"/>
+            <w:u w:val="single"/>
+          </w:rPr>
+          <w:t>Êxodo 20.3</w:t>
+        </w:r>
+      </w:hyperlink>
+      <w:r>
+        <w:rPr>
+          <w:lang w:val="pt_PT" w:bidi="pt_PT"/>
+        </w:rPr>
+        <w:t>).</w:t>
+      </w:r>
+    </w:p>
+    <w:p>
+      <w:pPr>
+        <w:pStyle w:val="ListBullet"/>
+        <w:spacing w:line="240" w:lineRule="auto"/>
+        <w:ind w:left="720"/>
+      </w:pPr>
+      <w:r>
+        <w:rPr>
+          <w:lang w:val="pt_PT" w:bidi="pt_PT"/>
+        </w:rPr>
+      </w:r>
+      <w:r>
+        <w:rPr>
+          <w:lang w:val="pt_PT" w:bidi="pt_PT"/>
+        </w:rPr>
+        <w:t>“Não farás para ti um ídolo na forma de qualquer coisa... Não te curvarás diante deles nem os adorarás” (</w:t>
+      </w:r>
+      <w:hyperlink r:id="rId67">
+        <w:r>
+          <w:rPr>
+            <w:lang w:val="pt_PT" w:bidi="pt_PT"/>
+          </w:rPr>
+          <w:rPr>
+            <w:color w:val="0000EE"/>
+            <w:u w:val="single"/>
+          </w:rPr>
+          <w:t>Êxodo 20.4–5</w:t>
+        </w:r>
+      </w:hyperlink>
+      <w:r>
+        <w:rPr>
+          <w:lang w:val="pt_PT" w:bidi="pt_PT"/>
+        </w:rPr>
+        <w:t>).</w:t>
       </w:r>
     </w:p>
     <w:p>
@@ -1906,38 +1948,1975 @@
         <w:rPr>
           <w:lang w:val="pt_PT" w:bidi="pt_PT"/>
         </w:rPr>
-        <w:t xml:space="preserve">Outras palavras são traduzidas como "lei" e fazem parte das instruções dadas aos israelitas. Por exemplo, </w:t>
+        <w:t>Essas ações proibidas contrariam o mandamento fundamental de amar a Deus.</w:t>
+      </w:r>
+    </w:p>
+    <w:p>
+      <w:pPr/>
+      <w:r>
+        <w:rPr>
+          <w:lang w:val="pt_PT" w:bidi="pt_PT"/>
+        </w:rPr>
+      </w:r>
+      <w:r>
+        <w:rPr>
+          <w:lang w:val="pt_PT" w:bidi="pt_PT"/>
+        </w:rPr>
+        <w:t>Os livros dos profetas mostram que Deus usa essas leis para julgar as ações dos israelitas. Deus também as utiliza para julgar qualquer governante, grupo ou pessoa em qualquer tempo ou lugar. Aqueles que violam essas leis principais rejeitam o único Deus verdadeiro, o que leva ao julgamento divino e a desastres para os pecadores.</w:t>
+      </w:r>
+    </w:p>
+    <w:p>
+      <w:pPr/>
+      <w:r>
+        <w:rPr>
+          <w:lang w:val="pt_PT" w:bidi="pt_PT"/>
+        </w:rPr>
+      </w:r>
+      <w:r>
+        <w:rPr>
+          <w:u w:val="single"/>
+          <w:lang w:val="pt_PT" w:bidi="pt_PT"/>
+        </w:rPr>
+        <w:t>Seções para estudo complementar</w:t>
+      </w:r>
+    </w:p>
+    <w:p>
+      <w:pPr/>
+      <w:r>
+        <w:rPr>
+          <w:lang w:val="pt_PT" w:bidi="pt_PT"/>
+        </w:rPr>
+      </w:r>
+      <w:hyperlink r:id="rId65">
+        <w:r>
+          <w:rPr>
+            <w:lang w:val="pt_PT" w:bidi="pt_PT"/>
+          </w:rPr>
+          <w:rPr>
+            <w:color w:val="0000EE"/>
+            <w:u w:val="single"/>
+          </w:rPr>
+          <w:t>Êxodo 20.2–17</w:t>
+        </w:r>
+      </w:hyperlink>
+      <w:r>
+        <w:rPr>
+          <w:lang w:val="pt_PT" w:bidi="pt_PT"/>
+        </w:rPr>
+        <w:t xml:space="preserve">; </w:t>
+      </w:r>
+      <w:hyperlink r:id="rId62">
+        <w:r>
+          <w:rPr>
+            <w:lang w:val="pt_PT" w:bidi="pt_PT"/>
+          </w:rPr>
+          <w:rPr>
+            <w:color w:val="0000EE"/>
+            <w:u w:val="single"/>
+          </w:rPr>
+          <w:t>Levítico 19.18</w:t>
+        </w:r>
+      </w:hyperlink>
+      <w:r>
+        <w:rPr>
+          <w:lang w:val="pt_PT" w:bidi="pt_PT"/>
+        </w:rPr>
+        <w:t xml:space="preserve">; </w:t>
+      </w:r>
+      <w:hyperlink r:id="rId38">
+        <w:r>
+          <w:rPr>
+            <w:lang w:val="pt_PT" w:bidi="pt_PT"/>
+          </w:rPr>
+          <w:rPr>
+            <w:color w:val="0000EE"/>
+            <w:u w:val="single"/>
+          </w:rPr>
+          <w:t>Deuteronômio 5.6–21</w:t>
+        </w:r>
+      </w:hyperlink>
+      <w:r>
+        <w:rPr>
+          <w:lang w:val="pt_PT" w:bidi="pt_PT"/>
+        </w:rPr>
+        <w:t xml:space="preserve">; </w:t>
+      </w:r>
+      <w:hyperlink r:id="rId58">
+        <w:r>
+          <w:rPr>
+            <w:lang w:val="pt_PT" w:bidi="pt_PT"/>
+          </w:rPr>
+          <w:rPr>
+            <w:color w:val="0000EE"/>
+            <w:u w:val="single"/>
+          </w:rPr>
+          <w:t>6.5</w:t>
+        </w:r>
+      </w:hyperlink>
+      <w:r>
+        <w:rPr>
+          <w:lang w:val="pt_PT" w:bidi="pt_PT"/>
+        </w:rPr>
+        <w:t xml:space="preserve">; </w:t>
+      </w:r>
+      <w:hyperlink r:id="rId68">
+        <w:r>
+          <w:rPr>
+            <w:lang w:val="pt_PT" w:bidi="pt_PT"/>
+          </w:rPr>
+          <w:rPr>
+            <w:color w:val="0000EE"/>
+            <w:u w:val="single"/>
+          </w:rPr>
+          <w:t>Jeremias 2.7–13</w:t>
+        </w:r>
+      </w:hyperlink>
+      <w:r>
+        <w:rPr>
+          <w:lang w:val="pt_PT" w:bidi="pt_PT"/>
+        </w:rPr>
+        <w:t xml:space="preserve">; </w:t>
+      </w:r>
+      <w:hyperlink r:id="rId69">
+        <w:r>
+          <w:rPr>
+            <w:lang w:val="pt_PT" w:bidi="pt_PT"/>
+          </w:rPr>
+          <w:rPr>
+            <w:color w:val="0000EE"/>
+            <w:u w:val="single"/>
+          </w:rPr>
+          <w:t>3.8–11</w:t>
+        </w:r>
+      </w:hyperlink>
+      <w:r>
+        <w:rPr>
+          <w:lang w:val="pt_PT" w:bidi="pt_PT"/>
+        </w:rPr>
+        <w:t xml:space="preserve">; </w:t>
+      </w:r>
+      <w:hyperlink r:id="rId70">
+        <w:r>
+          <w:rPr>
+            <w:lang w:val="pt_PT" w:bidi="pt_PT"/>
+          </w:rPr>
+          <w:rPr>
+            <w:color w:val="0000EE"/>
+            <w:u w:val="single"/>
+          </w:rPr>
+          <w:t>5.1–9</w:t>
+        </w:r>
+      </w:hyperlink>
+      <w:r>
+        <w:rPr>
+          <w:lang w:val="pt_PT" w:bidi="pt_PT"/>
+        </w:rPr>
+        <w:t xml:space="preserve">; </w:t>
+      </w:r>
+      <w:hyperlink r:id="rId71">
+        <w:r>
+          <w:rPr>
+            <w:lang w:val="pt_PT" w:bidi="pt_PT"/>
+          </w:rPr>
+          <w:rPr>
+            <w:color w:val="0000EE"/>
+            <w:u w:val="single"/>
+          </w:rPr>
+          <w:t>6.10–21</w:t>
+        </w:r>
+      </w:hyperlink>
+      <w:r>
+        <w:rPr>
+          <w:lang w:val="pt_PT" w:bidi="pt_PT"/>
+        </w:rPr>
+        <w:t xml:space="preserve">; </w:t>
+      </w:r>
+      <w:hyperlink r:id="rId72">
+        <w:r>
+          <w:rPr>
+            <w:lang w:val="pt_PT" w:bidi="pt_PT"/>
+          </w:rPr>
+          <w:rPr>
+            <w:color w:val="0000EE"/>
+            <w:u w:val="single"/>
+          </w:rPr>
+          <w:t>7.16–29</w:t>
+        </w:r>
+      </w:hyperlink>
+      <w:r>
+        <w:rPr>
+          <w:lang w:val="pt_PT" w:bidi="pt_PT"/>
+        </w:rPr>
+        <w:t xml:space="preserve">; </w:t>
+      </w:r>
+      <w:hyperlink r:id="rId73">
+        <w:r>
+          <w:rPr>
+            <w:lang w:val="pt_PT" w:bidi="pt_PT"/>
+          </w:rPr>
+          <w:rPr>
+            <w:color w:val="0000EE"/>
+            <w:u w:val="single"/>
+          </w:rPr>
+          <w:t>8.9–13</w:t>
+        </w:r>
+      </w:hyperlink>
+      <w:r>
+        <w:rPr>
+          <w:lang w:val="pt_PT" w:bidi="pt_PT"/>
+        </w:rPr>
+        <w:t xml:space="preserve">; </w:t>
+      </w:r>
+      <w:hyperlink r:id="rId74">
+        <w:r>
+          <w:rPr>
+            <w:lang w:val="pt_PT" w:bidi="pt_PT"/>
+          </w:rPr>
+          <w:rPr>
+            <w:color w:val="0000EE"/>
+            <w:u w:val="single"/>
+          </w:rPr>
+          <w:t>11.6–14</w:t>
+        </w:r>
+      </w:hyperlink>
+      <w:r>
+        <w:rPr>
+          <w:lang w:val="pt_PT" w:bidi="pt_PT"/>
+        </w:rPr>
+        <w:t xml:space="preserve">; </w:t>
+      </w:r>
+      <w:hyperlink r:id="rId75">
+        <w:r>
+          <w:rPr>
+            <w:lang w:val="pt_PT" w:bidi="pt_PT"/>
+          </w:rPr>
+          <w:rPr>
+            <w:color w:val="0000EE"/>
+            <w:u w:val="single"/>
+          </w:rPr>
+          <w:t>17.1–4</w:t>
+        </w:r>
+      </w:hyperlink>
+      <w:r>
+        <w:rPr>
+          <w:lang w:val="pt_PT" w:bidi="pt_PT"/>
+        </w:rPr>
+        <w:t xml:space="preserve">; </w:t>
+      </w:r>
+      <w:hyperlink r:id="rId76">
+        <w:r>
+          <w:rPr>
+            <w:lang w:val="pt_PT" w:bidi="pt_PT"/>
+          </w:rPr>
+          <w:rPr>
+            <w:color w:val="0000EE"/>
+            <w:u w:val="single"/>
+          </w:rPr>
+          <w:t>22.1–9</w:t>
+        </w:r>
+      </w:hyperlink>
+      <w:r>
+        <w:rPr>
+          <w:lang w:val="pt_PT" w:bidi="pt_PT"/>
+        </w:rPr>
+        <w:t xml:space="preserve">; </w:t>
+      </w:r>
+      <w:hyperlink r:id="rId77">
+        <w:r>
+          <w:rPr>
+            <w:lang w:val="pt_PT" w:bidi="pt_PT"/>
+          </w:rPr>
+          <w:rPr>
+            <w:color w:val="0000EE"/>
+            <w:u w:val="single"/>
+          </w:rPr>
+          <w:t>23.10–12</w:t>
+        </w:r>
+      </w:hyperlink>
+      <w:r>
+        <w:rPr>
+          <w:lang w:val="pt_PT" w:bidi="pt_PT"/>
+        </w:rPr>
+        <w:t xml:space="preserve">; </w:t>
+      </w:r>
+      <w:hyperlink r:id="rId78">
+        <w:r>
+          <w:rPr>
+            <w:lang w:val="pt_PT" w:bidi="pt_PT"/>
+          </w:rPr>
+          <w:rPr>
+            <w:color w:val="0000EE"/>
+            <w:u w:val="single"/>
+          </w:rPr>
+          <w:t>34.8–20</w:t>
+        </w:r>
+      </w:hyperlink>
+      <w:r>
+        <w:rPr>
+          <w:lang w:val="pt_PT" w:bidi="pt_PT"/>
+        </w:rPr>
+        <w:t xml:space="preserve">; </w:t>
+      </w:r>
+      <w:hyperlink r:id="rId63">
+        <w:r>
+          <w:rPr>
+            <w:lang w:val="pt_PT" w:bidi="pt_PT"/>
+          </w:rPr>
+          <w:rPr>
+            <w:color w:val="0000EE"/>
+            <w:u w:val="single"/>
+          </w:rPr>
+          <w:t>Mateus 19.19</w:t>
+        </w:r>
+      </w:hyperlink>
+      <w:r>
+        <w:rPr>
+          <w:lang w:val="pt_PT" w:bidi="pt_PT"/>
+        </w:rPr>
+        <w:t xml:space="preserve">; </w:t>
+      </w:r>
+      <w:hyperlink r:id="rId59">
+        <w:r>
+          <w:rPr>
+            <w:lang w:val="pt_PT" w:bidi="pt_PT"/>
+          </w:rPr>
+          <w:rPr>
+            <w:color w:val="0000EE"/>
+            <w:u w:val="single"/>
+          </w:rPr>
+          <w:t>22.37</w:t>
+        </w:r>
+      </w:hyperlink>
+      <w:r>
+        <w:rPr>
+          <w:lang w:val="pt_PT" w:bidi="pt_PT"/>
+        </w:rPr>
+        <w:t xml:space="preserve">; </w:t>
+      </w:r>
+      <w:hyperlink r:id="rId79">
+        <w:r>
+          <w:rPr>
+            <w:lang w:val="pt_PT" w:bidi="pt_PT"/>
+          </w:rPr>
+          <w:rPr>
+            <w:color w:val="0000EE"/>
+            <w:u w:val="single"/>
+          </w:rPr>
+          <w:t>Marcos 12.30–31</w:t>
+        </w:r>
+      </w:hyperlink>
+      <w:r>
+        <w:rPr>
+          <w:lang w:val="pt_PT" w:bidi="pt_PT"/>
+        </w:rPr>
+        <w:t xml:space="preserve">; </w:t>
+      </w:r>
+      <w:hyperlink r:id="rId61">
+        <w:r>
+          <w:rPr>
+            <w:lang w:val="pt_PT" w:bidi="pt_PT"/>
+          </w:rPr>
+          <w:rPr>
+            <w:color w:val="0000EE"/>
+            <w:u w:val="single"/>
+          </w:rPr>
+          <w:t>Lucas 10.27</w:t>
+        </w:r>
+      </w:hyperlink>
+      <w:r>
+        <w:rPr>
+          <w:lang w:val="pt_PT" w:bidi="pt_PT"/>
+        </w:rPr>
+        <w:t xml:space="preserve">; </w:t>
+      </w:r>
+      <w:hyperlink r:id="rId80">
+        <w:r>
+          <w:rPr>
+            <w:lang w:val="pt_PT" w:bidi="pt_PT"/>
+          </w:rPr>
+          <w:rPr>
+            <w:color w:val="0000EE"/>
+            <w:u w:val="single"/>
+          </w:rPr>
+          <w:t>1 Coríntios 13.13.</w:t>
+        </w:r>
+      </w:hyperlink>
+      <w:r>
+        <w:rPr>
+          <w:lang w:val="pt_PT" w:bidi="pt_PT"/>
+        </w:rPr>
+      </w:r>
+      <w:r>
+        <w:rPr>
+          <w:lang w:val="pt_PT" w:bidi="pt_PT"/>
+        </w:rPr>
+      </w:r>
+    </w:p>
+    <w:p>
+      <w:pPr/>
+      <w:r>
+        <w:rPr>
+          <w:lang w:val="pt_PT" w:bidi="pt_PT"/>
+        </w:rPr>
+      </w:r>
+    </w:p>
+    <w:p>
+      <w:pPr>
+        <w:pStyle w:val="Heading2"/>
+      </w:pPr>
+      <w:r>
+        <w:rPr>
+          <w:lang w:val="pt_PT" w:bidi="pt_PT"/>
+        </w:rPr>
+        <w:t>Lembre-se dele</w:t>
+      </w:r>
+      <w:r>
+        <w:rPr>
+          <w:lang w:val="pt_PT" w:bidi="pt_PT"/>
+        </w:rPr>
+      </w:r>
+    </w:p>
+    <w:p>
+      <w:pPr/>
+      <w:r>
+        <w:rPr>
+          <w:lang w:val="pt_PT" w:bidi="pt_PT"/>
+        </w:rPr>
+      </w:r>
+      <w:r>
+        <w:rPr>
+          <w:lang w:val="pt_PT" w:bidi="pt_PT"/>
+        </w:rPr>
+        <w:t>Deus salvou os israelitas da escravidão no Egito e os fez seu povo. No entanto, Deus sabia que eles o esqueceriam (</w:t>
+      </w:r>
+      <w:hyperlink r:id="rId81">
+        <w:r>
+          <w:rPr>
+            <w:lang w:val="pt_PT" w:bidi="pt_PT"/>
+          </w:rPr>
+          <w:rPr>
+            <w:color w:val="0000EE"/>
+            <w:u w:val="single"/>
+          </w:rPr>
+          <w:t>Deuteronômio 31.16–21</w:t>
+        </w:r>
+      </w:hyperlink>
+      <w:r>
+        <w:rPr>
+          <w:lang w:val="pt_PT" w:bidi="pt_PT"/>
+        </w:rPr>
+        <w:t>). Moisés advertiu o povo que estava entrando na terra Prometida para sempre lembrar o que o Senhor havia feito por eles (</w:t>
+      </w:r>
+      <w:hyperlink r:id="rId82">
+        <w:r>
+          <w:rPr>
+            <w:lang w:val="pt_PT" w:bidi="pt_PT"/>
+          </w:rPr>
+          <w:rPr>
+            <w:color w:val="0000EE"/>
+            <w:u w:val="single"/>
+          </w:rPr>
+          <w:t>Deuteronômio 8.1–20</w:t>
+        </w:r>
+      </w:hyperlink>
+      <w:r>
+        <w:rPr>
+          <w:lang w:val="pt_PT" w:bidi="pt_PT"/>
+        </w:rPr>
+        <w:t xml:space="preserve">). Os israelitas eventualmente esqueceram o Senhor, o que levou ao seu exílio da terra que Deus lhes havia dado (veja </w:t>
+      </w:r>
+      <w:hyperlink r:id="rId83">
+        <w:r>
+          <w:rPr>
+            <w:lang w:val="pt_PT" w:bidi="pt_PT"/>
+          </w:rPr>
+          <w:rPr>
+            <w:color w:val="0000EE"/>
+            <w:u w:val="single"/>
+          </w:rPr>
+          <w:t>2 Reis 17.5–23</w:t>
+        </w:r>
+      </w:hyperlink>
+      <w:r>
+        <w:rPr>
+          <w:lang w:val="pt_PT" w:bidi="pt_PT"/>
+        </w:rPr>
+        <w:t xml:space="preserve">; veja também </w:t>
+      </w:r>
+      <w:hyperlink r:id="rId84">
+        <w:r>
+          <w:rPr>
+            <w:lang w:val="pt_PT" w:bidi="pt_PT"/>
+          </w:rPr>
+          <w:rPr>
+            <w:color w:val="0000EE"/>
+            <w:u w:val="single"/>
+          </w:rPr>
+          <w:t>Jeremias 2.32</w:t>
+        </w:r>
+      </w:hyperlink>
+      <w:r>
+        <w:rPr>
+          <w:lang w:val="pt_PT" w:bidi="pt_PT"/>
+        </w:rPr>
+        <w:t>).</w:t>
+      </w:r>
+    </w:p>
+    <w:p>
+      <w:pPr/>
+      <w:r>
+        <w:rPr>
+          <w:lang w:val="pt_PT" w:bidi="pt_PT"/>
+        </w:rPr>
+      </w:r>
+      <w:r>
+        <w:rPr>
+          <w:lang w:val="pt_PT" w:bidi="pt_PT"/>
+        </w:rPr>
+        <w:t>O Sábio no livro de Eclesiastes enfatiza a importância de lembrar do Senhor. Ao longo do livro, o Sábio reflete sobre como muitos aspectos da vida são temporários e sem sentido. Ele conclui instando os leitores a se lembrarem daquele que é eterno (</w:t>
+      </w:r>
+      <w:hyperlink r:id="rId85">
+        <w:r>
+          <w:rPr>
+            <w:lang w:val="pt_PT" w:bidi="pt_PT"/>
+          </w:rPr>
+          <w:rPr>
+            <w:color w:val="0000EE"/>
+            <w:u w:val="single"/>
+          </w:rPr>
+          <w:t>Eclesiastes 12.1–7</w:t>
+        </w:r>
+      </w:hyperlink>
+      <w:r>
+        <w:rPr>
+          <w:lang w:val="pt_PT" w:bidi="pt_PT"/>
+        </w:rPr>
+        <w:t>). Ninguém permanece jovem para sempre; o envelhecimento e a morte são universais.</w:t>
+      </w:r>
+    </w:p>
+    <w:p>
+      <w:pPr/>
+      <w:r>
+        <w:rPr>
+          <w:lang w:val="pt_PT" w:bidi="pt_PT"/>
+        </w:rPr>
+      </w:r>
+      <w:r>
+        <w:rPr>
+          <w:lang w:val="pt_PT" w:bidi="pt_PT"/>
+        </w:rPr>
+        <w:t>Portanto, o Sábio incentiva as pessoas a focarem em Deus enquanto são jovens, antes que seja tarde demais. Todas as pessoas são responsáveis perante Deus por suas ações (</w:t>
+      </w:r>
+      <w:hyperlink r:id="rId86">
+        <w:r>
+          <w:rPr>
+            <w:lang w:val="pt_PT" w:bidi="pt_PT"/>
+          </w:rPr>
+          <w:rPr>
+            <w:color w:val="0000EE"/>
+            <w:u w:val="single"/>
+          </w:rPr>
+          <w:t>Eclesiastes 12.13–14</w:t>
+        </w:r>
+      </w:hyperlink>
+      <w:r>
+        <w:rPr>
+          <w:lang w:val="pt_PT" w:bidi="pt_PT"/>
+        </w:rPr>
+        <w:t>). Nossas vidas presentes devem ser guiadas pela realidade de seu julgamento futuro.</w:t>
+      </w:r>
+    </w:p>
+    <w:p>
+      <w:pPr/>
+      <w:r>
+        <w:rPr>
+          <w:lang w:val="pt_PT" w:bidi="pt_PT"/>
+        </w:rPr>
+      </w:r>
+      <w:r>
+        <w:rPr>
+          <w:u w:val="single"/>
+          <w:lang w:val="pt_PT" w:bidi="pt_PT"/>
+        </w:rPr>
+        <w:t>Passagens para estudo complementar</w:t>
+      </w:r>
+    </w:p>
+    <w:p>
+      <w:pPr/>
+      <w:r>
+        <w:rPr>
+          <w:lang w:val="pt_PT" w:bidi="pt_PT"/>
+        </w:rPr>
+      </w:r>
+      <w:hyperlink r:id="rId82">
+        <w:r>
+          <w:rPr>
+            <w:lang w:val="pt_PT" w:bidi="pt_PT"/>
+          </w:rPr>
+          <w:rPr>
+            <w:color w:val="0000EE"/>
+            <w:u w:val="single"/>
+          </w:rPr>
+          <w:t>Deuteronômio 8.1–20</w:t>
+        </w:r>
+      </w:hyperlink>
+      <w:r>
+        <w:rPr>
+          <w:lang w:val="pt_PT" w:bidi="pt_PT"/>
+        </w:rPr>
+        <w:t xml:space="preserve">; </w:t>
+      </w:r>
+      <w:hyperlink r:id="rId85">
+        <w:r>
+          <w:rPr>
+            <w:lang w:val="pt_PT" w:bidi="pt_PT"/>
+          </w:rPr>
+          <w:rPr>
+            <w:color w:val="0000EE"/>
+            <w:u w:val="single"/>
+          </w:rPr>
+          <w:t>Eclesiastes 12.1–7</w:t>
+        </w:r>
+      </w:hyperlink>
+      <w:r>
+        <w:rPr>
+          <w:lang w:val="pt_PT" w:bidi="pt_PT"/>
+        </w:rPr>
+        <w:t xml:space="preserve">, </w:t>
+      </w:r>
+      <w:hyperlink r:id="rId86">
+        <w:r>
+          <w:rPr>
+            <w:lang w:val="pt_PT" w:bidi="pt_PT"/>
+          </w:rPr>
+          <w:rPr>
+            <w:color w:val="0000EE"/>
+            <w:u w:val="single"/>
+          </w:rPr>
+          <w:t>13–14</w:t>
+        </w:r>
+      </w:hyperlink>
+      <w:r>
+        <w:rPr>
+          <w:lang w:val="pt_PT" w:bidi="pt_PT"/>
+        </w:rPr>
+        <w:t xml:space="preserve">; </w:t>
+      </w:r>
+      <w:hyperlink r:id="rId87">
+        <w:r>
+          <w:rPr>
+            <w:lang w:val="pt_PT" w:bidi="pt_PT"/>
+          </w:rPr>
+          <w:rPr>
+            <w:color w:val="0000EE"/>
+            <w:u w:val="single"/>
+          </w:rPr>
+          <w:t>1 Coríntios 3.12–14.</w:t>
+        </w:r>
+      </w:hyperlink>
+      <w:r>
+        <w:rPr>
+          <w:lang w:val="pt_PT" w:bidi="pt_PT"/>
+        </w:rPr>
+      </w:r>
+      <w:r>
+        <w:rPr>
+          <w:lang w:val="pt_PT" w:bidi="pt_PT"/>
+        </w:rPr>
+      </w:r>
+    </w:p>
+    <w:p>
+      <w:pPr/>
+      <w:r>
+        <w:rPr>
+          <w:lang w:val="pt_PT" w:bidi="pt_PT"/>
+        </w:rPr>
+      </w:r>
+    </w:p>
+    <w:p>
+      <w:pPr>
+        <w:pStyle w:val="Heading2"/>
+      </w:pPr>
+      <w:r>
+        <w:rPr>
+          <w:lang w:val="pt_PT" w:bidi="pt_PT"/>
+        </w:rPr>
+        <w:t>Lidando com conflito</w:t>
+      </w:r>
+      <w:r>
+        <w:rPr>
+          <w:lang w:val="pt_PT" w:bidi="pt_PT"/>
+        </w:rPr>
+      </w:r>
+    </w:p>
+    <w:p>
+      <w:pPr/>
+      <w:r>
+        <w:rPr>
+          <w:lang w:val="pt_PT" w:bidi="pt_PT"/>
+        </w:rPr>
+      </w:r>
+      <w:r>
+        <w:rPr>
+          <w:lang w:val="pt_PT" w:bidi="pt_PT"/>
+        </w:rPr>
+        <w:t>O povo de Deus frequentemente enfrenta conflitos. Eles podem vir de pessoas externas, que se colocam contra Deus, ou de pessoas internas, que provocam dificuldades. Lidar com conflitos requer sabedoria e cuidado, pois questões pequenas podem se tornar grandes problemas.</w:t>
+      </w:r>
+    </w:p>
+    <w:p>
+      <w:pPr/>
+      <w:r>
+        <w:rPr>
+          <w:lang w:val="pt_PT" w:bidi="pt_PT"/>
+        </w:rPr>
+      </w:r>
+      <w:r>
+        <w:rPr>
+          <w:lang w:val="pt_PT" w:bidi="pt_PT"/>
+        </w:rPr>
+        <w:t>Paulo enfrentou oposição do governo e dos líderes comunitários (</w:t>
+      </w:r>
+      <w:hyperlink r:id="rId88">
+        <w:r>
+          <w:rPr>
+            <w:lang w:val="pt_PT" w:bidi="pt_PT"/>
+          </w:rPr>
+          <w:rPr>
+            <w:color w:val="0000EE"/>
+            <w:u w:val="single"/>
+          </w:rPr>
+          <w:t>Atos 16.22–24</w:t>
+        </w:r>
+      </w:hyperlink>
+      <w:r>
+        <w:rPr>
+          <w:lang w:val="pt_PT" w:bidi="pt_PT"/>
+        </w:rPr>
+        <w:t xml:space="preserve">; </w:t>
+      </w:r>
+      <w:hyperlink r:id="rId89">
+        <w:r>
+          <w:rPr>
+            <w:lang w:val="pt_PT" w:bidi="pt_PT"/>
+          </w:rPr>
+          <w:rPr>
+            <w:color w:val="0000EE"/>
+            <w:u w:val="single"/>
+          </w:rPr>
+          <w:t>Atos 19.23–34</w:t>
+        </w:r>
+      </w:hyperlink>
+      <w:r>
+        <w:rPr>
+          <w:lang w:val="pt_PT" w:bidi="pt_PT"/>
+        </w:rPr>
+        <w:t>). Moisés lidou com o povo reclamante e insatisfeito de Israel (</w:t>
+      </w:r>
+      <w:hyperlink r:id="rId90">
+        <w:r>
+          <w:rPr>
+            <w:lang w:val="pt_PT" w:bidi="pt_PT"/>
+          </w:rPr>
+          <w:rPr>
+            <w:color w:val="0000EE"/>
+            <w:u w:val="single"/>
+          </w:rPr>
+          <w:t>por exemplo, Êxodo 17.1–4</w:t>
+        </w:r>
+      </w:hyperlink>
+      <w:r>
+        <w:rPr>
+          <w:lang w:val="pt_PT" w:bidi="pt_PT"/>
+        </w:rPr>
+        <w:t>). O livro de Neemias oferece um exemplo detalhado de como uma pessoa piedosa pode lidar com conflitos.</w:t>
+      </w:r>
+    </w:p>
+    <w:p>
+      <w:pPr>
+        <w:pStyle w:val="Heading3"/>
+      </w:pPr>
+      <w:r>
+        <w:rPr>
+          <w:lang w:val="pt_PT" w:bidi="pt_PT"/>
+        </w:rPr>
+        <w:t>Neemias</w:t>
+      </w:r>
+    </w:p>
+    <w:p>
+      <w:pPr/>
+      <w:r>
+        <w:rPr>
+          <w:lang w:val="pt_PT" w:bidi="pt_PT"/>
+        </w:rPr>
+      </w:r>
+      <w:r>
+        <w:rPr>
+          <w:lang w:val="pt_PT" w:bidi="pt_PT"/>
+        </w:rPr>
+        <w:t>Neemias enfrentou desafios tanto externos quanto internos ao povo de Deus enquanto seguia a orientação divina.</w:t>
+      </w:r>
+    </w:p>
+    <w:p>
+      <w:pPr>
+        <w:pStyle w:val="Heading4"/>
+      </w:pPr>
+      <w:r>
+        <w:rPr>
+          <w:lang w:val="pt_PT" w:bidi="pt_PT"/>
+        </w:rPr>
+        <w:t>Conflito externo</w:t>
+      </w:r>
+    </w:p>
+    <w:p>
+      <w:pPr/>
+      <w:r>
+        <w:rPr>
+          <w:lang w:val="pt_PT" w:bidi="pt_PT"/>
+        </w:rPr>
+      </w:r>
+      <w:r>
+        <w:rPr>
+          <w:lang w:val="pt_PT" w:bidi="pt_PT"/>
+        </w:rPr>
+        <w:t>Estrangeiros como Sambalate, Gesém e Tobias se opuseram fortemente à reconstrução dos muros de Jerusalém e zombaram da liderança de Neemias (</w:t>
+      </w:r>
+      <w:hyperlink r:id="rId91">
+        <w:r>
+          <w:rPr>
+            <w:lang w:val="pt_PT" w:bidi="pt_PT"/>
+          </w:rPr>
+          <w:rPr>
+            <w:color w:val="0000EE"/>
+            <w:u w:val="single"/>
+          </w:rPr>
+          <w:t>Neemias 2.10;</w:t>
+        </w:r>
+      </w:hyperlink>
+      <w:r>
+        <w:rPr>
+          <w:lang w:val="pt_PT" w:bidi="pt_PT"/>
+        </w:rPr>
+        <w:t xml:space="preserve"> </w:t>
+      </w:r>
+      <w:hyperlink r:id="rId92">
+        <w:r>
+          <w:rPr>
+            <w:lang w:val="pt_PT" w:bidi="pt_PT"/>
+          </w:rPr>
+          <w:rPr>
+            <w:color w:val="0000EE"/>
+            <w:u w:val="single"/>
+          </w:rPr>
+          <w:t>2.19</w:t>
+        </w:r>
+      </w:hyperlink>
+      <w:r>
+        <w:rPr>
+          <w:lang w:val="pt_PT" w:bidi="pt_PT"/>
+        </w:rPr>
+        <w:t xml:space="preserve">; </w:t>
+      </w:r>
+      <w:hyperlink r:id="rId93">
+        <w:r>
+          <w:rPr>
+            <w:lang w:val="pt_PT" w:bidi="pt_PT"/>
+          </w:rPr>
+          <w:rPr>
+            <w:color w:val="0000EE"/>
+            <w:u w:val="single"/>
+          </w:rPr>
+          <w:t>4.1–3</w:t>
+        </w:r>
+      </w:hyperlink>
+      <w:r>
+        <w:rPr>
+          <w:lang w:val="pt_PT" w:bidi="pt_PT"/>
+        </w:rPr>
+        <w:t>). A oposição aumentou para incluir árabes, amonitas e pessoas de Asdode, que planejavam atacar os construtores (</w:t>
+      </w:r>
+      <w:hyperlink r:id="rId94">
+        <w:r>
+          <w:rPr>
+            <w:lang w:val="pt_PT" w:bidi="pt_PT"/>
+          </w:rPr>
+          <w:rPr>
+            <w:color w:val="0000EE"/>
+            <w:u w:val="single"/>
+          </w:rPr>
+          <w:t>4.7–9</w:t>
+        </w:r>
+      </w:hyperlink>
+      <w:r>
+        <w:rPr>
+          <w:lang w:val="pt_PT" w:bidi="pt_PT"/>
+        </w:rPr>
+        <w:t>,</w:t>
+      </w:r>
+      <w:hyperlink r:id="rId95">
+        <w:r>
+          <w:rPr>
+            <w:lang w:val="pt_PT" w:bidi="pt_PT"/>
+          </w:rPr>
+          <w:rPr>
+            <w:color w:val="0000EE"/>
+            <w:u w:val="single"/>
+          </w:rPr>
+          <w:t>11</w:t>
+        </w:r>
+      </w:hyperlink>
+      <w:r>
+        <w:rPr>
+          <w:lang w:val="pt_PT" w:bidi="pt_PT"/>
+        </w:rPr>
+        <w:t>).</w:t>
+      </w:r>
+    </w:p>
+    <w:p>
+      <w:pPr/>
+      <w:r>
+        <w:rPr>
+          <w:lang w:val="pt_PT" w:bidi="pt_PT"/>
+        </w:rPr>
+      </w:r>
+      <w:r>
+        <w:rPr>
+          <w:lang w:val="pt_PT" w:bidi="pt_PT"/>
+        </w:rPr>
+        <w:t>Para combater isso, Neemias colocou guardas, orou pela ajuda de Deus, criou um sistema de alerta de emergência e continuou trabalhando (</w:t>
+      </w:r>
+      <w:hyperlink r:id="rId96">
+        <w:r>
+          <w:rPr>
+            <w:lang w:val="pt_PT" w:bidi="pt_PT"/>
+          </w:rPr>
+          <w:rPr>
+            <w:color w:val="0000EE"/>
+            <w:u w:val="single"/>
+          </w:rPr>
+          <w:t>4.6–23</w:t>
+        </w:r>
+      </w:hyperlink>
+      <w:r>
+        <w:rPr>
+          <w:lang w:val="pt_PT" w:bidi="pt_PT"/>
+        </w:rPr>
+        <w:t>). Os inimigos frustrados de Israel tentaram várias vezes desonrar ou matar Neemias (</w:t>
+      </w:r>
+      <w:hyperlink r:id="rId97">
+        <w:r>
+          <w:rPr>
+            <w:lang w:val="pt_PT" w:bidi="pt_PT"/>
+          </w:rPr>
+          <w:rPr>
+            <w:color w:val="0000EE"/>
+            <w:u w:val="single"/>
+          </w:rPr>
+          <w:t>6.1–14</w:t>
+        </w:r>
+      </w:hyperlink>
+      <w:r>
+        <w:rPr>
+          <w:lang w:val="pt_PT" w:bidi="pt_PT"/>
+        </w:rPr>
+        <w:t>). No entanto, Neemias sabiamente evitou ou interrompeu seus planos enquanto permanecia focado em sua missão dada por Deus.</w:t>
+      </w:r>
+    </w:p>
+    <w:p>
+      <w:pPr>
+        <w:pStyle w:val="Heading4"/>
+      </w:pPr>
+      <w:r>
+        <w:rPr>
+          <w:lang w:val="pt_PT" w:bidi="pt_PT"/>
+        </w:rPr>
+        <w:t>Conflito interno</w:t>
+      </w:r>
+    </w:p>
+    <w:p>
+      <w:pPr/>
+      <w:r>
+        <w:rPr>
+          <w:lang w:val="pt_PT" w:bidi="pt_PT"/>
+        </w:rPr>
+      </w:r>
+      <w:r>
+        <w:rPr>
+          <w:lang w:val="pt_PT" w:bidi="pt_PT"/>
+        </w:rPr>
+        <w:t>Neemias também encontrou problemas entre o povo de Deus. Judeus ricos estavam maltratando os pobres, cobrando altos juros (</w:t>
+      </w:r>
+      <w:hyperlink r:id="rId98">
+        <w:r>
+          <w:rPr>
+            <w:lang w:val="pt_PT" w:bidi="pt_PT"/>
+          </w:rPr>
+          <w:rPr>
+            <w:color w:val="0000EE"/>
+            <w:u w:val="single"/>
+          </w:rPr>
+          <w:t>5.1–13</w:t>
+        </w:r>
+      </w:hyperlink>
+      <w:r>
+        <w:rPr>
+          <w:lang w:val="pt_PT" w:bidi="pt_PT"/>
+        </w:rPr>
+        <w:t>). Judeus haviam se casado com estrangeiros que adoravam outros deuses (</w:t>
+      </w:r>
+      <w:hyperlink r:id="rId99">
+        <w:r>
+          <w:rPr>
+            <w:lang w:val="pt_PT" w:bidi="pt_PT"/>
+          </w:rPr>
+          <w:rPr>
+            <w:color w:val="0000EE"/>
+            <w:u w:val="single"/>
+          </w:rPr>
+          <w:t>13.23–30</w:t>
+        </w:r>
+      </w:hyperlink>
+      <w:r>
+        <w:rPr>
+          <w:lang w:val="pt_PT" w:bidi="pt_PT"/>
+        </w:rPr>
+        <w:t>). Muitos não davam dízimos nem honravam o dia de sábado (</w:t>
+      </w:r>
+      <w:hyperlink r:id="rId100">
+        <w:r>
+          <w:rPr>
+            <w:lang w:val="pt_PT" w:bidi="pt_PT"/>
+          </w:rPr>
+          <w:rPr>
+            <w:color w:val="0000EE"/>
+            <w:u w:val="single"/>
+          </w:rPr>
+          <w:t>10.31–39</w:t>
+        </w:r>
+      </w:hyperlink>
+      <w:r>
+        <w:rPr>
+          <w:lang w:val="pt_PT" w:bidi="pt_PT"/>
+        </w:rPr>
+        <w:t xml:space="preserve">; </w:t>
+      </w:r>
+      <w:hyperlink r:id="rId101">
+        <w:r>
+          <w:rPr>
+            <w:lang w:val="pt_PT" w:bidi="pt_PT"/>
+          </w:rPr>
+          <w:rPr>
+            <w:color w:val="0000EE"/>
+            <w:u w:val="single"/>
+          </w:rPr>
+          <w:t>13.10–22</w:t>
+        </w:r>
+      </w:hyperlink>
+      <w:r>
+        <w:rPr>
+          <w:lang w:val="pt_PT" w:bidi="pt_PT"/>
+        </w:rPr>
+        <w:t>). Finalmente, Neemias teve que se opor ao sacerdote Eliasibe, que havia permitido que Tobias usasse uma das salas de armazenamento do templo (</w:t>
+      </w:r>
+      <w:hyperlink r:id="rId102">
+        <w:r>
+          <w:rPr>
+            <w:lang w:val="pt_PT" w:bidi="pt_PT"/>
+          </w:rPr>
+          <w:rPr>
+            <w:color w:val="0000EE"/>
+            <w:u w:val="single"/>
+          </w:rPr>
+          <w:t>13.4–9</w:t>
+        </w:r>
+      </w:hyperlink>
+      <w:r>
+        <w:rPr>
+          <w:lang w:val="pt_PT" w:bidi="pt_PT"/>
+        </w:rPr>
+        <w:t>).</w:t>
+      </w:r>
+    </w:p>
+    <w:p>
+      <w:pPr/>
+      <w:r>
+        <w:rPr>
+          <w:lang w:val="pt_PT" w:bidi="pt_PT"/>
+        </w:rPr>
+      </w:r>
+      <w:r>
+        <w:rPr>
+          <w:lang w:val="pt_PT" w:bidi="pt_PT"/>
+        </w:rPr>
+        <w:t>Enfrentar esses problemas exigiu um compromisso firme com os princípios das Escrituras. Ele teve que ser audacioso ao insistir que as pessoas seguissem essas instruções divinas. Ele precisava mostrar compaixão ao restaurar as pessoas à comunhão após a confrontação.</w:t>
+      </w:r>
+    </w:p>
+    <w:p>
+      <w:pPr/>
+      <w:r>
+        <w:rPr>
+          <w:lang w:val="pt_PT" w:bidi="pt_PT"/>
+        </w:rPr>
+      </w:r>
+      <w:r>
+        <w:rPr>
+          <w:lang w:val="pt_PT" w:bidi="pt_PT"/>
+        </w:rPr>
+        <w:t>Em cada caso, Neemias corajosamente seguiu o exemplo de líderes anteriores. Moisés se opôs à adoração do bezerro de ouro (</w:t>
+      </w:r>
+      <w:hyperlink r:id="rId103">
+        <w:r>
+          <w:rPr>
+            <w:lang w:val="pt_PT" w:bidi="pt_PT"/>
+          </w:rPr>
+          <w:rPr>
+            <w:color w:val="0000EE"/>
+            <w:u w:val="single"/>
+          </w:rPr>
+          <w:t>Êxodo 32</w:t>
+        </w:r>
+      </w:hyperlink>
+      <w:r>
+        <w:rPr>
+          <w:lang w:val="pt_PT" w:bidi="pt_PT"/>
+        </w:rPr>
+        <w:t>). O profeta Samuel se opôs àqueles envolvidos na adoração a Baal (</w:t>
+      </w:r>
+      <w:hyperlink r:id="rId104">
+        <w:r>
+          <w:rPr>
+            <w:lang w:val="pt_PT" w:bidi="pt_PT"/>
+          </w:rPr>
+          <w:rPr>
+            <w:color w:val="0000EE"/>
+            <w:u w:val="single"/>
+          </w:rPr>
+          <w:t>1 Samuel 7.3–8</w:t>
+        </w:r>
+      </w:hyperlink>
+      <w:r>
+        <w:rPr>
+          <w:lang w:val="pt_PT" w:bidi="pt_PT"/>
+        </w:rPr>
+        <w:t>). O profeta Natã confrontou Davi quando ele pecou (</w:t>
+      </w:r>
+      <w:hyperlink r:id="rId105">
+        <w:r>
+          <w:rPr>
+            <w:lang w:val="pt_PT" w:bidi="pt_PT"/>
+          </w:rPr>
+          <w:rPr>
+            <w:color w:val="0000EE"/>
+            <w:u w:val="single"/>
+          </w:rPr>
+          <w:t>2 Samuel 12.1–14</w:t>
+        </w:r>
+      </w:hyperlink>
+      <w:r>
+        <w:rPr>
+          <w:lang w:val="pt_PT" w:bidi="pt_PT"/>
+        </w:rPr>
+        <w:t>). O rei Josafá confiou em Deus para derrotar um inimigo mais forte (</w:t>
+      </w:r>
+      <w:hyperlink r:id="rId106">
+        <w:r>
+          <w:rPr>
+            <w:lang w:val="pt_PT" w:bidi="pt_PT"/>
+          </w:rPr>
+          <w:rPr>
+            <w:color w:val="0000EE"/>
+            <w:u w:val="single"/>
+          </w:rPr>
+          <w:t>2 Crônicas 20.1–37</w:t>
+        </w:r>
+      </w:hyperlink>
+      <w:r>
+        <w:rPr>
+          <w:lang w:val="pt_PT" w:bidi="pt_PT"/>
+        </w:rPr>
+        <w:t>).</w:t>
+      </w:r>
+    </w:p>
+    <w:p>
+      <w:pPr/>
+      <w:r>
+        <w:rPr>
+          <w:lang w:val="pt_PT" w:bidi="pt_PT"/>
+        </w:rPr>
+      </w:r>
+      <w:r>
+        <w:rPr>
+          <w:lang w:val="pt_PT" w:bidi="pt_PT"/>
+        </w:rPr>
+        <w:t>Assim como esses homens de Deus anteriores, Neemias defendeu o que era certo. Ele não permitiu que aqueles que liderava fizessem o que quisessem. Ele se recusou a se desanimar ou se intimidar por problemas internos ou ameaças externas. Ele confiou consistentemente em Deus para obter sabedoria e bênçãos para seu trabalho.</w:t>
+      </w:r>
+    </w:p>
+    <w:p>
+      <w:pPr>
+        <w:pStyle w:val="Heading3"/>
+      </w:pPr>
+      <w:r>
+        <w:rPr>
+          <w:lang w:val="pt_PT" w:bidi="pt_PT"/>
+        </w:rPr>
+        <w:t>Jesus e o apóstolo Paulo</w:t>
+      </w:r>
+    </w:p>
+    <w:p>
+      <w:pPr/>
+      <w:r>
+        <w:rPr>
+          <w:lang w:val="pt_PT" w:bidi="pt_PT"/>
+        </w:rPr>
+      </w:r>
+      <w:r>
+        <w:rPr>
+          <w:lang w:val="pt_PT" w:bidi="pt_PT"/>
+        </w:rPr>
+        <w:t>Jesus e o apóstolo Paulo forneceram estratégias para lidar com conflitos internos (</w:t>
+      </w:r>
+      <w:hyperlink r:id="rId107">
+        <w:r>
+          <w:rPr>
+            <w:lang w:val="pt_PT" w:bidi="pt_PT"/>
+          </w:rPr>
+          <w:rPr>
+            <w:color w:val="0000EE"/>
+            <w:u w:val="single"/>
+          </w:rPr>
+          <w:t>Mateus 5.23–26</w:t>
+        </w:r>
+      </w:hyperlink>
+      <w:r>
+        <w:rPr>
+          <w:lang w:val="pt_PT" w:bidi="pt_PT"/>
+        </w:rPr>
+        <w:t xml:space="preserve">; </w:t>
+      </w:r>
+      <w:hyperlink r:id="rId108">
+        <w:r>
+          <w:rPr>
+            <w:lang w:val="pt_PT" w:bidi="pt_PT"/>
+          </w:rPr>
+          <w:rPr>
+            <w:color w:val="0000EE"/>
+            <w:u w:val="single"/>
+          </w:rPr>
+          <w:t>18.15–17</w:t>
+        </w:r>
+      </w:hyperlink>
+      <w:r>
+        <w:rPr>
+          <w:lang w:val="pt_PT" w:bidi="pt_PT"/>
+        </w:rPr>
+        <w:t xml:space="preserve">; </w:t>
+      </w:r>
+      <w:hyperlink r:id="rId109">
+        <w:r>
+          <w:rPr>
+            <w:lang w:val="pt_PT" w:bidi="pt_PT"/>
+          </w:rPr>
+          <w:rPr>
+            <w:color w:val="0000EE"/>
+            <w:u w:val="single"/>
+          </w:rPr>
+          <w:t>1 Coríntios 6.1–8</w:t>
+        </w:r>
+      </w:hyperlink>
+      <w:r>
+        <w:rPr>
+          <w:lang w:val="pt_PT" w:bidi="pt_PT"/>
+        </w:rPr>
+        <w:t xml:space="preserve">; </w:t>
+      </w:r>
+      <w:hyperlink r:id="rId110">
+        <w:r>
+          <w:rPr>
+            <w:lang w:val="pt_PT" w:bidi="pt_PT"/>
+          </w:rPr>
+          <w:rPr>
+            <w:color w:val="0000EE"/>
+            <w:u w:val="single"/>
+          </w:rPr>
+          <w:t>10.23–33</w:t>
+        </w:r>
+      </w:hyperlink>
+      <w:r>
+        <w:rPr>
+          <w:lang w:val="pt_PT" w:bidi="pt_PT"/>
+        </w:rPr>
+        <w:t>). Eles também planejaram como lidar com conflitos externos (</w:t>
+      </w:r>
+      <w:hyperlink r:id="rId111">
+        <w:r>
+          <w:rPr>
+            <w:lang w:val="pt_PT" w:bidi="pt_PT"/>
+          </w:rPr>
+          <w:rPr>
+            <w:color w:val="0000EE"/>
+            <w:u w:val="single"/>
+          </w:rPr>
+          <w:t>Mateus 5.43–47</w:t>
+        </w:r>
+      </w:hyperlink>
+      <w:r>
+        <w:rPr>
+          <w:lang w:val="pt_PT" w:bidi="pt_PT"/>
+        </w:rPr>
+        <w:t xml:space="preserve">; </w:t>
+      </w:r>
+      <w:hyperlink r:id="rId112">
+        <w:r>
+          <w:rPr>
+            <w:lang w:val="pt_PT" w:bidi="pt_PT"/>
+          </w:rPr>
+          <w:rPr>
+            <w:color w:val="0000EE"/>
+            <w:u w:val="single"/>
+          </w:rPr>
+          <w:t>Romanos 12.14–21</w:t>
+        </w:r>
+      </w:hyperlink>
+      <w:r>
+        <w:rPr>
+          <w:lang w:val="pt_PT" w:bidi="pt_PT"/>
+        </w:rPr>
+        <w:t>). Infelizmente, as ações dos cristãos, por melhores que sejam, podem ainda encontrar oposição contínua ou aumentada. A Bíblia nos encoraja a lidar com a oposição como Neemias. Devemos ter sabedoria, paciência, oração e determinação.</w:t>
+      </w:r>
+    </w:p>
+    <w:p>
+      <w:pPr/>
+      <w:r>
+        <w:rPr>
+          <w:lang w:val="pt_PT" w:bidi="pt_PT"/>
+        </w:rPr>
+      </w:r>
+      <w:r>
+        <w:rPr>
+          <w:u w:val="single"/>
+          <w:lang w:val="pt_PT" w:bidi="pt_PT"/>
+        </w:rPr>
+        <w:t>Passagens para estudo complementar</w:t>
+      </w:r>
+    </w:p>
+    <w:p>
+      <w:pPr/>
+      <w:r>
+        <w:rPr>
+          <w:lang w:val="pt_PT" w:bidi="pt_PT"/>
+        </w:rPr>
+      </w:r>
+      <w:hyperlink r:id="rId113">
+        <w:r>
+          <w:rPr>
+            <w:lang w:val="pt_PT" w:bidi="pt_PT"/>
+          </w:rPr>
+          <w:rPr>
+            <w:color w:val="0000EE"/>
+            <w:u w:val="single"/>
+          </w:rPr>
+          <w:t>Gênesis 13.5–13</w:t>
+        </w:r>
+      </w:hyperlink>
+      <w:r>
+        <w:rPr>
+          <w:lang w:val="pt_PT" w:bidi="pt_PT"/>
+        </w:rPr>
+        <w:t xml:space="preserve">; </w:t>
+      </w:r>
+      <w:hyperlink r:id="rId114">
+        <w:r>
+          <w:rPr>
+            <w:lang w:val="pt_PT" w:bidi="pt_PT"/>
+          </w:rPr>
+          <w:rPr>
+            <w:color w:val="0000EE"/>
+            <w:u w:val="single"/>
+          </w:rPr>
+          <w:t>26.12–35</w:t>
+        </w:r>
+      </w:hyperlink>
+      <w:r>
+        <w:rPr>
+          <w:lang w:val="pt_PT" w:bidi="pt_PT"/>
+        </w:rPr>
+        <w:t xml:space="preserve">; </w:t>
+      </w:r>
+      <w:hyperlink r:id="rId103">
+        <w:r>
+          <w:rPr>
+            <w:lang w:val="pt_PT" w:bidi="pt_PT"/>
+          </w:rPr>
+          <w:rPr>
+            <w:color w:val="0000EE"/>
+            <w:u w:val="single"/>
+          </w:rPr>
+          <w:t>Êxodo 32.1–35</w:t>
+        </w:r>
+      </w:hyperlink>
+      <w:r>
+        <w:rPr>
+          <w:lang w:val="pt_PT" w:bidi="pt_PT"/>
+        </w:rPr>
+        <w:t xml:space="preserve">; </w:t>
+      </w:r>
+      <w:hyperlink r:id="rId104">
+        <w:r>
+          <w:rPr>
+            <w:lang w:val="pt_PT" w:bidi="pt_PT"/>
+          </w:rPr>
+          <w:rPr>
+            <w:color w:val="0000EE"/>
+            <w:u w:val="single"/>
+          </w:rPr>
+          <w:t>1 Samuel 7.3–8</w:t>
+        </w:r>
+      </w:hyperlink>
+      <w:r>
+        <w:rPr>
+          <w:lang w:val="pt_PT" w:bidi="pt_PT"/>
+        </w:rPr>
+        <w:t xml:space="preserve">; </w:t>
+      </w:r>
+      <w:hyperlink r:id="rId115">
+        <w:r>
+          <w:rPr>
+            <w:lang w:val="pt_PT" w:bidi="pt_PT"/>
+          </w:rPr>
+          <w:rPr>
+            <w:color w:val="0000EE"/>
+            <w:u w:val="single"/>
+          </w:rPr>
+          <w:t>2 Samuel 12.1–31</w:t>
+        </w:r>
+      </w:hyperlink>
+      <w:r>
+        <w:rPr>
+          <w:lang w:val="pt_PT" w:bidi="pt_PT"/>
+        </w:rPr>
+        <w:t xml:space="preserve">; </w:t>
+      </w:r>
+      <w:hyperlink r:id="rId116">
+        <w:r>
+          <w:rPr>
+            <w:lang w:val="pt_PT" w:bidi="pt_PT"/>
+          </w:rPr>
+          <w:rPr>
+            <w:color w:val="0000EE"/>
+            <w:u w:val="single"/>
+          </w:rPr>
+          <w:t>19.41–43</w:t>
+        </w:r>
+      </w:hyperlink>
+      <w:r>
+        <w:rPr>
+          <w:lang w:val="pt_PT" w:bidi="pt_PT"/>
+        </w:rPr>
+        <w:t xml:space="preserve">; </w:t>
+      </w:r>
+      <w:hyperlink r:id="rId106">
+        <w:r>
+          <w:rPr>
+            <w:lang w:val="pt_PT" w:bidi="pt_PT"/>
+          </w:rPr>
+          <w:rPr>
+            <w:color w:val="0000EE"/>
+            <w:u w:val="single"/>
+          </w:rPr>
+          <w:t>2 Crônicas 20.1–37</w:t>
+        </w:r>
+      </w:hyperlink>
+      <w:r>
+        <w:rPr>
+          <w:lang w:val="pt_PT" w:bidi="pt_PT"/>
+        </w:rPr>
+        <w:t xml:space="preserve">; </w:t>
+      </w:r>
+      <w:hyperlink r:id="rId117">
+        <w:r>
+          <w:rPr>
+            <w:lang w:val="pt_PT" w:bidi="pt_PT"/>
+          </w:rPr>
+          <w:rPr>
+            <w:color w:val="0000EE"/>
+            <w:u w:val="single"/>
+          </w:rPr>
+          <w:t>34.3–7</w:t>
+        </w:r>
+      </w:hyperlink>
+      <w:r>
+        <w:rPr>
+          <w:lang w:val="pt_PT" w:bidi="pt_PT"/>
+        </w:rPr>
+        <w:t xml:space="preserve">; </w:t>
+      </w:r>
+      <w:hyperlink r:id="rId118">
+        <w:r>
+          <w:rPr>
+            <w:lang w:val="pt_PT" w:bidi="pt_PT"/>
+          </w:rPr>
+          <w:rPr>
+            <w:color w:val="0000EE"/>
+            <w:u w:val="single"/>
+          </w:rPr>
+          <w:t>Neemias 2.19–20</w:t>
+        </w:r>
+      </w:hyperlink>
+      <w:r>
+        <w:rPr>
+          <w:lang w:val="pt_PT" w:bidi="pt_PT"/>
+        </w:rPr>
+        <w:t xml:space="preserve">; </w:t>
+      </w:r>
+      <w:hyperlink r:id="rId119">
+        <w:r>
+          <w:rPr>
+            <w:lang w:val="pt_PT" w:bidi="pt_PT"/>
+          </w:rPr>
+          <w:rPr>
+            <w:color w:val="0000EE"/>
+            <w:u w:val="single"/>
+          </w:rPr>
+          <w:t>4.1–23</w:t>
+        </w:r>
+      </w:hyperlink>
+      <w:r>
+        <w:rPr>
+          <w:lang w:val="pt_PT" w:bidi="pt_PT"/>
+        </w:rPr>
+        <w:t xml:space="preserve">; </w:t>
+      </w:r>
+      <w:hyperlink r:id="rId98">
+        <w:r>
+          <w:rPr>
+            <w:lang w:val="pt_PT" w:bidi="pt_PT"/>
+          </w:rPr>
+          <w:rPr>
+            <w:color w:val="0000EE"/>
+            <w:u w:val="single"/>
+          </w:rPr>
+          <w:t>5.1–13</w:t>
+        </w:r>
+      </w:hyperlink>
+      <w:r>
+        <w:rPr>
+          <w:lang w:val="pt_PT" w:bidi="pt_PT"/>
+        </w:rPr>
+        <w:t xml:space="preserve">; </w:t>
+      </w:r>
+      <w:hyperlink r:id="rId97">
+        <w:r>
+          <w:rPr>
+            <w:lang w:val="pt_PT" w:bidi="pt_PT"/>
+          </w:rPr>
+          <w:rPr>
+            <w:color w:val="0000EE"/>
+            <w:u w:val="single"/>
+          </w:rPr>
+          <w:t>6.1–14</w:t>
+        </w:r>
+      </w:hyperlink>
+      <w:r>
+        <w:rPr>
+          <w:lang w:val="pt_PT" w:bidi="pt_PT"/>
+        </w:rPr>
+        <w:t xml:space="preserve">; </w:t>
+      </w:r>
+      <w:hyperlink r:id="rId120">
+        <w:r>
+          <w:rPr>
+            <w:lang w:val="pt_PT" w:bidi="pt_PT"/>
+          </w:rPr>
+          <w:rPr>
+            <w:color w:val="0000EE"/>
+            <w:u w:val="single"/>
+          </w:rPr>
+          <w:t>13.4–28</w:t>
+        </w:r>
+      </w:hyperlink>
+      <w:r>
+        <w:rPr>
+          <w:lang w:val="pt_PT" w:bidi="pt_PT"/>
+        </w:rPr>
+        <w:t xml:space="preserve">; </w:t>
+      </w:r>
+      <w:hyperlink r:id="rId121">
+        <w:r>
+          <w:rPr>
+            <w:lang w:val="pt_PT" w:bidi="pt_PT"/>
+          </w:rPr>
+          <w:rPr>
+            <w:color w:val="0000EE"/>
+            <w:u w:val="single"/>
+          </w:rPr>
+          <w:t>Salmo 140.1–2</w:t>
+        </w:r>
+      </w:hyperlink>
+      <w:r>
+        <w:rPr>
+          <w:lang w:val="pt_PT" w:bidi="pt_PT"/>
+        </w:rPr>
+        <w:t xml:space="preserve">; </w:t>
+      </w:r>
+      <w:hyperlink r:id="rId122">
+        <w:r>
+          <w:rPr>
+            <w:lang w:val="pt_PT" w:bidi="pt_PT"/>
+          </w:rPr>
+          <w:rPr>
+            <w:color w:val="0000EE"/>
+            <w:u w:val="single"/>
+          </w:rPr>
+          <w:t>Provérbios 13.10</w:t>
+        </w:r>
+      </w:hyperlink>
+      <w:r>
+        <w:rPr>
+          <w:lang w:val="pt_PT" w:bidi="pt_PT"/>
+        </w:rPr>
+        <w:t xml:space="preserve">; </w:t>
+      </w:r>
+      <w:hyperlink r:id="rId123">
+        <w:r>
+          <w:rPr>
+            <w:lang w:val="pt_PT" w:bidi="pt_PT"/>
+          </w:rPr>
+          <w:rPr>
+            <w:color w:val="0000EE"/>
+            <w:u w:val="single"/>
+          </w:rPr>
+          <w:t>17.14</w:t>
+        </w:r>
+      </w:hyperlink>
+      <w:r>
+        <w:rPr>
+          <w:lang w:val="pt_PT" w:bidi="pt_PT"/>
+        </w:rPr>
+        <w:t>,</w:t>
+      </w:r>
+      <w:hyperlink r:id="rId124">
+        <w:r>
+          <w:rPr>
+            <w:lang w:val="pt_PT" w:bidi="pt_PT"/>
+          </w:rPr>
+          <w:rPr>
+            <w:color w:val="0000EE"/>
+            <w:u w:val="single"/>
+          </w:rPr>
+          <w:t>19</w:t>
+        </w:r>
+      </w:hyperlink>
+      <w:r>
+        <w:rPr>
+          <w:lang w:val="pt_PT" w:bidi="pt_PT"/>
+        </w:rPr>
+        <w:t xml:space="preserve">; </w:t>
+      </w:r>
+      <w:hyperlink r:id="rId125">
+        <w:r>
+          <w:rPr>
+            <w:lang w:val="pt_PT" w:bidi="pt_PT"/>
+          </w:rPr>
+          <w:rPr>
+            <w:color w:val="0000EE"/>
+            <w:u w:val="single"/>
+          </w:rPr>
+          <w:t>25.8</w:t>
+        </w:r>
+      </w:hyperlink>
+      <w:r>
+        <w:rPr>
+          <w:lang w:val="pt_PT" w:bidi="pt_PT"/>
+        </w:rPr>
+        <w:t xml:space="preserve">; </w:t>
+      </w:r>
+      <w:hyperlink r:id="rId126">
+        <w:r>
+          <w:rPr>
+            <w:lang w:val="pt_PT" w:bidi="pt_PT"/>
+          </w:rPr>
+          <w:rPr>
+            <w:color w:val="0000EE"/>
+            <w:u w:val="single"/>
+          </w:rPr>
+          <w:t>26.17</w:t>
+        </w:r>
+      </w:hyperlink>
+      <w:r>
+        <w:rPr>
+          <w:lang w:val="pt_PT" w:bidi="pt_PT"/>
+        </w:rPr>
+        <w:t>,</w:t>
+      </w:r>
+      <w:hyperlink r:id="rId127">
+        <w:r>
+          <w:rPr>
+            <w:lang w:val="pt_PT" w:bidi="pt_PT"/>
+          </w:rPr>
+          <w:rPr>
+            <w:color w:val="0000EE"/>
+            <w:u w:val="single"/>
+          </w:rPr>
+          <w:t>21</w:t>
+        </w:r>
+      </w:hyperlink>
+      <w:r>
+        <w:rPr>
+          <w:lang w:val="pt_PT" w:bidi="pt_PT"/>
+        </w:rPr>
+        <w:t xml:space="preserve">; </w:t>
+      </w:r>
+      <w:hyperlink r:id="rId128">
+        <w:r>
+          <w:rPr>
+            <w:lang w:val="pt_PT" w:bidi="pt_PT"/>
+          </w:rPr>
+          <w:rPr>
+            <w:color w:val="0000EE"/>
+            <w:u w:val="single"/>
+          </w:rPr>
+          <w:t>29.22</w:t>
+        </w:r>
+      </w:hyperlink>
+      <w:r>
+        <w:rPr>
+          <w:lang w:val="pt_PT" w:bidi="pt_PT"/>
+        </w:rPr>
+        <w:t xml:space="preserve">; </w:t>
+      </w:r>
+      <w:hyperlink r:id="rId129">
+        <w:r>
+          <w:rPr>
+            <w:lang w:val="pt_PT" w:bidi="pt_PT"/>
+          </w:rPr>
+          <w:rPr>
+            <w:color w:val="0000EE"/>
+            <w:u w:val="single"/>
+          </w:rPr>
+          <w:t>Habacuque 1.3</w:t>
+        </w:r>
+      </w:hyperlink>
+      <w:r>
+        <w:rPr>
+          <w:lang w:val="pt_PT" w:bidi="pt_PT"/>
+        </w:rPr>
+        <w:t xml:space="preserve">; </w:t>
+      </w:r>
+      <w:hyperlink r:id="rId130">
+        <w:r>
+          <w:rPr>
+            <w:lang w:val="pt_PT" w:bidi="pt_PT"/>
+          </w:rPr>
+          <w:rPr>
+            <w:color w:val="0000EE"/>
+            <w:u w:val="single"/>
+          </w:rPr>
+          <w:t>Atos 23.6–11</w:t>
+        </w:r>
+      </w:hyperlink>
+      <w:r>
+        <w:rPr>
+          <w:lang w:val="pt_PT" w:bidi="pt_PT"/>
+        </w:rPr>
+        <w:t xml:space="preserve">; </w:t>
+      </w:r>
+      <w:hyperlink r:id="rId131">
+        <w:r>
+          <w:rPr>
+            <w:lang w:val="pt_PT" w:bidi="pt_PT"/>
+          </w:rPr>
+          <w:rPr>
+            <w:color w:val="0000EE"/>
+            <w:u w:val="single"/>
+          </w:rPr>
+          <w:t>2 Coríntios 7.5–6</w:t>
+        </w:r>
+      </w:hyperlink>
+      <w:r>
+        <w:rPr>
+          <w:lang w:val="pt_PT" w:bidi="pt_PT"/>
+        </w:rPr>
+        <w:t xml:space="preserve">; </w:t>
+      </w:r>
+      <w:hyperlink r:id="rId132">
+        <w:r>
+          <w:rPr>
+            <w:lang w:val="pt_PT" w:bidi="pt_PT"/>
+          </w:rPr>
+          <w:rPr>
+            <w:color w:val="0000EE"/>
+            <w:u w:val="single"/>
+          </w:rPr>
+          <w:t>Efésios 6.10–18</w:t>
+        </w:r>
+      </w:hyperlink>
+      <w:r>
+        <w:rPr>
+          <w:lang w:val="pt_PT" w:bidi="pt_PT"/>
+        </w:rPr>
+        <w:t xml:space="preserve">; </w:t>
+      </w:r>
+      <w:hyperlink r:id="rId133">
+        <w:r>
+          <w:rPr>
+            <w:lang w:val="pt_PT" w:bidi="pt_PT"/>
+          </w:rPr>
+          <w:rPr>
+            <w:color w:val="0000EE"/>
+            <w:u w:val="single"/>
+          </w:rPr>
+          <w:t>Filipenses 2.3</w:t>
+        </w:r>
+      </w:hyperlink>
+      <w:r>
+        <w:rPr>
+          <w:lang w:val="pt_PT" w:bidi="pt_PT"/>
+        </w:rPr>
+        <w:t xml:space="preserve">; </w:t>
+      </w:r>
+      <w:hyperlink r:id="rId134">
+        <w:r>
+          <w:rPr>
+            <w:lang w:val="pt_PT" w:bidi="pt_PT"/>
+          </w:rPr>
+          <w:rPr>
+            <w:color w:val="0000EE"/>
+            <w:u w:val="single"/>
+          </w:rPr>
+          <w:t>1 Timóteo 6.4</w:t>
+        </w:r>
+      </w:hyperlink>
+      <w:r>
+        <w:rPr>
+          <w:lang w:val="pt_PT" w:bidi="pt_PT"/>
+        </w:rPr>
+        <w:t xml:space="preserve">; </w:t>
+      </w:r>
+      <w:hyperlink r:id="rId135">
+        <w:r>
+          <w:rPr>
+            <w:lang w:val="pt_PT" w:bidi="pt_PT"/>
+          </w:rPr>
+          <w:rPr>
+            <w:color w:val="0000EE"/>
+            <w:u w:val="single"/>
+          </w:rPr>
+          <w:t>2 Timóteo 2.14</w:t>
+        </w:r>
+      </w:hyperlink>
+      <w:r>
+        <w:rPr>
+          <w:lang w:val="pt_PT" w:bidi="pt_PT"/>
+        </w:rPr>
+        <w:t xml:space="preserve">, </w:t>
+      </w:r>
+      <w:hyperlink r:id="rId136">
+        <w:r>
+          <w:rPr>
+            <w:lang w:val="pt_PT" w:bidi="pt_PT"/>
+          </w:rPr>
+          <w:rPr>
+            <w:color w:val="0000EE"/>
+            <w:u w:val="single"/>
+          </w:rPr>
+          <w:t>23–26</w:t>
+        </w:r>
+      </w:hyperlink>
+      <w:r>
+        <w:rPr>
+          <w:lang w:val="pt_PT" w:bidi="pt_PT"/>
+        </w:rPr>
+        <w:t xml:space="preserve">; </w:t>
+      </w:r>
+      <w:hyperlink r:id="rId137">
+        <w:r>
+          <w:rPr>
+            <w:lang w:val="pt_PT" w:bidi="pt_PT"/>
+          </w:rPr>
+          <w:rPr>
+            <w:color w:val="0000EE"/>
+            <w:u w:val="single"/>
+          </w:rPr>
+          <w:t>Tito 2.15</w:t>
+        </w:r>
+      </w:hyperlink>
+      <w:r>
+        <w:rPr>
+          <w:lang w:val="pt_PT" w:bidi="pt_PT"/>
+        </w:rPr>
+        <w:t xml:space="preserve">; </w:t>
+      </w:r>
+      <w:hyperlink r:id="rId138">
+        <w:r>
+          <w:rPr>
+            <w:lang w:val="pt_PT" w:bidi="pt_PT"/>
+          </w:rPr>
+          <w:rPr>
+            <w:color w:val="0000EE"/>
+            <w:u w:val="single"/>
+          </w:rPr>
+          <w:t>Tiago 3.13–18</w:t>
+        </w:r>
+      </w:hyperlink>
+      <w:r>
+        <w:rPr>
+          <w:lang w:val="pt_PT" w:bidi="pt_PT"/>
+        </w:rPr>
+      </w:r>
+      <w:r>
+        <w:rPr>
+          <w:lang w:val="pt_PT" w:bidi="pt_PT"/>
+        </w:rPr>
+      </w:r>
+    </w:p>
+    <w:p>
+      <w:pPr/>
+      <w:r>
+        <w:rPr>
+          <w:lang w:val="pt_PT" w:bidi="pt_PT"/>
+        </w:rPr>
+      </w:r>
+    </w:p>
+    <w:p>
+      <w:pPr>
+        <w:pStyle w:val="Heading2"/>
+      </w:pPr>
+      <w:r>
+        <w:rPr>
+          <w:lang w:val="pt_PT" w:bidi="pt_PT"/>
+        </w:rPr>
+        <w:t>Liderança carismática</w:t>
+      </w:r>
+      <w:r>
+        <w:rPr>
+          <w:lang w:val="pt_PT" w:bidi="pt_PT"/>
+        </w:rPr>
+      </w:r>
+    </w:p>
+    <w:p>
+      <w:pPr/>
+      <w:r>
+        <w:rPr>
+          <w:lang w:val="pt_PT" w:bidi="pt_PT"/>
+        </w:rPr>
+      </w:r>
+      <w:r>
+        <w:rPr>
+          <w:lang w:val="pt_PT" w:bidi="pt_PT"/>
+        </w:rPr>
+        <w:t xml:space="preserve">As escrituras descrevem alguns líderes como </w:t>
       </w:r>
       <w:r>
         <w:rPr>
           <w:i/>
           <w:lang w:val="pt_PT" w:bidi="pt_PT"/>
         </w:rPr>
-        <w:t>khoq</w:t>
-      </w:r>
-      <w:r>
-        <w:rPr>
-          <w:lang w:val="pt_PT" w:bidi="pt_PT"/>
-        </w:rPr>
-        <w:t xml:space="preserve">, que significa "estatuto", refere-se a uma lei dada por um legislador (por exemplo, </w:t>
-      </w:r>
-      <w:hyperlink r:id="rId69">
-        <w:r>
-          <w:rPr>
-            <w:lang w:val="pt_PT" w:bidi="pt_PT"/>
-          </w:rPr>
-          <w:rPr>
-            <w:color w:val="0000EE"/>
-            <w:u w:val="single"/>
-          </w:rPr>
-          <w:t>Levítico 6.22</w:t>
-        </w:r>
-      </w:hyperlink>
-      <w:r>
-        <w:rPr>
-          <w:lang w:val="pt_PT" w:bidi="pt_PT"/>
-        </w:rPr>
-        <w:t>). Declara um princípio geral, permitindo que o contexto ou os tribunais interpretem como aplicá-lo.</w:t>
+        <w:t>carismáticos</w:t>
+      </w:r>
+      <w:r>
+        <w:rPr>
+          <w:lang w:val="pt_PT" w:bidi="pt_PT"/>
+        </w:rPr>
+        <w:t xml:space="preserve"> (dotados), porque sua autoridade vinha do Espírito de Deus, que lhes conferiu qualidades especiais.</w:t>
       </w:r>
     </w:p>
     <w:p>
@@ -1951,27 +3930,3472 @@
         <w:rPr>
           <w:lang w:val="pt_PT" w:bidi="pt_PT"/>
         </w:rPr>
+        <w:t>Os juízes do Antigo Testamento frequentemente fazem parte deste grupo. Esses líderes carismáticos surgiram durante tempos difíceis em resposta a problemas. No livro de Juízes, esses problemas frequentemente aconteciam porque os israelitas "fizeram o mal aos olhos do Senhor." Isso levou a inimigos a oprimirem Israel (</w:t>
+      </w:r>
+      <w:hyperlink r:id="rId139">
+        <w:r>
+          <w:rPr>
+            <w:lang w:val="pt_PT" w:bidi="pt_PT"/>
+          </w:rPr>
+          <w:rPr>
+            <w:color w:val="0000EE"/>
+            <w:u w:val="single"/>
+          </w:rPr>
+          <w:t>Juízes 3.12</w:t>
+        </w:r>
+      </w:hyperlink>
+      <w:r>
+        <w:rPr>
+          <w:lang w:val="pt_PT" w:bidi="pt_PT"/>
+        </w:rPr>
+        <w:t xml:space="preserve">; </w:t>
+      </w:r>
+      <w:hyperlink r:id="rId140">
+        <w:r>
+          <w:rPr>
+            <w:lang w:val="pt_PT" w:bidi="pt_PT"/>
+          </w:rPr>
+          <w:rPr>
+            <w:color w:val="0000EE"/>
+            <w:u w:val="single"/>
+          </w:rPr>
+          <w:t>4.1</w:t>
+        </w:r>
+      </w:hyperlink>
+      <w:r>
+        <w:rPr>
+          <w:lang w:val="pt_PT" w:bidi="pt_PT"/>
+        </w:rPr>
+        <w:t xml:space="preserve">; </w:t>
+      </w:r>
+      <w:hyperlink r:id="rId141">
+        <w:r>
+          <w:rPr>
+            <w:lang w:val="pt_PT" w:bidi="pt_PT"/>
+          </w:rPr>
+          <w:rPr>
+            <w:color w:val="0000EE"/>
+            <w:u w:val="single"/>
+          </w:rPr>
+          <w:t>6.1</w:t>
+        </w:r>
+      </w:hyperlink>
+      <w:r>
+        <w:rPr>
+          <w:lang w:val="pt_PT" w:bidi="pt_PT"/>
+        </w:rPr>
+        <w:t xml:space="preserve">; </w:t>
+      </w:r>
+      <w:hyperlink r:id="rId142">
+        <w:r>
+          <w:rPr>
+            <w:lang w:val="pt_PT" w:bidi="pt_PT"/>
+          </w:rPr>
+          <w:rPr>
+            <w:color w:val="0000EE"/>
+            <w:u w:val="single"/>
+          </w:rPr>
+          <w:t>Juízes 10.6</w:t>
+        </w:r>
+      </w:hyperlink>
+      <w:r>
+        <w:rPr>
+          <w:lang w:val="pt_PT" w:bidi="pt_PT"/>
+        </w:rPr>
+        <w:t xml:space="preserve">; </w:t>
+      </w:r>
+      <w:hyperlink r:id="rId143">
+        <w:r>
+          <w:rPr>
+            <w:lang w:val="pt_PT" w:bidi="pt_PT"/>
+          </w:rPr>
+          <w:rPr>
+            <w:color w:val="0000EE"/>
+            <w:u w:val="single"/>
+          </w:rPr>
+          <w:t>13.1</w:t>
+        </w:r>
+      </w:hyperlink>
+      <w:r>
+        <w:rPr>
+          <w:lang w:val="pt_PT" w:bidi="pt_PT"/>
+        </w:rPr>
+        <w:t>).</w:t>
+      </w:r>
+    </w:p>
+    <w:p>
+      <w:pPr/>
+      <w:r>
+        <w:rPr>
+          <w:lang w:val="pt_PT" w:bidi="pt_PT"/>
+        </w:rPr>
+      </w:r>
+      <w:r>
+        <w:rPr>
+          <w:lang w:val="pt_PT" w:bidi="pt_PT"/>
+        </w:rPr>
+        <w:t xml:space="preserve">A liderança dos juízes seguia um padrão. O Espírito de Deus "vinha sobre" um juiz e o apoio profético os sustentava. Em outras épocas na história de Israel, Deus dava mensagens proféticas (E.g., </w:t>
+      </w:r>
+      <w:hyperlink r:id="rId144">
+        <w:r>
+          <w:rPr>
+            <w:lang w:val="pt_PT" w:bidi="pt_PT"/>
+          </w:rPr>
+          <w:rPr>
+            <w:color w:val="0000EE"/>
+            <w:u w:val="single"/>
+          </w:rPr>
+          <w:t>1 Samuel 10.6</w:t>
+        </w:r>
+      </w:hyperlink>
+      <w:r>
+        <w:rPr>
+          <w:lang w:val="pt_PT" w:bidi="pt_PT"/>
+        </w:rPr>
+        <w:t xml:space="preserve">; </w:t>
+      </w:r>
+      <w:hyperlink r:id="rId145">
+        <w:r>
+          <w:rPr>
+            <w:lang w:val="pt_PT" w:bidi="pt_PT"/>
+          </w:rPr>
+          <w:rPr>
+            <w:color w:val="0000EE"/>
+            <w:u w:val="single"/>
+          </w:rPr>
+          <w:t>2 Samuel 23.2</w:t>
+        </w:r>
+      </w:hyperlink>
+      <w:r>
+        <w:rPr>
+          <w:lang w:val="pt_PT" w:bidi="pt_PT"/>
+        </w:rPr>
+        <w:t xml:space="preserve">; </w:t>
+      </w:r>
+      <w:hyperlink r:id="rId146">
+        <w:r>
+          <w:rPr>
+            <w:lang w:val="pt_PT" w:bidi="pt_PT"/>
+          </w:rPr>
+          <w:rPr>
+            <w:color w:val="0000EE"/>
+            <w:u w:val="single"/>
+          </w:rPr>
+          <w:t>Isaías 61.1</w:t>
+        </w:r>
+      </w:hyperlink>
+      <w:r>
+        <w:rPr>
+          <w:lang w:val="pt_PT" w:bidi="pt_PT"/>
+        </w:rPr>
+        <w:t xml:space="preserve">; </w:t>
+      </w:r>
+      <w:hyperlink r:id="rId147">
+        <w:r>
+          <w:rPr>
+            <w:lang w:val="pt_PT" w:bidi="pt_PT"/>
+          </w:rPr>
+          <w:rPr>
+            <w:color w:val="0000EE"/>
+            <w:u w:val="single"/>
+          </w:rPr>
+          <w:t>Ezequiel 11.5</w:t>
+        </w:r>
+      </w:hyperlink>
+      <w:r>
+        <w:rPr>
+          <w:lang w:val="pt_PT" w:bidi="pt_PT"/>
+        </w:rPr>
+        <w:t xml:space="preserve">; </w:t>
+      </w:r>
+      <w:hyperlink r:id="rId148">
+        <w:r>
+          <w:rPr>
+            <w:lang w:val="pt_PT" w:bidi="pt_PT"/>
+          </w:rPr>
+          <w:rPr>
+            <w:color w:val="0000EE"/>
+            <w:u w:val="single"/>
+          </w:rPr>
+          <w:t>Miquéias 3.8</w:t>
+        </w:r>
+      </w:hyperlink>
+      <w:r>
+        <w:rPr>
+          <w:lang w:val="pt_PT" w:bidi="pt_PT"/>
+        </w:rPr>
+        <w:t xml:space="preserve">). No tempo dos juízes, o Espírito às vezes dava força física (E.g., a Sansão em </w:t>
+      </w:r>
+      <w:hyperlink r:id="rId149">
+        <w:r>
+          <w:rPr>
+            <w:lang w:val="pt_PT" w:bidi="pt_PT"/>
+          </w:rPr>
+          <w:rPr>
+            <w:color w:val="0000EE"/>
+            <w:u w:val="single"/>
+          </w:rPr>
+          <w:t>Juízes 14.6</w:t>
+        </w:r>
+      </w:hyperlink>
+      <w:r>
+        <w:rPr>
+          <w:lang w:val="pt_PT" w:bidi="pt_PT"/>
+        </w:rPr>
+        <w:t xml:space="preserve">, </w:t>
+      </w:r>
+      <w:hyperlink r:id="rId150">
+        <w:r>
+          <w:rPr>
+            <w:lang w:val="pt_PT" w:bidi="pt_PT"/>
+          </w:rPr>
+          <w:rPr>
+            <w:color w:val="0000EE"/>
+            <w:u w:val="single"/>
+          </w:rPr>
+          <w:t>19</w:t>
+        </w:r>
+      </w:hyperlink>
+      <w:r>
+        <w:rPr>
+          <w:lang w:val="pt_PT" w:bidi="pt_PT"/>
+        </w:rPr>
+        <w:t xml:space="preserve">; </w:t>
+      </w:r>
+      <w:hyperlink r:id="rId151">
+        <w:r>
+          <w:rPr>
+            <w:lang w:val="pt_PT" w:bidi="pt_PT"/>
+          </w:rPr>
+          <w:rPr>
+            <w:color w:val="0000EE"/>
+            <w:u w:val="single"/>
+          </w:rPr>
+          <w:t>15.14</w:t>
+        </w:r>
+      </w:hyperlink>
+      <w:r>
+        <w:rPr>
+          <w:lang w:val="pt_PT" w:bidi="pt_PT"/>
+        </w:rPr>
+        <w:t>). O Espírito também às vezes concedia habilidade ou poder de liderança aos juízes (</w:t>
+      </w:r>
+      <w:hyperlink r:id="rId152">
+        <w:r>
+          <w:rPr>
+            <w:lang w:val="pt_PT" w:bidi="pt_PT"/>
+          </w:rPr>
+          <w:rPr>
+            <w:color w:val="0000EE"/>
+            <w:u w:val="single"/>
+          </w:rPr>
+          <w:t>Juízes 3.10</w:t>
+        </w:r>
+      </w:hyperlink>
+      <w:r>
+        <w:rPr>
+          <w:lang w:val="pt_PT" w:bidi="pt_PT"/>
+        </w:rPr>
+        <w:t xml:space="preserve">; </w:t>
+      </w:r>
+      <w:hyperlink r:id="rId153">
+        <w:r>
+          <w:rPr>
+            <w:lang w:val="pt_PT" w:bidi="pt_PT"/>
+          </w:rPr>
+          <w:rPr>
+            <w:color w:val="0000EE"/>
+            <w:u w:val="single"/>
+          </w:rPr>
+          <w:t>6.34</w:t>
+        </w:r>
+      </w:hyperlink>
+      <w:r>
+        <w:rPr>
+          <w:lang w:val="pt_PT" w:bidi="pt_PT"/>
+        </w:rPr>
+        <w:t xml:space="preserve">; </w:t>
+      </w:r>
+      <w:hyperlink r:id="rId154">
+        <w:r>
+          <w:rPr>
+            <w:lang w:val="pt_PT" w:bidi="pt_PT"/>
+          </w:rPr>
+          <w:rPr>
+            <w:color w:val="0000EE"/>
+            <w:u w:val="single"/>
+          </w:rPr>
+          <w:t>11.29</w:t>
+        </w:r>
+      </w:hyperlink>
+      <w:r>
+        <w:rPr>
+          <w:lang w:val="pt_PT" w:bidi="pt_PT"/>
+        </w:rPr>
+        <w:t>).</w:t>
+      </w:r>
+    </w:p>
+    <w:p>
+      <w:pPr/>
+      <w:r>
+        <w:rPr>
+          <w:lang w:val="pt_PT" w:bidi="pt_PT"/>
+        </w:rPr>
+      </w:r>
+      <w:r>
+        <w:rPr>
+          <w:lang w:val="pt_PT" w:bidi="pt_PT"/>
+        </w:rPr>
+        <w:t>Jesus e os apóstolos guiavam as pessoas através do poder espiritual. Os líderes judeus frequentemente destacavam que Jesus não possuía título ou autoridade "oficial", ainda assim ele demonstrava grande poder e conquistava muitos seguidores. Os apóstolos foram nomeados para posições que poderíamos chamar de "ofícios". Embora a igreja primitiva tivesse alguma organização básica, não era tão estruturada quanto se tornaria mais tarde. A autoridade dos apóstolos era um dom do Espírito Santo. A cura do mendigo por Pedro indica a diferença entre a riqueza material, como "prata ou ouro", e o verdadeiro poder espiritual (</w:t>
+      </w:r>
+      <w:hyperlink r:id="rId155">
+        <w:r>
+          <w:rPr>
+            <w:lang w:val="pt_PT" w:bidi="pt_PT"/>
+          </w:rPr>
+          <w:rPr>
+            <w:color w:val="0000EE"/>
+            <w:u w:val="single"/>
+          </w:rPr>
+          <w:t>Atos 3.1–8</w:t>
+        </w:r>
+      </w:hyperlink>
+      <w:r>
+        <w:rPr>
+          <w:lang w:val="pt_PT" w:bidi="pt_PT"/>
+        </w:rPr>
+        <w:t>).</w:t>
+      </w:r>
+    </w:p>
+    <w:p>
+      <w:pPr/>
+      <w:r>
+        <w:rPr>
+          <w:lang w:val="pt_PT" w:bidi="pt_PT"/>
+        </w:rPr>
+      </w:r>
+      <w:r>
+        <w:rPr>
+          <w:lang w:val="pt_PT" w:bidi="pt_PT"/>
+        </w:rPr>
+        <w:t xml:space="preserve">Ao longo da história, desde o antigo Israel até hoje, muitos líderes demonstraram o poder de Deus agindo através deles. Esse tipo de liderança depende do Espírito de Deus, que lhes concede qualidades especiais. No entanto, se os líderes deixarem de seguir o Espírito de Deus, podem perder essas qualidades especiais (veja </w:t>
+      </w:r>
+      <w:hyperlink r:id="rId156">
+        <w:r>
+          <w:rPr>
+            <w:lang w:val="pt_PT" w:bidi="pt_PT"/>
+          </w:rPr>
+          <w:rPr>
+            <w:color w:val="0000EE"/>
+            <w:u w:val="single"/>
+          </w:rPr>
+          <w:t>Juízes 16.20–21</w:t>
+        </w:r>
+      </w:hyperlink>
+      <w:r>
+        <w:rPr>
+          <w:lang w:val="pt_PT" w:bidi="pt_PT"/>
+        </w:rPr>
+        <w:t xml:space="preserve">; </w:t>
+      </w:r>
+      <w:hyperlink r:id="rId157">
+        <w:r>
+          <w:rPr>
+            <w:lang w:val="pt_PT" w:bidi="pt_PT"/>
+          </w:rPr>
+          <w:rPr>
+            <w:color w:val="0000EE"/>
+            <w:u w:val="single"/>
+          </w:rPr>
+          <w:t>1 Samuel 16.14</w:t>
+        </w:r>
+      </w:hyperlink>
+      <w:r>
+        <w:rPr>
+          <w:lang w:val="pt_PT" w:bidi="pt_PT"/>
+        </w:rPr>
+        <w:t xml:space="preserve">; </w:t>
+      </w:r>
+      <w:hyperlink r:id="rId158">
+        <w:r>
+          <w:rPr>
+            <w:lang w:val="pt_PT" w:bidi="pt_PT"/>
+          </w:rPr>
+          <w:rPr>
+            <w:color w:val="0000EE"/>
+            <w:u w:val="single"/>
+          </w:rPr>
+          <w:t>Isaías 63.10</w:t>
+        </w:r>
+      </w:hyperlink>
+      <w:r>
+        <w:rPr>
+          <w:lang w:val="pt_PT" w:bidi="pt_PT"/>
+        </w:rPr>
+        <w:t>). Líderes dotados pelo Espírito devem sempre permanecer conscientes e depender desse mesmo Espírito.</w:t>
+      </w:r>
+    </w:p>
+    <w:p>
+      <w:pPr/>
+      <w:r>
+        <w:rPr>
+          <w:lang w:val="pt_PT" w:bidi="pt_PT"/>
+        </w:rPr>
+      </w:r>
+      <w:r>
+        <w:rPr>
+          <w:u w:val="single"/>
+          <w:lang w:val="pt_PT" w:bidi="pt_PT"/>
+        </w:rPr>
+        <w:t>Passagens para estudo complementar</w:t>
+      </w:r>
+    </w:p>
+    <w:p>
+      <w:pPr/>
+      <w:r>
+        <w:rPr>
+          <w:lang w:val="pt_PT" w:bidi="pt_PT"/>
+        </w:rPr>
+      </w:r>
+      <w:hyperlink r:id="rId159">
+        <w:r>
+          <w:rPr>
+            <w:lang w:val="pt_PT" w:bidi="pt_PT"/>
+          </w:rPr>
+          <w:rPr>
+            <w:color w:val="0000EE"/>
+            <w:u w:val="single"/>
+          </w:rPr>
+          <w:t>Êxodo 31.2–5</w:t>
+        </w:r>
+      </w:hyperlink>
+      <w:r>
+        <w:rPr>
+          <w:lang w:val="pt_PT" w:bidi="pt_PT"/>
+        </w:rPr>
+        <w:t xml:space="preserve">; </w:t>
+      </w:r>
+      <w:hyperlink r:id="rId160">
+        <w:r>
+          <w:rPr>
+            <w:lang w:val="pt_PT" w:bidi="pt_PT"/>
+          </w:rPr>
+          <w:rPr>
+            <w:color w:val="0000EE"/>
+            <w:u w:val="single"/>
+          </w:rPr>
+          <w:t>Juízes 2.16–19</w:t>
+        </w:r>
+      </w:hyperlink>
+      <w:r>
+        <w:rPr>
+          <w:lang w:val="pt_PT" w:bidi="pt_PT"/>
+        </w:rPr>
+        <w:t xml:space="preserve">; </w:t>
+      </w:r>
+      <w:hyperlink r:id="rId152">
+        <w:r>
+          <w:rPr>
+            <w:lang w:val="pt_PT" w:bidi="pt_PT"/>
+          </w:rPr>
+          <w:rPr>
+            <w:color w:val="0000EE"/>
+            <w:u w:val="single"/>
+          </w:rPr>
+          <w:t>3.10</w:t>
+        </w:r>
+      </w:hyperlink>
+      <w:r>
+        <w:rPr>
+          <w:lang w:val="pt_PT" w:bidi="pt_PT"/>
+        </w:rPr>
+        <w:t xml:space="preserve">, </w:t>
+      </w:r>
+      <w:hyperlink r:id="rId161">
+        <w:r>
+          <w:rPr>
+            <w:lang w:val="pt_PT" w:bidi="pt_PT"/>
+          </w:rPr>
+          <w:rPr>
+            <w:color w:val="0000EE"/>
+            <w:u w:val="single"/>
+          </w:rPr>
+          <w:t>27–28</w:t>
+        </w:r>
+      </w:hyperlink>
+      <w:r>
+        <w:rPr>
+          <w:lang w:val="pt_PT" w:bidi="pt_PT"/>
+        </w:rPr>
+        <w:t xml:space="preserve">; </w:t>
+      </w:r>
+      <w:hyperlink r:id="rId162">
+        <w:r>
+          <w:rPr>
+            <w:lang w:val="pt_PT" w:bidi="pt_PT"/>
+          </w:rPr>
+          <w:rPr>
+            <w:color w:val="0000EE"/>
+            <w:u w:val="single"/>
+          </w:rPr>
+          <w:t>6.34–35</w:t>
+        </w:r>
+      </w:hyperlink>
+      <w:r>
+        <w:rPr>
+          <w:lang w:val="pt_PT" w:bidi="pt_PT"/>
+        </w:rPr>
+        <w:t xml:space="preserve">; </w:t>
+      </w:r>
+      <w:hyperlink r:id="rId154">
+        <w:r>
+          <w:rPr>
+            <w:lang w:val="pt_PT" w:bidi="pt_PT"/>
+          </w:rPr>
+          <w:rPr>
+            <w:color w:val="0000EE"/>
+            <w:u w:val="single"/>
+          </w:rPr>
+          <w:t>11.29</w:t>
+        </w:r>
+      </w:hyperlink>
+      <w:r>
+        <w:rPr>
+          <w:lang w:val="pt_PT" w:bidi="pt_PT"/>
+        </w:rPr>
+        <w:t xml:space="preserve">; </w:t>
+      </w:r>
+      <w:hyperlink r:id="rId149">
+        <w:r>
+          <w:rPr>
+            <w:lang w:val="pt_PT" w:bidi="pt_PT"/>
+          </w:rPr>
+          <w:rPr>
+            <w:color w:val="0000EE"/>
+            <w:u w:val="single"/>
+          </w:rPr>
+          <w:t>14.6</w:t>
+        </w:r>
+      </w:hyperlink>
+      <w:r>
+        <w:rPr>
+          <w:lang w:val="pt_PT" w:bidi="pt_PT"/>
+        </w:rPr>
+        <w:t xml:space="preserve">, </w:t>
+      </w:r>
+      <w:hyperlink r:id="rId150">
+        <w:r>
+          <w:rPr>
+            <w:lang w:val="pt_PT" w:bidi="pt_PT"/>
+          </w:rPr>
+          <w:rPr>
+            <w:color w:val="0000EE"/>
+            <w:u w:val="single"/>
+          </w:rPr>
+          <w:t>19</w:t>
+        </w:r>
+      </w:hyperlink>
+      <w:r>
+        <w:rPr>
+          <w:lang w:val="pt_PT" w:bidi="pt_PT"/>
+        </w:rPr>
+        <w:t xml:space="preserve">; </w:t>
+      </w:r>
+      <w:hyperlink r:id="rId151">
+        <w:r>
+          <w:rPr>
+            <w:lang w:val="pt_PT" w:bidi="pt_PT"/>
+          </w:rPr>
+          <w:rPr>
+            <w:color w:val="0000EE"/>
+            <w:u w:val="single"/>
+          </w:rPr>
+          <w:t>15.14</w:t>
+        </w:r>
+      </w:hyperlink>
+      <w:r>
+        <w:rPr>
+          <w:lang w:val="pt_PT" w:bidi="pt_PT"/>
+        </w:rPr>
+        <w:t xml:space="preserve">; </w:t>
+      </w:r>
+      <w:hyperlink r:id="rId144">
+        <w:r>
+          <w:rPr>
+            <w:lang w:val="pt_PT" w:bidi="pt_PT"/>
+          </w:rPr>
+          <w:rPr>
+            <w:color w:val="0000EE"/>
+            <w:u w:val="single"/>
+          </w:rPr>
+          <w:t>1 Samuel 10.6</w:t>
+        </w:r>
+      </w:hyperlink>
+      <w:r>
+        <w:rPr>
+          <w:lang w:val="pt_PT" w:bidi="pt_PT"/>
+        </w:rPr>
+        <w:t xml:space="preserve">; </w:t>
+      </w:r>
+      <w:hyperlink r:id="rId163">
+        <w:r>
+          <w:rPr>
+            <w:lang w:val="pt_PT" w:bidi="pt_PT"/>
+          </w:rPr>
+          <w:rPr>
+            <w:color w:val="0000EE"/>
+            <w:u w:val="single"/>
+          </w:rPr>
+          <w:t>16.13–18</w:t>
+        </w:r>
+      </w:hyperlink>
+      <w:r>
+        <w:rPr>
+          <w:lang w:val="pt_PT" w:bidi="pt_PT"/>
+        </w:rPr>
+        <w:t xml:space="preserve">; </w:t>
+      </w:r>
+      <w:hyperlink r:id="rId145">
+        <w:r>
+          <w:rPr>
+            <w:lang w:val="pt_PT" w:bidi="pt_PT"/>
+          </w:rPr>
+          <w:rPr>
+            <w:color w:val="0000EE"/>
+            <w:u w:val="single"/>
+          </w:rPr>
+          <w:t>2 Samuel 23.2</w:t>
+        </w:r>
+      </w:hyperlink>
+      <w:r>
+        <w:rPr>
+          <w:lang w:val="pt_PT" w:bidi="pt_PT"/>
+        </w:rPr>
+        <w:t xml:space="preserve">; </w:t>
+      </w:r>
+      <w:hyperlink r:id="rId146">
+        <w:r>
+          <w:rPr>
+            <w:lang w:val="pt_PT" w:bidi="pt_PT"/>
+          </w:rPr>
+          <w:rPr>
+            <w:color w:val="0000EE"/>
+            <w:u w:val="single"/>
+          </w:rPr>
+          <w:t>Isaías 61.1</w:t>
+        </w:r>
+      </w:hyperlink>
+      <w:r>
+        <w:rPr>
+          <w:lang w:val="pt_PT" w:bidi="pt_PT"/>
+        </w:rPr>
+        <w:t xml:space="preserve">; </w:t>
+      </w:r>
+      <w:hyperlink r:id="rId147">
+        <w:r>
+          <w:rPr>
+            <w:lang w:val="pt_PT" w:bidi="pt_PT"/>
+          </w:rPr>
+          <w:rPr>
+            <w:color w:val="0000EE"/>
+            <w:u w:val="single"/>
+          </w:rPr>
+          <w:t>Ezequiel 11.5</w:t>
+        </w:r>
+      </w:hyperlink>
+      <w:r>
+        <w:rPr>
+          <w:lang w:val="pt_PT" w:bidi="pt_PT"/>
+        </w:rPr>
+        <w:t xml:space="preserve">; </w:t>
+      </w:r>
+      <w:hyperlink r:id="rId148">
+        <w:r>
+          <w:rPr>
+            <w:lang w:val="pt_PT" w:bidi="pt_PT"/>
+          </w:rPr>
+          <w:rPr>
+            <w:color w:val="0000EE"/>
+            <w:u w:val="single"/>
+          </w:rPr>
+          <w:t>Miquéias 3.8</w:t>
+        </w:r>
+      </w:hyperlink>
+      <w:r>
+        <w:rPr>
+          <w:lang w:val="pt_PT" w:bidi="pt_PT"/>
+        </w:rPr>
+        <w:t xml:space="preserve">; </w:t>
+      </w:r>
+      <w:hyperlink r:id="rId164">
+        <w:r>
+          <w:rPr>
+            <w:lang w:val="pt_PT" w:bidi="pt_PT"/>
+          </w:rPr>
+          <w:rPr>
+            <w:color w:val="0000EE"/>
+            <w:u w:val="single"/>
+          </w:rPr>
+          <w:t>Mateus 3.16–4.2</w:t>
+        </w:r>
+      </w:hyperlink>
+      <w:r>
+        <w:rPr>
+          <w:lang w:val="pt_PT" w:bidi="pt_PT"/>
+        </w:rPr>
+        <w:t xml:space="preserve">; </w:t>
+      </w:r>
+      <w:hyperlink r:id="rId165">
+        <w:r>
+          <w:rPr>
+            <w:lang w:val="pt_PT" w:bidi="pt_PT"/>
+          </w:rPr>
+          <w:rPr>
+            <w:color w:val="0000EE"/>
+            <w:u w:val="single"/>
+          </w:rPr>
+          <w:t>Atos 6.8</w:t>
+        </w:r>
+      </w:hyperlink>
+      <w:r>
+        <w:rPr>
+          <w:lang w:val="pt_PT" w:bidi="pt_PT"/>
+        </w:rPr>
+        <w:t xml:space="preserve">; </w:t>
+      </w:r>
+      <w:hyperlink r:id="rId166">
+        <w:r>
+          <w:rPr>
+            <w:lang w:val="pt_PT" w:bidi="pt_PT"/>
+          </w:rPr>
+          <w:rPr>
+            <w:color w:val="0000EE"/>
+            <w:u w:val="single"/>
+          </w:rPr>
+          <w:t>8.4–40</w:t>
+        </w:r>
+      </w:hyperlink>
+      <w:r>
+        <w:rPr>
+          <w:lang w:val="pt_PT" w:bidi="pt_PT"/>
+        </w:rPr>
+        <w:t xml:space="preserve">; </w:t>
+      </w:r>
+      <w:hyperlink r:id="rId167">
+        <w:r>
+          <w:rPr>
+            <w:lang w:val="pt_PT" w:bidi="pt_PT"/>
+          </w:rPr>
+          <w:rPr>
+            <w:color w:val="0000EE"/>
+            <w:u w:val="single"/>
+          </w:rPr>
+          <w:t>Romanos 1.11</w:t>
+        </w:r>
+      </w:hyperlink>
+      <w:r>
+        <w:rPr>
+          <w:lang w:val="pt_PT" w:bidi="pt_PT"/>
+        </w:rPr>
+        <w:t xml:space="preserve">; </w:t>
+      </w:r>
+      <w:hyperlink r:id="rId168">
+        <w:r>
+          <w:rPr>
+            <w:lang w:val="pt_PT" w:bidi="pt_PT"/>
+          </w:rPr>
+          <w:rPr>
+            <w:color w:val="0000EE"/>
+            <w:u w:val="single"/>
+          </w:rPr>
+          <w:t>12.6–8</w:t>
+        </w:r>
+      </w:hyperlink>
+      <w:r>
+        <w:rPr>
+          <w:lang w:val="pt_PT" w:bidi="pt_PT"/>
+        </w:rPr>
+        <w:t xml:space="preserve">; </w:t>
+      </w:r>
+      <w:hyperlink r:id="rId169">
+        <w:r>
+          <w:rPr>
+            <w:lang w:val="pt_PT" w:bidi="pt_PT"/>
+          </w:rPr>
+          <w:rPr>
+            <w:color w:val="0000EE"/>
+            <w:u w:val="single"/>
+          </w:rPr>
+          <w:t>1 Coríntios 12.4–11</w:t>
+        </w:r>
+      </w:hyperlink>
+      <w:r>
+        <w:rPr>
+          <w:lang w:val="pt_PT" w:bidi="pt_PT"/>
+        </w:rPr>
+        <w:t xml:space="preserve">; </w:t>
+      </w:r>
+      <w:hyperlink r:id="rId170">
+        <w:r>
+          <w:rPr>
+            <w:lang w:val="pt_PT" w:bidi="pt_PT"/>
+          </w:rPr>
+          <w:rPr>
+            <w:color w:val="0000EE"/>
+            <w:u w:val="single"/>
+          </w:rPr>
+          <w:t>Efésios 4.11–12</w:t>
+        </w:r>
+      </w:hyperlink>
+      <w:r>
+        <w:rPr>
+          <w:lang w:val="pt_PT" w:bidi="pt_PT"/>
+        </w:rPr>
+      </w:r>
+      <w:r>
+        <w:rPr>
+          <w:lang w:val="pt_PT" w:bidi="pt_PT"/>
+        </w:rPr>
+      </w:r>
+    </w:p>
+    <w:p>
+      <w:pPr/>
+      <w:r>
+        <w:rPr>
+          <w:lang w:val="pt_PT" w:bidi="pt_PT"/>
+        </w:rPr>
+      </w:r>
+    </w:p>
+    <w:p>
+      <w:pPr>
+        <w:pStyle w:val="Heading2"/>
+      </w:pPr>
+      <w:r>
+        <w:rPr>
+          <w:lang w:val="pt_PT" w:bidi="pt_PT"/>
+        </w:rPr>
+        <w:t>Liderança que capacita</w:t>
+      </w:r>
+      <w:r>
+        <w:rPr>
+          <w:lang w:val="pt_PT" w:bidi="pt_PT"/>
+        </w:rPr>
+      </w:r>
+    </w:p>
+    <w:p>
+      <w:pPr/>
+      <w:r>
+        <w:rPr>
+          <w:lang w:val="pt_PT" w:bidi="pt_PT"/>
+        </w:rPr>
+      </w:r>
+      <w:r>
+        <w:rPr>
+          <w:lang w:val="pt_PT" w:bidi="pt_PT"/>
+        </w:rPr>
         <w:t xml:space="preserve">Em </w:t>
       </w:r>
-      <w:hyperlink r:id="rId70">
-        <w:r>
-          <w:rPr>
-            <w:lang w:val="pt_PT" w:bidi="pt_PT"/>
-          </w:rPr>
-          <w:rPr>
-            <w:color w:val="0000EE"/>
-            <w:u w:val="single"/>
-          </w:rPr>
-          <w:t>Levítico 18.4–5</w:t>
-        </w:r>
-      </w:hyperlink>
-      <w:r>
-        <w:rPr>
-          <w:lang w:val="pt_PT" w:bidi="pt_PT"/>
-        </w:rPr>
-        <w:t xml:space="preserve"> e </w:t>
-      </w:r>
-      <w:hyperlink r:id="rId71">
+      <w:hyperlink r:id="rId171">
+        <w:r>
+          <w:rPr>
+            <w:lang w:val="pt_PT" w:bidi="pt_PT"/>
+          </w:rPr>
+          <w:rPr>
+            <w:color w:val="0000EE"/>
+            <w:u w:val="single"/>
+          </w:rPr>
+          <w:t>Atos 6.1–7</w:t>
+        </w:r>
+      </w:hyperlink>
+      <w:r>
+        <w:rPr>
+          <w:lang w:val="pt_PT" w:bidi="pt_PT"/>
+        </w:rPr>
+        <w:t>, a comunidade cristã primitiva enfrentou uma crise de liderança. Os helenistas eram judeus de língua grega em Jerusalém. Eles estavam chateados "porque suas viúvas estavam sendo negligenciadas na distribuição diária de alimentos" (</w:t>
+      </w:r>
+      <w:hyperlink r:id="rId172">
+        <w:r>
+          <w:rPr>
+            <w:lang w:val="pt_PT" w:bidi="pt_PT"/>
+          </w:rPr>
+          <w:rPr>
+            <w:color w:val="0000EE"/>
+            <w:u w:val="single"/>
+          </w:rPr>
+          <w:t>6.1</w:t>
+        </w:r>
+      </w:hyperlink>
+      <w:r>
+        <w:rPr>
+          <w:lang w:val="pt_PT" w:bidi="pt_PT"/>
+        </w:rPr>
+        <w:t>).</w:t>
+      </w:r>
+    </w:p>
+    <w:p>
+      <w:pPr/>
+      <w:r>
+        <w:rPr>
+          <w:lang w:val="pt_PT" w:bidi="pt_PT"/>
+        </w:rPr>
+      </w:r>
+      <w:r>
+        <w:rPr>
+          <w:lang w:val="pt_PT" w:bidi="pt_PT"/>
+        </w:rPr>
+        <w:t>Este problema ameaçava o crescimento da igreja e precisava de atenção séria. "Os judeus helenistas entre eles começaram a reclamar" (</w:t>
+      </w:r>
+      <w:hyperlink r:id="rId172">
+        <w:r>
+          <w:rPr>
+            <w:lang w:val="pt_PT" w:bidi="pt_PT"/>
+          </w:rPr>
+          <w:rPr>
+            <w:color w:val="0000EE"/>
+            <w:u w:val="single"/>
+          </w:rPr>
+          <w:t>6.1</w:t>
+        </w:r>
+      </w:hyperlink>
+      <w:r>
+        <w:rPr>
+          <w:lang w:val="pt_PT" w:bidi="pt_PT"/>
+        </w:rPr>
+        <w:t>). Os apóstolos sabiamente identificaram o problema (</w:t>
+      </w:r>
+      <w:hyperlink r:id="rId173">
+        <w:r>
+          <w:rPr>
+            <w:lang w:val="pt_PT" w:bidi="pt_PT"/>
+          </w:rPr>
+          <w:rPr>
+            <w:color w:val="0000EE"/>
+            <w:u w:val="single"/>
+          </w:rPr>
+          <w:t>6.2–3</w:t>
+        </w:r>
+      </w:hyperlink>
+      <w:r>
+        <w:rPr>
+          <w:lang w:val="pt_PT" w:bidi="pt_PT"/>
+        </w:rPr>
+        <w:t>). Eles convocaram a seleção de sete homens para gerenciar o programa de distribuição de alimentos (</w:t>
+      </w:r>
+      <w:hyperlink r:id="rId174">
+        <w:r>
+          <w:rPr>
+            <w:lang w:val="pt_PT" w:bidi="pt_PT"/>
+          </w:rPr>
+          <w:rPr>
+            <w:color w:val="0000EE"/>
+            <w:u w:val="single"/>
+          </w:rPr>
+          <w:t>6.5–6</w:t>
+        </w:r>
+      </w:hyperlink>
+      <w:r>
+        <w:rPr>
+          <w:lang w:val="pt_PT" w:bidi="pt_PT"/>
+        </w:rPr>
+        <w:t>).</w:t>
+      </w:r>
+    </w:p>
+    <w:p>
+      <w:pPr/>
+      <w:r>
+        <w:rPr>
+          <w:lang w:val="pt_PT" w:bidi="pt_PT"/>
+        </w:rPr>
+      </w:r>
+      <w:r>
+        <w:rPr>
+          <w:lang w:val="pt_PT" w:bidi="pt_PT"/>
+        </w:rPr>
+        <w:t xml:space="preserve">Muitos acreditam que esses sete foram os primeiros diáconos (veja </w:t>
+      </w:r>
+      <w:r>
+        <w:rPr>
+          <w:lang w:val="pt_PT" w:bidi="pt_PT"/>
+        </w:rPr>
+        <w:t>a nota de estudo em 6.2–6</w:t>
+      </w:r>
+      <w:r>
+        <w:rPr>
+          <w:lang w:val="pt_PT" w:bidi="pt_PT"/>
+        </w:rPr>
+        <w:t>). Eles concordaram em uma clara divisão de tarefas. Os doze apóstolos se concentraram na pregação e no ensino. Os outros líderes, cheios do Espírito Santo, lidaram com as necessidades materiais. Os apóstolos demonstraram forte liderança ao ouvir as necessidades da comunidade. Essa abordagem sábia e ação unida levaram ao crescimento espiritual e ao aumento de cristãos (</w:t>
+      </w:r>
+      <w:hyperlink r:id="rId175">
+        <w:r>
+          <w:rPr>
+            <w:lang w:val="pt_PT" w:bidi="pt_PT"/>
+          </w:rPr>
+          <w:rPr>
+            <w:color w:val="0000EE"/>
+            <w:u w:val="single"/>
+          </w:rPr>
+          <w:t>6.7</w:t>
+        </w:r>
+      </w:hyperlink>
+      <w:r>
+        <w:rPr>
+          <w:lang w:val="pt_PT" w:bidi="pt_PT"/>
+        </w:rPr>
+        <w:t>).</w:t>
+      </w:r>
+    </w:p>
+    <w:p>
+      <w:pPr/>
+      <w:r>
+        <w:rPr>
+          <w:lang w:val="pt_PT" w:bidi="pt_PT"/>
+        </w:rPr>
+      </w:r>
+      <w:r>
+        <w:rPr>
+          <w:lang w:val="pt_PT" w:bidi="pt_PT"/>
+        </w:rPr>
+        <w:t xml:space="preserve">A igreja reconheceu diferentes dons e os utilizou para o bem comum (veja </w:t>
+      </w:r>
+      <w:hyperlink r:id="rId169">
+        <w:r>
+          <w:rPr>
+            <w:lang w:val="pt_PT" w:bidi="pt_PT"/>
+          </w:rPr>
+          <w:rPr>
+            <w:color w:val="0000EE"/>
+            <w:u w:val="single"/>
+          </w:rPr>
+          <w:t>1 Coríntios 12.4–11</w:t>
+        </w:r>
+      </w:hyperlink>
+      <w:r>
+        <w:rPr>
+          <w:lang w:val="pt_PT" w:bidi="pt_PT"/>
+        </w:rPr>
+        <w:t xml:space="preserve">; </w:t>
+      </w:r>
+      <w:hyperlink r:id="rId176">
+        <w:r>
+          <w:rPr>
+            <w:lang w:val="pt_PT" w:bidi="pt_PT"/>
+          </w:rPr>
+          <w:rPr>
+            <w:color w:val="0000EE"/>
+            <w:u w:val="single"/>
+          </w:rPr>
+          <w:t>1 Pedro 4.10–11</w:t>
+        </w:r>
+      </w:hyperlink>
+      <w:r>
+        <w:rPr>
+          <w:lang w:val="pt_PT" w:bidi="pt_PT"/>
+        </w:rPr>
+        <w:t>). Todo cristão tem a oportunidade de participar de alguma forma de ministério. Esta ideia de que todo cristão serve a Deus é chamada de "sacerdócio de todos os crentes" (</w:t>
+      </w:r>
+      <w:hyperlink r:id="rId177">
+        <w:r>
+          <w:rPr>
+            <w:lang w:val="pt_PT" w:bidi="pt_PT"/>
+          </w:rPr>
+          <w:rPr>
+            <w:color w:val="0000EE"/>
+            <w:u w:val="single"/>
+          </w:rPr>
+          <w:t>1 Pedro 2.5</w:t>
+        </w:r>
+      </w:hyperlink>
+      <w:r>
+        <w:rPr>
+          <w:lang w:val="pt_PT" w:bidi="pt_PT"/>
+        </w:rPr>
+        <w:t xml:space="preserve">, </w:t>
+      </w:r>
+      <w:hyperlink r:id="rId178">
+        <w:r>
+          <w:rPr>
+            <w:lang w:val="pt_PT" w:bidi="pt_PT"/>
+          </w:rPr>
+          <w:rPr>
+            <w:color w:val="0000EE"/>
+            <w:u w:val="single"/>
+          </w:rPr>
+          <w:t>9</w:t>
+        </w:r>
+      </w:hyperlink>
+      <w:r>
+        <w:rPr>
+          <w:lang w:val="pt_PT" w:bidi="pt_PT"/>
+        </w:rPr>
+        <w:t xml:space="preserve">; </w:t>
+      </w:r>
+      <w:hyperlink r:id="rId179">
+        <w:r>
+          <w:rPr>
+            <w:lang w:val="pt_PT" w:bidi="pt_PT"/>
+          </w:rPr>
+          <w:rPr>
+            <w:color w:val="0000EE"/>
+            <w:u w:val="single"/>
+          </w:rPr>
+          <w:t>Apocalipse 1.6</w:t>
+        </w:r>
+      </w:hyperlink>
+      <w:r>
+        <w:rPr>
+          <w:lang w:val="pt_PT" w:bidi="pt_PT"/>
+        </w:rPr>
+        <w:t xml:space="preserve">; </w:t>
+      </w:r>
+      <w:hyperlink r:id="rId180">
+        <w:r>
+          <w:rPr>
+            <w:lang w:val="pt_PT" w:bidi="pt_PT"/>
+          </w:rPr>
+          <w:rPr>
+            <w:color w:val="0000EE"/>
+            <w:u w:val="single"/>
+          </w:rPr>
+          <w:t>5.10</w:t>
+        </w:r>
+      </w:hyperlink>
+      <w:r>
+        <w:rPr>
+          <w:lang w:val="pt_PT" w:bidi="pt_PT"/>
+        </w:rPr>
+        <w:t xml:space="preserve">; veja </w:t>
+      </w:r>
+      <w:hyperlink r:id="rId181">
+        <w:r>
+          <w:rPr>
+            <w:lang w:val="pt_PT" w:bidi="pt_PT"/>
+          </w:rPr>
+          <w:rPr>
+            <w:color w:val="0000EE"/>
+            <w:u w:val="single"/>
+          </w:rPr>
+          <w:t>Êxodo 19.6</w:t>
+        </w:r>
+      </w:hyperlink>
+      <w:r>
+        <w:rPr>
+          <w:lang w:val="pt_PT" w:bidi="pt_PT"/>
+        </w:rPr>
+        <w:t xml:space="preserve">; </w:t>
+      </w:r>
+      <w:hyperlink r:id="rId182">
+        <w:r>
+          <w:rPr>
+            <w:lang w:val="pt_PT" w:bidi="pt_PT"/>
+          </w:rPr>
+          <w:rPr>
+            <w:color w:val="0000EE"/>
+            <w:u w:val="single"/>
+          </w:rPr>
+          <w:t>Isaías 61.6</w:t>
+        </w:r>
+      </w:hyperlink>
+      <w:r>
+        <w:rPr>
+          <w:lang w:val="pt_PT" w:bidi="pt_PT"/>
+        </w:rPr>
+        <w:t xml:space="preserve">; </w:t>
+      </w:r>
+      <w:hyperlink r:id="rId183">
+        <w:r>
+          <w:rPr>
+            <w:lang w:val="pt_PT" w:bidi="pt_PT"/>
+          </w:rPr>
+          <w:rPr>
+            <w:color w:val="0000EE"/>
+            <w:u w:val="single"/>
+          </w:rPr>
+          <w:t>Apocalipse 20.6</w:t>
+        </w:r>
+      </w:hyperlink>
+      <w:r>
+        <w:rPr>
+          <w:lang w:val="pt_PT" w:bidi="pt_PT"/>
+        </w:rPr>
+        <w:t>). Embora nem todos tenham o mesmo papel, Deus chama cada pessoa a usar seus dons no serviço a ele.</w:t>
+      </w:r>
+    </w:p>
+    <w:p>
+      <w:pPr/>
+      <w:r>
+        <w:rPr>
+          <w:lang w:val="pt_PT" w:bidi="pt_PT"/>
+        </w:rPr>
+      </w:r>
+      <w:r>
+        <w:rPr>
+          <w:lang w:val="pt_PT" w:bidi="pt_PT"/>
+        </w:rPr>
+        <w:t>Deus deu à igreja seus líderes, "não dominando" sobre o povo, mas para servir à comunidade (</w:t>
+      </w:r>
+      <w:hyperlink r:id="rId24">
+        <w:r>
+          <w:rPr>
+            <w:lang w:val="pt_PT" w:bidi="pt_PT"/>
+          </w:rPr>
+          <w:rPr>
+            <w:color w:val="0000EE"/>
+            <w:u w:val="single"/>
+          </w:rPr>
+          <w:t>Mateus 20.25–28</w:t>
+        </w:r>
+      </w:hyperlink>
+      <w:r>
+        <w:rPr>
+          <w:lang w:val="pt_PT" w:bidi="pt_PT"/>
+        </w:rPr>
+        <w:t xml:space="preserve">; </w:t>
+      </w:r>
+      <w:hyperlink r:id="rId184">
+        <w:r>
+          <w:rPr>
+            <w:lang w:val="pt_PT" w:bidi="pt_PT"/>
+          </w:rPr>
+          <w:rPr>
+            <w:color w:val="0000EE"/>
+            <w:u w:val="single"/>
+          </w:rPr>
+          <w:t>Marcos 10.42–45</w:t>
+        </w:r>
+      </w:hyperlink>
+      <w:r>
+        <w:rPr>
+          <w:lang w:val="pt_PT" w:bidi="pt_PT"/>
+        </w:rPr>
+        <w:t xml:space="preserve">; </w:t>
+      </w:r>
+      <w:hyperlink r:id="rId185">
+        <w:r>
+          <w:rPr>
+            <w:lang w:val="pt_PT" w:bidi="pt_PT"/>
+          </w:rPr>
+          <w:rPr>
+            <w:color w:val="0000EE"/>
+            <w:u w:val="single"/>
+          </w:rPr>
+          <w:t>Lucas 22.25–27</w:t>
+        </w:r>
+      </w:hyperlink>
+      <w:r>
+        <w:rPr>
+          <w:lang w:val="pt_PT" w:bidi="pt_PT"/>
+        </w:rPr>
+        <w:t xml:space="preserve">; </w:t>
+      </w:r>
+      <w:hyperlink r:id="rId186">
+        <w:r>
+          <w:rPr>
+            <w:lang w:val="pt_PT" w:bidi="pt_PT"/>
+          </w:rPr>
+          <w:rPr>
+            <w:color w:val="0000EE"/>
+            <w:u w:val="single"/>
+          </w:rPr>
+          <w:t>1 Pedro 5.1–4</w:t>
+        </w:r>
+      </w:hyperlink>
+      <w:r>
+        <w:rPr>
+          <w:lang w:val="pt_PT" w:bidi="pt_PT"/>
+        </w:rPr>
+        <w:t>). Os líderes da igreja têm sucesso quando entendem as necessidades da comunidade e identificam aqueles que Deus preparou para atender a essas necessidades. Bons líderes reconhecem pessoas talentosas e as ajudam a crescer, permitindo que os membros usem seus dons dados por Deus (</w:t>
+      </w:r>
+      <w:hyperlink r:id="rId170">
+        <w:r>
+          <w:rPr>
+            <w:lang w:val="pt_PT" w:bidi="pt_PT"/>
+          </w:rPr>
+          <w:rPr>
+            <w:color w:val="0000EE"/>
+            <w:u w:val="single"/>
+          </w:rPr>
+          <w:t>Efésios 4.11–12</w:t>
+        </w:r>
+      </w:hyperlink>
+      <w:r>
+        <w:rPr>
+          <w:lang w:val="pt_PT" w:bidi="pt_PT"/>
+        </w:rPr>
+        <w:t>).</w:t>
+      </w:r>
+    </w:p>
+    <w:p>
+      <w:pPr/>
+      <w:r>
+        <w:rPr>
+          <w:lang w:val="pt_PT" w:bidi="pt_PT"/>
+        </w:rPr>
+      </w:r>
+      <w:r>
+        <w:rPr>
+          <w:u w:val="single"/>
+          <w:lang w:val="pt_PT" w:bidi="pt_PT"/>
+        </w:rPr>
+        <w:t>Passagens para estudo complementar</w:t>
+      </w:r>
+    </w:p>
+    <w:p>
+      <w:pPr/>
+      <w:r>
+        <w:rPr>
+          <w:lang w:val="pt_PT" w:bidi="pt_PT"/>
+        </w:rPr>
+      </w:r>
+      <w:hyperlink r:id="rId181">
+        <w:r>
+          <w:rPr>
+            <w:lang w:val="pt_PT" w:bidi="pt_PT"/>
+          </w:rPr>
+          <w:rPr>
+            <w:color w:val="0000EE"/>
+            <w:u w:val="single"/>
+          </w:rPr>
+          <w:t>Êxodo 19.6</w:t>
+        </w:r>
+      </w:hyperlink>
+      <w:r>
+        <w:rPr>
+          <w:lang w:val="pt_PT" w:bidi="pt_PT"/>
+        </w:rPr>
+        <w:t xml:space="preserve">; </w:t>
+      </w:r>
+      <w:hyperlink r:id="rId182">
+        <w:r>
+          <w:rPr>
+            <w:lang w:val="pt_PT" w:bidi="pt_PT"/>
+          </w:rPr>
+          <w:rPr>
+            <w:color w:val="0000EE"/>
+            <w:u w:val="single"/>
+          </w:rPr>
+          <w:t>Isaías 61.6</w:t>
+        </w:r>
+      </w:hyperlink>
+      <w:r>
+        <w:rPr>
+          <w:lang w:val="pt_PT" w:bidi="pt_PT"/>
+        </w:rPr>
+        <w:t xml:space="preserve">; </w:t>
+      </w:r>
+      <w:hyperlink r:id="rId24">
+        <w:r>
+          <w:rPr>
+            <w:lang w:val="pt_PT" w:bidi="pt_PT"/>
+          </w:rPr>
+          <w:rPr>
+            <w:color w:val="0000EE"/>
+            <w:u w:val="single"/>
+          </w:rPr>
+          <w:t>Mateus 20.25–28</w:t>
+        </w:r>
+      </w:hyperlink>
+      <w:r>
+        <w:rPr>
+          <w:lang w:val="pt_PT" w:bidi="pt_PT"/>
+        </w:rPr>
+        <w:t xml:space="preserve">; </w:t>
+      </w:r>
+      <w:hyperlink r:id="rId171">
+        <w:r>
+          <w:rPr>
+            <w:lang w:val="pt_PT" w:bidi="pt_PT"/>
+          </w:rPr>
+          <w:rPr>
+            <w:color w:val="0000EE"/>
+            <w:u w:val="single"/>
+          </w:rPr>
+          <w:t>Atos 6.1–7</w:t>
+        </w:r>
+      </w:hyperlink>
+      <w:r>
+        <w:rPr>
+          <w:lang w:val="pt_PT" w:bidi="pt_PT"/>
+        </w:rPr>
+        <w:t xml:space="preserve">; </w:t>
+      </w:r>
+      <w:hyperlink r:id="rId169">
+        <w:r>
+          <w:rPr>
+            <w:lang w:val="pt_PT" w:bidi="pt_PT"/>
+          </w:rPr>
+          <w:rPr>
+            <w:color w:val="0000EE"/>
+            <w:u w:val="single"/>
+          </w:rPr>
+          <w:t>1 Coríntios 12.4–11</w:t>
+        </w:r>
+      </w:hyperlink>
+      <w:r>
+        <w:rPr>
+          <w:lang w:val="pt_PT" w:bidi="pt_PT"/>
+        </w:rPr>
+        <w:t xml:space="preserve">; </w:t>
+      </w:r>
+      <w:hyperlink r:id="rId170">
+        <w:r>
+          <w:rPr>
+            <w:lang w:val="pt_PT" w:bidi="pt_PT"/>
+          </w:rPr>
+          <w:rPr>
+            <w:color w:val="0000EE"/>
+            <w:u w:val="single"/>
+          </w:rPr>
+          <w:t>Efésios 4.11–12</w:t>
+        </w:r>
+      </w:hyperlink>
+      <w:r>
+        <w:rPr>
+          <w:lang w:val="pt_PT" w:bidi="pt_PT"/>
+        </w:rPr>
+        <w:t xml:space="preserve">; </w:t>
+      </w:r>
+      <w:hyperlink r:id="rId177">
+        <w:r>
+          <w:rPr>
+            <w:lang w:val="pt_PT" w:bidi="pt_PT"/>
+          </w:rPr>
+          <w:rPr>
+            <w:color w:val="0000EE"/>
+            <w:u w:val="single"/>
+          </w:rPr>
+          <w:t>1 Pedro 2.5</w:t>
+        </w:r>
+      </w:hyperlink>
+      <w:r>
+        <w:rPr>
+          <w:lang w:val="pt_PT" w:bidi="pt_PT"/>
+        </w:rPr>
+        <w:t>,</w:t>
+      </w:r>
+      <w:hyperlink r:id="rId178">
+        <w:r>
+          <w:rPr>
+            <w:lang w:val="pt_PT" w:bidi="pt_PT"/>
+          </w:rPr>
+          <w:rPr>
+            <w:color w:val="0000EE"/>
+            <w:u w:val="single"/>
+          </w:rPr>
+          <w:t>9</w:t>
+        </w:r>
+      </w:hyperlink>
+      <w:r>
+        <w:rPr>
+          <w:lang w:val="pt_PT" w:bidi="pt_PT"/>
+        </w:rPr>
+        <w:t xml:space="preserve">; </w:t>
+      </w:r>
+      <w:hyperlink r:id="rId176">
+        <w:r>
+          <w:rPr>
+            <w:lang w:val="pt_PT" w:bidi="pt_PT"/>
+          </w:rPr>
+          <w:rPr>
+            <w:color w:val="0000EE"/>
+            <w:u w:val="single"/>
+          </w:rPr>
+          <w:t>4.10–11</w:t>
+        </w:r>
+      </w:hyperlink>
+      <w:r>
+        <w:rPr>
+          <w:lang w:val="pt_PT" w:bidi="pt_PT"/>
+        </w:rPr>
+        <w:t xml:space="preserve">; </w:t>
+      </w:r>
+      <w:hyperlink r:id="rId179">
+        <w:r>
+          <w:rPr>
+            <w:lang w:val="pt_PT" w:bidi="pt_PT"/>
+          </w:rPr>
+          <w:rPr>
+            <w:color w:val="0000EE"/>
+            <w:u w:val="single"/>
+          </w:rPr>
+          <w:t>Apocalipse 1.6</w:t>
+        </w:r>
+      </w:hyperlink>
+      <w:r>
+        <w:rPr>
+          <w:lang w:val="pt_PT" w:bidi="pt_PT"/>
+        </w:rPr>
+        <w:t xml:space="preserve">; </w:t>
+      </w:r>
+      <w:hyperlink r:id="rId180">
+        <w:r>
+          <w:rPr>
+            <w:lang w:val="pt_PT" w:bidi="pt_PT"/>
+          </w:rPr>
+          <w:rPr>
+            <w:color w:val="0000EE"/>
+            <w:u w:val="single"/>
+          </w:rPr>
+          <w:t>5.10</w:t>
+        </w:r>
+      </w:hyperlink>
+      <w:r>
+        <w:rPr>
+          <w:lang w:val="pt_PT" w:bidi="pt_PT"/>
+        </w:rPr>
+        <w:t xml:space="preserve">; </w:t>
+      </w:r>
+      <w:hyperlink r:id="rId183">
+        <w:r>
+          <w:rPr>
+            <w:lang w:val="pt_PT" w:bidi="pt_PT"/>
+          </w:rPr>
+          <w:rPr>
+            <w:color w:val="0000EE"/>
+            <w:u w:val="single"/>
+          </w:rPr>
+          <w:t>20.6</w:t>
+        </w:r>
+      </w:hyperlink>
+      <w:r>
+        <w:rPr>
+          <w:lang w:val="pt_PT" w:bidi="pt_PT"/>
+        </w:rPr>
+      </w:r>
+      <w:r>
+        <w:rPr>
+          <w:lang w:val="pt_PT" w:bidi="pt_PT"/>
+        </w:rPr>
+      </w:r>
+    </w:p>
+    <w:p>
+      <w:pPr/>
+      <w:r>
+        <w:rPr>
+          <w:lang w:val="pt_PT" w:bidi="pt_PT"/>
+        </w:rPr>
+      </w:r>
+    </w:p>
+    <w:p>
+      <w:pPr>
+        <w:pStyle w:val="Heading2"/>
+      </w:pPr>
+      <w:r>
+        <w:rPr>
+          <w:lang w:val="pt_PT" w:bidi="pt_PT"/>
+        </w:rPr>
+        <w:t>Líderes da Igreja</w:t>
+      </w:r>
+      <w:r>
+        <w:rPr>
+          <w:lang w:val="pt_PT" w:bidi="pt_PT"/>
+        </w:rPr>
+      </w:r>
+    </w:p>
+    <w:p>
+      <w:pPr/>
+      <w:r>
+        <w:rPr>
+          <w:lang w:val="pt_PT" w:bidi="pt_PT"/>
+        </w:rPr>
+      </w:r>
+      <w:r>
+        <w:rPr>
+          <w:lang w:val="pt_PT" w:bidi="pt_PT"/>
+        </w:rPr>
+        <w:t xml:space="preserve">As primeiras reuniões da igreja eram espontâneas e o espírito de Deus concedia dons de maneira especial (veja </w:t>
+      </w:r>
+      <w:hyperlink r:id="rId187">
+        <w:r>
+          <w:rPr>
+            <w:lang w:val="pt_PT" w:bidi="pt_PT"/>
+          </w:rPr>
+          <w:rPr>
+            <w:color w:val="0000EE"/>
+            <w:u w:val="single"/>
+          </w:rPr>
+          <w:t>1 Coríntios 14.26–33</w:t>
+        </w:r>
+      </w:hyperlink>
+      <w:r>
+        <w:rPr>
+          <w:lang w:val="pt_PT" w:bidi="pt_PT"/>
+        </w:rPr>
+        <w:t>). Os apóstolos geralmente lideravam as comunidades cristãs junto com os anciãos em Jerusalém (</w:t>
+      </w:r>
+      <w:hyperlink r:id="rId188">
+        <w:r>
+          <w:rPr>
+            <w:lang w:val="pt_PT" w:bidi="pt_PT"/>
+          </w:rPr>
+          <w:rPr>
+            <w:color w:val="0000EE"/>
+            <w:u w:val="single"/>
+          </w:rPr>
+          <w:t>Atos 6.2</w:t>
+        </w:r>
+      </w:hyperlink>
+      <w:r>
+        <w:rPr>
+          <w:lang w:val="pt_PT" w:bidi="pt_PT"/>
+        </w:rPr>
+        <w:t xml:space="preserve">; </w:t>
+      </w:r>
+      <w:hyperlink r:id="rId189">
+        <w:r>
+          <w:rPr>
+            <w:lang w:val="pt_PT" w:bidi="pt_PT"/>
+          </w:rPr>
+          <w:rPr>
+            <w:color w:val="0000EE"/>
+            <w:u w:val="single"/>
+          </w:rPr>
+          <w:t>8.14</w:t>
+        </w:r>
+      </w:hyperlink>
+      <w:r>
+        <w:rPr>
+          <w:lang w:val="pt_PT" w:bidi="pt_PT"/>
+        </w:rPr>
+        <w:t xml:space="preserve">; </w:t>
+      </w:r>
+      <w:hyperlink r:id="rId190">
+        <w:r>
+          <w:rPr>
+            <w:lang w:val="pt_PT" w:bidi="pt_PT"/>
+          </w:rPr>
+          <w:rPr>
+            <w:color w:val="0000EE"/>
+            <w:u w:val="single"/>
+          </w:rPr>
+          <w:t>14.23</w:t>
+        </w:r>
+      </w:hyperlink>
+      <w:r>
+        <w:rPr>
+          <w:lang w:val="pt_PT" w:bidi="pt_PT"/>
+        </w:rPr>
+        <w:t xml:space="preserve">; </w:t>
+      </w:r>
+      <w:hyperlink r:id="rId191">
+        <w:r>
+          <w:rPr>
+            <w:lang w:val="pt_PT" w:bidi="pt_PT"/>
+          </w:rPr>
+          <w:rPr>
+            <w:color w:val="0000EE"/>
+            <w:u w:val="single"/>
+          </w:rPr>
+          <w:t>Atos 15.4</w:t>
+        </w:r>
+      </w:hyperlink>
+      <w:r>
+        <w:rPr>
+          <w:lang w:val="pt_PT" w:bidi="pt_PT"/>
+        </w:rPr>
+        <w:t>,</w:t>
+      </w:r>
+      <w:hyperlink r:id="rId192">
+        <w:r>
+          <w:rPr>
+            <w:lang w:val="pt_PT" w:bidi="pt_PT"/>
+          </w:rPr>
+          <w:rPr>
+            <w:color w:val="0000EE"/>
+            <w:u w:val="single"/>
+          </w:rPr>
+          <w:t>6</w:t>
+        </w:r>
+      </w:hyperlink>
+      <w:r>
+        <w:rPr>
+          <w:lang w:val="pt_PT" w:bidi="pt_PT"/>
+        </w:rPr>
+        <w:t>,</w:t>
+      </w:r>
+      <w:hyperlink r:id="rId193">
+        <w:r>
+          <w:rPr>
+            <w:lang w:val="pt_PT" w:bidi="pt_PT"/>
+          </w:rPr>
+          <w:rPr>
+            <w:color w:val="0000EE"/>
+            <w:u w:val="single"/>
+          </w:rPr>
+          <w:t>22–23</w:t>
+        </w:r>
+      </w:hyperlink>
+      <w:r>
+        <w:rPr>
+          <w:lang w:val="pt_PT" w:bidi="pt_PT"/>
+        </w:rPr>
+        <w:t xml:space="preserve">). Os modelos de sinagoga judaica e greco-romana influenciaram seus papéis. Os títulos e papéis dos líderes cristãos fora de Jerusalém eram flexíveis (por exemplo, </w:t>
+      </w:r>
+      <w:hyperlink r:id="rId194">
+        <w:r>
+          <w:rPr>
+            <w:lang w:val="pt_PT" w:bidi="pt_PT"/>
+          </w:rPr>
+          <w:rPr>
+            <w:color w:val="0000EE"/>
+            <w:u w:val="single"/>
+          </w:rPr>
+          <w:t>Atos 6.1–6</w:t>
+        </w:r>
+      </w:hyperlink>
+      <w:r>
+        <w:rPr>
+          <w:lang w:val="pt_PT" w:bidi="pt_PT"/>
+        </w:rPr>
+        <w:t xml:space="preserve">; </w:t>
+      </w:r>
+      <w:hyperlink r:id="rId195">
+        <w:r>
+          <w:rPr>
+            <w:lang w:val="pt_PT" w:bidi="pt_PT"/>
+          </w:rPr>
+          <w:rPr>
+            <w:color w:val="0000EE"/>
+            <w:u w:val="single"/>
+          </w:rPr>
+          <w:t>13.1–3</w:t>
+        </w:r>
+      </w:hyperlink>
+      <w:r>
+        <w:rPr>
+          <w:lang w:val="pt_PT" w:bidi="pt_PT"/>
+        </w:rPr>
+        <w:t>). Mas os líderes locais dependiam dos apóstolos sempre que possível.</w:t>
+      </w:r>
+    </w:p>
+    <w:p>
+      <w:pPr/>
+      <w:r>
+        <w:rPr>
+          <w:lang w:val="pt_PT" w:bidi="pt_PT"/>
+        </w:rPr>
+      </w:r>
+      <w:r>
+        <w:rPr>
+          <w:lang w:val="pt_PT" w:bidi="pt_PT"/>
+        </w:rPr>
+        <w:t xml:space="preserve">Mestres e profetas tinham papéis importantes nas reuniões da igreja (veja </w:t>
+      </w:r>
+      <w:hyperlink r:id="rId196">
+        <w:r>
+          <w:rPr>
+            <w:lang w:val="pt_PT" w:bidi="pt_PT"/>
+          </w:rPr>
+          <w:rPr>
+            <w:color w:val="0000EE"/>
+            <w:u w:val="single"/>
+          </w:rPr>
+          <w:t>Atos 11.27–30</w:t>
+        </w:r>
+      </w:hyperlink>
+      <w:r>
+        <w:rPr>
+          <w:lang w:val="pt_PT" w:bidi="pt_PT"/>
+        </w:rPr>
+        <w:t xml:space="preserve">; </w:t>
+      </w:r>
+      <w:hyperlink r:id="rId197">
+        <w:r>
+          <w:rPr>
+            <w:lang w:val="pt_PT" w:bidi="pt_PT"/>
+          </w:rPr>
+          <w:rPr>
+            <w:color w:val="0000EE"/>
+            <w:u w:val="single"/>
+          </w:rPr>
+          <w:t>1 Coríntios 14.26–40</w:t>
+        </w:r>
+      </w:hyperlink>
+      <w:r>
+        <w:rPr>
+          <w:lang w:val="pt_PT" w:bidi="pt_PT"/>
+        </w:rPr>
+        <w:t>). Os apóstolos frequentemente iniciavam igrejas antes de nomearem "anciãos" (</w:t>
+      </w:r>
+      <w:hyperlink r:id="rId198">
+        <w:r>
+          <w:rPr>
+            <w:lang w:val="pt_PT" w:bidi="pt_PT"/>
+          </w:rPr>
+          <w:rPr>
+            <w:color w:val="0000EE"/>
+            <w:u w:val="single"/>
+          </w:rPr>
+          <w:t>Tito 1.5</w:t>
+        </w:r>
+      </w:hyperlink>
+      <w:r>
+        <w:rPr>
+          <w:lang w:val="pt_PT" w:bidi="pt_PT"/>
+        </w:rPr>
+        <w:t xml:space="preserve">; </w:t>
+      </w:r>
+      <w:hyperlink r:id="rId190">
+        <w:r>
+          <w:rPr>
+            <w:lang w:val="pt_PT" w:bidi="pt_PT"/>
+          </w:rPr>
+          <w:rPr>
+            <w:color w:val="0000EE"/>
+            <w:u w:val="single"/>
+          </w:rPr>
+          <w:t>Atos 14.23</w:t>
+        </w:r>
+      </w:hyperlink>
+      <w:r>
+        <w:rPr>
+          <w:lang w:val="pt_PT" w:bidi="pt_PT"/>
+        </w:rPr>
+        <w:t xml:space="preserve">). Essas nomeações eram baseadas em dons espirituais e, às vezes, na idade (veja </w:t>
+      </w:r>
+      <w:hyperlink r:id="rId199">
+        <w:r>
+          <w:rPr>
+            <w:lang w:val="pt_PT" w:bidi="pt_PT"/>
+          </w:rPr>
+          <w:rPr>
+            <w:color w:val="0000EE"/>
+            <w:u w:val="single"/>
+          </w:rPr>
+          <w:t>1 Coríntios 12.28–30</w:t>
+        </w:r>
+      </w:hyperlink>
+      <w:r>
+        <w:rPr>
+          <w:lang w:val="pt_PT" w:bidi="pt_PT"/>
+        </w:rPr>
+        <w:t xml:space="preserve">; </w:t>
+      </w:r>
+      <w:hyperlink r:id="rId200">
+        <w:r>
+          <w:rPr>
+            <w:lang w:val="pt_PT" w:bidi="pt_PT"/>
+          </w:rPr>
+          <w:rPr>
+            <w:color w:val="0000EE"/>
+            <w:u w:val="single"/>
+          </w:rPr>
+          <w:t>Efésios 4.11–13</w:t>
+        </w:r>
+      </w:hyperlink>
+      <w:r>
+        <w:rPr>
+          <w:lang w:val="pt_PT" w:bidi="pt_PT"/>
+        </w:rPr>
+        <w:t>).</w:t>
+      </w:r>
+    </w:p>
+    <w:p>
+      <w:pPr/>
+      <w:r>
+        <w:rPr>
+          <w:lang w:val="pt_PT" w:bidi="pt_PT"/>
+        </w:rPr>
+      </w:r>
+      <w:r>
+        <w:rPr>
+          <w:lang w:val="pt_PT" w:bidi="pt_PT"/>
+        </w:rPr>
+        <w:t>Líderes comunitários provavelmente existiam mesmo sem títulos formais. Nas cartas a Timóteo e Tito, há um forte foco nos papéis de supervisor (</w:t>
+      </w:r>
+      <w:r>
+        <w:rPr>
+          <w:i/>
+          <w:lang w:val="pt_PT" w:bidi="pt_PT"/>
+        </w:rPr>
+        <w:t>bispo</w:t>
+      </w:r>
+      <w:r>
+        <w:rPr>
+          <w:lang w:val="pt_PT" w:bidi="pt_PT"/>
+        </w:rPr>
+        <w:t>), ancião (</w:t>
+      </w:r>
+      <w:r>
+        <w:rPr>
+          <w:i/>
+          <w:lang w:val="pt_PT" w:bidi="pt_PT"/>
+        </w:rPr>
+        <w:t>presbítero</w:t>
+      </w:r>
+      <w:r>
+        <w:rPr>
+          <w:lang w:val="pt_PT" w:bidi="pt_PT"/>
+        </w:rPr>
+        <w:t>) e diácono. Não está claro como esses papéis se desenvolveram ao longo do tempo. As práticas em 1 Timóteo e Tito podem não ter sido amplamente difundidas. Os anciãos em Éfeso e Creta podem ter tido mais deveres de ensino para se opor a falsos mestres.</w:t>
+      </w:r>
+    </w:p>
+    <w:p>
+      <w:pPr/>
+      <w:r>
+        <w:rPr>
+          <w:lang w:val="pt_PT" w:bidi="pt_PT"/>
+        </w:rPr>
+      </w:r>
+      <w:r>
+        <w:rPr>
+          <w:lang w:val="pt_PT" w:bidi="pt_PT"/>
+        </w:rPr>
+        <w:t xml:space="preserve">Caso contrário, as questões sugeridas em </w:t>
+      </w:r>
+      <w:hyperlink r:id="rId187">
+        <w:r>
+          <w:rPr>
+            <w:lang w:val="pt_PT" w:bidi="pt_PT"/>
+          </w:rPr>
+          <w:rPr>
+            <w:color w:val="0000EE"/>
+            <w:u w:val="single"/>
+          </w:rPr>
+          <w:t>1 Coríntios 14.26–33</w:t>
+        </w:r>
+      </w:hyperlink>
+      <w:r>
+        <w:rPr>
+          <w:lang w:val="pt_PT" w:bidi="pt_PT"/>
+        </w:rPr>
+        <w:t xml:space="preserve"> poderiam ter continuado. Estas cartas se concentram em garantir que o evangelho seja compartilhado com precisão.</w:t>
+      </w:r>
+    </w:p>
+    <w:p>
+      <w:pPr/>
+      <w:r>
+        <w:rPr>
+          <w:lang w:val="pt_PT" w:bidi="pt_PT"/>
+        </w:rPr>
+      </w:r>
+      <w:r>
+        <w:rPr>
+          <w:lang w:val="pt_PT" w:bidi="pt_PT"/>
+        </w:rPr>
+        <w:t xml:space="preserve">O apóstolo Paulo influenciou e guiou as pessoas e lugares onde compartilhou as boas-novas. No entanto, não há evidências de que Paulo quisesse criar um sistema para governar todas as igrejas nessas áreas. Paulo esperava que os supervisores continuassem o ensino do evangelho e os papéis de disciplina sob as responsabilidades e autoridade mais amplas dos apóstolos. Como líderes locais da igreja, eles detinham autoridade real e única em suas comunidades (veja </w:t>
+      </w:r>
+      <w:hyperlink r:id="rId201">
+        <w:r>
+          <w:rPr>
+            <w:lang w:val="pt_PT" w:bidi="pt_PT"/>
+          </w:rPr>
+          <w:rPr>
+            <w:color w:val="0000EE"/>
+            <w:u w:val="single"/>
+          </w:rPr>
+          <w:t>1 Coríntios 5.3–5</w:t>
+        </w:r>
+      </w:hyperlink>
+      <w:r>
+        <w:rPr>
+          <w:lang w:val="pt_PT" w:bidi="pt_PT"/>
+        </w:rPr>
+        <w:t xml:space="preserve">; </w:t>
+      </w:r>
+      <w:hyperlink r:id="rId202">
+        <w:r>
+          <w:rPr>
+            <w:lang w:val="pt_PT" w:bidi="pt_PT"/>
+          </w:rPr>
+          <w:rPr>
+            <w:color w:val="0000EE"/>
+            <w:u w:val="single"/>
+          </w:rPr>
+          <w:t>1 Timóteo 4.11–16</w:t>
+        </w:r>
+      </w:hyperlink>
+      <w:r>
+        <w:rPr>
+          <w:lang w:val="pt_PT" w:bidi="pt_PT"/>
+        </w:rPr>
+        <w:t xml:space="preserve">; </w:t>
+      </w:r>
+      <w:hyperlink r:id="rId203">
+        <w:r>
+          <w:rPr>
+            <w:lang w:val="pt_PT" w:bidi="pt_PT"/>
+          </w:rPr>
+          <w:rPr>
+            <w:color w:val="0000EE"/>
+            <w:u w:val="single"/>
+          </w:rPr>
+          <w:t>5.19–22</w:t>
+        </w:r>
+      </w:hyperlink>
+      <w:r>
+        <w:rPr>
+          <w:lang w:val="pt_PT" w:bidi="pt_PT"/>
+        </w:rPr>
+        <w:t xml:space="preserve">; </w:t>
+      </w:r>
+      <w:hyperlink r:id="rId204">
+        <w:r>
+          <w:rPr>
+            <w:lang w:val="pt_PT" w:bidi="pt_PT"/>
+          </w:rPr>
+          <w:rPr>
+            <w:color w:val="0000EE"/>
+            <w:u w:val="single"/>
+          </w:rPr>
+          <w:t>2 Timóteo 2.14–19</w:t>
+        </w:r>
+      </w:hyperlink>
+      <w:r>
+        <w:rPr>
+          <w:lang w:val="pt_PT" w:bidi="pt_PT"/>
+        </w:rPr>
+        <w:t>,</w:t>
+      </w:r>
+      <w:hyperlink r:id="rId205">
+        <w:r>
+          <w:rPr>
+            <w:lang w:val="pt_PT" w:bidi="pt_PT"/>
+          </w:rPr>
+          <w:rPr>
+            <w:color w:val="0000EE"/>
+            <w:u w:val="single"/>
+          </w:rPr>
+          <w:t>25–26</w:t>
+        </w:r>
+      </w:hyperlink>
+      <w:r>
+        <w:rPr>
+          <w:lang w:val="pt_PT" w:bidi="pt_PT"/>
+        </w:rPr>
+        <w:t xml:space="preserve">; </w:t>
+      </w:r>
+      <w:hyperlink r:id="rId137">
+        <w:r>
+          <w:rPr>
+            <w:lang w:val="pt_PT" w:bidi="pt_PT"/>
+          </w:rPr>
+          <w:rPr>
+            <w:color w:val="0000EE"/>
+            <w:u w:val="single"/>
+          </w:rPr>
+          <w:t>Tito 2.15</w:t>
+        </w:r>
+      </w:hyperlink>
+      <w:r>
+        <w:rPr>
+          <w:lang w:val="pt_PT" w:bidi="pt_PT"/>
+        </w:rPr>
+        <w:t xml:space="preserve">; </w:t>
+      </w:r>
+      <w:hyperlink r:id="rId206">
+        <w:r>
+          <w:rPr>
+            <w:lang w:val="pt_PT" w:bidi="pt_PT"/>
+          </w:rPr>
+          <w:rPr>
+            <w:color w:val="0000EE"/>
+            <w:u w:val="single"/>
+          </w:rPr>
+          <w:t>3.10–11</w:t>
+        </w:r>
+      </w:hyperlink>
+      <w:r>
+        <w:rPr>
+          <w:lang w:val="pt_PT" w:bidi="pt_PT"/>
+        </w:rPr>
+        <w:t>). Logo após a morte dos apóstolos, a estrutura da igreja tornou-se mais centralizada em torno do ofício do bispo, como mostrado nos escritos cristãos do início do segundo século.</w:t>
+      </w:r>
+    </w:p>
+    <w:p>
+      <w:pPr/>
+      <w:r>
+        <w:rPr>
+          <w:lang w:val="pt_PT" w:bidi="pt_PT"/>
+        </w:rPr>
+      </w:r>
+      <w:r>
+        <w:rPr>
+          <w:u w:val="single"/>
+          <w:lang w:val="pt_PT" w:bidi="pt_PT"/>
+        </w:rPr>
+        <w:t>Passagens para estudo complementar</w:t>
+      </w:r>
+    </w:p>
+    <w:p>
+      <w:pPr/>
+      <w:r>
+        <w:rPr>
+          <w:lang w:val="pt_PT" w:bidi="pt_PT"/>
+        </w:rPr>
+      </w:r>
+      <w:hyperlink r:id="rId194">
+        <w:r>
+          <w:rPr>
+            <w:lang w:val="pt_PT" w:bidi="pt_PT"/>
+          </w:rPr>
+          <w:rPr>
+            <w:color w:val="0000EE"/>
+            <w:u w:val="single"/>
+          </w:rPr>
+          <w:t>Atos 6.1–6</w:t>
+        </w:r>
+      </w:hyperlink>
+      <w:r>
+        <w:rPr>
+          <w:lang w:val="pt_PT" w:bidi="pt_PT"/>
+        </w:rPr>
+        <w:t xml:space="preserve">; </w:t>
+      </w:r>
+      <w:hyperlink r:id="rId195">
+        <w:r>
+          <w:rPr>
+            <w:lang w:val="pt_PT" w:bidi="pt_PT"/>
+          </w:rPr>
+          <w:rPr>
+            <w:color w:val="0000EE"/>
+            <w:u w:val="single"/>
+          </w:rPr>
+          <w:t>13.1–3</w:t>
+        </w:r>
+      </w:hyperlink>
+      <w:r>
+        <w:rPr>
+          <w:lang w:val="pt_PT" w:bidi="pt_PT"/>
+        </w:rPr>
+        <w:t xml:space="preserve">; </w:t>
+      </w:r>
+      <w:hyperlink r:id="rId190">
+        <w:r>
+          <w:rPr>
+            <w:lang w:val="pt_PT" w:bidi="pt_PT"/>
+          </w:rPr>
+          <w:rPr>
+            <w:color w:val="0000EE"/>
+            <w:u w:val="single"/>
+          </w:rPr>
+          <w:t>14.23</w:t>
+        </w:r>
+      </w:hyperlink>
+      <w:r>
+        <w:rPr>
+          <w:lang w:val="pt_PT" w:bidi="pt_PT"/>
+        </w:rPr>
+        <w:t xml:space="preserve">; </w:t>
+      </w:r>
+      <w:hyperlink r:id="rId207">
+        <w:r>
+          <w:rPr>
+            <w:lang w:val="pt_PT" w:bidi="pt_PT"/>
+          </w:rPr>
+          <w:rPr>
+            <w:color w:val="0000EE"/>
+            <w:u w:val="single"/>
+          </w:rPr>
+          <w:t>15.4–35</w:t>
+        </w:r>
+      </w:hyperlink>
+      <w:r>
+        <w:rPr>
+          <w:lang w:val="pt_PT" w:bidi="pt_PT"/>
+        </w:rPr>
+        <w:t xml:space="preserve">; </w:t>
+      </w:r>
+      <w:hyperlink r:id="rId199">
+        <w:r>
+          <w:rPr>
+            <w:lang w:val="pt_PT" w:bidi="pt_PT"/>
+          </w:rPr>
+          <w:rPr>
+            <w:color w:val="0000EE"/>
+            <w:u w:val="single"/>
+          </w:rPr>
+          <w:t>1 Coríntios 12.28–30</w:t>
+        </w:r>
+      </w:hyperlink>
+      <w:r>
+        <w:rPr>
+          <w:lang w:val="pt_PT" w:bidi="pt_PT"/>
+        </w:rPr>
+        <w:t xml:space="preserve">; </w:t>
+      </w:r>
+      <w:hyperlink r:id="rId187">
+        <w:r>
+          <w:rPr>
+            <w:lang w:val="pt_PT" w:bidi="pt_PT"/>
+          </w:rPr>
+          <w:rPr>
+            <w:color w:val="0000EE"/>
+            <w:u w:val="single"/>
+          </w:rPr>
+          <w:t>14.26–33</w:t>
+        </w:r>
+      </w:hyperlink>
+      <w:r>
+        <w:rPr>
+          <w:lang w:val="pt_PT" w:bidi="pt_PT"/>
+        </w:rPr>
+        <w:t xml:space="preserve">; </w:t>
+      </w:r>
+      <w:hyperlink r:id="rId200">
+        <w:r>
+          <w:rPr>
+            <w:lang w:val="pt_PT" w:bidi="pt_PT"/>
+          </w:rPr>
+          <w:rPr>
+            <w:color w:val="0000EE"/>
+            <w:u w:val="single"/>
+          </w:rPr>
+          <w:t>Efésios 4.11–13</w:t>
+        </w:r>
+      </w:hyperlink>
+      <w:r>
+        <w:rPr>
+          <w:lang w:val="pt_PT" w:bidi="pt_PT"/>
+        </w:rPr>
+        <w:t xml:space="preserve">; </w:t>
+      </w:r>
+      <w:hyperlink r:id="rId208">
+        <w:r>
+          <w:rPr>
+            <w:lang w:val="pt_PT" w:bidi="pt_PT"/>
+          </w:rPr>
+          <w:rPr>
+            <w:color w:val="0000EE"/>
+            <w:u w:val="single"/>
+          </w:rPr>
+          <w:t>1 Timóteo 3.1–13</w:t>
+        </w:r>
+      </w:hyperlink>
+      <w:r>
+        <w:rPr>
+          <w:lang w:val="pt_PT" w:bidi="pt_PT"/>
+        </w:rPr>
+        <w:t xml:space="preserve">; </w:t>
+      </w:r>
+      <w:hyperlink r:id="rId202">
+        <w:r>
+          <w:rPr>
+            <w:lang w:val="pt_PT" w:bidi="pt_PT"/>
+          </w:rPr>
+          <w:rPr>
+            <w:color w:val="0000EE"/>
+            <w:u w:val="single"/>
+          </w:rPr>
+          <w:t>4.11–16</w:t>
+        </w:r>
+      </w:hyperlink>
+      <w:r>
+        <w:rPr>
+          <w:lang w:val="pt_PT" w:bidi="pt_PT"/>
+        </w:rPr>
+        <w:t xml:space="preserve">; </w:t>
+      </w:r>
+      <w:hyperlink r:id="rId209">
+        <w:r>
+          <w:rPr>
+            <w:lang w:val="pt_PT" w:bidi="pt_PT"/>
+          </w:rPr>
+          <w:rPr>
+            <w:color w:val="0000EE"/>
+            <w:u w:val="single"/>
+          </w:rPr>
+          <w:t>5.17–22</w:t>
+        </w:r>
+      </w:hyperlink>
+      <w:r>
+        <w:rPr>
+          <w:lang w:val="pt_PT" w:bidi="pt_PT"/>
+        </w:rPr>
+        <w:t xml:space="preserve">; </w:t>
+      </w:r>
+      <w:hyperlink r:id="rId210">
+        <w:r>
+          <w:rPr>
+            <w:lang w:val="pt_PT" w:bidi="pt_PT"/>
+          </w:rPr>
+          <w:rPr>
+            <w:color w:val="0000EE"/>
+            <w:u w:val="single"/>
+          </w:rPr>
+          <w:t>2 Timóteo 2.2</w:t>
+        </w:r>
+      </w:hyperlink>
+      <w:r>
+        <w:rPr>
+          <w:lang w:val="pt_PT" w:bidi="pt_PT"/>
+        </w:rPr>
+        <w:t>,</w:t>
+      </w:r>
+      <w:hyperlink r:id="rId205">
+        <w:r>
+          <w:rPr>
+            <w:lang w:val="pt_PT" w:bidi="pt_PT"/>
+          </w:rPr>
+          <w:rPr>
+            <w:color w:val="0000EE"/>
+            <w:u w:val="single"/>
+          </w:rPr>
+          <w:t>25–26</w:t>
+        </w:r>
+      </w:hyperlink>
+      <w:r>
+        <w:rPr>
+          <w:lang w:val="pt_PT" w:bidi="pt_PT"/>
+        </w:rPr>
+        <w:t xml:space="preserve">; </w:t>
+      </w:r>
+      <w:hyperlink r:id="rId211">
+        <w:r>
+          <w:rPr>
+            <w:lang w:val="pt_PT" w:bidi="pt_PT"/>
+          </w:rPr>
+          <w:rPr>
+            <w:color w:val="0000EE"/>
+            <w:u w:val="single"/>
+          </w:rPr>
+          <w:t>Tito 1.5–9</w:t>
+        </w:r>
+      </w:hyperlink>
+      <w:r>
+        <w:rPr>
+          <w:lang w:val="pt_PT" w:bidi="pt_PT"/>
+        </w:rPr>
+        <w:t xml:space="preserve">; </w:t>
+      </w:r>
+      <w:hyperlink r:id="rId137">
+        <w:r>
+          <w:rPr>
+            <w:lang w:val="pt_PT" w:bidi="pt_PT"/>
+          </w:rPr>
+          <w:rPr>
+            <w:color w:val="0000EE"/>
+            <w:u w:val="single"/>
+          </w:rPr>
+          <w:t>2.15.</w:t>
+        </w:r>
+      </w:hyperlink>
+      <w:r>
+        <w:rPr>
+          <w:lang w:val="pt_PT" w:bidi="pt_PT"/>
+        </w:rPr>
+      </w:r>
+      <w:r>
+        <w:rPr>
+          <w:lang w:val="pt_PT" w:bidi="pt_PT"/>
+        </w:rPr>
+      </w:r>
+    </w:p>
+    <w:p>
+      <w:pPr/>
+      <w:r>
+        <w:rPr>
+          <w:lang w:val="pt_PT" w:bidi="pt_PT"/>
+        </w:rPr>
+      </w:r>
+    </w:p>
+    <w:p>
+      <w:pPr>
+        <w:pStyle w:val="Heading2"/>
+      </w:pPr>
+      <w:r>
+        <w:rPr>
+          <w:lang w:val="pt_PT" w:bidi="pt_PT"/>
+        </w:rPr>
+        <w:t>Limpo, impuro e sagrado</w:t>
+      </w:r>
+      <w:r>
+        <w:rPr>
+          <w:lang w:val="pt_PT" w:bidi="pt_PT"/>
+        </w:rPr>
+      </w:r>
+    </w:p>
+    <w:p>
+      <w:pPr/>
+      <w:r>
+        <w:rPr>
+          <w:lang w:val="pt_PT" w:bidi="pt_PT"/>
+        </w:rPr>
+      </w:r>
+      <w:r>
+        <w:rPr>
+          <w:lang w:val="pt_PT" w:bidi="pt_PT"/>
+        </w:rPr>
+        <w:t xml:space="preserve">As regras sobre pureza e impureza cerimonial distinguiam Israel de outras nações. Uma ideia é que coisas impuras estão relacionadas à morte ou à terra (veja, por exemplo, </w:t>
+      </w:r>
+      <w:hyperlink r:id="rId212">
+        <w:r>
+          <w:rPr>
+            <w:lang w:val="pt_PT" w:bidi="pt_PT"/>
+          </w:rPr>
+          <w:rPr>
+            <w:color w:val="0000EE"/>
+            <w:u w:val="single"/>
+          </w:rPr>
+          <w:t>Levítico 21.1</w:t>
+        </w:r>
+      </w:hyperlink>
+      <w:r>
+        <w:rPr>
+          <w:lang w:val="pt_PT" w:bidi="pt_PT"/>
+        </w:rPr>
+        <w:t>,</w:t>
+      </w:r>
+      <w:hyperlink r:id="rId213">
+        <w:r>
+          <w:rPr>
+            <w:lang w:val="pt_PT" w:bidi="pt_PT"/>
+          </w:rPr>
+          <w:rPr>
+            <w:color w:val="0000EE"/>
+            <w:u w:val="single"/>
+          </w:rPr>
+          <w:t>11</w:t>
+        </w:r>
+      </w:hyperlink>
+      <w:r>
+        <w:rPr>
+          <w:lang w:val="pt_PT" w:bidi="pt_PT"/>
+        </w:rPr>
+        <w:t xml:space="preserve">; </w:t>
+      </w:r>
+      <w:hyperlink r:id="rId214">
+        <w:r>
+          <w:rPr>
+            <w:lang w:val="pt_PT" w:bidi="pt_PT"/>
+          </w:rPr>
+          <w:rPr>
+            <w:color w:val="0000EE"/>
+            <w:u w:val="single"/>
+          </w:rPr>
+          <w:t>22.8</w:t>
+        </w:r>
+      </w:hyperlink>
+      <w:r>
+        <w:rPr>
+          <w:lang w:val="pt_PT" w:bidi="pt_PT"/>
+        </w:rPr>
+        <w:t>). Estudos recentes sugerem a ideia do que é "normal". Deus valoriza a ordem. Coisas que se encaixam na ordem de Deus são "puras" e "permitidas". Coisas anormais não são adequadas para alimento ou ofertas e são "impuras".</w:t>
+      </w:r>
+    </w:p>
+    <w:p>
+      <w:pPr/>
+      <w:r>
+        <w:rPr>
+          <w:lang w:val="pt_PT" w:bidi="pt_PT"/>
+        </w:rPr>
+      </w:r>
+      <w:r>
+        <w:rPr>
+          <w:lang w:val="pt_PT" w:bidi="pt_PT"/>
+        </w:rPr>
+        <w:t xml:space="preserve">Um animal terrestre normal comeria plantas (veja </w:t>
+      </w:r>
+      <w:hyperlink r:id="rId215">
+        <w:r>
+          <w:rPr>
+            <w:lang w:val="pt_PT" w:bidi="pt_PT"/>
+          </w:rPr>
+          <w:rPr>
+            <w:color w:val="0000EE"/>
+            <w:u w:val="single"/>
+          </w:rPr>
+          <w:t>Gênesis 1.30</w:t>
+        </w:r>
+      </w:hyperlink>
+      <w:r>
+        <w:rPr>
+          <w:lang w:val="pt_PT" w:bidi="pt_PT"/>
+        </w:rPr>
+        <w:t>). Um corpo humano normal não teria infecções ou secreções. Um pedaço de tecido normal estaria livre de mofo. Se algo anormal acontecesse, o animal, a pessoa ou o tecido estariam impuros.</w:t>
+      </w:r>
+    </w:p>
+    <w:p>
+      <w:pPr/>
+      <w:r>
+        <w:rPr>
+          <w:lang w:val="pt_PT" w:bidi="pt_PT"/>
+        </w:rPr>
+      </w:r>
+      <w:r>
+        <w:rPr>
+          <w:lang w:val="pt_PT" w:bidi="pt_PT"/>
+        </w:rPr>
+        <w:t xml:space="preserve">O que é impuro não é pecaminoso, mas representa indignidade e não pode tocar o que é sagrado (por exemplo, </w:t>
+      </w:r>
+      <w:hyperlink r:id="rId216">
+        <w:r>
+          <w:rPr>
+            <w:lang w:val="pt_PT" w:bidi="pt_PT"/>
+          </w:rPr>
+          <w:rPr>
+            <w:color w:val="0000EE"/>
+            <w:u w:val="single"/>
+          </w:rPr>
+          <w:t>Levítico 11.44–45</w:t>
+        </w:r>
+      </w:hyperlink>
+      <w:r>
+        <w:rPr>
+          <w:lang w:val="pt_PT" w:bidi="pt_PT"/>
+        </w:rPr>
+        <w:t>). Uma vez purificado, pode se tornar sagrado e dedicado a Deus. Se as pessoas tratam coisas sagradas, como o sábado, como comuns, elas mostram desrespeito a Deus (ou blasfemam) e tornam-nas profanas. Quando algo limpo se torna impuro, precisa de purificação. Algumas coisas, como animais, peixes ou aves impuras, são sempre impuras e nunca podem se tornar sagradas.</w:t>
+      </w:r>
+    </w:p>
+    <w:p>
+      <w:pPr/>
+      <w:r>
+        <w:rPr>
+          <w:lang w:val="pt_PT" w:bidi="pt_PT"/>
+        </w:rPr>
+      </w:r>
+      <w:r>
+        <w:rPr>
+          <w:lang w:val="pt_PT" w:bidi="pt_PT"/>
+        </w:rPr>
+        <w:t>No novo pacto, coisas antes consideradas impuras agora são puras (</w:t>
+      </w:r>
+      <w:hyperlink r:id="rId217">
+        <w:r>
+          <w:rPr>
+            <w:lang w:val="pt_PT" w:bidi="pt_PT"/>
+          </w:rPr>
+          <w:rPr>
+            <w:color w:val="0000EE"/>
+            <w:u w:val="single"/>
+          </w:rPr>
+          <w:t>Atos 10.15</w:t>
+        </w:r>
+      </w:hyperlink>
+      <w:r>
+        <w:rPr>
+          <w:lang w:val="pt_PT" w:bidi="pt_PT"/>
+        </w:rPr>
+        <w:t>,</w:t>
+      </w:r>
+      <w:hyperlink r:id="rId218">
+        <w:r>
+          <w:rPr>
+            <w:lang w:val="pt_PT" w:bidi="pt_PT"/>
+          </w:rPr>
+          <w:rPr>
+            <w:color w:val="0000EE"/>
+            <w:u w:val="single"/>
+          </w:rPr>
+          <w:t>28</w:t>
+        </w:r>
+      </w:hyperlink>
+      <w:r>
+        <w:rPr>
+          <w:lang w:val="pt_PT" w:bidi="pt_PT"/>
+        </w:rPr>
+        <w:t>,</w:t>
+      </w:r>
+      <w:hyperlink r:id="rId219">
+        <w:r>
+          <w:rPr>
+            <w:lang w:val="pt_PT" w:bidi="pt_PT"/>
+          </w:rPr>
+          <w:rPr>
+            <w:color w:val="0000EE"/>
+            <w:u w:val="single"/>
+          </w:rPr>
+          <w:t>45</w:t>
+        </w:r>
+      </w:hyperlink>
+      <w:r>
+        <w:rPr>
+          <w:lang w:val="pt_PT" w:bidi="pt_PT"/>
+        </w:rPr>
+        <w:t>). No entanto, Deus valoriza a ordem e deseja um culto ordenado (</w:t>
+      </w:r>
+      <w:hyperlink r:id="rId220">
+        <w:r>
+          <w:rPr>
+            <w:lang w:val="pt_PT" w:bidi="pt_PT"/>
+          </w:rPr>
+          <w:rPr>
+            <w:color w:val="0000EE"/>
+            <w:u w:val="single"/>
+          </w:rPr>
+          <w:t>1 Coríntios 14.33</w:t>
+        </w:r>
+      </w:hyperlink>
+      <w:r>
+        <w:rPr>
+          <w:lang w:val="pt_PT" w:bidi="pt_PT"/>
+        </w:rPr>
+        <w:t>,</w:t>
+      </w:r>
+      <w:hyperlink r:id="rId221">
+        <w:r>
+          <w:rPr>
+            <w:lang w:val="pt_PT" w:bidi="pt_PT"/>
+          </w:rPr>
+          <w:rPr>
+            <w:color w:val="0000EE"/>
+            <w:u w:val="single"/>
+          </w:rPr>
+          <w:t>40</w:t>
+        </w:r>
+      </w:hyperlink>
+      <w:r>
+        <w:rPr>
+          <w:lang w:val="pt_PT" w:bidi="pt_PT"/>
+        </w:rPr>
+        <w:t xml:space="preserve">). Deus oferece graça àqueles que se arrependem (se afastam de ações erradas e retornam a Deus). No entanto, algumas ações ainda ofendem sua santidade e não devem estar em sua presença (por exemplo, a oferta de Ananias e Safira; veja </w:t>
+      </w:r>
+      <w:hyperlink r:id="rId222">
+        <w:r>
+          <w:rPr>
+            <w:lang w:val="pt_PT" w:bidi="pt_PT"/>
+          </w:rPr>
+          <w:rPr>
+            <w:color w:val="0000EE"/>
+            <w:u w:val="single"/>
+          </w:rPr>
+          <w:t>Atos 5.1–11</w:t>
+        </w:r>
+      </w:hyperlink>
+      <w:r>
+        <w:rPr>
+          <w:lang w:val="pt_PT" w:bidi="pt_PT"/>
+        </w:rPr>
+        <w:t>).</w:t>
+      </w:r>
+    </w:p>
+    <w:p>
+      <w:pPr/>
+      <w:r>
+        <w:rPr>
+          <w:lang w:val="pt_PT" w:bidi="pt_PT"/>
+        </w:rPr>
+      </w:r>
+      <w:r>
+        <w:rPr>
+          <w:u w:val="single"/>
+          <w:lang w:val="pt_PT" w:bidi="pt_PT"/>
+        </w:rPr>
+        <w:t>Passagens para estudo complementar</w:t>
+      </w:r>
+    </w:p>
+    <w:p>
+      <w:pPr/>
+      <w:r>
+        <w:rPr>
+          <w:lang w:val="pt_PT" w:bidi="pt_PT"/>
+        </w:rPr>
+      </w:r>
+      <w:hyperlink r:id="rId223">
+        <w:r>
+          <w:rPr>
+            <w:lang w:val="pt_PT" w:bidi="pt_PT"/>
+          </w:rPr>
+          <w:rPr>
+            <w:color w:val="0000EE"/>
+            <w:u w:val="single"/>
+          </w:rPr>
+          <w:t>Gênesis 7.2</w:t>
+        </w:r>
+      </w:hyperlink>
+      <w:r>
+        <w:rPr>
+          <w:lang w:val="pt_PT" w:bidi="pt_PT"/>
+        </w:rPr>
+        <w:t xml:space="preserve">; </w:t>
+      </w:r>
+      <w:hyperlink r:id="rId224">
+        <w:r>
+          <w:rPr>
+            <w:lang w:val="pt_PT" w:bidi="pt_PT"/>
+          </w:rPr>
+          <w:rPr>
+            <w:color w:val="0000EE"/>
+            <w:u w:val="single"/>
+          </w:rPr>
+          <w:t>Levítico 11.1–15.33</w:t>
+        </w:r>
+      </w:hyperlink>
+      <w:r>
+        <w:rPr>
+          <w:lang w:val="pt_PT" w:bidi="pt_PT"/>
+        </w:rPr>
+        <w:t xml:space="preserve">; </w:t>
+      </w:r>
+      <w:hyperlink r:id="rId225">
+        <w:r>
+          <w:rPr>
+            <w:lang w:val="pt_PT" w:bidi="pt_PT"/>
+          </w:rPr>
+          <w:rPr>
+            <w:color w:val="0000EE"/>
+            <w:u w:val="single"/>
+          </w:rPr>
+          <w:t>21.1–23</w:t>
+        </w:r>
+      </w:hyperlink>
+      <w:r>
+        <w:rPr>
+          <w:lang w:val="pt_PT" w:bidi="pt_PT"/>
+        </w:rPr>
+        <w:t xml:space="preserve">; </w:t>
+      </w:r>
+      <w:hyperlink r:id="rId226">
+        <w:r>
+          <w:rPr>
+            <w:lang w:val="pt_PT" w:bidi="pt_PT"/>
+          </w:rPr>
+          <w:rPr>
+            <w:color w:val="0000EE"/>
+            <w:u w:val="single"/>
+          </w:rPr>
+          <w:t>22.3–8</w:t>
+        </w:r>
+      </w:hyperlink>
+      <w:r>
+        <w:rPr>
+          <w:lang w:val="pt_PT" w:bidi="pt_PT"/>
+        </w:rPr>
+        <w:t xml:space="preserve">; </w:t>
+      </w:r>
+      <w:hyperlink r:id="rId227">
+        <w:r>
+          <w:rPr>
+            <w:lang w:val="pt_PT" w:bidi="pt_PT"/>
+          </w:rPr>
+          <w:rPr>
+            <w:color w:val="0000EE"/>
+            <w:u w:val="single"/>
+          </w:rPr>
+          <w:t>Números 19.1–22</w:t>
+        </w:r>
+      </w:hyperlink>
+      <w:r>
+        <w:rPr>
+          <w:lang w:val="pt_PT" w:bidi="pt_PT"/>
+        </w:rPr>
+        <w:t xml:space="preserve">; </w:t>
+      </w:r>
+      <w:hyperlink r:id="rId228">
+        <w:r>
+          <w:rPr>
+            <w:lang w:val="pt_PT" w:bidi="pt_PT"/>
+          </w:rPr>
+          <w:rPr>
+            <w:color w:val="0000EE"/>
+            <w:u w:val="single"/>
+          </w:rPr>
+          <w:t>Deuteronômio 14.1–21</w:t>
+        </w:r>
+      </w:hyperlink>
+      <w:r>
+        <w:rPr>
+          <w:lang w:val="pt_PT" w:bidi="pt_PT"/>
+        </w:rPr>
+        <w:t xml:space="preserve">; </w:t>
+      </w:r>
+      <w:hyperlink r:id="rId229">
+        <w:r>
+          <w:rPr>
+            <w:lang w:val="pt_PT" w:bidi="pt_PT"/>
+          </w:rPr>
+          <w:rPr>
+            <w:color w:val="0000EE"/>
+            <w:u w:val="single"/>
+          </w:rPr>
+          <w:t>21.1–9</w:t>
+        </w:r>
+      </w:hyperlink>
+      <w:r>
+        <w:rPr>
+          <w:lang w:val="pt_PT" w:bidi="pt_PT"/>
+        </w:rPr>
+        <w:t xml:space="preserve">; </w:t>
+      </w:r>
+      <w:hyperlink r:id="rId230">
+        <w:r>
+          <w:rPr>
+            <w:lang w:val="pt_PT" w:bidi="pt_PT"/>
+          </w:rPr>
+          <w:rPr>
+            <w:color w:val="0000EE"/>
+            <w:u w:val="single"/>
+          </w:rPr>
+          <w:t>Salmos 19.9</w:t>
+        </w:r>
+      </w:hyperlink>
+      <w:r>
+        <w:rPr>
+          <w:lang w:val="pt_PT" w:bidi="pt_PT"/>
+        </w:rPr>
+        <w:t xml:space="preserve">; </w:t>
+      </w:r>
+      <w:hyperlink r:id="rId231">
+        <w:r>
+          <w:rPr>
+            <w:lang w:val="pt_PT" w:bidi="pt_PT"/>
+          </w:rPr>
+          <w:rPr>
+            <w:color w:val="0000EE"/>
+            <w:u w:val="single"/>
+          </w:rPr>
+          <w:t>24.3–4</w:t>
+        </w:r>
+      </w:hyperlink>
+      <w:r>
+        <w:rPr>
+          <w:lang w:val="pt_PT" w:bidi="pt_PT"/>
+        </w:rPr>
+        <w:t xml:space="preserve">; </w:t>
+      </w:r>
+      <w:hyperlink r:id="rId232">
+        <w:r>
+          <w:rPr>
+            <w:lang w:val="pt_PT" w:bidi="pt_PT"/>
+          </w:rPr>
+          <w:rPr>
+            <w:color w:val="0000EE"/>
+            <w:u w:val="single"/>
+          </w:rPr>
+          <w:t>51.7–10</w:t>
+        </w:r>
+      </w:hyperlink>
+      <w:r>
+        <w:rPr>
+          <w:lang w:val="pt_PT" w:bidi="pt_PT"/>
+        </w:rPr>
+        <w:t xml:space="preserve">; </w:t>
+      </w:r>
+      <w:hyperlink r:id="rId233">
+        <w:r>
+          <w:rPr>
+            <w:lang w:val="pt_PT" w:bidi="pt_PT"/>
+          </w:rPr>
+          <w:rPr>
+            <w:color w:val="0000EE"/>
+            <w:u w:val="single"/>
+          </w:rPr>
+          <w:t>Isaías 52.11</w:t>
+        </w:r>
+      </w:hyperlink>
+      <w:r>
+        <w:rPr>
+          <w:lang w:val="pt_PT" w:bidi="pt_PT"/>
+        </w:rPr>
+        <w:t xml:space="preserve">; </w:t>
+      </w:r>
+      <w:hyperlink r:id="rId234">
+        <w:r>
+          <w:rPr>
+            <w:lang w:val="pt_PT" w:bidi="pt_PT"/>
+          </w:rPr>
+          <w:rPr>
+            <w:color w:val="0000EE"/>
+            <w:u w:val="single"/>
+          </w:rPr>
+          <w:t>Mateus 8.2–4</w:t>
+        </w:r>
+      </w:hyperlink>
+      <w:r>
+        <w:rPr>
+          <w:lang w:val="pt_PT" w:bidi="pt_PT"/>
+        </w:rPr>
+        <w:t xml:space="preserve">; </w:t>
+      </w:r>
+      <w:hyperlink r:id="rId235">
+        <w:r>
+          <w:rPr>
+            <w:lang w:val="pt_PT" w:bidi="pt_PT"/>
+          </w:rPr>
+          <w:rPr>
+            <w:color w:val="0000EE"/>
+            <w:u w:val="single"/>
+          </w:rPr>
+          <w:t>João 13.10–11</w:t>
+        </w:r>
+      </w:hyperlink>
+      <w:r>
+        <w:rPr>
+          <w:lang w:val="pt_PT" w:bidi="pt_PT"/>
+        </w:rPr>
+        <w:t xml:space="preserve">; </w:t>
+      </w:r>
+      <w:hyperlink r:id="rId236">
+        <w:r>
+          <w:rPr>
+            <w:lang w:val="pt_PT" w:bidi="pt_PT"/>
+          </w:rPr>
+          <w:rPr>
+            <w:color w:val="0000EE"/>
+            <w:u w:val="single"/>
+          </w:rPr>
+          <w:t>Atos 10.9–28</w:t>
+        </w:r>
+      </w:hyperlink>
+      <w:r>
+        <w:rPr>
+          <w:lang w:val="pt_PT" w:bidi="pt_PT"/>
+        </w:rPr>
+        <w:t xml:space="preserve">; </w:t>
+      </w:r>
+      <w:hyperlink r:id="rId237">
+        <w:r>
+          <w:rPr>
+            <w:lang w:val="pt_PT" w:bidi="pt_PT"/>
+          </w:rPr>
+          <w:rPr>
+            <w:color w:val="0000EE"/>
+            <w:u w:val="single"/>
+          </w:rPr>
+          <w:t>Hebreus 9.13–15</w:t>
+        </w:r>
+      </w:hyperlink>
+      <w:r>
+        <w:rPr>
+          <w:lang w:val="pt_PT" w:bidi="pt_PT"/>
+        </w:rPr>
+        <w:t>,</w:t>
+      </w:r>
+      <w:hyperlink r:id="rId26">
+        <w:r>
+          <w:rPr>
+            <w:lang w:val="pt_PT" w:bidi="pt_PT"/>
+          </w:rPr>
+          <w:rPr>
+            <w:color w:val="0000EE"/>
+            <w:u w:val="single"/>
+          </w:rPr>
+          <w:t>23.</w:t>
+        </w:r>
+      </w:hyperlink>
+      <w:r>
+        <w:rPr>
+          <w:lang w:val="pt_PT" w:bidi="pt_PT"/>
+        </w:rPr>
+      </w:r>
+      <w:r>
+        <w:rPr>
+          <w:lang w:val="pt_PT" w:bidi="pt_PT"/>
+        </w:rPr>
+      </w:r>
+    </w:p>
+    <w:p>
+      <w:pPr/>
+      <w:r>
+        <w:rPr>
+          <w:lang w:val="pt_PT" w:bidi="pt_PT"/>
+        </w:rPr>
+      </w:r>
+    </w:p>
+    <w:p>
+      <w:pPr>
+        <w:pStyle w:val="Heading2"/>
+      </w:pPr>
+      <w:r>
+        <w:rPr>
+          <w:lang w:val="pt_PT" w:bidi="pt_PT"/>
+        </w:rPr>
+        <w:t>Literatura apocalíptica</w:t>
+      </w:r>
+      <w:r>
+        <w:rPr>
+          <w:lang w:val="pt_PT" w:bidi="pt_PT"/>
+        </w:rPr>
+      </w:r>
+    </w:p>
+    <w:p>
+      <w:pPr/>
+      <w:r>
+        <w:rPr>
+          <w:lang w:val="pt_PT" w:bidi="pt_PT"/>
+        </w:rPr>
+      </w:r>
+      <w:r>
+        <w:rPr>
+          <w:lang w:val="pt_PT" w:bidi="pt_PT"/>
+        </w:rPr>
+        <w:t>Várias passagens do Antigo Testamento têm temas semelhantes à literatura apocalíptica judaica posterior (</w:t>
+      </w:r>
+      <w:hyperlink r:id="rId238">
+        <w:r>
+          <w:rPr>
+            <w:lang w:val="pt_PT" w:bidi="pt_PT"/>
+          </w:rPr>
+          <w:rPr>
+            <w:color w:val="0000EE"/>
+            <w:u w:val="single"/>
+          </w:rPr>
+          <w:t>Isaías 24–27</w:t>
+        </w:r>
+      </w:hyperlink>
+      <w:r>
+        <w:rPr>
+          <w:lang w:val="pt_PT" w:bidi="pt_PT"/>
+        </w:rPr>
+        <w:t xml:space="preserve">; </w:t>
+      </w:r>
+      <w:hyperlink r:id="rId239">
+        <w:r>
+          <w:rPr>
+            <w:lang w:val="pt_PT" w:bidi="pt_PT"/>
+          </w:rPr>
+          <w:rPr>
+            <w:color w:val="0000EE"/>
+            <w:u w:val="single"/>
+          </w:rPr>
+          <w:t>Ezequiel 38.1–39.29</w:t>
+        </w:r>
+      </w:hyperlink>
+      <w:r>
+        <w:rPr>
+          <w:lang w:val="pt_PT" w:bidi="pt_PT"/>
+        </w:rPr>
+        <w:t xml:space="preserve">; </w:t>
+      </w:r>
+      <w:hyperlink r:id="rId240">
+        <w:r>
+          <w:rPr>
+            <w:lang w:val="pt_PT" w:bidi="pt_PT"/>
+          </w:rPr>
+          <w:rPr>
+            <w:color w:val="0000EE"/>
+            <w:u w:val="single"/>
+          </w:rPr>
+          <w:t>Daniel 7–12</w:t>
+        </w:r>
+      </w:hyperlink>
+      <w:r>
+        <w:rPr>
+          <w:lang w:val="pt_PT" w:bidi="pt_PT"/>
+        </w:rPr>
+        <w:t xml:space="preserve">; </w:t>
+      </w:r>
+      <w:hyperlink r:id="rId241">
+        <w:r>
+          <w:rPr>
+            <w:lang w:val="pt_PT" w:bidi="pt_PT"/>
+          </w:rPr>
+          <w:rPr>
+            <w:color w:val="0000EE"/>
+            <w:u w:val="single"/>
+          </w:rPr>
+          <w:t>Zacarias 9–14</w:t>
+        </w:r>
+      </w:hyperlink>
+      <w:r>
+        <w:rPr>
+          <w:lang w:val="pt_PT" w:bidi="pt_PT"/>
+        </w:rPr>
+        <w:t>). A literatura apocalíptica é um tipo de escrita que usa visões e símbolos para mostrar a vitória final de Deus sobre o mal e dar esperança ao seu povo. Todo o livro do Apocalipse no Novo Testamento também pertence a este gênero.</w:t>
+      </w:r>
+    </w:p>
+    <w:p>
+      <w:pPr/>
+      <w:r>
+        <w:rPr>
+          <w:lang w:val="pt_PT" w:bidi="pt_PT"/>
+        </w:rPr>
+      </w:r>
+      <w:r>
+        <w:rPr>
+          <w:lang w:val="pt_PT" w:bidi="pt_PT"/>
+        </w:rPr>
+        <w:t xml:space="preserve">A literatura apocalíptica utiliza visões divinas para comunicar coisas obscuras ou ocultas. O termo </w:t>
+      </w:r>
+      <w:r>
+        <w:rPr>
+          <w:i/>
+          <w:lang w:val="pt_PT" w:bidi="pt_PT"/>
+        </w:rPr>
+        <w:t>apocalíptico</w:t>
+      </w:r>
+      <w:r>
+        <w:rPr>
+          <w:lang w:val="pt_PT" w:bidi="pt_PT"/>
+        </w:rPr>
+        <w:t xml:space="preserve"> vem da palavra grega </w:t>
+      </w:r>
+      <w:r>
+        <w:rPr>
+          <w:i/>
+          <w:lang w:val="pt_PT" w:bidi="pt_PT"/>
+        </w:rPr>
+        <w:t>apokalupsis</w:t>
+      </w:r>
+      <w:r>
+        <w:rPr>
+          <w:lang w:val="pt_PT" w:bidi="pt_PT"/>
+        </w:rPr>
+        <w:t>, que significa "revelação". Por outro lado, outra literatura profética foca nas palavras da mensagem. Em termos legais, um profeta entregando uma mensagem divina (oráculo) é como um advogado de acusação. Um escritor de literatura apocalíptica é como uma testemunha, descrevendo as realidades celestiais que presenciou.</w:t>
+      </w:r>
+    </w:p>
+    <w:p>
+      <w:pPr/>
+      <w:r>
+        <w:rPr>
+          <w:lang w:val="pt_PT" w:bidi="pt_PT"/>
+        </w:rPr>
+      </w:r>
+      <w:r>
+        <w:rPr>
+          <w:lang w:val="pt_PT" w:bidi="pt_PT"/>
+        </w:rPr>
+        <w:t>A profecia geralmente prevê salvação ou julgamento dentro do nosso mundo atual. Em contraste, a literatura apocalíptica espera um cumprimento além do espaço e do tempo. Ela não espera que a sociedade melhore gradualmente. Em vez disso, profetiza um evento transformador que acabará com o modo como as coisas são agora e criará algo novo. A literatura apocalíptica vê o presente como um tempo de conflito entre luz e trevas. Não pode haver compromisso ou paz entre as forças sobrenaturais do bem e do mal.</w:t>
+      </w:r>
+    </w:p>
+    <w:p>
+      <w:pPr/>
+      <w:r>
+        <w:rPr>
+          <w:lang w:val="pt_PT" w:bidi="pt_PT"/>
+        </w:rPr>
+      </w:r>
+      <w:r>
+        <w:rPr>
+          <w:lang w:val="pt_PT" w:bidi="pt_PT"/>
+        </w:rPr>
+        <w:t>A literatura apocalíptica revela os elementos ocultos dessa batalha. A presença da escuridão espiritual torna-se evidente. Isso também se aplica às forças invisíveis do bem ao nosso redor, que acabarão por vencer. Essa vitória futura é certa, independentemente de quaisquer tentativas humanas ou espirituais de impedi-la.</w:t>
+      </w:r>
+    </w:p>
+    <w:p>
+      <w:pPr/>
+      <w:r>
+        <w:rPr>
+          <w:lang w:val="pt_PT" w:bidi="pt_PT"/>
+        </w:rPr>
+      </w:r>
+      <w:r>
+        <w:rPr>
+          <w:lang w:val="pt_PT" w:bidi="pt_PT"/>
+        </w:rPr>
+        <w:t>As visões apocalípticas têm o objetivo de encorajar e motivar os cristãos, especialmente em tempos difíceis. Há uma mensagem positiva nesses escritos. Apesar das dificuldades atuais, Deus já determinou o resultado da batalha final: as forças do bem prevalecerão. A literatura apocalíptica desafia as alegações pagãs de que as coisas permanecerão inalteradas. Deus governa e seu reino triunfará no final.</w:t>
+      </w:r>
+    </w:p>
+    <w:p>
+      <w:pPr/>
+      <w:r>
+        <w:rPr>
+          <w:lang w:val="pt_PT" w:bidi="pt_PT"/>
+        </w:rPr>
+      </w:r>
+      <w:r>
+        <w:rPr>
+          <w:lang w:val="pt_PT" w:bidi="pt_PT"/>
+        </w:rPr>
+        <w:t>Esta mensagem oferece esperança aos crentes durante o sofrimento. Exorta-os a permanecerem fiéis, apesar dos desafios. Encoraja aqueles que lutam, afirmando que Deus está no controle e triunfará no final. Apesar do sofrimento, a obediência é o único caminho para viver. Confiamos na vitória final quando Deus trará uma nova era de salvação.</w:t>
+      </w:r>
+    </w:p>
+    <w:p>
+      <w:pPr/>
+      <w:r>
+        <w:rPr>
+          <w:lang w:val="pt_PT" w:bidi="pt_PT"/>
+        </w:rPr>
+      </w:r>
+      <w:r>
+        <w:rPr>
+          <w:u w:val="single"/>
+          <w:lang w:val="pt_PT" w:bidi="pt_PT"/>
+        </w:rPr>
+        <w:t>Passagens para estudo complementar</w:t>
+      </w:r>
+    </w:p>
+    <w:p>
+      <w:pPr/>
+      <w:r>
+        <w:rPr>
+          <w:lang w:val="pt_PT" w:bidi="pt_PT"/>
+        </w:rPr>
+      </w:r>
+      <w:hyperlink r:id="rId242">
+        <w:r>
+          <w:rPr>
+            <w:lang w:val="pt_PT" w:bidi="pt_PT"/>
+          </w:rPr>
+          <w:rPr>
+            <w:color w:val="0000EE"/>
+            <w:u w:val="single"/>
+          </w:rPr>
+          <w:t>Ezequiel 38.1–39.24</w:t>
+        </w:r>
+      </w:hyperlink>
+      <w:r>
+        <w:rPr>
+          <w:lang w:val="pt_PT" w:bidi="pt_PT"/>
+        </w:rPr>
+        <w:t xml:space="preserve">; </w:t>
+      </w:r>
+      <w:hyperlink r:id="rId240">
+        <w:r>
+          <w:rPr>
+            <w:lang w:val="pt_PT" w:bidi="pt_PT"/>
+          </w:rPr>
+          <w:rPr>
+            <w:color w:val="0000EE"/>
+            <w:u w:val="single"/>
+          </w:rPr>
+          <w:t>Daniel 7.1–12.13</w:t>
+        </w:r>
+      </w:hyperlink>
+      <w:r>
+        <w:rPr>
+          <w:lang w:val="pt_PT" w:bidi="pt_PT"/>
+        </w:rPr>
+        <w:t xml:space="preserve">; </w:t>
+      </w:r>
+      <w:hyperlink r:id="rId241">
+        <w:r>
+          <w:rPr>
+            <w:lang w:val="pt_PT" w:bidi="pt_PT"/>
+          </w:rPr>
+          <w:rPr>
+            <w:color w:val="0000EE"/>
+            <w:u w:val="single"/>
+          </w:rPr>
+          <w:t>Zacarias 9.1–14.21.</w:t>
+        </w:r>
+      </w:hyperlink>
+      <w:r>
+        <w:rPr>
+          <w:lang w:val="pt_PT" w:bidi="pt_PT"/>
+        </w:rPr>
+      </w:r>
+      <w:r>
+        <w:rPr>
+          <w:lang w:val="pt_PT" w:bidi="pt_PT"/>
+        </w:rPr>
+      </w:r>
+    </w:p>
+    <w:p>
+      <w:pPr/>
+      <w:r>
+        <w:rPr>
+          <w:lang w:val="pt_PT" w:bidi="pt_PT"/>
+        </w:rPr>
+      </w:r>
+    </w:p>
+    <w:p>
+      <w:pPr>
+        <w:pStyle w:val="Heading2"/>
+      </w:pPr>
+      <w:r>
+        <w:rPr>
+          <w:lang w:val="pt_PT" w:bidi="pt_PT"/>
+        </w:rPr>
+        <w:t>Louvor e júbilo em Lucas–Atos</w:t>
+      </w:r>
+      <w:r>
+        <w:rPr>
+          <w:lang w:val="pt_PT" w:bidi="pt_PT"/>
+        </w:rPr>
+      </w:r>
+    </w:p>
+    <w:p>
+      <w:pPr/>
+      <w:r>
+        <w:rPr>
+          <w:lang w:val="pt_PT" w:bidi="pt_PT"/>
+        </w:rPr>
+      </w:r>
+      <w:r>
+        <w:rPr>
+          <w:lang w:val="pt_PT" w:bidi="pt_PT"/>
+        </w:rPr>
+        <w:t>No Evangelho de Lucas, aqueles que recebem a graça de Deus louvam-no por seus atos maravilhosos (</w:t>
+      </w:r>
+      <w:hyperlink r:id="rId243">
+        <w:r>
+          <w:rPr>
+            <w:lang w:val="pt_PT" w:bidi="pt_PT"/>
+          </w:rPr>
+          <w:rPr>
+            <w:color w:val="0000EE"/>
+            <w:u w:val="single"/>
+          </w:rPr>
+          <w:t>Lucas 1.44</w:t>
+        </w:r>
+      </w:hyperlink>
+      <w:r>
+        <w:rPr>
+          <w:lang w:val="pt_PT" w:bidi="pt_PT"/>
+        </w:rPr>
+        <w:t>,</w:t>
+      </w:r>
+      <w:hyperlink r:id="rId244">
+        <w:r>
+          <w:rPr>
+            <w:lang w:val="pt_PT" w:bidi="pt_PT"/>
+          </w:rPr>
+          <w:rPr>
+            <w:color w:val="0000EE"/>
+            <w:u w:val="single"/>
+          </w:rPr>
+          <w:t>46</w:t>
+        </w:r>
+      </w:hyperlink>
+      <w:r>
+        <w:rPr>
+          <w:lang w:val="pt_PT" w:bidi="pt_PT"/>
+        </w:rPr>
+        <w:t>,</w:t>
+      </w:r>
+      <w:hyperlink r:id="rId245">
+        <w:r>
+          <w:rPr>
+            <w:lang w:val="pt_PT" w:bidi="pt_PT"/>
+          </w:rPr>
+          <w:rPr>
+            <w:color w:val="0000EE"/>
+            <w:u w:val="single"/>
+          </w:rPr>
+          <w:t>64</w:t>
+        </w:r>
+      </w:hyperlink>
+      <w:r>
+        <w:rPr>
+          <w:lang w:val="pt_PT" w:bidi="pt_PT"/>
+        </w:rPr>
+        <w:t>,</w:t>
+      </w:r>
+      <w:hyperlink r:id="rId246">
+        <w:r>
+          <w:rPr>
+            <w:lang w:val="pt_PT" w:bidi="pt_PT"/>
+          </w:rPr>
+          <w:rPr>
+            <w:color w:val="0000EE"/>
+            <w:u w:val="single"/>
+          </w:rPr>
+          <w:t>68</w:t>
+        </w:r>
+      </w:hyperlink>
+      <w:r>
+        <w:rPr>
+          <w:lang w:val="pt_PT" w:bidi="pt_PT"/>
+        </w:rPr>
+        <w:t xml:space="preserve">; </w:t>
+      </w:r>
+      <w:hyperlink r:id="rId247">
+        <w:r>
+          <w:rPr>
+            <w:lang w:val="pt_PT" w:bidi="pt_PT"/>
+          </w:rPr>
+          <w:rPr>
+            <w:color w:val="0000EE"/>
+            <w:u w:val="single"/>
+          </w:rPr>
+          <w:t>2.13</w:t>
+        </w:r>
+      </w:hyperlink>
+      <w:r>
+        <w:rPr>
+          <w:lang w:val="pt_PT" w:bidi="pt_PT"/>
+        </w:rPr>
+        <w:t>,</w:t>
+      </w:r>
+      <w:hyperlink r:id="rId248">
+        <w:r>
+          <w:rPr>
+            <w:lang w:val="pt_PT" w:bidi="pt_PT"/>
+          </w:rPr>
+          <w:rPr>
+            <w:color w:val="0000EE"/>
+            <w:u w:val="single"/>
+          </w:rPr>
+          <w:t>38</w:t>
+        </w:r>
+      </w:hyperlink>
+      <w:r>
+        <w:rPr>
+          <w:lang w:val="pt_PT" w:bidi="pt_PT"/>
+        </w:rPr>
+        <w:t xml:space="preserve">; </w:t>
+      </w:r>
+      <w:hyperlink r:id="rId249">
+        <w:r>
+          <w:rPr>
+            <w:lang w:val="pt_PT" w:bidi="pt_PT"/>
+          </w:rPr>
+          <w:rPr>
+            <w:color w:val="0000EE"/>
+            <w:u w:val="single"/>
+          </w:rPr>
+          <w:t>5.25–26</w:t>
+        </w:r>
+      </w:hyperlink>
+      <w:r>
+        <w:rPr>
+          <w:lang w:val="pt_PT" w:bidi="pt_PT"/>
+        </w:rPr>
+        <w:t xml:space="preserve">; </w:t>
+      </w:r>
+      <w:hyperlink r:id="rId250">
+        <w:r>
+          <w:rPr>
+            <w:lang w:val="pt_PT" w:bidi="pt_PT"/>
+          </w:rPr>
+          <w:rPr>
+            <w:color w:val="0000EE"/>
+            <w:u w:val="single"/>
+          </w:rPr>
+          <w:t>7.16</w:t>
+        </w:r>
+      </w:hyperlink>
+      <w:r>
+        <w:rPr>
+          <w:lang w:val="pt_PT" w:bidi="pt_PT"/>
+        </w:rPr>
+        <w:t xml:space="preserve">; </w:t>
+      </w:r>
+      <w:hyperlink r:id="rId251">
+        <w:r>
+          <w:rPr>
+            <w:lang w:val="pt_PT" w:bidi="pt_PT"/>
+          </w:rPr>
+          <w:rPr>
+            <w:color w:val="0000EE"/>
+            <w:u w:val="single"/>
+          </w:rPr>
+          <w:t>13.13</w:t>
+        </w:r>
+      </w:hyperlink>
+      <w:r>
+        <w:rPr>
+          <w:lang w:val="pt_PT" w:bidi="pt_PT"/>
+        </w:rPr>
+        <w:t xml:space="preserve">; </w:t>
+      </w:r>
+      <w:hyperlink r:id="rId252">
+        <w:r>
+          <w:rPr>
+            <w:lang w:val="pt_PT" w:bidi="pt_PT"/>
+          </w:rPr>
+          <w:rPr>
+            <w:color w:val="0000EE"/>
+            <w:u w:val="single"/>
+          </w:rPr>
+          <w:t>17.15–18</w:t>
+        </w:r>
+      </w:hyperlink>
+      <w:r>
+        <w:rPr>
+          <w:lang w:val="pt_PT" w:bidi="pt_PT"/>
+        </w:rPr>
+        <w:t xml:space="preserve">; </w:t>
+      </w:r>
+      <w:hyperlink r:id="rId253">
+        <w:r>
+          <w:rPr>
+            <w:lang w:val="pt_PT" w:bidi="pt_PT"/>
+          </w:rPr>
+          <w:rPr>
+            <w:color w:val="0000EE"/>
+            <w:u w:val="single"/>
+          </w:rPr>
+          <w:t>18.43</w:t>
+        </w:r>
+      </w:hyperlink>
+      <w:r>
+        <w:rPr>
+          <w:lang w:val="pt_PT" w:bidi="pt_PT"/>
+        </w:rPr>
+        <w:t xml:space="preserve">; </w:t>
+      </w:r>
+      <w:hyperlink r:id="rId254">
         <w:r>
           <w:rPr>
             <w:lang w:val="pt_PT" w:bidi="pt_PT"/>
@@ -1987,33 +7411,115 @@
         <w:rPr>
           <w:lang w:val="pt_PT" w:bidi="pt_PT"/>
         </w:rPr>
-        <w:t xml:space="preserve">, a palavra hebraica </w:t>
-      </w:r>
-      <w:r>
-        <w:rPr>
-          <w:i/>
-          <w:lang w:val="pt_PT" w:bidi="pt_PT"/>
-        </w:rPr>
-        <w:t>khuqqah</w:t>
-      </w:r>
-      <w:r>
-        <w:rPr>
-          <w:lang w:val="pt_PT" w:bidi="pt_PT"/>
-        </w:rPr>
-        <w:t xml:space="preserve"> (que significa "decretos") é ligada com a palavra </w:t>
-      </w:r>
-      <w:r>
-        <w:rPr>
-          <w:i/>
-          <w:lang w:val="pt_PT" w:bidi="pt_PT"/>
-        </w:rPr>
-        <w:t>mishpatim</w:t>
-      </w:r>
-      <w:r>
-        <w:rPr>
-          <w:lang w:val="pt_PT" w:bidi="pt_PT"/>
-        </w:rPr>
-        <w:t xml:space="preserve"> (que significa "regulamentos"). Estas são leis de casos. É impossível escrever leis para todas as situações. Uma lei de caso refere-se à interpretação anterior de um estatuto pelo tribunal em certos casos. As decisões passadas do tribunal orientam casos semelhantes no tempo presente.</w:t>
+        <w:t xml:space="preserve">; </w:t>
+      </w:r>
+      <w:hyperlink r:id="rId255">
+        <w:r>
+          <w:rPr>
+            <w:lang w:val="pt_PT" w:bidi="pt_PT"/>
+          </w:rPr>
+          <w:rPr>
+            <w:color w:val="0000EE"/>
+            <w:u w:val="single"/>
+          </w:rPr>
+          <w:t>24.53</w:t>
+        </w:r>
+      </w:hyperlink>
+      <w:r>
+        <w:rPr>
+          <w:lang w:val="pt_PT" w:bidi="pt_PT"/>
+        </w:rPr>
+        <w:t>). No livro de Atos, o louvor segue as curas e a salvação dos não-judeus (gentios) (</w:t>
+      </w:r>
+      <w:hyperlink r:id="rId256">
+        <w:r>
+          <w:rPr>
+            <w:lang w:val="pt_PT" w:bidi="pt_PT"/>
+          </w:rPr>
+          <w:rPr>
+            <w:color w:val="0000EE"/>
+            <w:u w:val="single"/>
+          </w:rPr>
+          <w:t>3.8–9</w:t>
+        </w:r>
+      </w:hyperlink>
+      <w:r>
+        <w:rPr>
+          <w:lang w:val="pt_PT" w:bidi="pt_PT"/>
+        </w:rPr>
+        <w:t xml:space="preserve">; </w:t>
+      </w:r>
+      <w:hyperlink r:id="rId257">
+        <w:r>
+          <w:rPr>
+            <w:lang w:val="pt_PT" w:bidi="pt_PT"/>
+          </w:rPr>
+          <w:rPr>
+            <w:color w:val="0000EE"/>
+            <w:u w:val="single"/>
+          </w:rPr>
+          <w:t>4.21–22</w:t>
+        </w:r>
+      </w:hyperlink>
+      <w:r>
+        <w:rPr>
+          <w:lang w:val="pt_PT" w:bidi="pt_PT"/>
+        </w:rPr>
+        <w:t xml:space="preserve">; </w:t>
+      </w:r>
+      <w:hyperlink r:id="rId258">
+        <w:r>
+          <w:rPr>
+            <w:lang w:val="pt_PT" w:bidi="pt_PT"/>
+          </w:rPr>
+          <w:rPr>
+            <w:color w:val="0000EE"/>
+            <w:u w:val="single"/>
+          </w:rPr>
+          <w:t>Atos 11.18</w:t>
+        </w:r>
+      </w:hyperlink>
+      <w:r>
+        <w:rPr>
+          <w:lang w:val="pt_PT" w:bidi="pt_PT"/>
+        </w:rPr>
+        <w:t xml:space="preserve">; </w:t>
+      </w:r>
+      <w:hyperlink r:id="rId259">
+        <w:r>
+          <w:rPr>
+            <w:lang w:val="pt_PT" w:bidi="pt_PT"/>
+          </w:rPr>
+          <w:rPr>
+            <w:color w:val="0000EE"/>
+            <w:u w:val="single"/>
+          </w:rPr>
+          <w:t>13.48</w:t>
+        </w:r>
+      </w:hyperlink>
+      <w:r>
+        <w:rPr>
+          <w:lang w:val="pt_PT" w:bidi="pt_PT"/>
+        </w:rPr>
+        <w:t xml:space="preserve">; </w:t>
+      </w:r>
+      <w:hyperlink r:id="rId260">
+        <w:r>
+          <w:rPr>
+            <w:lang w:val="pt_PT" w:bidi="pt_PT"/>
+          </w:rPr>
+          <w:rPr>
+            <w:color w:val="0000EE"/>
+            <w:u w:val="single"/>
+          </w:rPr>
+          <w:t>21.19–20</w:t>
+        </w:r>
+      </w:hyperlink>
+      <w:r>
+        <w:rPr>
+          <w:lang w:val="pt_PT" w:bidi="pt_PT"/>
+        </w:rPr>
+        <w:t>).</w:t>
       </w:r>
     </w:p>
     <w:p>
@@ -2027,31 +7533,48 @@
         <w:rPr>
           <w:lang w:val="pt_PT" w:bidi="pt_PT"/>
         </w:rPr>
-        <w:t>A lei é necessária porque sempre haverá pessoas que precisam dela para serem contidas de pecar. "Lei" pode descrever grande parte do Antigo Testamento, a Torá</w:t>
-      </w:r>
-      <w:r>
-        <w:rPr>
-          <w:i/>
-          <w:lang w:val="pt_PT" w:bidi="pt_PT"/>
-        </w:rPr>
-        <w:t>.</w:t>
-      </w:r>
-      <w:r>
-        <w:rPr>
-          <w:lang w:val="pt_PT" w:bidi="pt_PT"/>
-        </w:rPr>
-        <w:t xml:space="preserve"> De forma mais geral, a Torá ensina o povo de Deus sobre ele e qual é o relacionamento deles com Ele. De forma semelhante, ensinar a doutrina e como viver piedosamente são partes essenciais da igreja cristã e de sua mensagem que dá vida ao mundo (</w:t>
-      </w:r>
-      <w:hyperlink r:id="rId72">
-        <w:r>
-          <w:rPr>
-            <w:lang w:val="pt_PT" w:bidi="pt_PT"/>
-          </w:rPr>
-          <w:rPr>
-            <w:color w:val="0000EE"/>
-            <w:u w:val="single"/>
-          </w:rPr>
-          <w:t>Colossenses 3.16</w:t>
+        <w:t>Este tema de louvor está intimamente ligado a uma ideia chave no Evangelho de Lucas. O cumprimento da promessa de Deus através de Jesus, o Messias, traz alegria. Esta ideia aparece cedo no livro, nos cânticos de Maria e Zacarias (</w:t>
+      </w:r>
+      <w:hyperlink r:id="rId261">
+        <w:r>
+          <w:rPr>
+            <w:lang w:val="pt_PT" w:bidi="pt_PT"/>
+          </w:rPr>
+          <w:rPr>
+            <w:color w:val="0000EE"/>
+            <w:u w:val="single"/>
+          </w:rPr>
+          <w:t>Lucas 1.46–55,</w:t>
+        </w:r>
+      </w:hyperlink>
+      <w:hyperlink r:id="rId262">
+        <w:r>
+          <w:rPr>
+            <w:lang w:val="pt_PT" w:bidi="pt_PT"/>
+          </w:rPr>
+          <w:rPr>
+            <w:color w:val="0000EE"/>
+            <w:u w:val="single"/>
+          </w:rPr>
+          <w:t>67–79</w:t>
+        </w:r>
+      </w:hyperlink>
+      <w:r>
+        <w:rPr>
+          <w:lang w:val="pt_PT" w:bidi="pt_PT"/>
+        </w:rPr>
+        <w:t xml:space="preserve">). Os profetas do Antigo Testamento previram que a criação cantaria quando a salvação de Deus chegasse (veja </w:t>
+      </w:r>
+      <w:hyperlink r:id="rId263">
+        <w:r>
+          <w:rPr>
+            <w:lang w:val="pt_PT" w:bidi="pt_PT"/>
+          </w:rPr>
+          <w:rPr>
+            <w:color w:val="0000EE"/>
+            <w:u w:val="single"/>
+          </w:rPr>
+          <w:t>Isaías 55.12</w:t>
         </w:r>
       </w:hyperlink>
       <w:r>
@@ -2070,6 +7593,88 @@
       </w:r>
       <w:r>
         <w:rPr>
+          <w:lang w:val="pt_PT" w:bidi="pt_PT"/>
+        </w:rPr>
+        <w:t>Quando Jesus entrou em Jerusalém no final de seu ministério, seus discípulos clamaram em alta voz. Eles "começaram a louvar a Deus em voz alta por tudo o que tinham visto" (</w:t>
+      </w:r>
+      <w:hyperlink r:id="rId254">
+        <w:r>
+          <w:rPr>
+            <w:lang w:val="pt_PT" w:bidi="pt_PT"/>
+          </w:rPr>
+          <w:rPr>
+            <w:color w:val="0000EE"/>
+            <w:u w:val="single"/>
+          </w:rPr>
+          <w:t>Lucas 19.37</w:t>
+        </w:r>
+      </w:hyperlink>
+      <w:r>
+        <w:rPr>
+          <w:lang w:val="pt_PT" w:bidi="pt_PT"/>
+        </w:rPr>
+        <w:t>). Os fariseus pediram a Jesus que silenciasse seus discípulos. Mas ele respondeu, "se eles se calarem, as pedras gritarão!" (</w:t>
+      </w:r>
+      <w:hyperlink r:id="rId264">
+        <w:r>
+          <w:rPr>
+            <w:lang w:val="pt_PT" w:bidi="pt_PT"/>
+          </w:rPr>
+          <w:rPr>
+            <w:color w:val="0000EE"/>
+            <w:u w:val="single"/>
+          </w:rPr>
+          <w:t>19.37–40</w:t>
+        </w:r>
+      </w:hyperlink>
+      <w:r>
+        <w:rPr>
+          <w:lang w:val="pt_PT" w:bidi="pt_PT"/>
+        </w:rPr>
+        <w:t>).</w:t>
+      </w:r>
+    </w:p>
+    <w:p>
+      <w:pPr/>
+      <w:r>
+        <w:rPr>
+          <w:lang w:val="pt_PT" w:bidi="pt_PT"/>
+        </w:rPr>
+      </w:r>
+      <w:r>
+        <w:rPr>
+          <w:lang w:val="pt_PT" w:bidi="pt_PT"/>
+        </w:rPr>
+        <w:t>No final do livro, os discípulos "o adoraram e voltaram para Jerusalém cheios de alegria" (</w:t>
+      </w:r>
+      <w:hyperlink r:id="rId265">
+        <w:r>
+          <w:rPr>
+            <w:lang w:val="pt_PT" w:bidi="pt_PT"/>
+          </w:rPr>
+          <w:rPr>
+            <w:color w:val="0000EE"/>
+            <w:u w:val="single"/>
+          </w:rPr>
+          <w:t>24.52–53</w:t>
+        </w:r>
+      </w:hyperlink>
+      <w:r>
+        <w:rPr>
+          <w:lang w:val="pt_PT" w:bidi="pt_PT"/>
+        </w:rPr>
+        <w:t>). A chegada da maravilhosa salvação de Deus é uma razão para alegria e louvor.</w:t>
+      </w:r>
+    </w:p>
+    <w:p>
+      <w:pPr/>
+      <w:r>
+        <w:rPr>
+          <w:lang w:val="pt_PT" w:bidi="pt_PT"/>
+        </w:rPr>
+      </w:r>
+      <w:r>
+        <w:rPr>
           <w:u w:val="single"/>
           <w:lang w:val="pt_PT" w:bidi="pt_PT"/>
         </w:rPr>
@@ -2083,52 +7688,34 @@
           <w:lang w:val="pt_PT" w:bidi="pt_PT"/>
         </w:rPr>
       </w:r>
-      <w:hyperlink r:id="rId73">
-        <w:r>
-          <w:rPr>
-            <w:lang w:val="pt_PT" w:bidi="pt_PT"/>
-          </w:rPr>
-          <w:rPr>
-            <w:color w:val="0000EE"/>
-            <w:u w:val="single"/>
-          </w:rPr>
-          <w:t>Gênesis 26.5</w:t>
-        </w:r>
-      </w:hyperlink>
-      <w:r>
-        <w:rPr>
-          <w:lang w:val="pt_PT" w:bidi="pt_PT"/>
-        </w:rPr>
-        <w:t xml:space="preserve">; </w:t>
-      </w:r>
-      <w:hyperlink r:id="rId74">
-        <w:r>
-          <w:rPr>
-            <w:lang w:val="pt_PT" w:bidi="pt_PT"/>
-          </w:rPr>
-          <w:rPr>
-            <w:color w:val="0000EE"/>
-            <w:u w:val="single"/>
-          </w:rPr>
-          <w:t>Êxodo 16.4</w:t>
-        </w:r>
-      </w:hyperlink>
-      <w:r>
-        <w:rPr>
-          <w:lang w:val="pt_PT" w:bidi="pt_PT"/>
-        </w:rPr>
-        <w:t xml:space="preserve">; </w:t>
-      </w:r>
-      <w:hyperlink r:id="rId75">
-        <w:r>
-          <w:rPr>
-            <w:lang w:val="pt_PT" w:bidi="pt_PT"/>
-          </w:rPr>
-          <w:rPr>
-            <w:color w:val="0000EE"/>
-            <w:u w:val="single"/>
-          </w:rPr>
-          <w:t>Levítico 6.9</w:t>
+      <w:hyperlink r:id="rId263">
+        <w:r>
+          <w:rPr>
+            <w:lang w:val="pt_PT" w:bidi="pt_PT"/>
+          </w:rPr>
+          <w:rPr>
+            <w:color w:val="0000EE"/>
+            <w:u w:val="single"/>
+          </w:rPr>
+          <w:t>Isaías 55.12</w:t>
+        </w:r>
+      </w:hyperlink>
+      <w:r>
+        <w:rPr>
+          <w:lang w:val="pt_PT" w:bidi="pt_PT"/>
+        </w:rPr>
+        <w:t xml:space="preserve">; </w:t>
+      </w:r>
+      <w:hyperlink r:id="rId266">
+        <w:r>
+          <w:rPr>
+            <w:lang w:val="pt_PT" w:bidi="pt_PT"/>
+          </w:rPr>
+          <w:rPr>
+            <w:color w:val="0000EE"/>
+            <w:u w:val="single"/>
+          </w:rPr>
+          <w:t>Lucas 1.44–47</w:t>
         </w:r>
       </w:hyperlink>
       <w:r>
@@ -2137,34 +7724,16 @@
         </w:rPr>
         <w:t>,</w:t>
       </w:r>
-      <w:hyperlink r:id="rId76">
-        <w:r>
-          <w:rPr>
-            <w:lang w:val="pt_PT" w:bidi="pt_PT"/>
-          </w:rPr>
-          <w:rPr>
-            <w:color w:val="0000EE"/>
-            <w:u w:val="single"/>
-          </w:rPr>
-          <w:t>14</w:t>
-        </w:r>
-      </w:hyperlink>
-      <w:r>
-        <w:rPr>
-          <w:lang w:val="pt_PT" w:bidi="pt_PT"/>
-        </w:rPr>
-        <w:t xml:space="preserve">; </w:t>
-      </w:r>
-      <w:hyperlink r:id="rId77">
-        <w:r>
-          <w:rPr>
-            <w:lang w:val="pt_PT" w:bidi="pt_PT"/>
-          </w:rPr>
-          <w:rPr>
-            <w:color w:val="0000EE"/>
-            <w:u w:val="single"/>
-          </w:rPr>
-          <w:t>Deuteronômio 17.8–13</w:t>
+      <w:hyperlink r:id="rId245">
+        <w:r>
+          <w:rPr>
+            <w:lang w:val="pt_PT" w:bidi="pt_PT"/>
+          </w:rPr>
+          <w:rPr>
+            <w:color w:val="0000EE"/>
+            <w:u w:val="single"/>
+          </w:rPr>
+          <w:t>64</w:t>
         </w:r>
       </w:hyperlink>
       <w:r>
@@ -2173,465 +7742,286 @@
         </w:rPr>
         <w:t>,</w:t>
       </w:r>
-      <w:hyperlink r:id="rId78">
-        <w:r>
-          <w:rPr>
-            <w:lang w:val="pt_PT" w:bidi="pt_PT"/>
-          </w:rPr>
-          <w:rPr>
-            <w:color w:val="0000EE"/>
-            <w:u w:val="single"/>
-          </w:rPr>
-          <w:t>18–20</w:t>
-        </w:r>
-      </w:hyperlink>
-      <w:r>
-        <w:rPr>
-          <w:lang w:val="pt_PT" w:bidi="pt_PT"/>
-        </w:rPr>
-        <w:t xml:space="preserve">; </w:t>
-      </w:r>
-      <w:hyperlink r:id="rId79">
-        <w:r>
-          <w:rPr>
-            <w:lang w:val="pt_PT" w:bidi="pt_PT"/>
-          </w:rPr>
-          <w:rPr>
-            <w:color w:val="0000EE"/>
-            <w:u w:val="single"/>
-          </w:rPr>
-          <w:t>2 Reis 10.30–31</w:t>
-        </w:r>
-      </w:hyperlink>
-      <w:r>
-        <w:rPr>
-          <w:lang w:val="pt_PT" w:bidi="pt_PT"/>
-        </w:rPr>
-        <w:t xml:space="preserve">; </w:t>
-      </w:r>
-      <w:hyperlink r:id="rId80">
-        <w:r>
-          <w:rPr>
-            <w:lang w:val="pt_PT" w:bidi="pt_PT"/>
-          </w:rPr>
-          <w:rPr>
-            <w:color w:val="0000EE"/>
-            <w:u w:val="single"/>
-          </w:rPr>
-          <w:t>22.8–20</w:t>
-        </w:r>
-      </w:hyperlink>
-      <w:r>
-        <w:rPr>
-          <w:lang w:val="pt_PT" w:bidi="pt_PT"/>
-        </w:rPr>
-        <w:t xml:space="preserve">; </w:t>
-      </w:r>
-      <w:hyperlink r:id="rId81">
-        <w:r>
-          <w:rPr>
-            <w:lang w:val="pt_PT" w:bidi="pt_PT"/>
-          </w:rPr>
-          <w:rPr>
-            <w:color w:val="0000EE"/>
-            <w:u w:val="single"/>
-          </w:rPr>
-          <w:t>Jó 22.21–23</w:t>
-        </w:r>
-      </w:hyperlink>
-      <w:r>
-        <w:rPr>
-          <w:lang w:val="pt_PT" w:bidi="pt_PT"/>
-        </w:rPr>
-        <w:t xml:space="preserve">; </w:t>
-      </w:r>
-      <w:hyperlink r:id="rId82">
-        <w:r>
-          <w:rPr>
-            <w:lang w:val="pt_PT" w:bidi="pt_PT"/>
-          </w:rPr>
-          <w:rPr>
-            <w:color w:val="0000EE"/>
-            <w:u w:val="single"/>
-          </w:rPr>
-          <w:t>Salmos 40.8</w:t>
-        </w:r>
-      </w:hyperlink>
-      <w:r>
-        <w:rPr>
-          <w:lang w:val="pt_PT" w:bidi="pt_PT"/>
-        </w:rPr>
-        <w:t xml:space="preserve">; </w:t>
-      </w:r>
-      <w:hyperlink r:id="rId83">
-        <w:r>
-          <w:rPr>
-            <w:lang w:val="pt_PT" w:bidi="pt_PT"/>
-          </w:rPr>
-          <w:rPr>
-            <w:color w:val="0000EE"/>
-            <w:u w:val="single"/>
-          </w:rPr>
-          <w:t>78.9–12</w:t>
-        </w:r>
-      </w:hyperlink>
-      <w:r>
-        <w:rPr>
-          <w:lang w:val="pt_PT" w:bidi="pt_PT"/>
-        </w:rPr>
-        <w:t xml:space="preserve">; </w:t>
-      </w:r>
-      <w:hyperlink r:id="rId84">
-        <w:r>
-          <w:rPr>
-            <w:lang w:val="pt_PT" w:bidi="pt_PT"/>
-          </w:rPr>
-          <w:rPr>
-            <w:color w:val="0000EE"/>
-            <w:u w:val="single"/>
-          </w:rPr>
-          <w:t>Provérbios 6.20–23</w:t>
-        </w:r>
-      </w:hyperlink>
-      <w:r>
-        <w:rPr>
-          <w:lang w:val="pt_PT" w:bidi="pt_PT"/>
-        </w:rPr>
-        <w:t xml:space="preserve">; </w:t>
-      </w:r>
-      <w:hyperlink r:id="rId85">
-        <w:r>
-          <w:rPr>
-            <w:lang w:val="pt_PT" w:bidi="pt_PT"/>
-          </w:rPr>
-          <w:rPr>
-            <w:color w:val="0000EE"/>
-            <w:u w:val="single"/>
-          </w:rPr>
-          <w:t>13.14</w:t>
-        </w:r>
-      </w:hyperlink>
-      <w:r>
-        <w:rPr>
-          <w:lang w:val="pt_PT" w:bidi="pt_PT"/>
-        </w:rPr>
-        <w:t xml:space="preserve">; </w:t>
-      </w:r>
-      <w:hyperlink r:id="rId86">
-        <w:r>
-          <w:rPr>
-            <w:lang w:val="pt_PT" w:bidi="pt_PT"/>
-          </w:rPr>
-          <w:rPr>
-            <w:color w:val="0000EE"/>
-            <w:u w:val="single"/>
-          </w:rPr>
-          <w:t>28.9</w:t>
-        </w:r>
-      </w:hyperlink>
-      <w:r>
-        <w:rPr>
-          <w:lang w:val="pt_PT" w:bidi="pt_PT"/>
-        </w:rPr>
-        <w:t xml:space="preserve">; </w:t>
-      </w:r>
-      <w:hyperlink r:id="rId87">
-        <w:r>
-          <w:rPr>
-            <w:lang w:val="pt_PT" w:bidi="pt_PT"/>
-          </w:rPr>
-          <w:rPr>
-            <w:color w:val="0000EE"/>
-            <w:u w:val="single"/>
-          </w:rPr>
-          <w:t>Isaías 8.20</w:t>
-        </w:r>
-      </w:hyperlink>
-      <w:r>
-        <w:rPr>
-          <w:lang w:val="pt_PT" w:bidi="pt_PT"/>
-        </w:rPr>
-        <w:t xml:space="preserve">; </w:t>
-      </w:r>
-      <w:hyperlink r:id="rId72">
-        <w:r>
-          <w:rPr>
-            <w:lang w:val="pt_PT" w:bidi="pt_PT"/>
-          </w:rPr>
-          <w:rPr>
-            <w:color w:val="0000EE"/>
-            <w:u w:val="single"/>
-          </w:rPr>
-          <w:t>Colossenses 3.16</w:t>
-        </w:r>
-      </w:hyperlink>
-      <w:r>
-        <w:rPr>
-          <w:lang w:val="pt_PT" w:bidi="pt_PT"/>
-        </w:rPr>
-        <w:t xml:space="preserve">; </w:t>
-      </w:r>
-      <w:hyperlink r:id="rId88">
-        <w:r>
-          <w:rPr>
-            <w:lang w:val="pt_PT" w:bidi="pt_PT"/>
-          </w:rPr>
-          <w:rPr>
-            <w:color w:val="0000EE"/>
-            <w:u w:val="single"/>
-          </w:rPr>
-          <w:t>2 Timóteo 3.14–17</w:t>
-        </w:r>
-      </w:hyperlink>
-      <w:r>
-        <w:rPr>
-          <w:lang w:val="pt_PT" w:bidi="pt_PT"/>
-        </w:rPr>
-      </w:r>
-      <w:r>
-        <w:rPr>
-          <w:lang w:val="pt_PT" w:bidi="pt_PT"/>
-        </w:rPr>
-      </w:r>
-    </w:p>
-    <w:p>
-      <w:pPr/>
-      <w:r>
-        <w:rPr>
-          <w:lang w:val="pt_PT" w:bidi="pt_PT"/>
-        </w:rPr>
-      </w:r>
-    </w:p>
-    <w:p>
-      <w:pPr>
-        <w:pStyle w:val="Heading2"/>
-      </w:pPr>
-      <w:r>
-        <w:rPr>
-          <w:lang w:val="pt_PT" w:bidi="pt_PT"/>
-        </w:rPr>
-        <w:t>Invasão</w:t>
-      </w:r>
-      <w:r>
-        <w:rPr>
-          <w:lang w:val="pt_PT" w:bidi="pt_PT"/>
-        </w:rPr>
-      </w:r>
-    </w:p>
-    <w:p>
-      <w:pPr/>
-      <w:r>
-        <w:rPr>
-          <w:lang w:val="pt_PT" w:bidi="pt_PT"/>
-        </w:rPr>
-      </w:r>
-      <w:r>
-        <w:rPr>
-          <w:lang w:val="pt_PT" w:bidi="pt_PT"/>
-        </w:rPr>
-        <w:t>No mundo antigo, invasões estrangeiras eram comuns e causavam grandes dificuldades. Se os invasores tivessem sucesso, traziam destruição e sofrimento. Invasores vitoriosos matavam homens adultos, estupravam mulheres, escravizavam crianças, roubavam objetos de valor e destruíam todo o resto. A ameaça de invasão deixava as pessoas amedrontadas.</w:t>
-      </w:r>
-    </w:p>
-    <w:p>
-      <w:pPr/>
-      <w:r>
-        <w:rPr>
-          <w:lang w:val="pt_PT" w:bidi="pt_PT"/>
-        </w:rPr>
-      </w:r>
-      <w:r>
-        <w:rPr>
-          <w:lang w:val="pt_PT" w:bidi="pt_PT"/>
-        </w:rPr>
-        <w:t>Nas últimas décadas do reino, o povo de Judá e Jerusalém viveu sob a ameaça de conquista pela Babilônia. Mais de um século antes, os assírios haviam destruído o reino do norte de Israel, invadido Judá e atacado Jerusalém. Esses eventos permaneceram vivos na memória do povo de Judá. O profeta Jeremias alertou sobre outra invasão iminente e a destruição que ela causaria.</w:t>
-      </w:r>
-    </w:p>
-    <w:p>
-      <w:pPr/>
-      <w:r>
-        <w:rPr>
-          <w:lang w:val="pt_PT" w:bidi="pt_PT"/>
-        </w:rPr>
-      </w:r>
-      <w:r>
-        <w:rPr>
-          <w:lang w:val="pt_PT" w:bidi="pt_PT"/>
-        </w:rPr>
-        <w:t>Quando a invasão ameaçou, as pessoas queriam encontrar maneiras de evitar o sofrimento que estava por vir. Profetas como Jeremias exortaram o povo de Deus a abandonar os falsos deuses e obedecer ao Senhor. Eles aconselharam a não depender de aliados poderosos para o resgate. Em vez disso, incentivaram a buscar a proteção do Senhor.</w:t>
-      </w:r>
-    </w:p>
-    <w:p>
-      <w:pPr/>
-      <w:r>
-        <w:rPr>
-          <w:lang w:val="pt_PT" w:bidi="pt_PT"/>
-        </w:rPr>
-      </w:r>
-      <w:r>
-        <w:rPr>
-          <w:lang w:val="pt_PT" w:bidi="pt_PT"/>
-        </w:rPr>
-        <w:t>Os profetas às vezes descreviam em detalhes o que aconteceria durante uma invasão. O objetivo deles não era assustar ou desencorajar o povo de Deus. Deus os enviou para incentivar a obediência a Ele. Eles queriam que as pessoas confiassem no Senhor para a salvação e experimentassem seu resgate. Foi assim que o Rei Ezequias reagiu à invasão assíria um século antes. Ele confiou no Senhor, e o Senhor resgatou a ele e seu povo.</w:t>
-      </w:r>
-    </w:p>
-    <w:p>
-      <w:pPr/>
-      <w:r>
-        <w:rPr>
-          <w:lang w:val="pt_PT" w:bidi="pt_PT"/>
-        </w:rPr>
-      </w:r>
-      <w:r>
-        <w:rPr>
-          <w:u w:val="single"/>
-          <w:lang w:val="pt_PT" w:bidi="pt_PT"/>
-        </w:rPr>
-        <w:t>Passagens para Estudo Complementar</w:t>
-      </w:r>
-    </w:p>
-    <w:p>
-      <w:pPr/>
-      <w:r>
-        <w:rPr>
-          <w:lang w:val="pt_PT" w:bidi="pt_PT"/>
-        </w:rPr>
-      </w:r>
-      <w:hyperlink r:id="rId89">
-        <w:r>
-          <w:rPr>
-            <w:lang w:val="pt_PT" w:bidi="pt_PT"/>
-          </w:rPr>
-          <w:rPr>
-            <w:color w:val="0000EE"/>
-            <w:u w:val="single"/>
-          </w:rPr>
-          <w:t>Gênesis 14.1–16</w:t>
-        </w:r>
-      </w:hyperlink>
-      <w:r>
-        <w:rPr>
-          <w:lang w:val="pt_PT" w:bidi="pt_PT"/>
-        </w:rPr>
-        <w:t xml:space="preserve">; </w:t>
-      </w:r>
-      <w:hyperlink r:id="rId90">
-        <w:r>
-          <w:rPr>
-            <w:lang w:val="pt_PT" w:bidi="pt_PT"/>
-          </w:rPr>
-          <w:rPr>
-            <w:color w:val="0000EE"/>
-            <w:u w:val="single"/>
-          </w:rPr>
-          <w:t>2 Reis 17.5–23</w:t>
-        </w:r>
-      </w:hyperlink>
-      <w:r>
-        <w:rPr>
-          <w:lang w:val="pt_PT" w:bidi="pt_PT"/>
-        </w:rPr>
-        <w:t xml:space="preserve">; </w:t>
-      </w:r>
-      <w:hyperlink r:id="rId91">
-        <w:r>
-          <w:rPr>
-            <w:lang w:val="pt_PT" w:bidi="pt_PT"/>
-          </w:rPr>
-          <w:rPr>
-            <w:color w:val="0000EE"/>
-            <w:u w:val="single"/>
-          </w:rPr>
-          <w:t>18.13–19.37</w:t>
-        </w:r>
-      </w:hyperlink>
-      <w:r>
-        <w:rPr>
-          <w:lang w:val="pt_PT" w:bidi="pt_PT"/>
-        </w:rPr>
-        <w:t xml:space="preserve">; </w:t>
-      </w:r>
-      <w:hyperlink r:id="rId92">
-        <w:r>
-          <w:rPr>
-            <w:lang w:val="pt_PT" w:bidi="pt_PT"/>
-          </w:rPr>
-          <w:rPr>
-            <w:color w:val="0000EE"/>
-            <w:u w:val="single"/>
-          </w:rPr>
-          <w:t>Isaías 6.8–13</w:t>
-        </w:r>
-      </w:hyperlink>
-      <w:r>
-        <w:rPr>
-          <w:lang w:val="pt_PT" w:bidi="pt_PT"/>
-        </w:rPr>
-        <w:t xml:space="preserve">; </w:t>
-      </w:r>
-      <w:hyperlink r:id="rId93">
-        <w:r>
-          <w:rPr>
-            <w:lang w:val="pt_PT" w:bidi="pt_PT"/>
-          </w:rPr>
-          <w:rPr>
-            <w:color w:val="0000EE"/>
-            <w:u w:val="single"/>
-          </w:rPr>
-          <w:t>36.1–37.38</w:t>
-        </w:r>
-      </w:hyperlink>
-      <w:r>
-        <w:rPr>
-          <w:lang w:val="pt_PT" w:bidi="pt_PT"/>
-        </w:rPr>
-        <w:t xml:space="preserve">; </w:t>
-      </w:r>
-      <w:hyperlink r:id="rId94">
-        <w:r>
-          <w:rPr>
-            <w:lang w:val="pt_PT" w:bidi="pt_PT"/>
-          </w:rPr>
-          <w:rPr>
-            <w:color w:val="0000EE"/>
-            <w:u w:val="single"/>
-          </w:rPr>
-          <w:t>65.21–23</w:t>
-        </w:r>
-      </w:hyperlink>
-      <w:r>
-        <w:rPr>
-          <w:lang w:val="pt_PT" w:bidi="pt_PT"/>
-        </w:rPr>
-        <w:t xml:space="preserve">; </w:t>
-      </w:r>
-      <w:hyperlink r:id="rId95">
-        <w:r>
-          <w:rPr>
-            <w:lang w:val="pt_PT" w:bidi="pt_PT"/>
-          </w:rPr>
-          <w:rPr>
-            <w:color w:val="0000EE"/>
-            <w:u w:val="single"/>
-          </w:rPr>
-          <w:t>Jeremias 6.22–26</w:t>
-        </w:r>
-      </w:hyperlink>
-      <w:r>
-        <w:rPr>
-          <w:lang w:val="pt_PT" w:bidi="pt_PT"/>
-        </w:rPr>
-        <w:t xml:space="preserve">; </w:t>
-      </w:r>
-      <w:hyperlink r:id="rId96">
-        <w:r>
-          <w:rPr>
-            <w:lang w:val="pt_PT" w:bidi="pt_PT"/>
-          </w:rPr>
-          <w:rPr>
-            <w:color w:val="0000EE"/>
-            <w:u w:val="single"/>
-          </w:rPr>
-          <w:t>19.7–15</w:t>
+      <w:hyperlink r:id="rId246">
+        <w:r>
+          <w:rPr>
+            <w:lang w:val="pt_PT" w:bidi="pt_PT"/>
+          </w:rPr>
+          <w:rPr>
+            <w:color w:val="0000EE"/>
+            <w:u w:val="single"/>
+          </w:rPr>
+          <w:t>68</w:t>
+        </w:r>
+      </w:hyperlink>
+      <w:r>
+        <w:rPr>
+          <w:lang w:val="pt_PT" w:bidi="pt_PT"/>
+        </w:rPr>
+        <w:t xml:space="preserve">; </w:t>
+      </w:r>
+      <w:hyperlink r:id="rId267">
+        <w:r>
+          <w:rPr>
+            <w:lang w:val="pt_PT" w:bidi="pt_PT"/>
+          </w:rPr>
+          <w:rPr>
+            <w:color w:val="0000EE"/>
+            <w:u w:val="single"/>
+          </w:rPr>
+          <w:t>2.13–14</w:t>
+        </w:r>
+      </w:hyperlink>
+      <w:r>
+        <w:rPr>
+          <w:lang w:val="pt_PT" w:bidi="pt_PT"/>
+        </w:rPr>
+        <w:t>,</w:t>
+      </w:r>
+      <w:hyperlink r:id="rId248">
+        <w:r>
+          <w:rPr>
+            <w:lang w:val="pt_PT" w:bidi="pt_PT"/>
+          </w:rPr>
+          <w:rPr>
+            <w:color w:val="0000EE"/>
+            <w:u w:val="single"/>
+          </w:rPr>
+          <w:t>38</w:t>
+        </w:r>
+      </w:hyperlink>
+      <w:r>
+        <w:rPr>
+          <w:lang w:val="pt_PT" w:bidi="pt_PT"/>
+        </w:rPr>
+        <w:t xml:space="preserve">; </w:t>
+      </w:r>
+      <w:hyperlink r:id="rId249">
+        <w:r>
+          <w:rPr>
+            <w:lang w:val="pt_PT" w:bidi="pt_PT"/>
+          </w:rPr>
+          <w:rPr>
+            <w:color w:val="0000EE"/>
+            <w:u w:val="single"/>
+          </w:rPr>
+          <w:t>5.25–26</w:t>
+        </w:r>
+      </w:hyperlink>
+      <w:r>
+        <w:rPr>
+          <w:lang w:val="pt_PT" w:bidi="pt_PT"/>
+        </w:rPr>
+        <w:t xml:space="preserve">; </w:t>
+      </w:r>
+      <w:hyperlink r:id="rId250">
+        <w:r>
+          <w:rPr>
+            <w:lang w:val="pt_PT" w:bidi="pt_PT"/>
+          </w:rPr>
+          <w:rPr>
+            <w:color w:val="0000EE"/>
+            <w:u w:val="single"/>
+          </w:rPr>
+          <w:t>7.16</w:t>
+        </w:r>
+      </w:hyperlink>
+      <w:r>
+        <w:rPr>
+          <w:lang w:val="pt_PT" w:bidi="pt_PT"/>
+        </w:rPr>
+        <w:t xml:space="preserve">; </w:t>
+      </w:r>
+      <w:hyperlink r:id="rId251">
+        <w:r>
+          <w:rPr>
+            <w:lang w:val="pt_PT" w:bidi="pt_PT"/>
+          </w:rPr>
+          <w:rPr>
+            <w:color w:val="0000EE"/>
+            <w:u w:val="single"/>
+          </w:rPr>
+          <w:t>13.13</w:t>
+        </w:r>
+      </w:hyperlink>
+      <w:r>
+        <w:rPr>
+          <w:lang w:val="pt_PT" w:bidi="pt_PT"/>
+        </w:rPr>
+        <w:t xml:space="preserve">; </w:t>
+      </w:r>
+      <w:hyperlink r:id="rId252">
+        <w:r>
+          <w:rPr>
+            <w:lang w:val="pt_PT" w:bidi="pt_PT"/>
+          </w:rPr>
+          <w:rPr>
+            <w:color w:val="0000EE"/>
+            <w:u w:val="single"/>
+          </w:rPr>
+          <w:t>17.15–18</w:t>
+        </w:r>
+      </w:hyperlink>
+      <w:r>
+        <w:rPr>
+          <w:lang w:val="pt_PT" w:bidi="pt_PT"/>
+        </w:rPr>
+        <w:t xml:space="preserve">; </w:t>
+      </w:r>
+      <w:hyperlink r:id="rId253">
+        <w:r>
+          <w:rPr>
+            <w:lang w:val="pt_PT" w:bidi="pt_PT"/>
+          </w:rPr>
+          <w:rPr>
+            <w:color w:val="0000EE"/>
+            <w:u w:val="single"/>
+          </w:rPr>
+          <w:t>18.43</w:t>
+        </w:r>
+      </w:hyperlink>
+      <w:r>
+        <w:rPr>
+          <w:lang w:val="pt_PT" w:bidi="pt_PT"/>
+        </w:rPr>
+        <w:t xml:space="preserve">; </w:t>
+      </w:r>
+      <w:hyperlink r:id="rId264">
+        <w:r>
+          <w:rPr>
+            <w:lang w:val="pt_PT" w:bidi="pt_PT"/>
+          </w:rPr>
+          <w:rPr>
+            <w:color w:val="0000EE"/>
+            <w:u w:val="single"/>
+          </w:rPr>
+          <w:t>19.37–40</w:t>
+        </w:r>
+      </w:hyperlink>
+      <w:r>
+        <w:rPr>
+          <w:lang w:val="pt_PT" w:bidi="pt_PT"/>
+        </w:rPr>
+        <w:t xml:space="preserve">; </w:t>
+      </w:r>
+      <w:hyperlink r:id="rId268">
+        <w:r>
+          <w:rPr>
+            <w:lang w:val="pt_PT" w:bidi="pt_PT"/>
+          </w:rPr>
+          <w:rPr>
+            <w:color w:val="0000EE"/>
+            <w:u w:val="single"/>
+          </w:rPr>
+          <w:t>24.51–53</w:t>
+        </w:r>
+      </w:hyperlink>
+      <w:r>
+        <w:rPr>
+          <w:lang w:val="pt_PT" w:bidi="pt_PT"/>
+        </w:rPr>
+        <w:t xml:space="preserve">; </w:t>
+      </w:r>
+      <w:hyperlink r:id="rId269">
+        <w:r>
+          <w:rPr>
+            <w:lang w:val="pt_PT" w:bidi="pt_PT"/>
+          </w:rPr>
+          <w:rPr>
+            <w:color w:val="0000EE"/>
+            <w:u w:val="single"/>
+          </w:rPr>
+          <w:t>Atos 2.47</w:t>
+        </w:r>
+      </w:hyperlink>
+      <w:r>
+        <w:rPr>
+          <w:lang w:val="pt_PT" w:bidi="pt_PT"/>
+        </w:rPr>
+        <w:t xml:space="preserve">; </w:t>
+      </w:r>
+      <w:hyperlink r:id="rId256">
+        <w:r>
+          <w:rPr>
+            <w:lang w:val="pt_PT" w:bidi="pt_PT"/>
+          </w:rPr>
+          <w:rPr>
+            <w:color w:val="0000EE"/>
+            <w:u w:val="single"/>
+          </w:rPr>
+          <w:t>3.8–9</w:t>
+        </w:r>
+      </w:hyperlink>
+      <w:r>
+        <w:rPr>
+          <w:lang w:val="pt_PT" w:bidi="pt_PT"/>
+        </w:rPr>
+        <w:t xml:space="preserve">; </w:t>
+      </w:r>
+      <w:hyperlink r:id="rId270">
+        <w:r>
+          <w:rPr>
+            <w:lang w:val="pt_PT" w:bidi="pt_PT"/>
+          </w:rPr>
+          <w:rPr>
+            <w:color w:val="0000EE"/>
+            <w:u w:val="single"/>
+          </w:rPr>
+          <w:t>4.21</w:t>
+        </w:r>
+      </w:hyperlink>
+      <w:r>
+        <w:rPr>
+          <w:lang w:val="pt_PT" w:bidi="pt_PT"/>
+        </w:rPr>
+        <w:t xml:space="preserve">; </w:t>
+      </w:r>
+      <w:hyperlink r:id="rId258">
+        <w:r>
+          <w:rPr>
+            <w:lang w:val="pt_PT" w:bidi="pt_PT"/>
+          </w:rPr>
+          <w:rPr>
+            <w:color w:val="0000EE"/>
+            <w:u w:val="single"/>
+          </w:rPr>
+          <w:t>11.18</w:t>
+        </w:r>
+      </w:hyperlink>
+      <w:r>
+        <w:rPr>
+          <w:lang w:val="pt_PT" w:bidi="pt_PT"/>
+        </w:rPr>
+        <w:t xml:space="preserve">; </w:t>
+      </w:r>
+      <w:hyperlink r:id="rId259">
+        <w:r>
+          <w:rPr>
+            <w:lang w:val="pt_PT" w:bidi="pt_PT"/>
+          </w:rPr>
+          <w:rPr>
+            <w:color w:val="0000EE"/>
+            <w:u w:val="single"/>
+          </w:rPr>
+          <w:t>13.48</w:t>
+        </w:r>
+      </w:hyperlink>
+      <w:r>
+        <w:rPr>
+          <w:lang w:val="pt_PT" w:bidi="pt_PT"/>
+        </w:rPr>
+        <w:t xml:space="preserve">; </w:t>
+      </w:r>
+      <w:hyperlink r:id="rId271">
+        <w:r>
+          <w:rPr>
+            <w:lang w:val="pt_PT" w:bidi="pt_PT"/>
+          </w:rPr>
+          <w:rPr>
+            <w:color w:val="0000EE"/>
+            <w:u w:val="single"/>
+          </w:rPr>
+          <w:t>21.20</w:t>
         </w:r>
       </w:hyperlink>
       <w:r>

--- a/por/docx/011.content.docx
+++ b/por/docx/011.content.docx
@@ -19,7 +19,7 @@
         <w:rPr>
           <w:lang w:val="pt_PT" w:bidi="pt_PT"/>
         </w:rPr>
-        <w:t>Resource: Tyndale Open Study Notes</w:t>
+        <w:t>Resource: Aquifer Open Study Notes (Themes)</w:t>
       </w:r>
       <w:r>
         <w:rPr>
@@ -112,7 +112,7 @@
         <w:rPr>
           <w:lang w:val="pt_PT" w:bidi="pt_PT"/>
         </w:rPr>
-        <w:t>Tyndale Open Study Notes</w:t>
+        <w:t>Aquifer Open Study Notes (Themes)</w:t>
       </w:r>
     </w:p>
     <w:p>

--- a/por/docx/011.content.docx
+++ b/por/docx/011.content.docx
@@ -247,18 +247,12 @@
         </w:rPr>
         <w:t>No entanto, muitos judeus acrescentaram às leis de Deus, criando regras para quase todas as situações. Eles frequentemente faziam isso para evitar quebrar qualquer uma das leis de Deus. Como Jesus frequentemente apontava, essas regras extras às vezes tornavam difícil seguir as instruções de Deus (</w:t>
       </w:r>
-      <w:hyperlink r:id="rId13">
-        <w:r>
-          <w:rPr>
-            <w:lang w:val="pt_PT" w:bidi="pt_PT"/>
-          </w:rPr>
-          <w:rPr>
-            <w:color w:val="0000EE"/>
-            <w:u w:val="single"/>
-          </w:rPr>
-          <w:t>Marcos 7.1–15</w:t>
-        </w:r>
-      </w:hyperlink>
+      <w:r>
+        <w:rPr>
+          <w:lang w:val="pt_PT" w:bidi="pt_PT"/>
+        </w:rPr>
+        <w:t>Marcos 7.1–15</w:t>
+      </w:r>
       <w:r>
         <w:rPr>
           <w:lang w:val="pt_PT" w:bidi="pt_PT"/>
@@ -279,18 +273,12 @@
         </w:rPr>
         <w:t>O apóstolo Paulo frequentemente enfrentava problemas com o legalismo estrito nas primeiras igrejas. Por exemplo, em Colossos, falsos mestres influenciados por crenças judaicas insistiam que os cristãos seguissem certas regras para expressar sua fé (</w:t>
       </w:r>
-      <w:hyperlink r:id="rId14">
-        <w:r>
-          <w:rPr>
-            <w:lang w:val="pt_PT" w:bidi="pt_PT"/>
-          </w:rPr>
-          <w:rPr>
-            <w:color w:val="0000EE"/>
-            <w:u w:val="single"/>
-          </w:rPr>
-          <w:t>Colossenses 2.16–23</w:t>
-        </w:r>
-      </w:hyperlink>
+      <w:r>
+        <w:rPr>
+          <w:lang w:val="pt_PT" w:bidi="pt_PT"/>
+        </w:rPr>
+        <w:t>Colossenses 2.16–23</w:t>
+      </w:r>
       <w:r>
         <w:rPr>
           <w:lang w:val="pt_PT" w:bidi="pt_PT"/>
@@ -311,54 +299,36 @@
         </w:rPr>
         <w:t>Isso não significa que as regras de comportamento sejam ruins em si mesmas. Algumas regras, como a proibição de mentir, mostram claramente um aspecto do caráter de Cristo (</w:t>
       </w:r>
-      <w:hyperlink r:id="rId15">
-        <w:r>
-          <w:rPr>
-            <w:lang w:val="pt_PT" w:bidi="pt_PT"/>
-          </w:rPr>
-          <w:rPr>
-            <w:color w:val="0000EE"/>
-            <w:u w:val="single"/>
-          </w:rPr>
-          <w:t>Colossenses 3.9</w:t>
-        </w:r>
-      </w:hyperlink>
+      <w:r>
+        <w:rPr>
+          <w:lang w:val="pt_PT" w:bidi="pt_PT"/>
+        </w:rPr>
+        <w:t>Colossenses 3.9</w:t>
+      </w:r>
       <w:r>
         <w:rPr>
           <w:lang w:val="pt_PT" w:bidi="pt_PT"/>
         </w:rPr>
         <w:t xml:space="preserve">). Paulo também não se importava se cristãos individuais estabelecessem regras para si mesmos que acreditassem que os ajudariam a obedecer melhor a Cristo (compare </w:t>
       </w:r>
-      <w:hyperlink r:id="rId16">
-        <w:r>
-          <w:rPr>
-            <w:lang w:val="pt_PT" w:bidi="pt_PT"/>
-          </w:rPr>
-          <w:rPr>
-            <w:color w:val="0000EE"/>
-            <w:u w:val="single"/>
-          </w:rPr>
-          <w:t>Romanos 14.5</w:t>
-        </w:r>
-      </w:hyperlink>
-      <w:r>
-        <w:rPr>
-          <w:lang w:val="pt_PT" w:bidi="pt_PT"/>
-        </w:rPr>
-        <w:t xml:space="preserve">; </w:t>
-      </w:r>
-      <w:hyperlink r:id="rId17">
-        <w:r>
-          <w:rPr>
-            <w:lang w:val="pt_PT" w:bidi="pt_PT"/>
-          </w:rPr>
-          <w:rPr>
-            <w:color w:val="0000EE"/>
-            <w:u w:val="single"/>
-          </w:rPr>
-          <w:t>1 Coríntios 8</w:t>
-        </w:r>
-      </w:hyperlink>
+      <w:r>
+        <w:rPr>
+          <w:lang w:val="pt_PT" w:bidi="pt_PT"/>
+        </w:rPr>
+        <w:t>Romanos 14.5</w:t>
+      </w:r>
+      <w:r>
+        <w:rPr>
+          <w:lang w:val="pt_PT" w:bidi="pt_PT"/>
+        </w:rPr>
+        <w:t xml:space="preserve">; </w:t>
+      </w:r>
+      <w:r>
+        <w:rPr>
+          <w:lang w:val="pt_PT" w:bidi="pt_PT"/>
+        </w:rPr>
+        <w:t>1 Coríntios 8</w:t>
+      </w:r>
       <w:r>
         <w:rPr>
           <w:lang w:val="pt_PT" w:bidi="pt_PT"/>
@@ -388,72 +358,48 @@
           <w:lang w:val="pt_PT" w:bidi="pt_PT"/>
         </w:rPr>
       </w:r>
-      <w:hyperlink r:id="rId18">
-        <w:r>
-          <w:rPr>
-            <w:lang w:val="pt_PT" w:bidi="pt_PT"/>
-          </w:rPr>
-          <w:rPr>
-            <w:color w:val="0000EE"/>
-            <w:u w:val="single"/>
-          </w:rPr>
-          <w:t>Mateus 23.13–33</w:t>
-        </w:r>
-      </w:hyperlink>
-      <w:r>
-        <w:rPr>
-          <w:lang w:val="pt_PT" w:bidi="pt_PT"/>
-        </w:rPr>
-        <w:t xml:space="preserve">; </w:t>
-      </w:r>
-      <w:hyperlink r:id="rId13">
-        <w:r>
-          <w:rPr>
-            <w:lang w:val="pt_PT" w:bidi="pt_PT"/>
-          </w:rPr>
-          <w:rPr>
-            <w:color w:val="0000EE"/>
-            <w:u w:val="single"/>
-          </w:rPr>
-          <w:t>Marcos 7.1–15</w:t>
-        </w:r>
-      </w:hyperlink>
-      <w:r>
-        <w:rPr>
-          <w:lang w:val="pt_PT" w:bidi="pt_PT"/>
-        </w:rPr>
-        <w:t xml:space="preserve">; </w:t>
-      </w:r>
-      <w:hyperlink r:id="rId19">
-        <w:r>
-          <w:rPr>
-            <w:lang w:val="pt_PT" w:bidi="pt_PT"/>
-          </w:rPr>
-          <w:rPr>
-            <w:color w:val="0000EE"/>
-            <w:u w:val="single"/>
-          </w:rPr>
-          <w:t>Gálatas 2.14–21</w:t>
-        </w:r>
-      </w:hyperlink>
-      <w:r>
-        <w:rPr>
-          <w:lang w:val="pt_PT" w:bidi="pt_PT"/>
-        </w:rPr>
-        <w:t xml:space="preserve">; </w:t>
-      </w:r>
-      <w:hyperlink r:id="rId14">
-        <w:r>
-          <w:rPr>
-            <w:lang w:val="pt_PT" w:bidi="pt_PT"/>
-          </w:rPr>
-          <w:rPr>
-            <w:color w:val="0000EE"/>
-            <w:u w:val="single"/>
-          </w:rPr>
-          <w:t>Colossenses 2.16–23</w:t>
-        </w:r>
-      </w:hyperlink>
+      <w:r>
+        <w:rPr>
+          <w:lang w:val="pt_PT" w:bidi="pt_PT"/>
+        </w:rPr>
+        <w:t>Mateus 23.13–33</w:t>
+      </w:r>
+      <w:r>
+        <w:rPr>
+          <w:lang w:val="pt_PT" w:bidi="pt_PT"/>
+        </w:rPr>
+        <w:t xml:space="preserve">; </w:t>
+      </w:r>
+      <w:r>
+        <w:rPr>
+          <w:lang w:val="pt_PT" w:bidi="pt_PT"/>
+        </w:rPr>
+        <w:t>Marcos 7.1–15</w:t>
+      </w:r>
+      <w:r>
+        <w:rPr>
+          <w:lang w:val="pt_PT" w:bidi="pt_PT"/>
+        </w:rPr>
+        <w:t xml:space="preserve">; </w:t>
+      </w:r>
+      <w:r>
+        <w:rPr>
+          <w:lang w:val="pt_PT" w:bidi="pt_PT"/>
+        </w:rPr>
+        <w:t>Gálatas 2.14–21</w:t>
+      </w:r>
+      <w:r>
+        <w:rPr>
+          <w:lang w:val="pt_PT" w:bidi="pt_PT"/>
+        </w:rPr>
+        <w:t xml:space="preserve">; </w:t>
+      </w:r>
+      <w:r>
+        <w:rPr>
+          <w:lang w:val="pt_PT" w:bidi="pt_PT"/>
+        </w:rPr>
+        <w:t>Colossenses 2.16–23</w:t>
+      </w:r>
       <w:r>
         <w:rPr>
           <w:lang w:val="pt_PT" w:bidi="pt_PT"/>
@@ -502,36 +448,24 @@
         </w:rPr>
         <w:t xml:space="preserve">Os professores religiosos do judaísmo (chamados de "rabis") passaram muito tempo tentando fazer com que as leis de </w:t>
       </w:r>
-      <w:hyperlink r:id="rId20">
-        <w:r>
-          <w:rPr>
-            <w:lang w:val="pt_PT" w:bidi="pt_PT"/>
-          </w:rPr>
-          <w:rPr>
-            <w:color w:val="0000EE"/>
-            <w:u w:val="single"/>
-          </w:rPr>
-          <w:t>Ezequiel 44–48</w:t>
-        </w:r>
-      </w:hyperlink>
+      <w:r>
+        <w:rPr>
+          <w:lang w:val="pt_PT" w:bidi="pt_PT"/>
+        </w:rPr>
+        <w:t>Ezequiel 44–48</w:t>
+      </w:r>
       <w:r>
         <w:rPr>
           <w:lang w:val="pt_PT" w:bidi="pt_PT"/>
         </w:rPr>
         <w:t xml:space="preserve"> concordassem com aquelas da Torá (a lei dada a Moisés). Eles falharam porque esses capítulos não têm a intenção de corresponder à lei de Moisés. Isso é semelhante à forma como a visão do edifício do templo não foi projetada para se parecer com o tabernáculo ou o Templo de Salomão (</w:t>
       </w:r>
-      <w:hyperlink r:id="rId21">
-        <w:r>
-          <w:rPr>
-            <w:lang w:val="pt_PT" w:bidi="pt_PT"/>
-          </w:rPr>
-          <w:rPr>
-            <w:color w:val="0000EE"/>
-            <w:u w:val="single"/>
-          </w:rPr>
-          <w:t>Ezequiel 40–43</w:t>
-        </w:r>
-      </w:hyperlink>
+      <w:r>
+        <w:rPr>
+          <w:lang w:val="pt_PT" w:bidi="pt_PT"/>
+        </w:rPr>
+        <w:t>Ezequiel 40–43</w:t>
+      </w:r>
       <w:r>
         <w:rPr>
           <w:lang w:val="pt_PT" w:bidi="pt_PT"/>
@@ -552,18 +486,12 @@
         </w:rPr>
         <w:t>Essas regras enfatizavam a necessidade de separar o templo do palácio. As cerimônias sacrificiais aumentariam e se concentrariam mais na purificação. Pessoas santas fariam novamente ofertas ao Deus santo. Essas práticas tinham a intenção de separar o sagrado do profano e purificar o povo de Deus. A poluição do templo e a adoração de ídolos haviam feito o Senhor se afastar (</w:t>
       </w:r>
-      <w:hyperlink r:id="rId22">
-        <w:r>
-          <w:rPr>
-            <w:lang w:val="pt_PT" w:bidi="pt_PT"/>
-          </w:rPr>
-          <w:rPr>
-            <w:color w:val="0000EE"/>
-            <w:u w:val="single"/>
-          </w:rPr>
-          <w:t>Ezequiel 8–11</w:t>
-        </w:r>
-      </w:hyperlink>
+      <w:r>
+        <w:rPr>
+          <w:lang w:val="pt_PT" w:bidi="pt_PT"/>
+        </w:rPr>
+        <w:t>Ezequiel 8–11</w:t>
+      </w:r>
       <w:r>
         <w:rPr>
           <w:lang w:val="pt_PT" w:bidi="pt_PT"/>
@@ -598,72 +526,48 @@
         </w:rPr>
         <w:t>Essas regras também colocam o príncipe, o rei descendente do rei Davi, em uma posição de submissão ao Senhor. A chegada de Jesus cumpre este elemento. Jesus veio como um rei servo que estava feliz em fazer a vontade do Pai (</w:t>
       </w:r>
-      <w:hyperlink r:id="rId23">
-        <w:r>
-          <w:rPr>
-            <w:lang w:val="pt_PT" w:bidi="pt_PT"/>
-          </w:rPr>
-          <w:rPr>
-            <w:color w:val="0000EE"/>
-            <w:u w:val="single"/>
-          </w:rPr>
-          <w:t>Mateus 4.1–11</w:t>
-        </w:r>
-      </w:hyperlink>
-      <w:r>
-        <w:rPr>
-          <w:lang w:val="pt_PT" w:bidi="pt_PT"/>
-        </w:rPr>
-        <w:t xml:space="preserve">; </w:t>
-      </w:r>
-      <w:hyperlink r:id="rId24">
-        <w:r>
-          <w:rPr>
-            <w:lang w:val="pt_PT" w:bidi="pt_PT"/>
-          </w:rPr>
-          <w:rPr>
-            <w:color w:val="0000EE"/>
-            <w:u w:val="single"/>
-          </w:rPr>
-          <w:t>20.25–28</w:t>
-        </w:r>
-      </w:hyperlink>
+      <w:r>
+        <w:rPr>
+          <w:lang w:val="pt_PT" w:bidi="pt_PT"/>
+        </w:rPr>
+        <w:t>Mateus 4.1–11</w:t>
+      </w:r>
+      <w:r>
+        <w:rPr>
+          <w:lang w:val="pt_PT" w:bidi="pt_PT"/>
+        </w:rPr>
+        <w:t xml:space="preserve">; </w:t>
+      </w:r>
+      <w:r>
+        <w:rPr>
+          <w:lang w:val="pt_PT" w:bidi="pt_PT"/>
+        </w:rPr>
+        <w:t>20.25–28</w:t>
+      </w:r>
       <w:r>
         <w:rPr>
           <w:lang w:val="pt_PT" w:bidi="pt_PT"/>
         </w:rPr>
         <w:t>). Ele ofereceu o sacrifício perfeito que purifica o pecado, purificou o santuário celestial de uma vez por todas e garantiu que Deus pudesse viver entre seu povo para sempre (</w:t>
       </w:r>
-      <w:hyperlink r:id="rId25">
-        <w:r>
-          <w:rPr>
-            <w:lang w:val="pt_PT" w:bidi="pt_PT"/>
-          </w:rPr>
-          <w:rPr>
-            <w:color w:val="0000EE"/>
-            <w:u w:val="single"/>
-          </w:rPr>
-          <w:t>Hebreus 9.11–12</w:t>
-        </w:r>
-      </w:hyperlink>
+      <w:r>
+        <w:rPr>
+          <w:lang w:val="pt_PT" w:bidi="pt_PT"/>
+        </w:rPr>
+        <w:t>Hebreus 9.11–12</w:t>
+      </w:r>
       <w:r>
         <w:rPr>
           <w:lang w:val="pt_PT" w:bidi="pt_PT"/>
         </w:rPr>
         <w:t>,</w:t>
       </w:r>
-      <w:hyperlink r:id="rId26">
-        <w:r>
-          <w:rPr>
-            <w:lang w:val="pt_PT" w:bidi="pt_PT"/>
-          </w:rPr>
-          <w:rPr>
-            <w:color w:val="0000EE"/>
-            <w:u w:val="single"/>
-          </w:rPr>
-          <w:t>23</w:t>
-        </w:r>
-      </w:hyperlink>
+      <w:r>
+        <w:rPr>
+          <w:lang w:val="pt_PT" w:bidi="pt_PT"/>
+        </w:rPr>
+        <w:t>23</w:t>
+      </w:r>
       <w:r>
         <w:rPr>
           <w:lang w:val="pt_PT" w:bidi="pt_PT"/>
@@ -693,72 +597,48 @@
           <w:lang w:val="pt_PT" w:bidi="pt_PT"/>
         </w:rPr>
       </w:r>
-      <w:hyperlink r:id="rId27">
-        <w:r>
-          <w:rPr>
-            <w:lang w:val="pt_PT" w:bidi="pt_PT"/>
-          </w:rPr>
-          <w:rPr>
-            <w:color w:val="0000EE"/>
-            <w:u w:val="single"/>
-          </w:rPr>
-          <w:t>Isaías 56.7</w:t>
-        </w:r>
-      </w:hyperlink>
-      <w:r>
-        <w:rPr>
-          <w:lang w:val="pt_PT" w:bidi="pt_PT"/>
-        </w:rPr>
-        <w:t xml:space="preserve">; </w:t>
-      </w:r>
-      <w:hyperlink r:id="rId22">
-        <w:r>
-          <w:rPr>
-            <w:lang w:val="pt_PT" w:bidi="pt_PT"/>
-          </w:rPr>
-          <w:rPr>
-            <w:color w:val="0000EE"/>
-            <w:u w:val="single"/>
-          </w:rPr>
-          <w:t>Ezequiel 8.1–11.25</w:t>
-        </w:r>
-      </w:hyperlink>
-      <w:r>
-        <w:rPr>
-          <w:lang w:val="pt_PT" w:bidi="pt_PT"/>
-        </w:rPr>
-        <w:t xml:space="preserve">; </w:t>
-      </w:r>
-      <w:hyperlink r:id="rId21">
-        <w:r>
-          <w:rPr>
-            <w:lang w:val="pt_PT" w:bidi="pt_PT"/>
-          </w:rPr>
-          <w:rPr>
-            <w:color w:val="0000EE"/>
-            <w:u w:val="single"/>
-          </w:rPr>
-          <w:t>40.1–43.27</w:t>
-        </w:r>
-      </w:hyperlink>
-      <w:r>
-        <w:rPr>
-          <w:lang w:val="pt_PT" w:bidi="pt_PT"/>
-        </w:rPr>
-        <w:t xml:space="preserve">; </w:t>
-      </w:r>
-      <w:hyperlink r:id="rId28">
-        <w:r>
-          <w:rPr>
-            <w:lang w:val="pt_PT" w:bidi="pt_PT"/>
-          </w:rPr>
-          <w:rPr>
-            <w:color w:val="0000EE"/>
-            <w:u w:val="single"/>
-          </w:rPr>
-          <w:t>44.1–46.18.</w:t>
-        </w:r>
-      </w:hyperlink>
+      <w:r>
+        <w:rPr>
+          <w:lang w:val="pt_PT" w:bidi="pt_PT"/>
+        </w:rPr>
+        <w:t>Isaías 56.7</w:t>
+      </w:r>
+      <w:r>
+        <w:rPr>
+          <w:lang w:val="pt_PT" w:bidi="pt_PT"/>
+        </w:rPr>
+        <w:t xml:space="preserve">; </w:t>
+      </w:r>
+      <w:r>
+        <w:rPr>
+          <w:lang w:val="pt_PT" w:bidi="pt_PT"/>
+        </w:rPr>
+        <w:t>Ezequiel 8.1–11.25</w:t>
+      </w:r>
+      <w:r>
+        <w:rPr>
+          <w:lang w:val="pt_PT" w:bidi="pt_PT"/>
+        </w:rPr>
+        <w:t xml:space="preserve">; </w:t>
+      </w:r>
+      <w:r>
+        <w:rPr>
+          <w:lang w:val="pt_PT" w:bidi="pt_PT"/>
+        </w:rPr>
+        <w:t>40.1–43.27</w:t>
+      </w:r>
+      <w:r>
+        <w:rPr>
+          <w:lang w:val="pt_PT" w:bidi="pt_PT"/>
+        </w:rPr>
+        <w:t xml:space="preserve">; </w:t>
+      </w:r>
+      <w:r>
+        <w:rPr>
+          <w:lang w:val="pt_PT" w:bidi="pt_PT"/>
+        </w:rPr>
+        <w:t>44.1–46.18.</w:t>
+      </w:r>
       <w:r>
         <w:rPr>
           <w:lang w:val="pt_PT" w:bidi="pt_PT"/>
@@ -807,72 +687,48 @@
         </w:rPr>
         <w:t>A lei bíblica é mais do que listas de regras. É um sistema que reflete o que Deus espera em termos de crença e comportamento. Se as pessoas a seguirem fielmente, receberão as maiores bênçãos de Deus. Observar a lei é essencial para a vida (</w:t>
       </w:r>
-      <w:hyperlink r:id="rId29">
-        <w:r>
-          <w:rPr>
-            <w:lang w:val="pt_PT" w:bidi="pt_PT"/>
-          </w:rPr>
-          <w:rPr>
-            <w:color w:val="0000EE"/>
-            <w:u w:val="single"/>
-          </w:rPr>
-          <w:t>Deuteronômio 4.1</w:t>
-        </w:r>
-      </w:hyperlink>
+      <w:r>
+        <w:rPr>
+          <w:lang w:val="pt_PT" w:bidi="pt_PT"/>
+        </w:rPr>
+        <w:t>Deuteronômio 4.1</w:t>
+      </w:r>
       <w:r>
         <w:rPr>
           <w:lang w:val="pt_PT" w:bidi="pt_PT"/>
         </w:rPr>
         <w:t xml:space="preserve">; veja também </w:t>
       </w:r>
-      <w:hyperlink r:id="rId30">
-        <w:r>
-          <w:rPr>
-            <w:lang w:val="pt_PT" w:bidi="pt_PT"/>
-          </w:rPr>
-          <w:rPr>
-            <w:color w:val="0000EE"/>
-            <w:u w:val="single"/>
-          </w:rPr>
-          <w:t>5.32–33</w:t>
-        </w:r>
-      </w:hyperlink>
-      <w:r>
-        <w:rPr>
-          <w:lang w:val="pt_PT" w:bidi="pt_PT"/>
-        </w:rPr>
-        <w:t xml:space="preserve">; </w:t>
-      </w:r>
-      <w:hyperlink r:id="rId31">
-        <w:r>
-          <w:rPr>
-            <w:lang w:val="pt_PT" w:bidi="pt_PT"/>
-          </w:rPr>
-          <w:rPr>
-            <w:color w:val="0000EE"/>
-            <w:u w:val="single"/>
-          </w:rPr>
-          <w:t>8.1</w:t>
-        </w:r>
-      </w:hyperlink>
-      <w:r>
-        <w:rPr>
-          <w:lang w:val="pt_PT" w:bidi="pt_PT"/>
-        </w:rPr>
-        <w:t xml:space="preserve">; </w:t>
-      </w:r>
-      <w:hyperlink r:id="rId32">
-        <w:r>
-          <w:rPr>
-            <w:lang w:val="pt_PT" w:bidi="pt_PT"/>
-          </w:rPr>
-          <w:rPr>
-            <w:color w:val="0000EE"/>
-            <w:u w:val="single"/>
-          </w:rPr>
-          <w:t>16.20</w:t>
-        </w:r>
-      </w:hyperlink>
+      <w:r>
+        <w:rPr>
+          <w:lang w:val="pt_PT" w:bidi="pt_PT"/>
+        </w:rPr>
+        <w:t>5.32–33</w:t>
+      </w:r>
+      <w:r>
+        <w:rPr>
+          <w:lang w:val="pt_PT" w:bidi="pt_PT"/>
+        </w:rPr>
+        <w:t xml:space="preserve">; </w:t>
+      </w:r>
+      <w:r>
+        <w:rPr>
+          <w:lang w:val="pt_PT" w:bidi="pt_PT"/>
+        </w:rPr>
+        <w:t>8.1</w:t>
+      </w:r>
+      <w:r>
+        <w:rPr>
+          <w:lang w:val="pt_PT" w:bidi="pt_PT"/>
+        </w:rPr>
+        <w:t xml:space="preserve">; </w:t>
+      </w:r>
+      <w:r>
+        <w:rPr>
+          <w:lang w:val="pt_PT" w:bidi="pt_PT"/>
+        </w:rPr>
+        <w:t>16.20</w:t>
+      </w:r>
       <w:r>
         <w:rPr>
           <w:lang w:val="pt_PT" w:bidi="pt_PT"/>
@@ -893,54 +749,36 @@
         </w:rPr>
         <w:t>A jornada de Israel para fora do Egito os libertou para servir a Deus. Deus resgatou Israel "com mão forte e braço estendido, e com grandes terrores" (</w:t>
       </w:r>
-      <w:hyperlink r:id="rId33">
-        <w:r>
-          <w:rPr>
-            <w:lang w:val="pt_PT" w:bidi="pt_PT"/>
-          </w:rPr>
-          <w:rPr>
-            <w:color w:val="0000EE"/>
-            <w:u w:val="single"/>
-          </w:rPr>
-          <w:t>Deuteronômio 4.34</w:t>
-        </w:r>
-      </w:hyperlink>
+      <w:r>
+        <w:rPr>
+          <w:lang w:val="pt_PT" w:bidi="pt_PT"/>
+        </w:rPr>
+        <w:t>Deuteronômio 4.34</w:t>
+      </w:r>
       <w:r>
         <w:rPr>
           <w:lang w:val="pt_PT" w:bidi="pt_PT"/>
         </w:rPr>
         <w:t>). Isso não aconteceu porque Israel merecia, mas porque Deus é gracioso e cumpre suas promessas a Abraão. O resgate do Egito não foi apenas para libertar os israelitas do trabalho árduo (</w:t>
       </w:r>
-      <w:hyperlink r:id="rId34">
-        <w:r>
-          <w:rPr>
-            <w:lang w:val="pt_PT" w:bidi="pt_PT"/>
-          </w:rPr>
-          <w:rPr>
-            <w:color w:val="0000EE"/>
-            <w:u w:val="single"/>
-          </w:rPr>
-          <w:t>Êxodo 1.11–22</w:t>
-        </w:r>
-      </w:hyperlink>
-      <w:r>
-        <w:rPr>
-          <w:lang w:val="pt_PT" w:bidi="pt_PT"/>
-        </w:rPr>
-        <w:t xml:space="preserve">; </w:t>
-      </w:r>
-      <w:hyperlink r:id="rId35">
-        <w:r>
-          <w:rPr>
-            <w:lang w:val="pt_PT" w:bidi="pt_PT"/>
-          </w:rPr>
-          <w:rPr>
-            <w:color w:val="0000EE"/>
-            <w:u w:val="single"/>
-          </w:rPr>
-          <w:t>5.4–23</w:t>
-        </w:r>
-      </w:hyperlink>
+      <w:r>
+        <w:rPr>
+          <w:lang w:val="pt_PT" w:bidi="pt_PT"/>
+        </w:rPr>
+        <w:t>Êxodo 1.11–22</w:t>
+      </w:r>
+      <w:r>
+        <w:rPr>
+          <w:lang w:val="pt_PT" w:bidi="pt_PT"/>
+        </w:rPr>
+        <w:t xml:space="preserve">; </w:t>
+      </w:r>
+      <w:r>
+        <w:rPr>
+          <w:lang w:val="pt_PT" w:bidi="pt_PT"/>
+        </w:rPr>
+        <w:t>5.4–23</w:t>
+      </w:r>
       <w:r>
         <w:rPr>
           <w:lang w:val="pt_PT" w:bidi="pt_PT"/>
@@ -961,36 +799,24 @@
         </w:rPr>
         <w:t xml:space="preserve">Esta aliança não transformou os israelitas no povo de Deus. Eles já eram seu povo (veja </w:t>
       </w:r>
-      <w:hyperlink r:id="rId36">
-        <w:r>
-          <w:rPr>
-            <w:lang w:val="pt_PT" w:bidi="pt_PT"/>
-          </w:rPr>
-          <w:rPr>
-            <w:color w:val="0000EE"/>
-            <w:u w:val="single"/>
-          </w:rPr>
-          <w:t>Êxodo 4.22–23</w:t>
-        </w:r>
-      </w:hyperlink>
+      <w:r>
+        <w:rPr>
+          <w:lang w:val="pt_PT" w:bidi="pt_PT"/>
+        </w:rPr>
+        <w:t>Êxodo 4.22–23</w:t>
+      </w:r>
       <w:r>
         <w:rPr>
           <w:lang w:val="pt_PT" w:bidi="pt_PT"/>
         </w:rPr>
         <w:t>). A obediência não era um requisito antes da aliança. Em vez disso, era a resposta correta à aliança. Isso deu a Israel o dever de servir a Deus como "um reino de sacerdotes e uma nação santa" (</w:t>
       </w:r>
-      <w:hyperlink r:id="rId37">
-        <w:r>
-          <w:rPr>
-            <w:lang w:val="pt_PT" w:bidi="pt_PT"/>
-          </w:rPr>
-          <w:rPr>
-            <w:color w:val="0000EE"/>
-            <w:u w:val="single"/>
-          </w:rPr>
-          <w:t>Êxodo 19.4–6</w:t>
-        </w:r>
-      </w:hyperlink>
+      <w:r>
+        <w:rPr>
+          <w:lang w:val="pt_PT" w:bidi="pt_PT"/>
+        </w:rPr>
+        <w:t>Êxodo 19.4–6</w:t>
+      </w:r>
       <w:r>
         <w:rPr>
           <w:lang w:val="pt_PT" w:bidi="pt_PT"/>
@@ -1011,18 +837,12 @@
         </w:rPr>
         <w:t>A aliança prometeu ao povo de Israel uma vida boa e significativa se eles seguissem a lei. O documento da aliança inclui princípios amplos, padrões e normas. As instruções de Deus são mais conhecidas nos Dez Mandamentos (</w:t>
       </w:r>
-      <w:hyperlink r:id="rId38">
-        <w:r>
-          <w:rPr>
-            <w:lang w:val="pt_PT" w:bidi="pt_PT"/>
-          </w:rPr>
-          <w:rPr>
-            <w:color w:val="0000EE"/>
-            <w:u w:val="single"/>
-          </w:rPr>
-          <w:t>Deuteronômio 5.6–21</w:t>
-        </w:r>
-      </w:hyperlink>
+      <w:r>
+        <w:rPr>
+          <w:lang w:val="pt_PT" w:bidi="pt_PT"/>
+        </w:rPr>
+        <w:t>Deuteronômio 5.6–21</w:t>
+      </w:r>
       <w:r>
         <w:rPr>
           <w:lang w:val="pt_PT" w:bidi="pt_PT"/>
@@ -1042,18 +862,12 @@
         </w:rPr>
         <w:t xml:space="preserve"> (uma palavra hebraica que significa "ouça"). Esta oração é encontrada em </w:t>
       </w:r>
-      <w:hyperlink r:id="rId39">
-        <w:r>
-          <w:rPr>
-            <w:lang w:val="pt_PT" w:bidi="pt_PT"/>
-          </w:rPr>
-          <w:rPr>
-            <w:color w:val="0000EE"/>
-            <w:u w:val="single"/>
-          </w:rPr>
-          <w:t>Deuteronômio 6.4–5</w:t>
-        </w:r>
-      </w:hyperlink>
+      <w:r>
+        <w:rPr>
+          <w:lang w:val="pt_PT" w:bidi="pt_PT"/>
+        </w:rPr>
+        <w:t>Deuteronômio 6.4–5</w:t>
+      </w:r>
       <w:r>
         <w:rPr>
           <w:lang w:val="pt_PT" w:bidi="pt_PT"/>
@@ -1074,54 +888,36 @@
         </w:rPr>
         <w:t>A vida que resultava de seguir a lei não era a vida eterna como descrito no Novo Testamento. Deus prometeu que, se os israelitas obedecessem à aliança, a nação desfrutaria de dias longos e bem-sucedidos na terra prometida (</w:t>
       </w:r>
-      <w:hyperlink r:id="rId29">
-        <w:r>
-          <w:rPr>
-            <w:lang w:val="pt_PT" w:bidi="pt_PT"/>
-          </w:rPr>
-          <w:rPr>
-            <w:color w:val="0000EE"/>
-            <w:u w:val="single"/>
-          </w:rPr>
-          <w:t>Deuteronômio 4.1</w:t>
-        </w:r>
-      </w:hyperlink>
-      <w:r>
-        <w:rPr>
-          <w:lang w:val="pt_PT" w:bidi="pt_PT"/>
-        </w:rPr>
-        <w:t xml:space="preserve">; </w:t>
-      </w:r>
-      <w:hyperlink r:id="rId40">
-        <w:r>
-          <w:rPr>
-            <w:lang w:val="pt_PT" w:bidi="pt_PT"/>
-          </w:rPr>
-          <w:rPr>
-            <w:color w:val="0000EE"/>
-            <w:u w:val="single"/>
-          </w:rPr>
-          <w:t>5.16</w:t>
-        </w:r>
-      </w:hyperlink>
+      <w:r>
+        <w:rPr>
+          <w:lang w:val="pt_PT" w:bidi="pt_PT"/>
+        </w:rPr>
+        <w:t>Deuteronômio 4.1</w:t>
+      </w:r>
+      <w:r>
+        <w:rPr>
+          <w:lang w:val="pt_PT" w:bidi="pt_PT"/>
+        </w:rPr>
+        <w:t xml:space="preserve">; </w:t>
+      </w:r>
+      <w:r>
+        <w:rPr>
+          <w:lang w:val="pt_PT" w:bidi="pt_PT"/>
+        </w:rPr>
+        <w:t>5.16</w:t>
+      </w:r>
       <w:r>
         <w:rPr>
           <w:lang w:val="pt_PT" w:bidi="pt_PT"/>
         </w:rPr>
         <w:t>,</w:t>
       </w:r>
-      <w:hyperlink r:id="rId41">
-        <w:r>
-          <w:rPr>
-            <w:lang w:val="pt_PT" w:bidi="pt_PT"/>
-          </w:rPr>
-          <w:rPr>
-            <w:color w:val="0000EE"/>
-            <w:u w:val="single"/>
-          </w:rPr>
-          <w:t>33</w:t>
-        </w:r>
-      </w:hyperlink>
+      <w:r>
+        <w:rPr>
+          <w:lang w:val="pt_PT" w:bidi="pt_PT"/>
+        </w:rPr>
+        <w:t>33</w:t>
+      </w:r>
       <w:r>
         <w:rPr>
           <w:lang w:val="pt_PT" w:bidi="pt_PT"/>
@@ -1141,54 +937,36 @@
         </w:rPr>
         <w:t xml:space="preserve"> (</w:t>
       </w:r>
-      <w:hyperlink r:id="rId42">
-        <w:r>
-          <w:rPr>
-            <w:lang w:val="pt_PT" w:bidi="pt_PT"/>
-          </w:rPr>
-          <w:rPr>
-            <w:color w:val="0000EE"/>
-            <w:u w:val="single"/>
-          </w:rPr>
-          <w:t>Mateus 22.37–40</w:t>
-        </w:r>
-      </w:hyperlink>
+      <w:r>
+        <w:rPr>
+          <w:lang w:val="pt_PT" w:bidi="pt_PT"/>
+        </w:rPr>
+        <w:t>Mateus 22.37–40</w:t>
+      </w:r>
       <w:r>
         <w:rPr>
           <w:lang w:val="pt_PT" w:bidi="pt_PT"/>
         </w:rPr>
         <w:t xml:space="preserve">). Isso não era para obter a vida eterna, mas para demonstrar seu compromisso com ele (compare </w:t>
       </w:r>
-      <w:hyperlink r:id="rId43">
-        <w:r>
-          <w:rPr>
-            <w:lang w:val="pt_PT" w:bidi="pt_PT"/>
-          </w:rPr>
-          <w:rPr>
-            <w:color w:val="0000EE"/>
-            <w:u w:val="single"/>
-          </w:rPr>
-          <w:t>Mateus 5.17–19</w:t>
-        </w:r>
-      </w:hyperlink>
-      <w:r>
-        <w:rPr>
-          <w:lang w:val="pt_PT" w:bidi="pt_PT"/>
-        </w:rPr>
-        <w:t xml:space="preserve">; </w:t>
-      </w:r>
-      <w:hyperlink r:id="rId44">
-        <w:r>
-          <w:rPr>
-            <w:lang w:val="pt_PT" w:bidi="pt_PT"/>
-          </w:rPr>
-          <w:rPr>
-            <w:color w:val="0000EE"/>
-            <w:u w:val="single"/>
-          </w:rPr>
-          <w:t>João 14.15–21</w:t>
-        </w:r>
-      </w:hyperlink>
+      <w:r>
+        <w:rPr>
+          <w:lang w:val="pt_PT" w:bidi="pt_PT"/>
+        </w:rPr>
+        <w:t>Mateus 5.17–19</w:t>
+      </w:r>
+      <w:r>
+        <w:rPr>
+          <w:lang w:val="pt_PT" w:bidi="pt_PT"/>
+        </w:rPr>
+        <w:t xml:space="preserve">; </w:t>
+      </w:r>
+      <w:r>
+        <w:rPr>
+          <w:lang w:val="pt_PT" w:bidi="pt_PT"/>
+        </w:rPr>
+        <w:t>João 14.15–21</w:t>
+      </w:r>
       <w:r>
         <w:rPr>
           <w:lang w:val="pt_PT" w:bidi="pt_PT"/>
@@ -1218,324 +996,216 @@
           <w:lang w:val="pt_PT" w:bidi="pt_PT"/>
         </w:rPr>
       </w:r>
-      <w:hyperlink r:id="rId37">
-        <w:r>
-          <w:rPr>
-            <w:lang w:val="pt_PT" w:bidi="pt_PT"/>
-          </w:rPr>
-          <w:rPr>
-            <w:color w:val="0000EE"/>
-            <w:u w:val="single"/>
-          </w:rPr>
-          <w:t>Êxodo 19.4–6</w:t>
-        </w:r>
-      </w:hyperlink>
-      <w:r>
-        <w:rPr>
-          <w:lang w:val="pt_PT" w:bidi="pt_PT"/>
-        </w:rPr>
-        <w:t xml:space="preserve">; </w:t>
-      </w:r>
-      <w:hyperlink r:id="rId45">
-        <w:r>
-          <w:rPr>
-            <w:lang w:val="pt_PT" w:bidi="pt_PT"/>
-          </w:rPr>
-          <w:rPr>
-            <w:color w:val="0000EE"/>
-            <w:u w:val="single"/>
-          </w:rPr>
-          <w:t>Levítico 18.5</w:t>
-        </w:r>
-      </w:hyperlink>
-      <w:r>
-        <w:rPr>
-          <w:lang w:val="pt_PT" w:bidi="pt_PT"/>
-        </w:rPr>
-        <w:t xml:space="preserve">; </w:t>
-      </w:r>
-      <w:hyperlink r:id="rId46">
-        <w:r>
-          <w:rPr>
-            <w:lang w:val="pt_PT" w:bidi="pt_PT"/>
-          </w:rPr>
-          <w:rPr>
-            <w:color w:val="0000EE"/>
-            <w:u w:val="single"/>
-          </w:rPr>
-          <w:t>Deuteronômio 4.1–2</w:t>
-        </w:r>
-      </w:hyperlink>
-      <w:r>
-        <w:rPr>
-          <w:lang w:val="pt_PT" w:bidi="pt_PT"/>
-        </w:rPr>
-        <w:t xml:space="preserve">; </w:t>
-      </w:r>
-      <w:hyperlink r:id="rId38">
-        <w:r>
-          <w:rPr>
-            <w:lang w:val="pt_PT" w:bidi="pt_PT"/>
-          </w:rPr>
-          <w:rPr>
-            <w:color w:val="0000EE"/>
-            <w:u w:val="single"/>
-          </w:rPr>
-          <w:t>5.6–21</w:t>
-        </w:r>
-      </w:hyperlink>
+      <w:r>
+        <w:rPr>
+          <w:lang w:val="pt_PT" w:bidi="pt_PT"/>
+        </w:rPr>
+        <w:t>Êxodo 19.4–6</w:t>
+      </w:r>
+      <w:r>
+        <w:rPr>
+          <w:lang w:val="pt_PT" w:bidi="pt_PT"/>
+        </w:rPr>
+        <w:t xml:space="preserve">; </w:t>
+      </w:r>
+      <w:r>
+        <w:rPr>
+          <w:lang w:val="pt_PT" w:bidi="pt_PT"/>
+        </w:rPr>
+        <w:t>Levítico 18.5</w:t>
+      </w:r>
+      <w:r>
+        <w:rPr>
+          <w:lang w:val="pt_PT" w:bidi="pt_PT"/>
+        </w:rPr>
+        <w:t xml:space="preserve">; </w:t>
+      </w:r>
+      <w:r>
+        <w:rPr>
+          <w:lang w:val="pt_PT" w:bidi="pt_PT"/>
+        </w:rPr>
+        <w:t>Deuteronômio 4.1–2</w:t>
+      </w:r>
+      <w:r>
+        <w:rPr>
+          <w:lang w:val="pt_PT" w:bidi="pt_PT"/>
+        </w:rPr>
+        <w:t xml:space="preserve">; </w:t>
+      </w:r>
+      <w:r>
+        <w:rPr>
+          <w:lang w:val="pt_PT" w:bidi="pt_PT"/>
+        </w:rPr>
+        <w:t>5.6–21</w:t>
+      </w:r>
       <w:r>
         <w:rPr>
           <w:lang w:val="pt_PT" w:bidi="pt_PT"/>
         </w:rPr>
         <w:t>,</w:t>
       </w:r>
-      <w:hyperlink r:id="rId30">
-        <w:r>
-          <w:rPr>
-            <w:lang w:val="pt_PT" w:bidi="pt_PT"/>
-          </w:rPr>
-          <w:rPr>
-            <w:color w:val="0000EE"/>
-            <w:u w:val="single"/>
-          </w:rPr>
-          <w:t>32–33</w:t>
-        </w:r>
-      </w:hyperlink>
-      <w:r>
-        <w:rPr>
-          <w:lang w:val="pt_PT" w:bidi="pt_PT"/>
-        </w:rPr>
-        <w:t xml:space="preserve">; </w:t>
-      </w:r>
-      <w:hyperlink r:id="rId47">
-        <w:r>
-          <w:rPr>
-            <w:lang w:val="pt_PT" w:bidi="pt_PT"/>
-          </w:rPr>
-          <w:rPr>
-            <w:color w:val="0000EE"/>
-            <w:u w:val="single"/>
-          </w:rPr>
-          <w:t>6.1–9</w:t>
-        </w:r>
-      </w:hyperlink>
-      <w:r>
-        <w:rPr>
-          <w:lang w:val="pt_PT" w:bidi="pt_PT"/>
-        </w:rPr>
-        <w:t xml:space="preserve">; </w:t>
-      </w:r>
-      <w:hyperlink r:id="rId31">
-        <w:r>
-          <w:rPr>
-            <w:lang w:val="pt_PT" w:bidi="pt_PT"/>
-          </w:rPr>
-          <w:rPr>
-            <w:color w:val="0000EE"/>
-            <w:u w:val="single"/>
-          </w:rPr>
-          <w:t>8.1</w:t>
-        </w:r>
-      </w:hyperlink>
-      <w:r>
-        <w:rPr>
-          <w:lang w:val="pt_PT" w:bidi="pt_PT"/>
-        </w:rPr>
-        <w:t xml:space="preserve">; </w:t>
-      </w:r>
-      <w:hyperlink r:id="rId48">
-        <w:r>
-          <w:rPr>
-            <w:lang w:val="pt_PT" w:bidi="pt_PT"/>
-          </w:rPr>
-          <w:rPr>
-            <w:color w:val="0000EE"/>
-            <w:u w:val="single"/>
-          </w:rPr>
-          <w:t>30.1–20</w:t>
-        </w:r>
-      </w:hyperlink>
-      <w:r>
-        <w:rPr>
-          <w:lang w:val="pt_PT" w:bidi="pt_PT"/>
-        </w:rPr>
-        <w:t xml:space="preserve">; </w:t>
-      </w:r>
-      <w:hyperlink r:id="rId49">
-        <w:r>
-          <w:rPr>
-            <w:lang w:val="pt_PT" w:bidi="pt_PT"/>
-          </w:rPr>
-          <w:rPr>
-            <w:color w:val="0000EE"/>
-            <w:u w:val="single"/>
-          </w:rPr>
-          <w:t>Mateus 5.17–48</w:t>
-        </w:r>
-      </w:hyperlink>
-      <w:r>
-        <w:rPr>
-          <w:lang w:val="pt_PT" w:bidi="pt_PT"/>
-        </w:rPr>
-        <w:t xml:space="preserve">; </w:t>
-      </w:r>
-      <w:hyperlink r:id="rId50">
-        <w:r>
-          <w:rPr>
-            <w:lang w:val="pt_PT" w:bidi="pt_PT"/>
-          </w:rPr>
-          <w:rPr>
-            <w:color w:val="0000EE"/>
-            <w:u w:val="single"/>
-          </w:rPr>
-          <w:t>22.36–40</w:t>
-        </w:r>
-      </w:hyperlink>
-      <w:r>
-        <w:rPr>
-          <w:lang w:val="pt_PT" w:bidi="pt_PT"/>
-        </w:rPr>
-        <w:t xml:space="preserve">; </w:t>
-      </w:r>
-      <w:hyperlink r:id="rId44">
-        <w:r>
-          <w:rPr>
-            <w:lang w:val="pt_PT" w:bidi="pt_PT"/>
-          </w:rPr>
-          <w:rPr>
-            <w:color w:val="0000EE"/>
-            <w:u w:val="single"/>
-          </w:rPr>
-          <w:t>João 14.15–21</w:t>
-        </w:r>
-      </w:hyperlink>
-      <w:r>
-        <w:rPr>
-          <w:lang w:val="pt_PT" w:bidi="pt_PT"/>
-        </w:rPr>
-        <w:t xml:space="preserve">; </w:t>
-      </w:r>
-      <w:hyperlink r:id="rId51">
-        <w:r>
-          <w:rPr>
-            <w:lang w:val="pt_PT" w:bidi="pt_PT"/>
-          </w:rPr>
-          <w:rPr>
-            <w:color w:val="0000EE"/>
-            <w:u w:val="single"/>
-          </w:rPr>
-          <w:t>Romanos 3.19–24</w:t>
-        </w:r>
-      </w:hyperlink>
-      <w:r>
-        <w:rPr>
-          <w:lang w:val="pt_PT" w:bidi="pt_PT"/>
-        </w:rPr>
-        <w:t xml:space="preserve">; </w:t>
-      </w:r>
-      <w:hyperlink r:id="rId52">
-        <w:r>
-          <w:rPr>
-            <w:lang w:val="pt_PT" w:bidi="pt_PT"/>
-          </w:rPr>
-          <w:rPr>
-            <w:color w:val="0000EE"/>
-            <w:u w:val="single"/>
-          </w:rPr>
-          <w:t>7.1–12</w:t>
-        </w:r>
-      </w:hyperlink>
-      <w:r>
-        <w:rPr>
-          <w:lang w:val="pt_PT" w:bidi="pt_PT"/>
-        </w:rPr>
-        <w:t xml:space="preserve">; </w:t>
-      </w:r>
-      <w:hyperlink r:id="rId53">
-        <w:r>
-          <w:rPr>
-            <w:lang w:val="pt_PT" w:bidi="pt_PT"/>
-          </w:rPr>
-          <w:rPr>
-            <w:color w:val="0000EE"/>
-            <w:u w:val="single"/>
-          </w:rPr>
-          <w:t>1 Coríntios 9.20–21</w:t>
-        </w:r>
-      </w:hyperlink>
-      <w:r>
-        <w:rPr>
-          <w:lang w:val="pt_PT" w:bidi="pt_PT"/>
-        </w:rPr>
-        <w:t xml:space="preserve">; </w:t>
-      </w:r>
-      <w:hyperlink r:id="rId54">
-        <w:r>
-          <w:rPr>
-            <w:lang w:val="pt_PT" w:bidi="pt_PT"/>
-          </w:rPr>
-          <w:rPr>
-            <w:color w:val="0000EE"/>
-            <w:u w:val="single"/>
-          </w:rPr>
-          <w:t>Gálatas 3.1–22</w:t>
-        </w:r>
-      </w:hyperlink>
-      <w:r>
-        <w:rPr>
-          <w:lang w:val="pt_PT" w:bidi="pt_PT"/>
-        </w:rPr>
-        <w:t xml:space="preserve">; </w:t>
-      </w:r>
-      <w:hyperlink r:id="rId55">
-        <w:r>
-          <w:rPr>
-            <w:lang w:val="pt_PT" w:bidi="pt_PT"/>
-          </w:rPr>
-          <w:rPr>
-            <w:color w:val="0000EE"/>
-            <w:u w:val="single"/>
-          </w:rPr>
-          <w:t>5.14</w:t>
-        </w:r>
-      </w:hyperlink>
-      <w:r>
-        <w:rPr>
-          <w:lang w:val="pt_PT" w:bidi="pt_PT"/>
-        </w:rPr>
-        <w:t xml:space="preserve">; </w:t>
-      </w:r>
-      <w:hyperlink r:id="rId56">
-        <w:r>
-          <w:rPr>
-            <w:lang w:val="pt_PT" w:bidi="pt_PT"/>
-          </w:rPr>
-          <w:rPr>
-            <w:color w:val="0000EE"/>
-            <w:u w:val="single"/>
-          </w:rPr>
-          <w:t>Hebreus 7.18–19</w:t>
-        </w:r>
-      </w:hyperlink>
-      <w:r>
-        <w:rPr>
-          <w:lang w:val="pt_PT" w:bidi="pt_PT"/>
-        </w:rPr>
-        <w:t xml:space="preserve">; </w:t>
-      </w:r>
-      <w:hyperlink r:id="rId57">
-        <w:r>
-          <w:rPr>
-            <w:lang w:val="pt_PT" w:bidi="pt_PT"/>
-          </w:rPr>
-          <w:rPr>
-            <w:color w:val="0000EE"/>
-            <w:u w:val="single"/>
-          </w:rPr>
-          <w:t>10.1.</w:t>
-        </w:r>
-      </w:hyperlink>
+      <w:r>
+        <w:rPr>
+          <w:lang w:val="pt_PT" w:bidi="pt_PT"/>
+        </w:rPr>
+        <w:t>32–33</w:t>
+      </w:r>
+      <w:r>
+        <w:rPr>
+          <w:lang w:val="pt_PT" w:bidi="pt_PT"/>
+        </w:rPr>
+        <w:t xml:space="preserve">; </w:t>
+      </w:r>
+      <w:r>
+        <w:rPr>
+          <w:lang w:val="pt_PT" w:bidi="pt_PT"/>
+        </w:rPr>
+        <w:t>6.1–9</w:t>
+      </w:r>
+      <w:r>
+        <w:rPr>
+          <w:lang w:val="pt_PT" w:bidi="pt_PT"/>
+        </w:rPr>
+        <w:t xml:space="preserve">; </w:t>
+      </w:r>
+      <w:r>
+        <w:rPr>
+          <w:lang w:val="pt_PT" w:bidi="pt_PT"/>
+        </w:rPr>
+        <w:t>8.1</w:t>
+      </w:r>
+      <w:r>
+        <w:rPr>
+          <w:lang w:val="pt_PT" w:bidi="pt_PT"/>
+        </w:rPr>
+        <w:t xml:space="preserve">; </w:t>
+      </w:r>
+      <w:r>
+        <w:rPr>
+          <w:lang w:val="pt_PT" w:bidi="pt_PT"/>
+        </w:rPr>
+        <w:t>30.1–20</w:t>
+      </w:r>
+      <w:r>
+        <w:rPr>
+          <w:lang w:val="pt_PT" w:bidi="pt_PT"/>
+        </w:rPr>
+        <w:t xml:space="preserve">; </w:t>
+      </w:r>
+      <w:r>
+        <w:rPr>
+          <w:lang w:val="pt_PT" w:bidi="pt_PT"/>
+        </w:rPr>
+        <w:t>Mateus 5.17–48</w:t>
+      </w:r>
+      <w:r>
+        <w:rPr>
+          <w:lang w:val="pt_PT" w:bidi="pt_PT"/>
+        </w:rPr>
+        <w:t xml:space="preserve">; </w:t>
+      </w:r>
+      <w:r>
+        <w:rPr>
+          <w:lang w:val="pt_PT" w:bidi="pt_PT"/>
+        </w:rPr>
+        <w:t>22.36–40</w:t>
+      </w:r>
+      <w:r>
+        <w:rPr>
+          <w:lang w:val="pt_PT" w:bidi="pt_PT"/>
+        </w:rPr>
+        <w:t xml:space="preserve">; </w:t>
+      </w:r>
+      <w:r>
+        <w:rPr>
+          <w:lang w:val="pt_PT" w:bidi="pt_PT"/>
+        </w:rPr>
+        <w:t>João 14.15–21</w:t>
+      </w:r>
+      <w:r>
+        <w:rPr>
+          <w:lang w:val="pt_PT" w:bidi="pt_PT"/>
+        </w:rPr>
+        <w:t xml:space="preserve">; </w:t>
+      </w:r>
+      <w:r>
+        <w:rPr>
+          <w:lang w:val="pt_PT" w:bidi="pt_PT"/>
+        </w:rPr>
+        <w:t>Romanos 3.19–24</w:t>
+      </w:r>
+      <w:r>
+        <w:rPr>
+          <w:lang w:val="pt_PT" w:bidi="pt_PT"/>
+        </w:rPr>
+        <w:t xml:space="preserve">; </w:t>
+      </w:r>
+      <w:r>
+        <w:rPr>
+          <w:lang w:val="pt_PT" w:bidi="pt_PT"/>
+        </w:rPr>
+        <w:t>7.1–12</w:t>
+      </w:r>
+      <w:r>
+        <w:rPr>
+          <w:lang w:val="pt_PT" w:bidi="pt_PT"/>
+        </w:rPr>
+        <w:t xml:space="preserve">; </w:t>
+      </w:r>
+      <w:r>
+        <w:rPr>
+          <w:lang w:val="pt_PT" w:bidi="pt_PT"/>
+        </w:rPr>
+        <w:t>1 Coríntios 9.20–21</w:t>
+      </w:r>
+      <w:r>
+        <w:rPr>
+          <w:lang w:val="pt_PT" w:bidi="pt_PT"/>
+        </w:rPr>
+        <w:t xml:space="preserve">; </w:t>
+      </w:r>
+      <w:r>
+        <w:rPr>
+          <w:lang w:val="pt_PT" w:bidi="pt_PT"/>
+        </w:rPr>
+        <w:t>Gálatas 3.1–22</w:t>
+      </w:r>
+      <w:r>
+        <w:rPr>
+          <w:lang w:val="pt_PT" w:bidi="pt_PT"/>
+        </w:rPr>
+        <w:t xml:space="preserve">; </w:t>
+      </w:r>
+      <w:r>
+        <w:rPr>
+          <w:lang w:val="pt_PT" w:bidi="pt_PT"/>
+        </w:rPr>
+        <w:t>5.14</w:t>
+      </w:r>
+      <w:r>
+        <w:rPr>
+          <w:lang w:val="pt_PT" w:bidi="pt_PT"/>
+        </w:rPr>
+        <w:t xml:space="preserve">; </w:t>
+      </w:r>
+      <w:r>
+        <w:rPr>
+          <w:lang w:val="pt_PT" w:bidi="pt_PT"/>
+        </w:rPr>
+        <w:t>Hebreus 7.18–19</w:t>
+      </w:r>
+      <w:r>
+        <w:rPr>
+          <w:lang w:val="pt_PT" w:bidi="pt_PT"/>
+        </w:rPr>
+        <w:t xml:space="preserve">; </w:t>
+      </w:r>
+      <w:r>
+        <w:rPr>
+          <w:lang w:val="pt_PT" w:bidi="pt_PT"/>
+        </w:rPr>
+        <w:t>10.1.</w:t>
+      </w:r>
       <w:r>
         <w:rPr>
           <w:lang w:val="pt_PT" w:bidi="pt_PT"/>
@@ -1602,72 +1272,48 @@
         </w:rPr>
         <w:t>“Amarás o Senhor teu Deus de todo o teu coração, de toda a tua alma e de toda a tua força” (</w:t>
       </w:r>
-      <w:hyperlink r:id="rId58">
-        <w:r>
-          <w:rPr>
-            <w:lang w:val="pt_PT" w:bidi="pt_PT"/>
-          </w:rPr>
-          <w:rPr>
-            <w:color w:val="0000EE"/>
-            <w:u w:val="single"/>
-          </w:rPr>
-          <w:t>Deuteronômio 6.5</w:t>
-        </w:r>
-      </w:hyperlink>
-      <w:r>
-        <w:rPr>
-          <w:lang w:val="pt_PT" w:bidi="pt_PT"/>
-        </w:rPr>
-        <w:t xml:space="preserve">; </w:t>
-      </w:r>
-      <w:hyperlink r:id="rId59">
-        <w:r>
-          <w:rPr>
-            <w:lang w:val="pt_PT" w:bidi="pt_PT"/>
-          </w:rPr>
-          <w:rPr>
-            <w:color w:val="0000EE"/>
-            <w:u w:val="single"/>
-          </w:rPr>
-          <w:t>Mateus 22.37</w:t>
-        </w:r>
-      </w:hyperlink>
-      <w:r>
-        <w:rPr>
-          <w:lang w:val="pt_PT" w:bidi="pt_PT"/>
-        </w:rPr>
-        <w:t xml:space="preserve">; </w:t>
-      </w:r>
-      <w:hyperlink r:id="rId60">
-        <w:r>
-          <w:rPr>
-            <w:lang w:val="pt_PT" w:bidi="pt_PT"/>
-          </w:rPr>
-          <w:rPr>
-            <w:color w:val="0000EE"/>
-            <w:u w:val="single"/>
-          </w:rPr>
-          <w:t>Marcos 12.30</w:t>
-        </w:r>
-      </w:hyperlink>
-      <w:r>
-        <w:rPr>
-          <w:lang w:val="pt_PT" w:bidi="pt_PT"/>
-        </w:rPr>
-        <w:t xml:space="preserve">; </w:t>
-      </w:r>
-      <w:hyperlink r:id="rId61">
-        <w:r>
-          <w:rPr>
-            <w:lang w:val="pt_PT" w:bidi="pt_PT"/>
-          </w:rPr>
-          <w:rPr>
-            <w:color w:val="0000EE"/>
-            <w:u w:val="single"/>
-          </w:rPr>
-          <w:t>Lucas 10.27</w:t>
-        </w:r>
-      </w:hyperlink>
+      <w:r>
+        <w:rPr>
+          <w:lang w:val="pt_PT" w:bidi="pt_PT"/>
+        </w:rPr>
+        <w:t>Deuteronômio 6.5</w:t>
+      </w:r>
+      <w:r>
+        <w:rPr>
+          <w:lang w:val="pt_PT" w:bidi="pt_PT"/>
+        </w:rPr>
+        <w:t xml:space="preserve">; </w:t>
+      </w:r>
+      <w:r>
+        <w:rPr>
+          <w:lang w:val="pt_PT" w:bidi="pt_PT"/>
+        </w:rPr>
+        <w:t>Mateus 22.37</w:t>
+      </w:r>
+      <w:r>
+        <w:rPr>
+          <w:lang w:val="pt_PT" w:bidi="pt_PT"/>
+        </w:rPr>
+        <w:t xml:space="preserve">; </w:t>
+      </w:r>
+      <w:r>
+        <w:rPr>
+          <w:lang w:val="pt_PT" w:bidi="pt_PT"/>
+        </w:rPr>
+        <w:t>Marcos 12.30</w:t>
+      </w:r>
+      <w:r>
+        <w:rPr>
+          <w:lang w:val="pt_PT" w:bidi="pt_PT"/>
+        </w:rPr>
+        <w:t xml:space="preserve">; </w:t>
+      </w:r>
+      <w:r>
+        <w:rPr>
+          <w:lang w:val="pt_PT" w:bidi="pt_PT"/>
+        </w:rPr>
+        <w:t>Lucas 10.27</w:t>
+      </w:r>
       <w:r>
         <w:rPr>
           <w:lang w:val="pt_PT" w:bidi="pt_PT"/>
@@ -1692,72 +1338,48 @@
         </w:rPr>
         <w:t>“Ame o seu próximo como a si mesmo” (</w:t>
       </w:r>
-      <w:hyperlink r:id="rId62">
-        <w:r>
-          <w:rPr>
-            <w:lang w:val="pt_PT" w:bidi="pt_PT"/>
-          </w:rPr>
-          <w:rPr>
-            <w:color w:val="0000EE"/>
-            <w:u w:val="single"/>
-          </w:rPr>
-          <w:t>Levítico 19.18</w:t>
-        </w:r>
-      </w:hyperlink>
-      <w:r>
-        <w:rPr>
-          <w:lang w:val="pt_PT" w:bidi="pt_PT"/>
-        </w:rPr>
-        <w:t xml:space="preserve">; </w:t>
-      </w:r>
-      <w:hyperlink r:id="rId63">
-        <w:r>
-          <w:rPr>
-            <w:lang w:val="pt_PT" w:bidi="pt_PT"/>
-          </w:rPr>
-          <w:rPr>
-            <w:color w:val="0000EE"/>
-            <w:u w:val="single"/>
-          </w:rPr>
-          <w:t>Mateus 19.19</w:t>
-        </w:r>
-      </w:hyperlink>
-      <w:r>
-        <w:rPr>
-          <w:lang w:val="pt_PT" w:bidi="pt_PT"/>
-        </w:rPr>
-        <w:t xml:space="preserve">; </w:t>
-      </w:r>
-      <w:hyperlink r:id="rId64">
-        <w:r>
-          <w:rPr>
-            <w:lang w:val="pt_PT" w:bidi="pt_PT"/>
-          </w:rPr>
-          <w:rPr>
-            <w:color w:val="0000EE"/>
-            <w:u w:val="single"/>
-          </w:rPr>
-          <w:t>Marcos 12.31</w:t>
-        </w:r>
-      </w:hyperlink>
-      <w:r>
-        <w:rPr>
-          <w:lang w:val="pt_PT" w:bidi="pt_PT"/>
-        </w:rPr>
-        <w:t xml:space="preserve">; </w:t>
-      </w:r>
-      <w:hyperlink r:id="rId61">
-        <w:r>
-          <w:rPr>
-            <w:lang w:val="pt_PT" w:bidi="pt_PT"/>
-          </w:rPr>
-          <w:rPr>
-            <w:color w:val="0000EE"/>
-            <w:u w:val="single"/>
-          </w:rPr>
-          <w:t>Lucas 10.27</w:t>
-        </w:r>
-      </w:hyperlink>
+      <w:r>
+        <w:rPr>
+          <w:lang w:val="pt_PT" w:bidi="pt_PT"/>
+        </w:rPr>
+        <w:t>Levítico 19.18</w:t>
+      </w:r>
+      <w:r>
+        <w:rPr>
+          <w:lang w:val="pt_PT" w:bidi="pt_PT"/>
+        </w:rPr>
+        <w:t xml:space="preserve">; </w:t>
+      </w:r>
+      <w:r>
+        <w:rPr>
+          <w:lang w:val="pt_PT" w:bidi="pt_PT"/>
+        </w:rPr>
+        <w:t>Mateus 19.19</w:t>
+      </w:r>
+      <w:r>
+        <w:rPr>
+          <w:lang w:val="pt_PT" w:bidi="pt_PT"/>
+        </w:rPr>
+        <w:t xml:space="preserve">; </w:t>
+      </w:r>
+      <w:r>
+        <w:rPr>
+          <w:lang w:val="pt_PT" w:bidi="pt_PT"/>
+        </w:rPr>
+        <w:t>Marcos 12.31</w:t>
+      </w:r>
+      <w:r>
+        <w:rPr>
+          <w:lang w:val="pt_PT" w:bidi="pt_PT"/>
+        </w:rPr>
+        <w:t xml:space="preserve">; </w:t>
+      </w:r>
+      <w:r>
+        <w:rPr>
+          <w:lang w:val="pt_PT" w:bidi="pt_PT"/>
+        </w:rPr>
+        <w:t>Lucas 10.27</w:t>
+      </w:r>
       <w:r>
         <w:rPr>
           <w:lang w:val="pt_PT" w:bidi="pt_PT"/>
@@ -1778,36 +1400,24 @@
         </w:rPr>
         <w:t>Podemos ver essas duas leis nos mandamentos positivos dos Dez Mandamentos (</w:t>
       </w:r>
-      <w:hyperlink r:id="rId65">
-        <w:r>
-          <w:rPr>
-            <w:lang w:val="pt_PT" w:bidi="pt_PT"/>
-          </w:rPr>
-          <w:rPr>
-            <w:color w:val="0000EE"/>
-            <w:u w:val="single"/>
-          </w:rPr>
-          <w:t>Êxodo 20.2–17</w:t>
-        </w:r>
-      </w:hyperlink>
-      <w:r>
-        <w:rPr>
-          <w:lang w:val="pt_PT" w:bidi="pt_PT"/>
-        </w:rPr>
-        <w:t xml:space="preserve">; </w:t>
-      </w:r>
-      <w:hyperlink r:id="rId38">
-        <w:r>
-          <w:rPr>
-            <w:lang w:val="pt_PT" w:bidi="pt_PT"/>
-          </w:rPr>
-          <w:rPr>
-            <w:color w:val="0000EE"/>
-            <w:u w:val="single"/>
-          </w:rPr>
-          <w:t>Deuteronômio 5.6–21</w:t>
-        </w:r>
-      </w:hyperlink>
+      <w:r>
+        <w:rPr>
+          <w:lang w:val="pt_PT" w:bidi="pt_PT"/>
+        </w:rPr>
+        <w:t>Êxodo 20.2–17</w:t>
+      </w:r>
+      <w:r>
+        <w:rPr>
+          <w:lang w:val="pt_PT" w:bidi="pt_PT"/>
+        </w:rPr>
+        <w:t xml:space="preserve">; </w:t>
+      </w:r>
+      <w:r>
+        <w:rPr>
+          <w:lang w:val="pt_PT" w:bidi="pt_PT"/>
+        </w:rPr>
+        <w:t>Deuteronômio 5.6–21</w:t>
+      </w:r>
       <w:r>
         <w:rPr>
           <w:lang w:val="pt_PT" w:bidi="pt_PT"/>
@@ -1882,18 +1492,12 @@
         </w:rPr>
         <w:t>“Não terás outros deuses diante de Mim” (</w:t>
       </w:r>
-      <w:hyperlink r:id="rId66">
-        <w:r>
-          <w:rPr>
-            <w:lang w:val="pt_PT" w:bidi="pt_PT"/>
-          </w:rPr>
-          <w:rPr>
-            <w:color w:val="0000EE"/>
-            <w:u w:val="single"/>
-          </w:rPr>
-          <w:t>Êxodo 20.3</w:t>
-        </w:r>
-      </w:hyperlink>
+      <w:r>
+        <w:rPr>
+          <w:lang w:val="pt_PT" w:bidi="pt_PT"/>
+        </w:rPr>
+        <w:t>Êxodo 20.3</w:t>
+      </w:r>
       <w:r>
         <w:rPr>
           <w:lang w:val="pt_PT" w:bidi="pt_PT"/>
@@ -1918,18 +1522,12 @@
         </w:rPr>
         <w:t>“Não farás para ti um ídolo na forma de qualquer coisa... Não te curvarás diante deles nem os adorarás” (</w:t>
       </w:r>
-      <w:hyperlink r:id="rId67">
-        <w:r>
-          <w:rPr>
-            <w:lang w:val="pt_PT" w:bidi="pt_PT"/>
-          </w:rPr>
-          <w:rPr>
-            <w:color w:val="0000EE"/>
-            <w:u w:val="single"/>
-          </w:rPr>
-          <w:t>Êxodo 20.4–5</w:t>
-        </w:r>
-      </w:hyperlink>
+      <w:r>
+        <w:rPr>
+          <w:lang w:val="pt_PT" w:bidi="pt_PT"/>
+        </w:rPr>
+        <w:t>Êxodo 20.4–5</w:t>
+      </w:r>
       <w:r>
         <w:rPr>
           <w:lang w:val="pt_PT" w:bidi="pt_PT"/>
@@ -1987,360 +1585,240 @@
           <w:lang w:val="pt_PT" w:bidi="pt_PT"/>
         </w:rPr>
       </w:r>
-      <w:hyperlink r:id="rId65">
-        <w:r>
-          <w:rPr>
-            <w:lang w:val="pt_PT" w:bidi="pt_PT"/>
-          </w:rPr>
-          <w:rPr>
-            <w:color w:val="0000EE"/>
-            <w:u w:val="single"/>
-          </w:rPr>
-          <w:t>Êxodo 20.2–17</w:t>
-        </w:r>
-      </w:hyperlink>
-      <w:r>
-        <w:rPr>
-          <w:lang w:val="pt_PT" w:bidi="pt_PT"/>
-        </w:rPr>
-        <w:t xml:space="preserve">; </w:t>
-      </w:r>
-      <w:hyperlink r:id="rId62">
-        <w:r>
-          <w:rPr>
-            <w:lang w:val="pt_PT" w:bidi="pt_PT"/>
-          </w:rPr>
-          <w:rPr>
-            <w:color w:val="0000EE"/>
-            <w:u w:val="single"/>
-          </w:rPr>
-          <w:t>Levítico 19.18</w:t>
-        </w:r>
-      </w:hyperlink>
-      <w:r>
-        <w:rPr>
-          <w:lang w:val="pt_PT" w:bidi="pt_PT"/>
-        </w:rPr>
-        <w:t xml:space="preserve">; </w:t>
-      </w:r>
-      <w:hyperlink r:id="rId38">
-        <w:r>
-          <w:rPr>
-            <w:lang w:val="pt_PT" w:bidi="pt_PT"/>
-          </w:rPr>
-          <w:rPr>
-            <w:color w:val="0000EE"/>
-            <w:u w:val="single"/>
-          </w:rPr>
-          <w:t>Deuteronômio 5.6–21</w:t>
-        </w:r>
-      </w:hyperlink>
-      <w:r>
-        <w:rPr>
-          <w:lang w:val="pt_PT" w:bidi="pt_PT"/>
-        </w:rPr>
-        <w:t xml:space="preserve">; </w:t>
-      </w:r>
-      <w:hyperlink r:id="rId58">
-        <w:r>
-          <w:rPr>
-            <w:lang w:val="pt_PT" w:bidi="pt_PT"/>
-          </w:rPr>
-          <w:rPr>
-            <w:color w:val="0000EE"/>
-            <w:u w:val="single"/>
-          </w:rPr>
-          <w:t>6.5</w:t>
-        </w:r>
-      </w:hyperlink>
-      <w:r>
-        <w:rPr>
-          <w:lang w:val="pt_PT" w:bidi="pt_PT"/>
-        </w:rPr>
-        <w:t xml:space="preserve">; </w:t>
-      </w:r>
-      <w:hyperlink r:id="rId68">
-        <w:r>
-          <w:rPr>
-            <w:lang w:val="pt_PT" w:bidi="pt_PT"/>
-          </w:rPr>
-          <w:rPr>
-            <w:color w:val="0000EE"/>
-            <w:u w:val="single"/>
-          </w:rPr>
-          <w:t>Jeremias 2.7–13</w:t>
-        </w:r>
-      </w:hyperlink>
-      <w:r>
-        <w:rPr>
-          <w:lang w:val="pt_PT" w:bidi="pt_PT"/>
-        </w:rPr>
-        <w:t xml:space="preserve">; </w:t>
-      </w:r>
-      <w:hyperlink r:id="rId69">
-        <w:r>
-          <w:rPr>
-            <w:lang w:val="pt_PT" w:bidi="pt_PT"/>
-          </w:rPr>
-          <w:rPr>
-            <w:color w:val="0000EE"/>
-            <w:u w:val="single"/>
-          </w:rPr>
-          <w:t>3.8–11</w:t>
-        </w:r>
-      </w:hyperlink>
-      <w:r>
-        <w:rPr>
-          <w:lang w:val="pt_PT" w:bidi="pt_PT"/>
-        </w:rPr>
-        <w:t xml:space="preserve">; </w:t>
-      </w:r>
-      <w:hyperlink r:id="rId70">
-        <w:r>
-          <w:rPr>
-            <w:lang w:val="pt_PT" w:bidi="pt_PT"/>
-          </w:rPr>
-          <w:rPr>
-            <w:color w:val="0000EE"/>
-            <w:u w:val="single"/>
-          </w:rPr>
-          <w:t>5.1–9</w:t>
-        </w:r>
-      </w:hyperlink>
-      <w:r>
-        <w:rPr>
-          <w:lang w:val="pt_PT" w:bidi="pt_PT"/>
-        </w:rPr>
-        <w:t xml:space="preserve">; </w:t>
-      </w:r>
-      <w:hyperlink r:id="rId71">
-        <w:r>
-          <w:rPr>
-            <w:lang w:val="pt_PT" w:bidi="pt_PT"/>
-          </w:rPr>
-          <w:rPr>
-            <w:color w:val="0000EE"/>
-            <w:u w:val="single"/>
-          </w:rPr>
-          <w:t>6.10–21</w:t>
-        </w:r>
-      </w:hyperlink>
-      <w:r>
-        <w:rPr>
-          <w:lang w:val="pt_PT" w:bidi="pt_PT"/>
-        </w:rPr>
-        <w:t xml:space="preserve">; </w:t>
-      </w:r>
-      <w:hyperlink r:id="rId72">
-        <w:r>
-          <w:rPr>
-            <w:lang w:val="pt_PT" w:bidi="pt_PT"/>
-          </w:rPr>
-          <w:rPr>
-            <w:color w:val="0000EE"/>
-            <w:u w:val="single"/>
-          </w:rPr>
-          <w:t>7.16–29</w:t>
-        </w:r>
-      </w:hyperlink>
-      <w:r>
-        <w:rPr>
-          <w:lang w:val="pt_PT" w:bidi="pt_PT"/>
-        </w:rPr>
-        <w:t xml:space="preserve">; </w:t>
-      </w:r>
-      <w:hyperlink r:id="rId73">
-        <w:r>
-          <w:rPr>
-            <w:lang w:val="pt_PT" w:bidi="pt_PT"/>
-          </w:rPr>
-          <w:rPr>
-            <w:color w:val="0000EE"/>
-            <w:u w:val="single"/>
-          </w:rPr>
-          <w:t>8.9–13</w:t>
-        </w:r>
-      </w:hyperlink>
-      <w:r>
-        <w:rPr>
-          <w:lang w:val="pt_PT" w:bidi="pt_PT"/>
-        </w:rPr>
-        <w:t xml:space="preserve">; </w:t>
-      </w:r>
-      <w:hyperlink r:id="rId74">
-        <w:r>
-          <w:rPr>
-            <w:lang w:val="pt_PT" w:bidi="pt_PT"/>
-          </w:rPr>
-          <w:rPr>
-            <w:color w:val="0000EE"/>
-            <w:u w:val="single"/>
-          </w:rPr>
-          <w:t>11.6–14</w:t>
-        </w:r>
-      </w:hyperlink>
-      <w:r>
-        <w:rPr>
-          <w:lang w:val="pt_PT" w:bidi="pt_PT"/>
-        </w:rPr>
-        <w:t xml:space="preserve">; </w:t>
-      </w:r>
-      <w:hyperlink r:id="rId75">
-        <w:r>
-          <w:rPr>
-            <w:lang w:val="pt_PT" w:bidi="pt_PT"/>
-          </w:rPr>
-          <w:rPr>
-            <w:color w:val="0000EE"/>
-            <w:u w:val="single"/>
-          </w:rPr>
-          <w:t>17.1–4</w:t>
-        </w:r>
-      </w:hyperlink>
-      <w:r>
-        <w:rPr>
-          <w:lang w:val="pt_PT" w:bidi="pt_PT"/>
-        </w:rPr>
-        <w:t xml:space="preserve">; </w:t>
-      </w:r>
-      <w:hyperlink r:id="rId76">
-        <w:r>
-          <w:rPr>
-            <w:lang w:val="pt_PT" w:bidi="pt_PT"/>
-          </w:rPr>
-          <w:rPr>
-            <w:color w:val="0000EE"/>
-            <w:u w:val="single"/>
-          </w:rPr>
-          <w:t>22.1–9</w:t>
-        </w:r>
-      </w:hyperlink>
-      <w:r>
-        <w:rPr>
-          <w:lang w:val="pt_PT" w:bidi="pt_PT"/>
-        </w:rPr>
-        <w:t xml:space="preserve">; </w:t>
-      </w:r>
-      <w:hyperlink r:id="rId77">
-        <w:r>
-          <w:rPr>
-            <w:lang w:val="pt_PT" w:bidi="pt_PT"/>
-          </w:rPr>
-          <w:rPr>
-            <w:color w:val="0000EE"/>
-            <w:u w:val="single"/>
-          </w:rPr>
-          <w:t>23.10–12</w:t>
-        </w:r>
-      </w:hyperlink>
-      <w:r>
-        <w:rPr>
-          <w:lang w:val="pt_PT" w:bidi="pt_PT"/>
-        </w:rPr>
-        <w:t xml:space="preserve">; </w:t>
-      </w:r>
-      <w:hyperlink r:id="rId78">
-        <w:r>
-          <w:rPr>
-            <w:lang w:val="pt_PT" w:bidi="pt_PT"/>
-          </w:rPr>
-          <w:rPr>
-            <w:color w:val="0000EE"/>
-            <w:u w:val="single"/>
-          </w:rPr>
-          <w:t>34.8–20</w:t>
-        </w:r>
-      </w:hyperlink>
-      <w:r>
-        <w:rPr>
-          <w:lang w:val="pt_PT" w:bidi="pt_PT"/>
-        </w:rPr>
-        <w:t xml:space="preserve">; </w:t>
-      </w:r>
-      <w:hyperlink r:id="rId63">
-        <w:r>
-          <w:rPr>
-            <w:lang w:val="pt_PT" w:bidi="pt_PT"/>
-          </w:rPr>
-          <w:rPr>
-            <w:color w:val="0000EE"/>
-            <w:u w:val="single"/>
-          </w:rPr>
-          <w:t>Mateus 19.19</w:t>
-        </w:r>
-      </w:hyperlink>
-      <w:r>
-        <w:rPr>
-          <w:lang w:val="pt_PT" w:bidi="pt_PT"/>
-        </w:rPr>
-        <w:t xml:space="preserve">; </w:t>
-      </w:r>
-      <w:hyperlink r:id="rId59">
-        <w:r>
-          <w:rPr>
-            <w:lang w:val="pt_PT" w:bidi="pt_PT"/>
-          </w:rPr>
-          <w:rPr>
-            <w:color w:val="0000EE"/>
-            <w:u w:val="single"/>
-          </w:rPr>
-          <w:t>22.37</w:t>
-        </w:r>
-      </w:hyperlink>
-      <w:r>
-        <w:rPr>
-          <w:lang w:val="pt_PT" w:bidi="pt_PT"/>
-        </w:rPr>
-        <w:t xml:space="preserve">; </w:t>
-      </w:r>
-      <w:hyperlink r:id="rId79">
-        <w:r>
-          <w:rPr>
-            <w:lang w:val="pt_PT" w:bidi="pt_PT"/>
-          </w:rPr>
-          <w:rPr>
-            <w:color w:val="0000EE"/>
-            <w:u w:val="single"/>
-          </w:rPr>
-          <w:t>Marcos 12.30–31</w:t>
-        </w:r>
-      </w:hyperlink>
-      <w:r>
-        <w:rPr>
-          <w:lang w:val="pt_PT" w:bidi="pt_PT"/>
-        </w:rPr>
-        <w:t xml:space="preserve">; </w:t>
-      </w:r>
-      <w:hyperlink r:id="rId61">
-        <w:r>
-          <w:rPr>
-            <w:lang w:val="pt_PT" w:bidi="pt_PT"/>
-          </w:rPr>
-          <w:rPr>
-            <w:color w:val="0000EE"/>
-            <w:u w:val="single"/>
-          </w:rPr>
-          <w:t>Lucas 10.27</w:t>
-        </w:r>
-      </w:hyperlink>
-      <w:r>
-        <w:rPr>
-          <w:lang w:val="pt_PT" w:bidi="pt_PT"/>
-        </w:rPr>
-        <w:t xml:space="preserve">; </w:t>
-      </w:r>
-      <w:hyperlink r:id="rId80">
-        <w:r>
-          <w:rPr>
-            <w:lang w:val="pt_PT" w:bidi="pt_PT"/>
-          </w:rPr>
-          <w:rPr>
-            <w:color w:val="0000EE"/>
-            <w:u w:val="single"/>
-          </w:rPr>
-          <w:t>1 Coríntios 13.13.</w:t>
-        </w:r>
-      </w:hyperlink>
+      <w:r>
+        <w:rPr>
+          <w:lang w:val="pt_PT" w:bidi="pt_PT"/>
+        </w:rPr>
+        <w:t>Êxodo 20.2–17</w:t>
+      </w:r>
+      <w:r>
+        <w:rPr>
+          <w:lang w:val="pt_PT" w:bidi="pt_PT"/>
+        </w:rPr>
+        <w:t xml:space="preserve">; </w:t>
+      </w:r>
+      <w:r>
+        <w:rPr>
+          <w:lang w:val="pt_PT" w:bidi="pt_PT"/>
+        </w:rPr>
+        <w:t>Levítico 19.18</w:t>
+      </w:r>
+      <w:r>
+        <w:rPr>
+          <w:lang w:val="pt_PT" w:bidi="pt_PT"/>
+        </w:rPr>
+        <w:t xml:space="preserve">; </w:t>
+      </w:r>
+      <w:r>
+        <w:rPr>
+          <w:lang w:val="pt_PT" w:bidi="pt_PT"/>
+        </w:rPr>
+        <w:t>Deuteronômio 5.6–21</w:t>
+      </w:r>
+      <w:r>
+        <w:rPr>
+          <w:lang w:val="pt_PT" w:bidi="pt_PT"/>
+        </w:rPr>
+        <w:t xml:space="preserve">; </w:t>
+      </w:r>
+      <w:r>
+        <w:rPr>
+          <w:lang w:val="pt_PT" w:bidi="pt_PT"/>
+        </w:rPr>
+        <w:t>6.5</w:t>
+      </w:r>
+      <w:r>
+        <w:rPr>
+          <w:lang w:val="pt_PT" w:bidi="pt_PT"/>
+        </w:rPr>
+        <w:t xml:space="preserve">; </w:t>
+      </w:r>
+      <w:r>
+        <w:rPr>
+          <w:lang w:val="pt_PT" w:bidi="pt_PT"/>
+        </w:rPr>
+        <w:t>Jeremias 2.7–13</w:t>
+      </w:r>
+      <w:r>
+        <w:rPr>
+          <w:lang w:val="pt_PT" w:bidi="pt_PT"/>
+        </w:rPr>
+        <w:t xml:space="preserve">; </w:t>
+      </w:r>
+      <w:r>
+        <w:rPr>
+          <w:lang w:val="pt_PT" w:bidi="pt_PT"/>
+        </w:rPr>
+        <w:t>3.8–11</w:t>
+      </w:r>
+      <w:r>
+        <w:rPr>
+          <w:lang w:val="pt_PT" w:bidi="pt_PT"/>
+        </w:rPr>
+        <w:t xml:space="preserve">; </w:t>
+      </w:r>
+      <w:r>
+        <w:rPr>
+          <w:lang w:val="pt_PT" w:bidi="pt_PT"/>
+        </w:rPr>
+        <w:t>5.1–9</w:t>
+      </w:r>
+      <w:r>
+        <w:rPr>
+          <w:lang w:val="pt_PT" w:bidi="pt_PT"/>
+        </w:rPr>
+        <w:t xml:space="preserve">; </w:t>
+      </w:r>
+      <w:r>
+        <w:rPr>
+          <w:lang w:val="pt_PT" w:bidi="pt_PT"/>
+        </w:rPr>
+        <w:t>6.10–21</w:t>
+      </w:r>
+      <w:r>
+        <w:rPr>
+          <w:lang w:val="pt_PT" w:bidi="pt_PT"/>
+        </w:rPr>
+        <w:t xml:space="preserve">; </w:t>
+      </w:r>
+      <w:r>
+        <w:rPr>
+          <w:lang w:val="pt_PT" w:bidi="pt_PT"/>
+        </w:rPr>
+        <w:t>7.16–29</w:t>
+      </w:r>
+      <w:r>
+        <w:rPr>
+          <w:lang w:val="pt_PT" w:bidi="pt_PT"/>
+        </w:rPr>
+        <w:t xml:space="preserve">; </w:t>
+      </w:r>
+      <w:r>
+        <w:rPr>
+          <w:lang w:val="pt_PT" w:bidi="pt_PT"/>
+        </w:rPr>
+        <w:t>8.9–13</w:t>
+      </w:r>
+      <w:r>
+        <w:rPr>
+          <w:lang w:val="pt_PT" w:bidi="pt_PT"/>
+        </w:rPr>
+        <w:t xml:space="preserve">; </w:t>
+      </w:r>
+      <w:r>
+        <w:rPr>
+          <w:lang w:val="pt_PT" w:bidi="pt_PT"/>
+        </w:rPr>
+        <w:t>11.6–14</w:t>
+      </w:r>
+      <w:r>
+        <w:rPr>
+          <w:lang w:val="pt_PT" w:bidi="pt_PT"/>
+        </w:rPr>
+        <w:t xml:space="preserve">; </w:t>
+      </w:r>
+      <w:r>
+        <w:rPr>
+          <w:lang w:val="pt_PT" w:bidi="pt_PT"/>
+        </w:rPr>
+        <w:t>17.1–4</w:t>
+      </w:r>
+      <w:r>
+        <w:rPr>
+          <w:lang w:val="pt_PT" w:bidi="pt_PT"/>
+        </w:rPr>
+        <w:t xml:space="preserve">; </w:t>
+      </w:r>
+      <w:r>
+        <w:rPr>
+          <w:lang w:val="pt_PT" w:bidi="pt_PT"/>
+        </w:rPr>
+        <w:t>22.1–9</w:t>
+      </w:r>
+      <w:r>
+        <w:rPr>
+          <w:lang w:val="pt_PT" w:bidi="pt_PT"/>
+        </w:rPr>
+        <w:t xml:space="preserve">; </w:t>
+      </w:r>
+      <w:r>
+        <w:rPr>
+          <w:lang w:val="pt_PT" w:bidi="pt_PT"/>
+        </w:rPr>
+        <w:t>23.10–12</w:t>
+      </w:r>
+      <w:r>
+        <w:rPr>
+          <w:lang w:val="pt_PT" w:bidi="pt_PT"/>
+        </w:rPr>
+        <w:t xml:space="preserve">; </w:t>
+      </w:r>
+      <w:r>
+        <w:rPr>
+          <w:lang w:val="pt_PT" w:bidi="pt_PT"/>
+        </w:rPr>
+        <w:t>34.8–20</w:t>
+      </w:r>
+      <w:r>
+        <w:rPr>
+          <w:lang w:val="pt_PT" w:bidi="pt_PT"/>
+        </w:rPr>
+        <w:t xml:space="preserve">; </w:t>
+      </w:r>
+      <w:r>
+        <w:rPr>
+          <w:lang w:val="pt_PT" w:bidi="pt_PT"/>
+        </w:rPr>
+        <w:t>Mateus 19.19</w:t>
+      </w:r>
+      <w:r>
+        <w:rPr>
+          <w:lang w:val="pt_PT" w:bidi="pt_PT"/>
+        </w:rPr>
+        <w:t xml:space="preserve">; </w:t>
+      </w:r>
+      <w:r>
+        <w:rPr>
+          <w:lang w:val="pt_PT" w:bidi="pt_PT"/>
+        </w:rPr>
+        <w:t>22.37</w:t>
+      </w:r>
+      <w:r>
+        <w:rPr>
+          <w:lang w:val="pt_PT" w:bidi="pt_PT"/>
+        </w:rPr>
+        <w:t xml:space="preserve">; </w:t>
+      </w:r>
+      <w:r>
+        <w:rPr>
+          <w:lang w:val="pt_PT" w:bidi="pt_PT"/>
+        </w:rPr>
+        <w:t>Marcos 12.30–31</w:t>
+      </w:r>
+      <w:r>
+        <w:rPr>
+          <w:lang w:val="pt_PT" w:bidi="pt_PT"/>
+        </w:rPr>
+        <w:t xml:space="preserve">; </w:t>
+      </w:r>
+      <w:r>
+        <w:rPr>
+          <w:lang w:val="pt_PT" w:bidi="pt_PT"/>
+        </w:rPr>
+        <w:t>Lucas 10.27</w:t>
+      </w:r>
+      <w:r>
+        <w:rPr>
+          <w:lang w:val="pt_PT" w:bidi="pt_PT"/>
+        </w:rPr>
+        <w:t xml:space="preserve">; </w:t>
+      </w:r>
+      <w:r>
+        <w:rPr>
+          <w:lang w:val="pt_PT" w:bidi="pt_PT"/>
+        </w:rPr>
+        <w:t>1 Coríntios 13.13.</w:t>
+      </w:r>
       <w:r>
         <w:rPr>
           <w:lang w:val="pt_PT" w:bidi="pt_PT"/>
@@ -2389,72 +1867,48 @@
         </w:rPr>
         <w:t>Deus salvou os israelitas da escravidão no Egito e os fez seu povo. No entanto, Deus sabia que eles o esqueceriam (</w:t>
       </w:r>
-      <w:hyperlink r:id="rId81">
-        <w:r>
-          <w:rPr>
-            <w:lang w:val="pt_PT" w:bidi="pt_PT"/>
-          </w:rPr>
-          <w:rPr>
-            <w:color w:val="0000EE"/>
-            <w:u w:val="single"/>
-          </w:rPr>
-          <w:t>Deuteronômio 31.16–21</w:t>
-        </w:r>
-      </w:hyperlink>
+      <w:r>
+        <w:rPr>
+          <w:lang w:val="pt_PT" w:bidi="pt_PT"/>
+        </w:rPr>
+        <w:t>Deuteronômio 31.16–21</w:t>
+      </w:r>
       <w:r>
         <w:rPr>
           <w:lang w:val="pt_PT" w:bidi="pt_PT"/>
         </w:rPr>
         <w:t>). Moisés advertiu o povo que estava entrando na terra Prometida para sempre lembrar o que o Senhor havia feito por eles (</w:t>
       </w:r>
-      <w:hyperlink r:id="rId82">
-        <w:r>
-          <w:rPr>
-            <w:lang w:val="pt_PT" w:bidi="pt_PT"/>
-          </w:rPr>
-          <w:rPr>
-            <w:color w:val="0000EE"/>
-            <w:u w:val="single"/>
-          </w:rPr>
-          <w:t>Deuteronômio 8.1–20</w:t>
-        </w:r>
-      </w:hyperlink>
+      <w:r>
+        <w:rPr>
+          <w:lang w:val="pt_PT" w:bidi="pt_PT"/>
+        </w:rPr>
+        <w:t>Deuteronômio 8.1–20</w:t>
+      </w:r>
       <w:r>
         <w:rPr>
           <w:lang w:val="pt_PT" w:bidi="pt_PT"/>
         </w:rPr>
         <w:t xml:space="preserve">). Os israelitas eventualmente esqueceram o Senhor, o que levou ao seu exílio da terra que Deus lhes havia dado (veja </w:t>
       </w:r>
-      <w:hyperlink r:id="rId83">
-        <w:r>
-          <w:rPr>
-            <w:lang w:val="pt_PT" w:bidi="pt_PT"/>
-          </w:rPr>
-          <w:rPr>
-            <w:color w:val="0000EE"/>
-            <w:u w:val="single"/>
-          </w:rPr>
-          <w:t>2 Reis 17.5–23</w:t>
-        </w:r>
-      </w:hyperlink>
+      <w:r>
+        <w:rPr>
+          <w:lang w:val="pt_PT" w:bidi="pt_PT"/>
+        </w:rPr>
+        <w:t>2 Reis 17.5–23</w:t>
+      </w:r>
       <w:r>
         <w:rPr>
           <w:lang w:val="pt_PT" w:bidi="pt_PT"/>
         </w:rPr>
         <w:t xml:space="preserve">; veja também </w:t>
       </w:r>
-      <w:hyperlink r:id="rId84">
-        <w:r>
-          <w:rPr>
-            <w:lang w:val="pt_PT" w:bidi="pt_PT"/>
-          </w:rPr>
-          <w:rPr>
-            <w:color w:val="0000EE"/>
-            <w:u w:val="single"/>
-          </w:rPr>
-          <w:t>Jeremias 2.32</w:t>
-        </w:r>
-      </w:hyperlink>
+      <w:r>
+        <w:rPr>
+          <w:lang w:val="pt_PT" w:bidi="pt_PT"/>
+        </w:rPr>
+        <w:t>Jeremias 2.32</w:t>
+      </w:r>
       <w:r>
         <w:rPr>
           <w:lang w:val="pt_PT" w:bidi="pt_PT"/>
@@ -2475,18 +1929,12 @@
         </w:rPr>
         <w:t>O Sábio no livro de Eclesiastes enfatiza a importância de lembrar do Senhor. Ao longo do livro, o Sábio reflete sobre como muitos aspectos da vida são temporários e sem sentido. Ele conclui instando os leitores a se lembrarem daquele que é eterno (</w:t>
       </w:r>
-      <w:hyperlink r:id="rId85">
-        <w:r>
-          <w:rPr>
-            <w:lang w:val="pt_PT" w:bidi="pt_PT"/>
-          </w:rPr>
-          <w:rPr>
-            <w:color w:val="0000EE"/>
-            <w:u w:val="single"/>
-          </w:rPr>
-          <w:t>Eclesiastes 12.1–7</w:t>
-        </w:r>
-      </w:hyperlink>
+      <w:r>
+        <w:rPr>
+          <w:lang w:val="pt_PT" w:bidi="pt_PT"/>
+        </w:rPr>
+        <w:t>Eclesiastes 12.1–7</w:t>
+      </w:r>
       <w:r>
         <w:rPr>
           <w:lang w:val="pt_PT" w:bidi="pt_PT"/>
@@ -2507,18 +1955,12 @@
         </w:rPr>
         <w:t>Portanto, o Sábio incentiva as pessoas a focarem em Deus enquanto são jovens, antes que seja tarde demais. Todas as pessoas são responsáveis perante Deus por suas ações (</w:t>
       </w:r>
-      <w:hyperlink r:id="rId86">
-        <w:r>
-          <w:rPr>
-            <w:lang w:val="pt_PT" w:bidi="pt_PT"/>
-          </w:rPr>
-          <w:rPr>
-            <w:color w:val="0000EE"/>
-            <w:u w:val="single"/>
-          </w:rPr>
-          <w:t>Eclesiastes 12.13–14</w:t>
-        </w:r>
-      </w:hyperlink>
+      <w:r>
+        <w:rPr>
+          <w:lang w:val="pt_PT" w:bidi="pt_PT"/>
+        </w:rPr>
+        <w:t>Eclesiastes 12.13–14</w:t>
+      </w:r>
       <w:r>
         <w:rPr>
           <w:lang w:val="pt_PT" w:bidi="pt_PT"/>
@@ -2548,72 +1990,48 @@
           <w:lang w:val="pt_PT" w:bidi="pt_PT"/>
         </w:rPr>
       </w:r>
-      <w:hyperlink r:id="rId82">
-        <w:r>
-          <w:rPr>
-            <w:lang w:val="pt_PT" w:bidi="pt_PT"/>
-          </w:rPr>
-          <w:rPr>
-            <w:color w:val="0000EE"/>
-            <w:u w:val="single"/>
-          </w:rPr>
-          <w:t>Deuteronômio 8.1–20</w:t>
-        </w:r>
-      </w:hyperlink>
-      <w:r>
-        <w:rPr>
-          <w:lang w:val="pt_PT" w:bidi="pt_PT"/>
-        </w:rPr>
-        <w:t xml:space="preserve">; </w:t>
-      </w:r>
-      <w:hyperlink r:id="rId85">
-        <w:r>
-          <w:rPr>
-            <w:lang w:val="pt_PT" w:bidi="pt_PT"/>
-          </w:rPr>
-          <w:rPr>
-            <w:color w:val="0000EE"/>
-            <w:u w:val="single"/>
-          </w:rPr>
-          <w:t>Eclesiastes 12.1–7</w:t>
-        </w:r>
-      </w:hyperlink>
+      <w:r>
+        <w:rPr>
+          <w:lang w:val="pt_PT" w:bidi="pt_PT"/>
+        </w:rPr>
+        <w:t>Deuteronômio 8.1–20</w:t>
+      </w:r>
+      <w:r>
+        <w:rPr>
+          <w:lang w:val="pt_PT" w:bidi="pt_PT"/>
+        </w:rPr>
+        <w:t xml:space="preserve">; </w:t>
+      </w:r>
+      <w:r>
+        <w:rPr>
+          <w:lang w:val="pt_PT" w:bidi="pt_PT"/>
+        </w:rPr>
+        <w:t>Eclesiastes 12.1–7</w:t>
+      </w:r>
       <w:r>
         <w:rPr>
           <w:lang w:val="pt_PT" w:bidi="pt_PT"/>
         </w:rPr>
         <w:t xml:space="preserve">, </w:t>
       </w:r>
-      <w:hyperlink r:id="rId86">
-        <w:r>
-          <w:rPr>
-            <w:lang w:val="pt_PT" w:bidi="pt_PT"/>
-          </w:rPr>
-          <w:rPr>
-            <w:color w:val="0000EE"/>
-            <w:u w:val="single"/>
-          </w:rPr>
-          <w:t>13–14</w:t>
-        </w:r>
-      </w:hyperlink>
-      <w:r>
-        <w:rPr>
-          <w:lang w:val="pt_PT" w:bidi="pt_PT"/>
-        </w:rPr>
-        <w:t xml:space="preserve">; </w:t>
-      </w:r>
-      <w:hyperlink r:id="rId87">
-        <w:r>
-          <w:rPr>
-            <w:lang w:val="pt_PT" w:bidi="pt_PT"/>
-          </w:rPr>
-          <w:rPr>
-            <w:color w:val="0000EE"/>
-            <w:u w:val="single"/>
-          </w:rPr>
-          <w:t>1 Coríntios 3.12–14.</w:t>
-        </w:r>
-      </w:hyperlink>
+      <w:r>
+        <w:rPr>
+          <w:lang w:val="pt_PT" w:bidi="pt_PT"/>
+        </w:rPr>
+        <w:t>13–14</w:t>
+      </w:r>
+      <w:r>
+        <w:rPr>
+          <w:lang w:val="pt_PT" w:bidi="pt_PT"/>
+        </w:rPr>
+        <w:t xml:space="preserve">; </w:t>
+      </w:r>
+      <w:r>
+        <w:rPr>
+          <w:lang w:val="pt_PT" w:bidi="pt_PT"/>
+        </w:rPr>
+        <w:t>1 Coríntios 3.12–14.</w:t>
+      </w:r>
       <w:r>
         <w:rPr>
           <w:lang w:val="pt_PT" w:bidi="pt_PT"/>
@@ -2676,54 +2094,36 @@
         </w:rPr>
         <w:t>Paulo enfrentou oposição do governo e dos líderes comunitários (</w:t>
       </w:r>
-      <w:hyperlink r:id="rId88">
-        <w:r>
-          <w:rPr>
-            <w:lang w:val="pt_PT" w:bidi="pt_PT"/>
-          </w:rPr>
-          <w:rPr>
-            <w:color w:val="0000EE"/>
-            <w:u w:val="single"/>
-          </w:rPr>
-          <w:t>Atos 16.22–24</w:t>
-        </w:r>
-      </w:hyperlink>
-      <w:r>
-        <w:rPr>
-          <w:lang w:val="pt_PT" w:bidi="pt_PT"/>
-        </w:rPr>
-        <w:t xml:space="preserve">; </w:t>
-      </w:r>
-      <w:hyperlink r:id="rId89">
-        <w:r>
-          <w:rPr>
-            <w:lang w:val="pt_PT" w:bidi="pt_PT"/>
-          </w:rPr>
-          <w:rPr>
-            <w:color w:val="0000EE"/>
-            <w:u w:val="single"/>
-          </w:rPr>
-          <w:t>Atos 19.23–34</w:t>
-        </w:r>
-      </w:hyperlink>
+      <w:r>
+        <w:rPr>
+          <w:lang w:val="pt_PT" w:bidi="pt_PT"/>
+        </w:rPr>
+        <w:t>Atos 16.22–24</w:t>
+      </w:r>
+      <w:r>
+        <w:rPr>
+          <w:lang w:val="pt_PT" w:bidi="pt_PT"/>
+        </w:rPr>
+        <w:t xml:space="preserve">; </w:t>
+      </w:r>
+      <w:r>
+        <w:rPr>
+          <w:lang w:val="pt_PT" w:bidi="pt_PT"/>
+        </w:rPr>
+        <w:t>Atos 19.23–34</w:t>
+      </w:r>
       <w:r>
         <w:rPr>
           <w:lang w:val="pt_PT" w:bidi="pt_PT"/>
         </w:rPr>
         <w:t>). Moisés lidou com o povo reclamante e insatisfeito de Israel (</w:t>
       </w:r>
-      <w:hyperlink r:id="rId90">
-        <w:r>
-          <w:rPr>
-            <w:lang w:val="pt_PT" w:bidi="pt_PT"/>
-          </w:rPr>
-          <w:rPr>
-            <w:color w:val="0000EE"/>
-            <w:u w:val="single"/>
-          </w:rPr>
-          <w:t>por exemplo, Êxodo 17.1–4</w:t>
-        </w:r>
-      </w:hyperlink>
+      <w:r>
+        <w:rPr>
+          <w:lang w:val="pt_PT" w:bidi="pt_PT"/>
+        </w:rPr>
+        <w:t>por exemplo, Êxodo 17.1–4</w:t>
+      </w:r>
       <w:r>
         <w:rPr>
           <w:lang w:val="pt_PT" w:bidi="pt_PT"/>
@@ -2780,90 +2180,60 @@
         </w:rPr>
         <w:t>Estrangeiros como Sambalate, Gesém e Tobias se opuseram fortemente à reconstrução dos muros de Jerusalém e zombaram da liderança de Neemias (</w:t>
       </w:r>
-      <w:hyperlink r:id="rId91">
-        <w:r>
-          <w:rPr>
-            <w:lang w:val="pt_PT" w:bidi="pt_PT"/>
-          </w:rPr>
-          <w:rPr>
-            <w:color w:val="0000EE"/>
-            <w:u w:val="single"/>
-          </w:rPr>
-          <w:t>Neemias 2.10;</w:t>
-        </w:r>
-      </w:hyperlink>
+      <w:r>
+        <w:rPr>
+          <w:lang w:val="pt_PT" w:bidi="pt_PT"/>
+        </w:rPr>
+        <w:t>Neemias 2.10;</w:t>
+      </w:r>
       <w:r>
         <w:rPr>
           <w:lang w:val="pt_PT" w:bidi="pt_PT"/>
         </w:rPr>
         <w:t xml:space="preserve"> </w:t>
       </w:r>
-      <w:hyperlink r:id="rId92">
-        <w:r>
-          <w:rPr>
-            <w:lang w:val="pt_PT" w:bidi="pt_PT"/>
-          </w:rPr>
-          <w:rPr>
-            <w:color w:val="0000EE"/>
-            <w:u w:val="single"/>
-          </w:rPr>
-          <w:t>2.19</w:t>
-        </w:r>
-      </w:hyperlink>
-      <w:r>
-        <w:rPr>
-          <w:lang w:val="pt_PT" w:bidi="pt_PT"/>
-        </w:rPr>
-        <w:t xml:space="preserve">; </w:t>
-      </w:r>
-      <w:hyperlink r:id="rId93">
-        <w:r>
-          <w:rPr>
-            <w:lang w:val="pt_PT" w:bidi="pt_PT"/>
-          </w:rPr>
-          <w:rPr>
-            <w:color w:val="0000EE"/>
-            <w:u w:val="single"/>
-          </w:rPr>
-          <w:t>4.1–3</w:t>
-        </w:r>
-      </w:hyperlink>
+      <w:r>
+        <w:rPr>
+          <w:lang w:val="pt_PT" w:bidi="pt_PT"/>
+        </w:rPr>
+        <w:t>2.19</w:t>
+      </w:r>
+      <w:r>
+        <w:rPr>
+          <w:lang w:val="pt_PT" w:bidi="pt_PT"/>
+        </w:rPr>
+        <w:t xml:space="preserve">; </w:t>
+      </w:r>
+      <w:r>
+        <w:rPr>
+          <w:lang w:val="pt_PT" w:bidi="pt_PT"/>
+        </w:rPr>
+        <w:t>4.1–3</w:t>
+      </w:r>
       <w:r>
         <w:rPr>
           <w:lang w:val="pt_PT" w:bidi="pt_PT"/>
         </w:rPr>
         <w:t>). A oposição aumentou para incluir árabes, amonitas e pessoas de Asdode, que planejavam atacar os construtores (</w:t>
       </w:r>
-      <w:hyperlink r:id="rId94">
-        <w:r>
-          <w:rPr>
-            <w:lang w:val="pt_PT" w:bidi="pt_PT"/>
-          </w:rPr>
-          <w:rPr>
-            <w:color w:val="0000EE"/>
-            <w:u w:val="single"/>
-          </w:rPr>
-          <w:t>4.7–9</w:t>
-        </w:r>
-      </w:hyperlink>
+      <w:r>
+        <w:rPr>
+          <w:lang w:val="pt_PT" w:bidi="pt_PT"/>
+        </w:rPr>
+        <w:t>4.7–9</w:t>
+      </w:r>
       <w:r>
         <w:rPr>
           <w:lang w:val="pt_PT" w:bidi="pt_PT"/>
         </w:rPr>
         <w:t>,</w:t>
       </w:r>
-      <w:hyperlink r:id="rId95">
-        <w:r>
-          <w:rPr>
-            <w:lang w:val="pt_PT" w:bidi="pt_PT"/>
-          </w:rPr>
-          <w:rPr>
-            <w:color w:val="0000EE"/>
-            <w:u w:val="single"/>
-          </w:rPr>
-          <w:t>11</w:t>
-        </w:r>
-      </w:hyperlink>
+      <w:r>
+        <w:rPr>
+          <w:lang w:val="pt_PT" w:bidi="pt_PT"/>
+        </w:rPr>
+        <w:t>11</w:t>
+      </w:r>
       <w:r>
         <w:rPr>
           <w:lang w:val="pt_PT" w:bidi="pt_PT"/>
@@ -2884,36 +2254,24 @@
         </w:rPr>
         <w:t>Para combater isso, Neemias colocou guardas, orou pela ajuda de Deus, criou um sistema de alerta de emergência e continuou trabalhando (</w:t>
       </w:r>
-      <w:hyperlink r:id="rId96">
-        <w:r>
-          <w:rPr>
-            <w:lang w:val="pt_PT" w:bidi="pt_PT"/>
-          </w:rPr>
-          <w:rPr>
-            <w:color w:val="0000EE"/>
-            <w:u w:val="single"/>
-          </w:rPr>
-          <w:t>4.6–23</w:t>
-        </w:r>
-      </w:hyperlink>
+      <w:r>
+        <w:rPr>
+          <w:lang w:val="pt_PT" w:bidi="pt_PT"/>
+        </w:rPr>
+        <w:t>4.6–23</w:t>
+      </w:r>
       <w:r>
         <w:rPr>
           <w:lang w:val="pt_PT" w:bidi="pt_PT"/>
         </w:rPr>
         <w:t>). Os inimigos frustrados de Israel tentaram várias vezes desonrar ou matar Neemias (</w:t>
       </w:r>
-      <w:hyperlink r:id="rId97">
-        <w:r>
-          <w:rPr>
-            <w:lang w:val="pt_PT" w:bidi="pt_PT"/>
-          </w:rPr>
-          <w:rPr>
-            <w:color w:val="0000EE"/>
-            <w:u w:val="single"/>
-          </w:rPr>
-          <w:t>6.1–14</w:t>
-        </w:r>
-      </w:hyperlink>
+      <w:r>
+        <w:rPr>
+          <w:lang w:val="pt_PT" w:bidi="pt_PT"/>
+        </w:rPr>
+        <w:t>6.1–14</w:t>
+      </w:r>
       <w:r>
         <w:rPr>
           <w:lang w:val="pt_PT" w:bidi="pt_PT"/>
@@ -2945,90 +2303,60 @@
         </w:rPr>
         <w:t>Neemias também encontrou problemas entre o povo de Deus. Judeus ricos estavam maltratando os pobres, cobrando altos juros (</w:t>
       </w:r>
-      <w:hyperlink r:id="rId98">
-        <w:r>
-          <w:rPr>
-            <w:lang w:val="pt_PT" w:bidi="pt_PT"/>
-          </w:rPr>
-          <w:rPr>
-            <w:color w:val="0000EE"/>
-            <w:u w:val="single"/>
-          </w:rPr>
-          <w:t>5.1–13</w:t>
-        </w:r>
-      </w:hyperlink>
+      <w:r>
+        <w:rPr>
+          <w:lang w:val="pt_PT" w:bidi="pt_PT"/>
+        </w:rPr>
+        <w:t>5.1–13</w:t>
+      </w:r>
       <w:r>
         <w:rPr>
           <w:lang w:val="pt_PT" w:bidi="pt_PT"/>
         </w:rPr>
         <w:t>). Judeus haviam se casado com estrangeiros que adoravam outros deuses (</w:t>
       </w:r>
-      <w:hyperlink r:id="rId99">
-        <w:r>
-          <w:rPr>
-            <w:lang w:val="pt_PT" w:bidi="pt_PT"/>
-          </w:rPr>
-          <w:rPr>
-            <w:color w:val="0000EE"/>
-            <w:u w:val="single"/>
-          </w:rPr>
-          <w:t>13.23–30</w:t>
-        </w:r>
-      </w:hyperlink>
+      <w:r>
+        <w:rPr>
+          <w:lang w:val="pt_PT" w:bidi="pt_PT"/>
+        </w:rPr>
+        <w:t>13.23–30</w:t>
+      </w:r>
       <w:r>
         <w:rPr>
           <w:lang w:val="pt_PT" w:bidi="pt_PT"/>
         </w:rPr>
         <w:t>). Muitos não davam dízimos nem honravam o dia de sábado (</w:t>
       </w:r>
-      <w:hyperlink r:id="rId100">
-        <w:r>
-          <w:rPr>
-            <w:lang w:val="pt_PT" w:bidi="pt_PT"/>
-          </w:rPr>
-          <w:rPr>
-            <w:color w:val="0000EE"/>
-            <w:u w:val="single"/>
-          </w:rPr>
-          <w:t>10.31–39</w:t>
-        </w:r>
-      </w:hyperlink>
-      <w:r>
-        <w:rPr>
-          <w:lang w:val="pt_PT" w:bidi="pt_PT"/>
-        </w:rPr>
-        <w:t xml:space="preserve">; </w:t>
-      </w:r>
-      <w:hyperlink r:id="rId101">
-        <w:r>
-          <w:rPr>
-            <w:lang w:val="pt_PT" w:bidi="pt_PT"/>
-          </w:rPr>
-          <w:rPr>
-            <w:color w:val="0000EE"/>
-            <w:u w:val="single"/>
-          </w:rPr>
-          <w:t>13.10–22</w:t>
-        </w:r>
-      </w:hyperlink>
+      <w:r>
+        <w:rPr>
+          <w:lang w:val="pt_PT" w:bidi="pt_PT"/>
+        </w:rPr>
+        <w:t>10.31–39</w:t>
+      </w:r>
+      <w:r>
+        <w:rPr>
+          <w:lang w:val="pt_PT" w:bidi="pt_PT"/>
+        </w:rPr>
+        <w:t xml:space="preserve">; </w:t>
+      </w:r>
+      <w:r>
+        <w:rPr>
+          <w:lang w:val="pt_PT" w:bidi="pt_PT"/>
+        </w:rPr>
+        <w:t>13.10–22</w:t>
+      </w:r>
       <w:r>
         <w:rPr>
           <w:lang w:val="pt_PT" w:bidi="pt_PT"/>
         </w:rPr>
         <w:t>). Finalmente, Neemias teve que se opor ao sacerdote Eliasibe, que havia permitido que Tobias usasse uma das salas de armazenamento do templo (</w:t>
       </w:r>
-      <w:hyperlink r:id="rId102">
-        <w:r>
-          <w:rPr>
-            <w:lang w:val="pt_PT" w:bidi="pt_PT"/>
-          </w:rPr>
-          <w:rPr>
-            <w:color w:val="0000EE"/>
-            <w:u w:val="single"/>
-          </w:rPr>
-          <w:t>13.4–9</w:t>
-        </w:r>
-      </w:hyperlink>
+      <w:r>
+        <w:rPr>
+          <w:lang w:val="pt_PT" w:bidi="pt_PT"/>
+        </w:rPr>
+        <w:t>13.4–9</w:t>
+      </w:r>
       <w:r>
         <w:rPr>
           <w:lang w:val="pt_PT" w:bidi="pt_PT"/>
@@ -3063,72 +2391,48 @@
         </w:rPr>
         <w:t>Em cada caso, Neemias corajosamente seguiu o exemplo de líderes anteriores. Moisés se opôs à adoração do bezerro de ouro (</w:t>
       </w:r>
-      <w:hyperlink r:id="rId103">
-        <w:r>
-          <w:rPr>
-            <w:lang w:val="pt_PT" w:bidi="pt_PT"/>
-          </w:rPr>
-          <w:rPr>
-            <w:color w:val="0000EE"/>
-            <w:u w:val="single"/>
-          </w:rPr>
-          <w:t>Êxodo 32</w:t>
-        </w:r>
-      </w:hyperlink>
+      <w:r>
+        <w:rPr>
+          <w:lang w:val="pt_PT" w:bidi="pt_PT"/>
+        </w:rPr>
+        <w:t>Êxodo 32</w:t>
+      </w:r>
       <w:r>
         <w:rPr>
           <w:lang w:val="pt_PT" w:bidi="pt_PT"/>
         </w:rPr>
         <w:t>). O profeta Samuel se opôs àqueles envolvidos na adoração a Baal (</w:t>
       </w:r>
-      <w:hyperlink r:id="rId104">
-        <w:r>
-          <w:rPr>
-            <w:lang w:val="pt_PT" w:bidi="pt_PT"/>
-          </w:rPr>
-          <w:rPr>
-            <w:color w:val="0000EE"/>
-            <w:u w:val="single"/>
-          </w:rPr>
-          <w:t>1 Samuel 7.3–8</w:t>
-        </w:r>
-      </w:hyperlink>
+      <w:r>
+        <w:rPr>
+          <w:lang w:val="pt_PT" w:bidi="pt_PT"/>
+        </w:rPr>
+        <w:t>1 Samuel 7.3–8</w:t>
+      </w:r>
       <w:r>
         <w:rPr>
           <w:lang w:val="pt_PT" w:bidi="pt_PT"/>
         </w:rPr>
         <w:t>). O profeta Natã confrontou Davi quando ele pecou (</w:t>
       </w:r>
-      <w:hyperlink r:id="rId105">
-        <w:r>
-          <w:rPr>
-            <w:lang w:val="pt_PT" w:bidi="pt_PT"/>
-          </w:rPr>
-          <w:rPr>
-            <w:color w:val="0000EE"/>
-            <w:u w:val="single"/>
-          </w:rPr>
-          <w:t>2 Samuel 12.1–14</w:t>
-        </w:r>
-      </w:hyperlink>
+      <w:r>
+        <w:rPr>
+          <w:lang w:val="pt_PT" w:bidi="pt_PT"/>
+        </w:rPr>
+        <w:t>2 Samuel 12.1–14</w:t>
+      </w:r>
       <w:r>
         <w:rPr>
           <w:lang w:val="pt_PT" w:bidi="pt_PT"/>
         </w:rPr>
         <w:t>). O rei Josafá confiou em Deus para derrotar um inimigo mais forte (</w:t>
       </w:r>
-      <w:hyperlink r:id="rId106">
-        <w:r>
-          <w:rPr>
-            <w:lang w:val="pt_PT" w:bidi="pt_PT"/>
-          </w:rPr>
-          <w:rPr>
-            <w:color w:val="0000EE"/>
-            <w:u w:val="single"/>
-          </w:rPr>
-          <w:t>2 Crônicas 20.1–37</w:t>
-        </w:r>
-      </w:hyperlink>
+      <w:r>
+        <w:rPr>
+          <w:lang w:val="pt_PT" w:bidi="pt_PT"/>
+        </w:rPr>
+        <w:t>2 Crônicas 20.1–37</w:t>
+      </w:r>
       <w:r>
         <w:rPr>
           <w:lang w:val="pt_PT" w:bidi="pt_PT"/>
@@ -3174,108 +2478,72 @@
         </w:rPr>
         <w:t>Jesus e o apóstolo Paulo forneceram estratégias para lidar com conflitos internos (</w:t>
       </w:r>
-      <w:hyperlink r:id="rId107">
-        <w:r>
-          <w:rPr>
-            <w:lang w:val="pt_PT" w:bidi="pt_PT"/>
-          </w:rPr>
-          <w:rPr>
-            <w:color w:val="0000EE"/>
-            <w:u w:val="single"/>
-          </w:rPr>
-          <w:t>Mateus 5.23–26</w:t>
-        </w:r>
-      </w:hyperlink>
-      <w:r>
-        <w:rPr>
-          <w:lang w:val="pt_PT" w:bidi="pt_PT"/>
-        </w:rPr>
-        <w:t xml:space="preserve">; </w:t>
-      </w:r>
-      <w:hyperlink r:id="rId108">
-        <w:r>
-          <w:rPr>
-            <w:lang w:val="pt_PT" w:bidi="pt_PT"/>
-          </w:rPr>
-          <w:rPr>
-            <w:color w:val="0000EE"/>
-            <w:u w:val="single"/>
-          </w:rPr>
-          <w:t>18.15–17</w:t>
-        </w:r>
-      </w:hyperlink>
-      <w:r>
-        <w:rPr>
-          <w:lang w:val="pt_PT" w:bidi="pt_PT"/>
-        </w:rPr>
-        <w:t xml:space="preserve">; </w:t>
-      </w:r>
-      <w:hyperlink r:id="rId109">
-        <w:r>
-          <w:rPr>
-            <w:lang w:val="pt_PT" w:bidi="pt_PT"/>
-          </w:rPr>
-          <w:rPr>
-            <w:color w:val="0000EE"/>
-            <w:u w:val="single"/>
-          </w:rPr>
-          <w:t>1 Coríntios 6.1–8</w:t>
-        </w:r>
-      </w:hyperlink>
-      <w:r>
-        <w:rPr>
-          <w:lang w:val="pt_PT" w:bidi="pt_PT"/>
-        </w:rPr>
-        <w:t xml:space="preserve">; </w:t>
-      </w:r>
-      <w:hyperlink r:id="rId110">
-        <w:r>
-          <w:rPr>
-            <w:lang w:val="pt_PT" w:bidi="pt_PT"/>
-          </w:rPr>
-          <w:rPr>
-            <w:color w:val="0000EE"/>
-            <w:u w:val="single"/>
-          </w:rPr>
-          <w:t>10.23–33</w:t>
-        </w:r>
-      </w:hyperlink>
+      <w:r>
+        <w:rPr>
+          <w:lang w:val="pt_PT" w:bidi="pt_PT"/>
+        </w:rPr>
+        <w:t>Mateus 5.23–26</w:t>
+      </w:r>
+      <w:r>
+        <w:rPr>
+          <w:lang w:val="pt_PT" w:bidi="pt_PT"/>
+        </w:rPr>
+        <w:t xml:space="preserve">; </w:t>
+      </w:r>
+      <w:r>
+        <w:rPr>
+          <w:lang w:val="pt_PT" w:bidi="pt_PT"/>
+        </w:rPr>
+        <w:t>18.15–17</w:t>
+      </w:r>
+      <w:r>
+        <w:rPr>
+          <w:lang w:val="pt_PT" w:bidi="pt_PT"/>
+        </w:rPr>
+        <w:t xml:space="preserve">; </w:t>
+      </w:r>
+      <w:r>
+        <w:rPr>
+          <w:lang w:val="pt_PT" w:bidi="pt_PT"/>
+        </w:rPr>
+        <w:t>1 Coríntios 6.1–8</w:t>
+      </w:r>
+      <w:r>
+        <w:rPr>
+          <w:lang w:val="pt_PT" w:bidi="pt_PT"/>
+        </w:rPr>
+        <w:t xml:space="preserve">; </w:t>
+      </w:r>
+      <w:r>
+        <w:rPr>
+          <w:lang w:val="pt_PT" w:bidi="pt_PT"/>
+        </w:rPr>
+        <w:t>10.23–33</w:t>
+      </w:r>
       <w:r>
         <w:rPr>
           <w:lang w:val="pt_PT" w:bidi="pt_PT"/>
         </w:rPr>
         <w:t>). Eles também planejaram como lidar com conflitos externos (</w:t>
       </w:r>
-      <w:hyperlink r:id="rId111">
-        <w:r>
-          <w:rPr>
-            <w:lang w:val="pt_PT" w:bidi="pt_PT"/>
-          </w:rPr>
-          <w:rPr>
-            <w:color w:val="0000EE"/>
-            <w:u w:val="single"/>
-          </w:rPr>
-          <w:t>Mateus 5.43–47</w:t>
-        </w:r>
-      </w:hyperlink>
-      <w:r>
-        <w:rPr>
-          <w:lang w:val="pt_PT" w:bidi="pt_PT"/>
-        </w:rPr>
-        <w:t xml:space="preserve">; </w:t>
-      </w:r>
-      <w:hyperlink r:id="rId112">
-        <w:r>
-          <w:rPr>
-            <w:lang w:val="pt_PT" w:bidi="pt_PT"/>
-          </w:rPr>
-          <w:rPr>
-            <w:color w:val="0000EE"/>
-            <w:u w:val="single"/>
-          </w:rPr>
-          <w:t>Romanos 12.14–21</w:t>
-        </w:r>
-      </w:hyperlink>
+      <w:r>
+        <w:rPr>
+          <w:lang w:val="pt_PT" w:bidi="pt_PT"/>
+        </w:rPr>
+        <w:t>Mateus 5.43–47</w:t>
+      </w:r>
+      <w:r>
+        <w:rPr>
+          <w:lang w:val="pt_PT" w:bidi="pt_PT"/>
+        </w:rPr>
+        <w:t xml:space="preserve">; </w:t>
+      </w:r>
+      <w:r>
+        <w:rPr>
+          <w:lang w:val="pt_PT" w:bidi="pt_PT"/>
+        </w:rPr>
+        <w:t>Romanos 12.14–21</w:t>
+      </w:r>
       <w:r>
         <w:rPr>
           <w:lang w:val="pt_PT" w:bidi="pt_PT"/>
@@ -3305,558 +2573,372 @@
           <w:lang w:val="pt_PT" w:bidi="pt_PT"/>
         </w:rPr>
       </w:r>
-      <w:hyperlink r:id="rId113">
-        <w:r>
-          <w:rPr>
-            <w:lang w:val="pt_PT" w:bidi="pt_PT"/>
-          </w:rPr>
-          <w:rPr>
-            <w:color w:val="0000EE"/>
-            <w:u w:val="single"/>
-          </w:rPr>
-          <w:t>Gênesis 13.5–13</w:t>
-        </w:r>
-      </w:hyperlink>
-      <w:r>
-        <w:rPr>
-          <w:lang w:val="pt_PT" w:bidi="pt_PT"/>
-        </w:rPr>
-        <w:t xml:space="preserve">; </w:t>
-      </w:r>
-      <w:hyperlink r:id="rId114">
-        <w:r>
-          <w:rPr>
-            <w:lang w:val="pt_PT" w:bidi="pt_PT"/>
-          </w:rPr>
-          <w:rPr>
-            <w:color w:val="0000EE"/>
-            <w:u w:val="single"/>
-          </w:rPr>
-          <w:t>26.12–35</w:t>
-        </w:r>
-      </w:hyperlink>
-      <w:r>
-        <w:rPr>
-          <w:lang w:val="pt_PT" w:bidi="pt_PT"/>
-        </w:rPr>
-        <w:t xml:space="preserve">; </w:t>
-      </w:r>
-      <w:hyperlink r:id="rId103">
-        <w:r>
-          <w:rPr>
-            <w:lang w:val="pt_PT" w:bidi="pt_PT"/>
-          </w:rPr>
-          <w:rPr>
-            <w:color w:val="0000EE"/>
-            <w:u w:val="single"/>
-          </w:rPr>
-          <w:t>Êxodo 32.1–35</w:t>
-        </w:r>
-      </w:hyperlink>
-      <w:r>
-        <w:rPr>
-          <w:lang w:val="pt_PT" w:bidi="pt_PT"/>
-        </w:rPr>
-        <w:t xml:space="preserve">; </w:t>
-      </w:r>
-      <w:hyperlink r:id="rId104">
-        <w:r>
-          <w:rPr>
-            <w:lang w:val="pt_PT" w:bidi="pt_PT"/>
-          </w:rPr>
-          <w:rPr>
-            <w:color w:val="0000EE"/>
-            <w:u w:val="single"/>
-          </w:rPr>
-          <w:t>1 Samuel 7.3–8</w:t>
-        </w:r>
-      </w:hyperlink>
-      <w:r>
-        <w:rPr>
-          <w:lang w:val="pt_PT" w:bidi="pt_PT"/>
-        </w:rPr>
-        <w:t xml:space="preserve">; </w:t>
-      </w:r>
-      <w:hyperlink r:id="rId115">
-        <w:r>
-          <w:rPr>
-            <w:lang w:val="pt_PT" w:bidi="pt_PT"/>
-          </w:rPr>
-          <w:rPr>
-            <w:color w:val="0000EE"/>
-            <w:u w:val="single"/>
-          </w:rPr>
-          <w:t>2 Samuel 12.1–31</w:t>
-        </w:r>
-      </w:hyperlink>
-      <w:r>
-        <w:rPr>
-          <w:lang w:val="pt_PT" w:bidi="pt_PT"/>
-        </w:rPr>
-        <w:t xml:space="preserve">; </w:t>
-      </w:r>
-      <w:hyperlink r:id="rId116">
-        <w:r>
-          <w:rPr>
-            <w:lang w:val="pt_PT" w:bidi="pt_PT"/>
-          </w:rPr>
-          <w:rPr>
-            <w:color w:val="0000EE"/>
-            <w:u w:val="single"/>
-          </w:rPr>
-          <w:t>19.41–43</w:t>
-        </w:r>
-      </w:hyperlink>
-      <w:r>
-        <w:rPr>
-          <w:lang w:val="pt_PT" w:bidi="pt_PT"/>
-        </w:rPr>
-        <w:t xml:space="preserve">; </w:t>
-      </w:r>
-      <w:hyperlink r:id="rId106">
-        <w:r>
-          <w:rPr>
-            <w:lang w:val="pt_PT" w:bidi="pt_PT"/>
-          </w:rPr>
-          <w:rPr>
-            <w:color w:val="0000EE"/>
-            <w:u w:val="single"/>
-          </w:rPr>
-          <w:t>2 Crônicas 20.1–37</w:t>
-        </w:r>
-      </w:hyperlink>
-      <w:r>
-        <w:rPr>
-          <w:lang w:val="pt_PT" w:bidi="pt_PT"/>
-        </w:rPr>
-        <w:t xml:space="preserve">; </w:t>
-      </w:r>
-      <w:hyperlink r:id="rId117">
-        <w:r>
-          <w:rPr>
-            <w:lang w:val="pt_PT" w:bidi="pt_PT"/>
-          </w:rPr>
-          <w:rPr>
-            <w:color w:val="0000EE"/>
-            <w:u w:val="single"/>
-          </w:rPr>
-          <w:t>34.3–7</w:t>
-        </w:r>
-      </w:hyperlink>
-      <w:r>
-        <w:rPr>
-          <w:lang w:val="pt_PT" w:bidi="pt_PT"/>
-        </w:rPr>
-        <w:t xml:space="preserve">; </w:t>
-      </w:r>
-      <w:hyperlink r:id="rId118">
-        <w:r>
-          <w:rPr>
-            <w:lang w:val="pt_PT" w:bidi="pt_PT"/>
-          </w:rPr>
-          <w:rPr>
-            <w:color w:val="0000EE"/>
-            <w:u w:val="single"/>
-          </w:rPr>
-          <w:t>Neemias 2.19–20</w:t>
-        </w:r>
-      </w:hyperlink>
-      <w:r>
-        <w:rPr>
-          <w:lang w:val="pt_PT" w:bidi="pt_PT"/>
-        </w:rPr>
-        <w:t xml:space="preserve">; </w:t>
-      </w:r>
-      <w:hyperlink r:id="rId119">
-        <w:r>
-          <w:rPr>
-            <w:lang w:val="pt_PT" w:bidi="pt_PT"/>
-          </w:rPr>
-          <w:rPr>
-            <w:color w:val="0000EE"/>
-            <w:u w:val="single"/>
-          </w:rPr>
-          <w:t>4.1–23</w:t>
-        </w:r>
-      </w:hyperlink>
-      <w:r>
-        <w:rPr>
-          <w:lang w:val="pt_PT" w:bidi="pt_PT"/>
-        </w:rPr>
-        <w:t xml:space="preserve">; </w:t>
-      </w:r>
-      <w:hyperlink r:id="rId98">
-        <w:r>
-          <w:rPr>
-            <w:lang w:val="pt_PT" w:bidi="pt_PT"/>
-          </w:rPr>
-          <w:rPr>
-            <w:color w:val="0000EE"/>
-            <w:u w:val="single"/>
-          </w:rPr>
-          <w:t>5.1–13</w:t>
-        </w:r>
-      </w:hyperlink>
-      <w:r>
-        <w:rPr>
-          <w:lang w:val="pt_PT" w:bidi="pt_PT"/>
-        </w:rPr>
-        <w:t xml:space="preserve">; </w:t>
-      </w:r>
-      <w:hyperlink r:id="rId97">
-        <w:r>
-          <w:rPr>
-            <w:lang w:val="pt_PT" w:bidi="pt_PT"/>
-          </w:rPr>
-          <w:rPr>
-            <w:color w:val="0000EE"/>
-            <w:u w:val="single"/>
-          </w:rPr>
-          <w:t>6.1–14</w:t>
-        </w:r>
-      </w:hyperlink>
-      <w:r>
-        <w:rPr>
-          <w:lang w:val="pt_PT" w:bidi="pt_PT"/>
-        </w:rPr>
-        <w:t xml:space="preserve">; </w:t>
-      </w:r>
-      <w:hyperlink r:id="rId120">
-        <w:r>
-          <w:rPr>
-            <w:lang w:val="pt_PT" w:bidi="pt_PT"/>
-          </w:rPr>
-          <w:rPr>
-            <w:color w:val="0000EE"/>
-            <w:u w:val="single"/>
-          </w:rPr>
-          <w:t>13.4–28</w:t>
-        </w:r>
-      </w:hyperlink>
-      <w:r>
-        <w:rPr>
-          <w:lang w:val="pt_PT" w:bidi="pt_PT"/>
-        </w:rPr>
-        <w:t xml:space="preserve">; </w:t>
-      </w:r>
-      <w:hyperlink r:id="rId121">
-        <w:r>
-          <w:rPr>
-            <w:lang w:val="pt_PT" w:bidi="pt_PT"/>
-          </w:rPr>
-          <w:rPr>
-            <w:color w:val="0000EE"/>
-            <w:u w:val="single"/>
-          </w:rPr>
-          <w:t>Salmo 140.1–2</w:t>
-        </w:r>
-      </w:hyperlink>
-      <w:r>
-        <w:rPr>
-          <w:lang w:val="pt_PT" w:bidi="pt_PT"/>
-        </w:rPr>
-        <w:t xml:space="preserve">; </w:t>
-      </w:r>
-      <w:hyperlink r:id="rId122">
-        <w:r>
-          <w:rPr>
-            <w:lang w:val="pt_PT" w:bidi="pt_PT"/>
-          </w:rPr>
-          <w:rPr>
-            <w:color w:val="0000EE"/>
-            <w:u w:val="single"/>
-          </w:rPr>
-          <w:t>Provérbios 13.10</w:t>
-        </w:r>
-      </w:hyperlink>
-      <w:r>
-        <w:rPr>
-          <w:lang w:val="pt_PT" w:bidi="pt_PT"/>
-        </w:rPr>
-        <w:t xml:space="preserve">; </w:t>
-      </w:r>
-      <w:hyperlink r:id="rId123">
-        <w:r>
-          <w:rPr>
-            <w:lang w:val="pt_PT" w:bidi="pt_PT"/>
-          </w:rPr>
-          <w:rPr>
-            <w:color w:val="0000EE"/>
-            <w:u w:val="single"/>
-          </w:rPr>
-          <w:t>17.14</w:t>
-        </w:r>
-      </w:hyperlink>
+      <w:r>
+        <w:rPr>
+          <w:lang w:val="pt_PT" w:bidi="pt_PT"/>
+        </w:rPr>
+        <w:t>Gênesis 13.5–13</w:t>
+      </w:r>
+      <w:r>
+        <w:rPr>
+          <w:lang w:val="pt_PT" w:bidi="pt_PT"/>
+        </w:rPr>
+        <w:t xml:space="preserve">; </w:t>
+      </w:r>
+      <w:r>
+        <w:rPr>
+          <w:lang w:val="pt_PT" w:bidi="pt_PT"/>
+        </w:rPr>
+        <w:t>26.12–35</w:t>
+      </w:r>
+      <w:r>
+        <w:rPr>
+          <w:lang w:val="pt_PT" w:bidi="pt_PT"/>
+        </w:rPr>
+        <w:t xml:space="preserve">; </w:t>
+      </w:r>
+      <w:r>
+        <w:rPr>
+          <w:lang w:val="pt_PT" w:bidi="pt_PT"/>
+        </w:rPr>
+        <w:t>Êxodo 32.1–35</w:t>
+      </w:r>
+      <w:r>
+        <w:rPr>
+          <w:lang w:val="pt_PT" w:bidi="pt_PT"/>
+        </w:rPr>
+        <w:t xml:space="preserve">; </w:t>
+      </w:r>
+      <w:r>
+        <w:rPr>
+          <w:lang w:val="pt_PT" w:bidi="pt_PT"/>
+        </w:rPr>
+        <w:t>1 Samuel 7.3–8</w:t>
+      </w:r>
+      <w:r>
+        <w:rPr>
+          <w:lang w:val="pt_PT" w:bidi="pt_PT"/>
+        </w:rPr>
+        <w:t xml:space="preserve">; </w:t>
+      </w:r>
+      <w:r>
+        <w:rPr>
+          <w:lang w:val="pt_PT" w:bidi="pt_PT"/>
+        </w:rPr>
+        <w:t>2 Samuel 12.1–31</w:t>
+      </w:r>
+      <w:r>
+        <w:rPr>
+          <w:lang w:val="pt_PT" w:bidi="pt_PT"/>
+        </w:rPr>
+        <w:t xml:space="preserve">; </w:t>
+      </w:r>
+      <w:r>
+        <w:rPr>
+          <w:lang w:val="pt_PT" w:bidi="pt_PT"/>
+        </w:rPr>
+        <w:t>19.41–43</w:t>
+      </w:r>
+      <w:r>
+        <w:rPr>
+          <w:lang w:val="pt_PT" w:bidi="pt_PT"/>
+        </w:rPr>
+        <w:t xml:space="preserve">; </w:t>
+      </w:r>
+      <w:r>
+        <w:rPr>
+          <w:lang w:val="pt_PT" w:bidi="pt_PT"/>
+        </w:rPr>
+        <w:t>2 Crônicas 20.1–37</w:t>
+      </w:r>
+      <w:r>
+        <w:rPr>
+          <w:lang w:val="pt_PT" w:bidi="pt_PT"/>
+        </w:rPr>
+        <w:t xml:space="preserve">; </w:t>
+      </w:r>
+      <w:r>
+        <w:rPr>
+          <w:lang w:val="pt_PT" w:bidi="pt_PT"/>
+        </w:rPr>
+        <w:t>34.3–7</w:t>
+      </w:r>
+      <w:r>
+        <w:rPr>
+          <w:lang w:val="pt_PT" w:bidi="pt_PT"/>
+        </w:rPr>
+        <w:t xml:space="preserve">; </w:t>
+      </w:r>
+      <w:r>
+        <w:rPr>
+          <w:lang w:val="pt_PT" w:bidi="pt_PT"/>
+        </w:rPr>
+        <w:t>Neemias 2.19–20</w:t>
+      </w:r>
+      <w:r>
+        <w:rPr>
+          <w:lang w:val="pt_PT" w:bidi="pt_PT"/>
+        </w:rPr>
+        <w:t xml:space="preserve">; </w:t>
+      </w:r>
+      <w:r>
+        <w:rPr>
+          <w:lang w:val="pt_PT" w:bidi="pt_PT"/>
+        </w:rPr>
+        <w:t>4.1–23</w:t>
+      </w:r>
+      <w:r>
+        <w:rPr>
+          <w:lang w:val="pt_PT" w:bidi="pt_PT"/>
+        </w:rPr>
+        <w:t xml:space="preserve">; </w:t>
+      </w:r>
+      <w:r>
+        <w:rPr>
+          <w:lang w:val="pt_PT" w:bidi="pt_PT"/>
+        </w:rPr>
+        <w:t>5.1–13</w:t>
+      </w:r>
+      <w:r>
+        <w:rPr>
+          <w:lang w:val="pt_PT" w:bidi="pt_PT"/>
+        </w:rPr>
+        <w:t xml:space="preserve">; </w:t>
+      </w:r>
+      <w:r>
+        <w:rPr>
+          <w:lang w:val="pt_PT" w:bidi="pt_PT"/>
+        </w:rPr>
+        <w:t>6.1–14</w:t>
+      </w:r>
+      <w:r>
+        <w:rPr>
+          <w:lang w:val="pt_PT" w:bidi="pt_PT"/>
+        </w:rPr>
+        <w:t xml:space="preserve">; </w:t>
+      </w:r>
+      <w:r>
+        <w:rPr>
+          <w:lang w:val="pt_PT" w:bidi="pt_PT"/>
+        </w:rPr>
+        <w:t>13.4–28</w:t>
+      </w:r>
+      <w:r>
+        <w:rPr>
+          <w:lang w:val="pt_PT" w:bidi="pt_PT"/>
+        </w:rPr>
+        <w:t xml:space="preserve">; </w:t>
+      </w:r>
+      <w:r>
+        <w:rPr>
+          <w:lang w:val="pt_PT" w:bidi="pt_PT"/>
+        </w:rPr>
+        <w:t>Salmo 140.1–2</w:t>
+      </w:r>
+      <w:r>
+        <w:rPr>
+          <w:lang w:val="pt_PT" w:bidi="pt_PT"/>
+        </w:rPr>
+        <w:t xml:space="preserve">; </w:t>
+      </w:r>
+      <w:r>
+        <w:rPr>
+          <w:lang w:val="pt_PT" w:bidi="pt_PT"/>
+        </w:rPr>
+        <w:t>Provérbios 13.10</w:t>
+      </w:r>
+      <w:r>
+        <w:rPr>
+          <w:lang w:val="pt_PT" w:bidi="pt_PT"/>
+        </w:rPr>
+        <w:t xml:space="preserve">; </w:t>
+      </w:r>
+      <w:r>
+        <w:rPr>
+          <w:lang w:val="pt_PT" w:bidi="pt_PT"/>
+        </w:rPr>
+        <w:t>17.14</w:t>
+      </w:r>
       <w:r>
         <w:rPr>
           <w:lang w:val="pt_PT" w:bidi="pt_PT"/>
         </w:rPr>
         <w:t>,</w:t>
       </w:r>
-      <w:hyperlink r:id="rId124">
-        <w:r>
-          <w:rPr>
-            <w:lang w:val="pt_PT" w:bidi="pt_PT"/>
-          </w:rPr>
-          <w:rPr>
-            <w:color w:val="0000EE"/>
-            <w:u w:val="single"/>
-          </w:rPr>
-          <w:t>19</w:t>
-        </w:r>
-      </w:hyperlink>
-      <w:r>
-        <w:rPr>
-          <w:lang w:val="pt_PT" w:bidi="pt_PT"/>
-        </w:rPr>
-        <w:t xml:space="preserve">; </w:t>
-      </w:r>
-      <w:hyperlink r:id="rId125">
-        <w:r>
-          <w:rPr>
-            <w:lang w:val="pt_PT" w:bidi="pt_PT"/>
-          </w:rPr>
-          <w:rPr>
-            <w:color w:val="0000EE"/>
-            <w:u w:val="single"/>
-          </w:rPr>
-          <w:t>25.8</w:t>
-        </w:r>
-      </w:hyperlink>
-      <w:r>
-        <w:rPr>
-          <w:lang w:val="pt_PT" w:bidi="pt_PT"/>
-        </w:rPr>
-        <w:t xml:space="preserve">; </w:t>
-      </w:r>
-      <w:hyperlink r:id="rId126">
-        <w:r>
-          <w:rPr>
-            <w:lang w:val="pt_PT" w:bidi="pt_PT"/>
-          </w:rPr>
-          <w:rPr>
-            <w:color w:val="0000EE"/>
-            <w:u w:val="single"/>
-          </w:rPr>
-          <w:t>26.17</w:t>
-        </w:r>
-      </w:hyperlink>
+      <w:r>
+        <w:rPr>
+          <w:lang w:val="pt_PT" w:bidi="pt_PT"/>
+        </w:rPr>
+        <w:t>19</w:t>
+      </w:r>
+      <w:r>
+        <w:rPr>
+          <w:lang w:val="pt_PT" w:bidi="pt_PT"/>
+        </w:rPr>
+        <w:t xml:space="preserve">; </w:t>
+      </w:r>
+      <w:r>
+        <w:rPr>
+          <w:lang w:val="pt_PT" w:bidi="pt_PT"/>
+        </w:rPr>
+        <w:t>25.8</w:t>
+      </w:r>
+      <w:r>
+        <w:rPr>
+          <w:lang w:val="pt_PT" w:bidi="pt_PT"/>
+        </w:rPr>
+        <w:t xml:space="preserve">; </w:t>
+      </w:r>
+      <w:r>
+        <w:rPr>
+          <w:lang w:val="pt_PT" w:bidi="pt_PT"/>
+        </w:rPr>
+        <w:t>26.17</w:t>
+      </w:r>
       <w:r>
         <w:rPr>
           <w:lang w:val="pt_PT" w:bidi="pt_PT"/>
         </w:rPr>
         <w:t>,</w:t>
       </w:r>
-      <w:hyperlink r:id="rId127">
-        <w:r>
-          <w:rPr>
-            <w:lang w:val="pt_PT" w:bidi="pt_PT"/>
-          </w:rPr>
-          <w:rPr>
-            <w:color w:val="0000EE"/>
-            <w:u w:val="single"/>
-          </w:rPr>
-          <w:t>21</w:t>
-        </w:r>
-      </w:hyperlink>
-      <w:r>
-        <w:rPr>
-          <w:lang w:val="pt_PT" w:bidi="pt_PT"/>
-        </w:rPr>
-        <w:t xml:space="preserve">; </w:t>
-      </w:r>
-      <w:hyperlink r:id="rId128">
-        <w:r>
-          <w:rPr>
-            <w:lang w:val="pt_PT" w:bidi="pt_PT"/>
-          </w:rPr>
-          <w:rPr>
-            <w:color w:val="0000EE"/>
-            <w:u w:val="single"/>
-          </w:rPr>
-          <w:t>29.22</w:t>
-        </w:r>
-      </w:hyperlink>
-      <w:r>
-        <w:rPr>
-          <w:lang w:val="pt_PT" w:bidi="pt_PT"/>
-        </w:rPr>
-        <w:t xml:space="preserve">; </w:t>
-      </w:r>
-      <w:hyperlink r:id="rId129">
-        <w:r>
-          <w:rPr>
-            <w:lang w:val="pt_PT" w:bidi="pt_PT"/>
-          </w:rPr>
-          <w:rPr>
-            <w:color w:val="0000EE"/>
-            <w:u w:val="single"/>
-          </w:rPr>
-          <w:t>Habacuque 1.3</w:t>
-        </w:r>
-      </w:hyperlink>
-      <w:r>
-        <w:rPr>
-          <w:lang w:val="pt_PT" w:bidi="pt_PT"/>
-        </w:rPr>
-        <w:t xml:space="preserve">; </w:t>
-      </w:r>
-      <w:hyperlink r:id="rId130">
-        <w:r>
-          <w:rPr>
-            <w:lang w:val="pt_PT" w:bidi="pt_PT"/>
-          </w:rPr>
-          <w:rPr>
-            <w:color w:val="0000EE"/>
-            <w:u w:val="single"/>
-          </w:rPr>
-          <w:t>Atos 23.6–11</w:t>
-        </w:r>
-      </w:hyperlink>
-      <w:r>
-        <w:rPr>
-          <w:lang w:val="pt_PT" w:bidi="pt_PT"/>
-        </w:rPr>
-        <w:t xml:space="preserve">; </w:t>
-      </w:r>
-      <w:hyperlink r:id="rId131">
-        <w:r>
-          <w:rPr>
-            <w:lang w:val="pt_PT" w:bidi="pt_PT"/>
-          </w:rPr>
-          <w:rPr>
-            <w:color w:val="0000EE"/>
-            <w:u w:val="single"/>
-          </w:rPr>
-          <w:t>2 Coríntios 7.5–6</w:t>
-        </w:r>
-      </w:hyperlink>
-      <w:r>
-        <w:rPr>
-          <w:lang w:val="pt_PT" w:bidi="pt_PT"/>
-        </w:rPr>
-        <w:t xml:space="preserve">; </w:t>
-      </w:r>
-      <w:hyperlink r:id="rId132">
-        <w:r>
-          <w:rPr>
-            <w:lang w:val="pt_PT" w:bidi="pt_PT"/>
-          </w:rPr>
-          <w:rPr>
-            <w:color w:val="0000EE"/>
-            <w:u w:val="single"/>
-          </w:rPr>
-          <w:t>Efésios 6.10–18</w:t>
-        </w:r>
-      </w:hyperlink>
-      <w:r>
-        <w:rPr>
-          <w:lang w:val="pt_PT" w:bidi="pt_PT"/>
-        </w:rPr>
-        <w:t xml:space="preserve">; </w:t>
-      </w:r>
-      <w:hyperlink r:id="rId133">
-        <w:r>
-          <w:rPr>
-            <w:lang w:val="pt_PT" w:bidi="pt_PT"/>
-          </w:rPr>
-          <w:rPr>
-            <w:color w:val="0000EE"/>
-            <w:u w:val="single"/>
-          </w:rPr>
-          <w:t>Filipenses 2.3</w:t>
-        </w:r>
-      </w:hyperlink>
-      <w:r>
-        <w:rPr>
-          <w:lang w:val="pt_PT" w:bidi="pt_PT"/>
-        </w:rPr>
-        <w:t xml:space="preserve">; </w:t>
-      </w:r>
-      <w:hyperlink r:id="rId134">
-        <w:r>
-          <w:rPr>
-            <w:lang w:val="pt_PT" w:bidi="pt_PT"/>
-          </w:rPr>
-          <w:rPr>
-            <w:color w:val="0000EE"/>
-            <w:u w:val="single"/>
-          </w:rPr>
-          <w:t>1 Timóteo 6.4</w:t>
-        </w:r>
-      </w:hyperlink>
-      <w:r>
-        <w:rPr>
-          <w:lang w:val="pt_PT" w:bidi="pt_PT"/>
-        </w:rPr>
-        <w:t xml:space="preserve">; </w:t>
-      </w:r>
-      <w:hyperlink r:id="rId135">
-        <w:r>
-          <w:rPr>
-            <w:lang w:val="pt_PT" w:bidi="pt_PT"/>
-          </w:rPr>
-          <w:rPr>
-            <w:color w:val="0000EE"/>
-            <w:u w:val="single"/>
-          </w:rPr>
-          <w:t>2 Timóteo 2.14</w:t>
-        </w:r>
-      </w:hyperlink>
+      <w:r>
+        <w:rPr>
+          <w:lang w:val="pt_PT" w:bidi="pt_PT"/>
+        </w:rPr>
+        <w:t>21</w:t>
+      </w:r>
+      <w:r>
+        <w:rPr>
+          <w:lang w:val="pt_PT" w:bidi="pt_PT"/>
+        </w:rPr>
+        <w:t xml:space="preserve">; </w:t>
+      </w:r>
+      <w:r>
+        <w:rPr>
+          <w:lang w:val="pt_PT" w:bidi="pt_PT"/>
+        </w:rPr>
+        <w:t>29.22</w:t>
+      </w:r>
+      <w:r>
+        <w:rPr>
+          <w:lang w:val="pt_PT" w:bidi="pt_PT"/>
+        </w:rPr>
+        <w:t xml:space="preserve">; </w:t>
+      </w:r>
+      <w:r>
+        <w:rPr>
+          <w:lang w:val="pt_PT" w:bidi="pt_PT"/>
+        </w:rPr>
+        <w:t>Habacuque 1.3</w:t>
+      </w:r>
+      <w:r>
+        <w:rPr>
+          <w:lang w:val="pt_PT" w:bidi="pt_PT"/>
+        </w:rPr>
+        <w:t xml:space="preserve">; </w:t>
+      </w:r>
+      <w:r>
+        <w:rPr>
+          <w:lang w:val="pt_PT" w:bidi="pt_PT"/>
+        </w:rPr>
+        <w:t>Atos 23.6–11</w:t>
+      </w:r>
+      <w:r>
+        <w:rPr>
+          <w:lang w:val="pt_PT" w:bidi="pt_PT"/>
+        </w:rPr>
+        <w:t xml:space="preserve">; </w:t>
+      </w:r>
+      <w:r>
+        <w:rPr>
+          <w:lang w:val="pt_PT" w:bidi="pt_PT"/>
+        </w:rPr>
+        <w:t>2 Coríntios 7.5–6</w:t>
+      </w:r>
+      <w:r>
+        <w:rPr>
+          <w:lang w:val="pt_PT" w:bidi="pt_PT"/>
+        </w:rPr>
+        <w:t xml:space="preserve">; </w:t>
+      </w:r>
+      <w:r>
+        <w:rPr>
+          <w:lang w:val="pt_PT" w:bidi="pt_PT"/>
+        </w:rPr>
+        <w:t>Efésios 6.10–18</w:t>
+      </w:r>
+      <w:r>
+        <w:rPr>
+          <w:lang w:val="pt_PT" w:bidi="pt_PT"/>
+        </w:rPr>
+        <w:t xml:space="preserve">; </w:t>
+      </w:r>
+      <w:r>
+        <w:rPr>
+          <w:lang w:val="pt_PT" w:bidi="pt_PT"/>
+        </w:rPr>
+        <w:t>Filipenses 2.3</w:t>
+      </w:r>
+      <w:r>
+        <w:rPr>
+          <w:lang w:val="pt_PT" w:bidi="pt_PT"/>
+        </w:rPr>
+        <w:t xml:space="preserve">; </w:t>
+      </w:r>
+      <w:r>
+        <w:rPr>
+          <w:lang w:val="pt_PT" w:bidi="pt_PT"/>
+        </w:rPr>
+        <w:t>1 Timóteo 6.4</w:t>
+      </w:r>
+      <w:r>
+        <w:rPr>
+          <w:lang w:val="pt_PT" w:bidi="pt_PT"/>
+        </w:rPr>
+        <w:t xml:space="preserve">; </w:t>
+      </w:r>
+      <w:r>
+        <w:rPr>
+          <w:lang w:val="pt_PT" w:bidi="pt_PT"/>
+        </w:rPr>
+        <w:t>2 Timóteo 2.14</w:t>
+      </w:r>
       <w:r>
         <w:rPr>
           <w:lang w:val="pt_PT" w:bidi="pt_PT"/>
         </w:rPr>
         <w:t xml:space="preserve">, </w:t>
       </w:r>
-      <w:hyperlink r:id="rId136">
-        <w:r>
-          <w:rPr>
-            <w:lang w:val="pt_PT" w:bidi="pt_PT"/>
-          </w:rPr>
-          <w:rPr>
-            <w:color w:val="0000EE"/>
-            <w:u w:val="single"/>
-          </w:rPr>
-          <w:t>23–26</w:t>
-        </w:r>
-      </w:hyperlink>
-      <w:r>
-        <w:rPr>
-          <w:lang w:val="pt_PT" w:bidi="pt_PT"/>
-        </w:rPr>
-        <w:t xml:space="preserve">; </w:t>
-      </w:r>
-      <w:hyperlink r:id="rId137">
-        <w:r>
-          <w:rPr>
-            <w:lang w:val="pt_PT" w:bidi="pt_PT"/>
-          </w:rPr>
-          <w:rPr>
-            <w:color w:val="0000EE"/>
-            <w:u w:val="single"/>
-          </w:rPr>
-          <w:t>Tito 2.15</w:t>
-        </w:r>
-      </w:hyperlink>
-      <w:r>
-        <w:rPr>
-          <w:lang w:val="pt_PT" w:bidi="pt_PT"/>
-        </w:rPr>
-        <w:t xml:space="preserve">; </w:t>
-      </w:r>
-      <w:hyperlink r:id="rId138">
-        <w:r>
-          <w:rPr>
-            <w:lang w:val="pt_PT" w:bidi="pt_PT"/>
-          </w:rPr>
-          <w:rPr>
-            <w:color w:val="0000EE"/>
-            <w:u w:val="single"/>
-          </w:rPr>
-          <w:t>Tiago 3.13–18</w:t>
-        </w:r>
-      </w:hyperlink>
+      <w:r>
+        <w:rPr>
+          <w:lang w:val="pt_PT" w:bidi="pt_PT"/>
+        </w:rPr>
+        <w:t>23–26</w:t>
+      </w:r>
+      <w:r>
+        <w:rPr>
+          <w:lang w:val="pt_PT" w:bidi="pt_PT"/>
+        </w:rPr>
+        <w:t xml:space="preserve">; </w:t>
+      </w:r>
+      <w:r>
+        <w:rPr>
+          <w:lang w:val="pt_PT" w:bidi="pt_PT"/>
+        </w:rPr>
+        <w:t>Tito 2.15</w:t>
+      </w:r>
+      <w:r>
+        <w:rPr>
+          <w:lang w:val="pt_PT" w:bidi="pt_PT"/>
+        </w:rPr>
+        <w:t xml:space="preserve">; </w:t>
+      </w:r>
+      <w:r>
+        <w:rPr>
+          <w:lang w:val="pt_PT" w:bidi="pt_PT"/>
+        </w:rPr>
+        <w:t>Tiago 3.13–18</w:t>
+      </w:r>
       <w:r>
         <w:rPr>
           <w:lang w:val="pt_PT" w:bidi="pt_PT"/>
@@ -3932,90 +3014,60 @@
         </w:rPr>
         <w:t>Os juízes do Antigo Testamento frequentemente fazem parte deste grupo. Esses líderes carismáticos surgiram durante tempos difíceis em resposta a problemas. No livro de Juízes, esses problemas frequentemente aconteciam porque os israelitas "fizeram o mal aos olhos do Senhor." Isso levou a inimigos a oprimirem Israel (</w:t>
       </w:r>
-      <w:hyperlink r:id="rId139">
-        <w:r>
-          <w:rPr>
-            <w:lang w:val="pt_PT" w:bidi="pt_PT"/>
-          </w:rPr>
-          <w:rPr>
-            <w:color w:val="0000EE"/>
-            <w:u w:val="single"/>
-          </w:rPr>
-          <w:t>Juízes 3.12</w:t>
-        </w:r>
-      </w:hyperlink>
-      <w:r>
-        <w:rPr>
-          <w:lang w:val="pt_PT" w:bidi="pt_PT"/>
-        </w:rPr>
-        <w:t xml:space="preserve">; </w:t>
-      </w:r>
-      <w:hyperlink r:id="rId140">
-        <w:r>
-          <w:rPr>
-            <w:lang w:val="pt_PT" w:bidi="pt_PT"/>
-          </w:rPr>
-          <w:rPr>
-            <w:color w:val="0000EE"/>
-            <w:u w:val="single"/>
-          </w:rPr>
-          <w:t>4.1</w:t>
-        </w:r>
-      </w:hyperlink>
-      <w:r>
-        <w:rPr>
-          <w:lang w:val="pt_PT" w:bidi="pt_PT"/>
-        </w:rPr>
-        <w:t xml:space="preserve">; </w:t>
-      </w:r>
-      <w:hyperlink r:id="rId141">
-        <w:r>
-          <w:rPr>
-            <w:lang w:val="pt_PT" w:bidi="pt_PT"/>
-          </w:rPr>
-          <w:rPr>
-            <w:color w:val="0000EE"/>
-            <w:u w:val="single"/>
-          </w:rPr>
-          <w:t>6.1</w:t>
-        </w:r>
-      </w:hyperlink>
-      <w:r>
-        <w:rPr>
-          <w:lang w:val="pt_PT" w:bidi="pt_PT"/>
-        </w:rPr>
-        <w:t xml:space="preserve">; </w:t>
-      </w:r>
-      <w:hyperlink r:id="rId142">
-        <w:r>
-          <w:rPr>
-            <w:lang w:val="pt_PT" w:bidi="pt_PT"/>
-          </w:rPr>
-          <w:rPr>
-            <w:color w:val="0000EE"/>
-            <w:u w:val="single"/>
-          </w:rPr>
-          <w:t>Juízes 10.6</w:t>
-        </w:r>
-      </w:hyperlink>
-      <w:r>
-        <w:rPr>
-          <w:lang w:val="pt_PT" w:bidi="pt_PT"/>
-        </w:rPr>
-        <w:t xml:space="preserve">; </w:t>
-      </w:r>
-      <w:hyperlink r:id="rId143">
-        <w:r>
-          <w:rPr>
-            <w:lang w:val="pt_PT" w:bidi="pt_PT"/>
-          </w:rPr>
-          <w:rPr>
-            <w:color w:val="0000EE"/>
-            <w:u w:val="single"/>
-          </w:rPr>
-          <w:t>13.1</w:t>
-        </w:r>
-      </w:hyperlink>
+      <w:r>
+        <w:rPr>
+          <w:lang w:val="pt_PT" w:bidi="pt_PT"/>
+        </w:rPr>
+        <w:t>Juízes 3.12</w:t>
+      </w:r>
+      <w:r>
+        <w:rPr>
+          <w:lang w:val="pt_PT" w:bidi="pt_PT"/>
+        </w:rPr>
+        <w:t xml:space="preserve">; </w:t>
+      </w:r>
+      <w:r>
+        <w:rPr>
+          <w:lang w:val="pt_PT" w:bidi="pt_PT"/>
+        </w:rPr>
+        <w:t>4.1</w:t>
+      </w:r>
+      <w:r>
+        <w:rPr>
+          <w:lang w:val="pt_PT" w:bidi="pt_PT"/>
+        </w:rPr>
+        <w:t xml:space="preserve">; </w:t>
+      </w:r>
+      <w:r>
+        <w:rPr>
+          <w:lang w:val="pt_PT" w:bidi="pt_PT"/>
+        </w:rPr>
+        <w:t>6.1</w:t>
+      </w:r>
+      <w:r>
+        <w:rPr>
+          <w:lang w:val="pt_PT" w:bidi="pt_PT"/>
+        </w:rPr>
+        <w:t xml:space="preserve">; </w:t>
+      </w:r>
+      <w:r>
+        <w:rPr>
+          <w:lang w:val="pt_PT" w:bidi="pt_PT"/>
+        </w:rPr>
+        <w:t>Juízes 10.6</w:t>
+      </w:r>
+      <w:r>
+        <w:rPr>
+          <w:lang w:val="pt_PT" w:bidi="pt_PT"/>
+        </w:rPr>
+        <w:t xml:space="preserve">; </w:t>
+      </w:r>
+      <w:r>
+        <w:rPr>
+          <w:lang w:val="pt_PT" w:bidi="pt_PT"/>
+        </w:rPr>
+        <w:t>13.1</w:t>
+      </w:r>
       <w:r>
         <w:rPr>
           <w:lang w:val="pt_PT" w:bidi="pt_PT"/>
@@ -4036,198 +3088,132 @@
         </w:rPr>
         <w:t xml:space="preserve">A liderança dos juízes seguia um padrão. O Espírito de Deus "vinha sobre" um juiz e o apoio profético os sustentava. Em outras épocas na história de Israel, Deus dava mensagens proféticas (E.g., </w:t>
       </w:r>
-      <w:hyperlink r:id="rId144">
-        <w:r>
-          <w:rPr>
-            <w:lang w:val="pt_PT" w:bidi="pt_PT"/>
-          </w:rPr>
-          <w:rPr>
-            <w:color w:val="0000EE"/>
-            <w:u w:val="single"/>
-          </w:rPr>
-          <w:t>1 Samuel 10.6</w:t>
-        </w:r>
-      </w:hyperlink>
-      <w:r>
-        <w:rPr>
-          <w:lang w:val="pt_PT" w:bidi="pt_PT"/>
-        </w:rPr>
-        <w:t xml:space="preserve">; </w:t>
-      </w:r>
-      <w:hyperlink r:id="rId145">
-        <w:r>
-          <w:rPr>
-            <w:lang w:val="pt_PT" w:bidi="pt_PT"/>
-          </w:rPr>
-          <w:rPr>
-            <w:color w:val="0000EE"/>
-            <w:u w:val="single"/>
-          </w:rPr>
-          <w:t>2 Samuel 23.2</w:t>
-        </w:r>
-      </w:hyperlink>
-      <w:r>
-        <w:rPr>
-          <w:lang w:val="pt_PT" w:bidi="pt_PT"/>
-        </w:rPr>
-        <w:t xml:space="preserve">; </w:t>
-      </w:r>
-      <w:hyperlink r:id="rId146">
-        <w:r>
-          <w:rPr>
-            <w:lang w:val="pt_PT" w:bidi="pt_PT"/>
-          </w:rPr>
-          <w:rPr>
-            <w:color w:val="0000EE"/>
-            <w:u w:val="single"/>
-          </w:rPr>
-          <w:t>Isaías 61.1</w:t>
-        </w:r>
-      </w:hyperlink>
-      <w:r>
-        <w:rPr>
-          <w:lang w:val="pt_PT" w:bidi="pt_PT"/>
-        </w:rPr>
-        <w:t xml:space="preserve">; </w:t>
-      </w:r>
-      <w:hyperlink r:id="rId147">
-        <w:r>
-          <w:rPr>
-            <w:lang w:val="pt_PT" w:bidi="pt_PT"/>
-          </w:rPr>
-          <w:rPr>
-            <w:color w:val="0000EE"/>
-            <w:u w:val="single"/>
-          </w:rPr>
-          <w:t>Ezequiel 11.5</w:t>
-        </w:r>
-      </w:hyperlink>
-      <w:r>
-        <w:rPr>
-          <w:lang w:val="pt_PT" w:bidi="pt_PT"/>
-        </w:rPr>
-        <w:t xml:space="preserve">; </w:t>
-      </w:r>
-      <w:hyperlink r:id="rId148">
-        <w:r>
-          <w:rPr>
-            <w:lang w:val="pt_PT" w:bidi="pt_PT"/>
-          </w:rPr>
-          <w:rPr>
-            <w:color w:val="0000EE"/>
-            <w:u w:val="single"/>
-          </w:rPr>
-          <w:t>Miquéias 3.8</w:t>
-        </w:r>
-      </w:hyperlink>
+      <w:r>
+        <w:rPr>
+          <w:lang w:val="pt_PT" w:bidi="pt_PT"/>
+        </w:rPr>
+        <w:t>1 Samuel 10.6</w:t>
+      </w:r>
+      <w:r>
+        <w:rPr>
+          <w:lang w:val="pt_PT" w:bidi="pt_PT"/>
+        </w:rPr>
+        <w:t xml:space="preserve">; </w:t>
+      </w:r>
+      <w:r>
+        <w:rPr>
+          <w:lang w:val="pt_PT" w:bidi="pt_PT"/>
+        </w:rPr>
+        <w:t>2 Samuel 23.2</w:t>
+      </w:r>
+      <w:r>
+        <w:rPr>
+          <w:lang w:val="pt_PT" w:bidi="pt_PT"/>
+        </w:rPr>
+        <w:t xml:space="preserve">; </w:t>
+      </w:r>
+      <w:r>
+        <w:rPr>
+          <w:lang w:val="pt_PT" w:bidi="pt_PT"/>
+        </w:rPr>
+        <w:t>Isaías 61.1</w:t>
+      </w:r>
+      <w:r>
+        <w:rPr>
+          <w:lang w:val="pt_PT" w:bidi="pt_PT"/>
+        </w:rPr>
+        <w:t xml:space="preserve">; </w:t>
+      </w:r>
+      <w:r>
+        <w:rPr>
+          <w:lang w:val="pt_PT" w:bidi="pt_PT"/>
+        </w:rPr>
+        <w:t>Ezequiel 11.5</w:t>
+      </w:r>
+      <w:r>
+        <w:rPr>
+          <w:lang w:val="pt_PT" w:bidi="pt_PT"/>
+        </w:rPr>
+        <w:t xml:space="preserve">; </w:t>
+      </w:r>
+      <w:r>
+        <w:rPr>
+          <w:lang w:val="pt_PT" w:bidi="pt_PT"/>
+        </w:rPr>
+        <w:t>Miquéias 3.8</w:t>
+      </w:r>
       <w:r>
         <w:rPr>
           <w:lang w:val="pt_PT" w:bidi="pt_PT"/>
         </w:rPr>
         <w:t xml:space="preserve">). No tempo dos juízes, o Espírito às vezes dava força física (E.g., a Sansão em </w:t>
       </w:r>
-      <w:hyperlink r:id="rId149">
-        <w:r>
-          <w:rPr>
-            <w:lang w:val="pt_PT" w:bidi="pt_PT"/>
-          </w:rPr>
-          <w:rPr>
-            <w:color w:val="0000EE"/>
-            <w:u w:val="single"/>
-          </w:rPr>
-          <w:t>Juízes 14.6</w:t>
-        </w:r>
-      </w:hyperlink>
+      <w:r>
+        <w:rPr>
+          <w:lang w:val="pt_PT" w:bidi="pt_PT"/>
+        </w:rPr>
+        <w:t>Juízes 14.6</w:t>
+      </w:r>
       <w:r>
         <w:rPr>
           <w:lang w:val="pt_PT" w:bidi="pt_PT"/>
         </w:rPr>
         <w:t xml:space="preserve">, </w:t>
       </w:r>
-      <w:hyperlink r:id="rId150">
-        <w:r>
-          <w:rPr>
-            <w:lang w:val="pt_PT" w:bidi="pt_PT"/>
-          </w:rPr>
-          <w:rPr>
-            <w:color w:val="0000EE"/>
-            <w:u w:val="single"/>
-          </w:rPr>
-          <w:t>19</w:t>
-        </w:r>
-      </w:hyperlink>
-      <w:r>
-        <w:rPr>
-          <w:lang w:val="pt_PT" w:bidi="pt_PT"/>
-        </w:rPr>
-        <w:t xml:space="preserve">; </w:t>
-      </w:r>
-      <w:hyperlink r:id="rId151">
-        <w:r>
-          <w:rPr>
-            <w:lang w:val="pt_PT" w:bidi="pt_PT"/>
-          </w:rPr>
-          <w:rPr>
-            <w:color w:val="0000EE"/>
-            <w:u w:val="single"/>
-          </w:rPr>
-          <w:t>15.14</w:t>
-        </w:r>
-      </w:hyperlink>
+      <w:r>
+        <w:rPr>
+          <w:lang w:val="pt_PT" w:bidi="pt_PT"/>
+        </w:rPr>
+        <w:t>19</w:t>
+      </w:r>
+      <w:r>
+        <w:rPr>
+          <w:lang w:val="pt_PT" w:bidi="pt_PT"/>
+        </w:rPr>
+        <w:t xml:space="preserve">; </w:t>
+      </w:r>
+      <w:r>
+        <w:rPr>
+          <w:lang w:val="pt_PT" w:bidi="pt_PT"/>
+        </w:rPr>
+        <w:t>15.14</w:t>
+      </w:r>
       <w:r>
         <w:rPr>
           <w:lang w:val="pt_PT" w:bidi="pt_PT"/>
         </w:rPr>
         <w:t>). O Espírito também às vezes concedia habilidade ou poder de liderança aos juízes (</w:t>
       </w:r>
-      <w:hyperlink r:id="rId152">
-        <w:r>
-          <w:rPr>
-            <w:lang w:val="pt_PT" w:bidi="pt_PT"/>
-          </w:rPr>
-          <w:rPr>
-            <w:color w:val="0000EE"/>
-            <w:u w:val="single"/>
-          </w:rPr>
-          <w:t>Juízes 3.10</w:t>
-        </w:r>
-      </w:hyperlink>
-      <w:r>
-        <w:rPr>
-          <w:lang w:val="pt_PT" w:bidi="pt_PT"/>
-        </w:rPr>
-        <w:t xml:space="preserve">; </w:t>
-      </w:r>
-      <w:hyperlink r:id="rId153">
-        <w:r>
-          <w:rPr>
-            <w:lang w:val="pt_PT" w:bidi="pt_PT"/>
-          </w:rPr>
-          <w:rPr>
-            <w:color w:val="0000EE"/>
-            <w:u w:val="single"/>
-          </w:rPr>
-          <w:t>6.34</w:t>
-        </w:r>
-      </w:hyperlink>
-      <w:r>
-        <w:rPr>
-          <w:lang w:val="pt_PT" w:bidi="pt_PT"/>
-        </w:rPr>
-        <w:t xml:space="preserve">; </w:t>
-      </w:r>
-      <w:hyperlink r:id="rId154">
-        <w:r>
-          <w:rPr>
-            <w:lang w:val="pt_PT" w:bidi="pt_PT"/>
-          </w:rPr>
-          <w:rPr>
-            <w:color w:val="0000EE"/>
-            <w:u w:val="single"/>
-          </w:rPr>
-          <w:t>11.29</w:t>
-        </w:r>
-      </w:hyperlink>
+      <w:r>
+        <w:rPr>
+          <w:lang w:val="pt_PT" w:bidi="pt_PT"/>
+        </w:rPr>
+        <w:t>Juízes 3.10</w:t>
+      </w:r>
+      <w:r>
+        <w:rPr>
+          <w:lang w:val="pt_PT" w:bidi="pt_PT"/>
+        </w:rPr>
+        <w:t xml:space="preserve">; </w:t>
+      </w:r>
+      <w:r>
+        <w:rPr>
+          <w:lang w:val="pt_PT" w:bidi="pt_PT"/>
+        </w:rPr>
+        <w:t>6.34</w:t>
+      </w:r>
+      <w:r>
+        <w:rPr>
+          <w:lang w:val="pt_PT" w:bidi="pt_PT"/>
+        </w:rPr>
+        <w:t xml:space="preserve">; </w:t>
+      </w:r>
+      <w:r>
+        <w:rPr>
+          <w:lang w:val="pt_PT" w:bidi="pt_PT"/>
+        </w:rPr>
+        <w:t>11.29</w:t>
+      </w:r>
       <w:r>
         <w:rPr>
           <w:lang w:val="pt_PT" w:bidi="pt_PT"/>
@@ -4248,18 +3234,12 @@
         </w:rPr>
         <w:t>Jesus e os apóstolos guiavam as pessoas através do poder espiritual. Os líderes judeus frequentemente destacavam que Jesus não possuía título ou autoridade "oficial", ainda assim ele demonstrava grande poder e conquistava muitos seguidores. Os apóstolos foram nomeados para posições que poderíamos chamar de "ofícios". Embora a igreja primitiva tivesse alguma organização básica, não era tão estruturada quanto se tornaria mais tarde. A autoridade dos apóstolos era um dom do Espírito Santo. A cura do mendigo por Pedro indica a diferença entre a riqueza material, como "prata ou ouro", e o verdadeiro poder espiritual (</w:t>
       </w:r>
-      <w:hyperlink r:id="rId155">
-        <w:r>
-          <w:rPr>
-            <w:lang w:val="pt_PT" w:bidi="pt_PT"/>
-          </w:rPr>
-          <w:rPr>
-            <w:color w:val="0000EE"/>
-            <w:u w:val="single"/>
-          </w:rPr>
-          <w:t>Atos 3.1–8</w:t>
-        </w:r>
-      </w:hyperlink>
+      <w:r>
+        <w:rPr>
+          <w:lang w:val="pt_PT" w:bidi="pt_PT"/>
+        </w:rPr>
+        <w:t>Atos 3.1–8</w:t>
+      </w:r>
       <w:r>
         <w:rPr>
           <w:lang w:val="pt_PT" w:bidi="pt_PT"/>
@@ -4280,54 +3260,36 @@
         </w:rPr>
         <w:t xml:space="preserve">Ao longo da história, desde o antigo Israel até hoje, muitos líderes demonstraram o poder de Deus agindo através deles. Esse tipo de liderança depende do Espírito de Deus, que lhes concede qualidades especiais. No entanto, se os líderes deixarem de seguir o Espírito de Deus, podem perder essas qualidades especiais (veja </w:t>
       </w:r>
-      <w:hyperlink r:id="rId156">
-        <w:r>
-          <w:rPr>
-            <w:lang w:val="pt_PT" w:bidi="pt_PT"/>
-          </w:rPr>
-          <w:rPr>
-            <w:color w:val="0000EE"/>
-            <w:u w:val="single"/>
-          </w:rPr>
-          <w:t>Juízes 16.20–21</w:t>
-        </w:r>
-      </w:hyperlink>
-      <w:r>
-        <w:rPr>
-          <w:lang w:val="pt_PT" w:bidi="pt_PT"/>
-        </w:rPr>
-        <w:t xml:space="preserve">; </w:t>
-      </w:r>
-      <w:hyperlink r:id="rId157">
-        <w:r>
-          <w:rPr>
-            <w:lang w:val="pt_PT" w:bidi="pt_PT"/>
-          </w:rPr>
-          <w:rPr>
-            <w:color w:val="0000EE"/>
-            <w:u w:val="single"/>
-          </w:rPr>
-          <w:t>1 Samuel 16.14</w:t>
-        </w:r>
-      </w:hyperlink>
-      <w:r>
-        <w:rPr>
-          <w:lang w:val="pt_PT" w:bidi="pt_PT"/>
-        </w:rPr>
-        <w:t xml:space="preserve">; </w:t>
-      </w:r>
-      <w:hyperlink r:id="rId158">
-        <w:r>
-          <w:rPr>
-            <w:lang w:val="pt_PT" w:bidi="pt_PT"/>
-          </w:rPr>
-          <w:rPr>
-            <w:color w:val="0000EE"/>
-            <w:u w:val="single"/>
-          </w:rPr>
-          <w:t>Isaías 63.10</w:t>
-        </w:r>
-      </w:hyperlink>
+      <w:r>
+        <w:rPr>
+          <w:lang w:val="pt_PT" w:bidi="pt_PT"/>
+        </w:rPr>
+        <w:t>Juízes 16.20–21</w:t>
+      </w:r>
+      <w:r>
+        <w:rPr>
+          <w:lang w:val="pt_PT" w:bidi="pt_PT"/>
+        </w:rPr>
+        <w:t xml:space="preserve">; </w:t>
+      </w:r>
+      <w:r>
+        <w:rPr>
+          <w:lang w:val="pt_PT" w:bidi="pt_PT"/>
+        </w:rPr>
+        <w:t>1 Samuel 16.14</w:t>
+      </w:r>
+      <w:r>
+        <w:rPr>
+          <w:lang w:val="pt_PT" w:bidi="pt_PT"/>
+        </w:rPr>
+        <w:t xml:space="preserve">; </w:t>
+      </w:r>
+      <w:r>
+        <w:rPr>
+          <w:lang w:val="pt_PT" w:bidi="pt_PT"/>
+        </w:rPr>
+        <w:t>Isaías 63.10</w:t>
+      </w:r>
       <w:r>
         <w:rPr>
           <w:lang w:val="pt_PT" w:bidi="pt_PT"/>
@@ -4357,396 +3319,264 @@
           <w:lang w:val="pt_PT" w:bidi="pt_PT"/>
         </w:rPr>
       </w:r>
-      <w:hyperlink r:id="rId159">
-        <w:r>
-          <w:rPr>
-            <w:lang w:val="pt_PT" w:bidi="pt_PT"/>
-          </w:rPr>
-          <w:rPr>
-            <w:color w:val="0000EE"/>
-            <w:u w:val="single"/>
-          </w:rPr>
-          <w:t>Êxodo 31.2–5</w:t>
-        </w:r>
-      </w:hyperlink>
-      <w:r>
-        <w:rPr>
-          <w:lang w:val="pt_PT" w:bidi="pt_PT"/>
-        </w:rPr>
-        <w:t xml:space="preserve">; </w:t>
-      </w:r>
-      <w:hyperlink r:id="rId160">
-        <w:r>
-          <w:rPr>
-            <w:lang w:val="pt_PT" w:bidi="pt_PT"/>
-          </w:rPr>
-          <w:rPr>
-            <w:color w:val="0000EE"/>
-            <w:u w:val="single"/>
-          </w:rPr>
-          <w:t>Juízes 2.16–19</w:t>
-        </w:r>
-      </w:hyperlink>
-      <w:r>
-        <w:rPr>
-          <w:lang w:val="pt_PT" w:bidi="pt_PT"/>
-        </w:rPr>
-        <w:t xml:space="preserve">; </w:t>
-      </w:r>
-      <w:hyperlink r:id="rId152">
-        <w:r>
-          <w:rPr>
-            <w:lang w:val="pt_PT" w:bidi="pt_PT"/>
-          </w:rPr>
-          <w:rPr>
-            <w:color w:val="0000EE"/>
-            <w:u w:val="single"/>
-          </w:rPr>
-          <w:t>3.10</w:t>
-        </w:r>
-      </w:hyperlink>
+      <w:r>
+        <w:rPr>
+          <w:lang w:val="pt_PT" w:bidi="pt_PT"/>
+        </w:rPr>
+        <w:t>Êxodo 31.2–5</w:t>
+      </w:r>
+      <w:r>
+        <w:rPr>
+          <w:lang w:val="pt_PT" w:bidi="pt_PT"/>
+        </w:rPr>
+        <w:t xml:space="preserve">; </w:t>
+      </w:r>
+      <w:r>
+        <w:rPr>
+          <w:lang w:val="pt_PT" w:bidi="pt_PT"/>
+        </w:rPr>
+        <w:t>Juízes 2.16–19</w:t>
+      </w:r>
+      <w:r>
+        <w:rPr>
+          <w:lang w:val="pt_PT" w:bidi="pt_PT"/>
+        </w:rPr>
+        <w:t xml:space="preserve">; </w:t>
+      </w:r>
+      <w:r>
+        <w:rPr>
+          <w:lang w:val="pt_PT" w:bidi="pt_PT"/>
+        </w:rPr>
+        <w:t>3.10</w:t>
+      </w:r>
       <w:r>
         <w:rPr>
           <w:lang w:val="pt_PT" w:bidi="pt_PT"/>
         </w:rPr>
         <w:t xml:space="preserve">, </w:t>
       </w:r>
-      <w:hyperlink r:id="rId161">
-        <w:r>
-          <w:rPr>
-            <w:lang w:val="pt_PT" w:bidi="pt_PT"/>
-          </w:rPr>
-          <w:rPr>
-            <w:color w:val="0000EE"/>
-            <w:u w:val="single"/>
-          </w:rPr>
-          <w:t>27–28</w:t>
-        </w:r>
-      </w:hyperlink>
-      <w:r>
-        <w:rPr>
-          <w:lang w:val="pt_PT" w:bidi="pt_PT"/>
-        </w:rPr>
-        <w:t xml:space="preserve">; </w:t>
-      </w:r>
-      <w:hyperlink r:id="rId162">
-        <w:r>
-          <w:rPr>
-            <w:lang w:val="pt_PT" w:bidi="pt_PT"/>
-          </w:rPr>
-          <w:rPr>
-            <w:color w:val="0000EE"/>
-            <w:u w:val="single"/>
-          </w:rPr>
-          <w:t>6.34–35</w:t>
-        </w:r>
-      </w:hyperlink>
-      <w:r>
-        <w:rPr>
-          <w:lang w:val="pt_PT" w:bidi="pt_PT"/>
-        </w:rPr>
-        <w:t xml:space="preserve">; </w:t>
-      </w:r>
-      <w:hyperlink r:id="rId154">
-        <w:r>
-          <w:rPr>
-            <w:lang w:val="pt_PT" w:bidi="pt_PT"/>
-          </w:rPr>
-          <w:rPr>
-            <w:color w:val="0000EE"/>
-            <w:u w:val="single"/>
-          </w:rPr>
-          <w:t>11.29</w:t>
-        </w:r>
-      </w:hyperlink>
-      <w:r>
-        <w:rPr>
-          <w:lang w:val="pt_PT" w:bidi="pt_PT"/>
-        </w:rPr>
-        <w:t xml:space="preserve">; </w:t>
-      </w:r>
-      <w:hyperlink r:id="rId149">
-        <w:r>
-          <w:rPr>
-            <w:lang w:val="pt_PT" w:bidi="pt_PT"/>
-          </w:rPr>
-          <w:rPr>
-            <w:color w:val="0000EE"/>
-            <w:u w:val="single"/>
-          </w:rPr>
-          <w:t>14.6</w:t>
-        </w:r>
-      </w:hyperlink>
+      <w:r>
+        <w:rPr>
+          <w:lang w:val="pt_PT" w:bidi="pt_PT"/>
+        </w:rPr>
+        <w:t>27–28</w:t>
+      </w:r>
+      <w:r>
+        <w:rPr>
+          <w:lang w:val="pt_PT" w:bidi="pt_PT"/>
+        </w:rPr>
+        <w:t xml:space="preserve">; </w:t>
+      </w:r>
+      <w:r>
+        <w:rPr>
+          <w:lang w:val="pt_PT" w:bidi="pt_PT"/>
+        </w:rPr>
+        <w:t>6.34–35</w:t>
+      </w:r>
+      <w:r>
+        <w:rPr>
+          <w:lang w:val="pt_PT" w:bidi="pt_PT"/>
+        </w:rPr>
+        <w:t xml:space="preserve">; </w:t>
+      </w:r>
+      <w:r>
+        <w:rPr>
+          <w:lang w:val="pt_PT" w:bidi="pt_PT"/>
+        </w:rPr>
+        <w:t>11.29</w:t>
+      </w:r>
+      <w:r>
+        <w:rPr>
+          <w:lang w:val="pt_PT" w:bidi="pt_PT"/>
+        </w:rPr>
+        <w:t xml:space="preserve">; </w:t>
+      </w:r>
+      <w:r>
+        <w:rPr>
+          <w:lang w:val="pt_PT" w:bidi="pt_PT"/>
+        </w:rPr>
+        <w:t>14.6</w:t>
+      </w:r>
       <w:r>
         <w:rPr>
           <w:lang w:val="pt_PT" w:bidi="pt_PT"/>
         </w:rPr>
         <w:t xml:space="preserve">, </w:t>
       </w:r>
-      <w:hyperlink r:id="rId150">
-        <w:r>
-          <w:rPr>
-            <w:lang w:val="pt_PT" w:bidi="pt_PT"/>
-          </w:rPr>
-          <w:rPr>
-            <w:color w:val="0000EE"/>
-            <w:u w:val="single"/>
-          </w:rPr>
-          <w:t>19</w:t>
-        </w:r>
-      </w:hyperlink>
-      <w:r>
-        <w:rPr>
-          <w:lang w:val="pt_PT" w:bidi="pt_PT"/>
-        </w:rPr>
-        <w:t xml:space="preserve">; </w:t>
-      </w:r>
-      <w:hyperlink r:id="rId151">
-        <w:r>
-          <w:rPr>
-            <w:lang w:val="pt_PT" w:bidi="pt_PT"/>
-          </w:rPr>
-          <w:rPr>
-            <w:color w:val="0000EE"/>
-            <w:u w:val="single"/>
-          </w:rPr>
-          <w:t>15.14</w:t>
-        </w:r>
-      </w:hyperlink>
-      <w:r>
-        <w:rPr>
-          <w:lang w:val="pt_PT" w:bidi="pt_PT"/>
-        </w:rPr>
-        <w:t xml:space="preserve">; </w:t>
-      </w:r>
-      <w:hyperlink r:id="rId144">
-        <w:r>
-          <w:rPr>
-            <w:lang w:val="pt_PT" w:bidi="pt_PT"/>
-          </w:rPr>
-          <w:rPr>
-            <w:color w:val="0000EE"/>
-            <w:u w:val="single"/>
-          </w:rPr>
-          <w:t>1 Samuel 10.6</w:t>
-        </w:r>
-      </w:hyperlink>
-      <w:r>
-        <w:rPr>
-          <w:lang w:val="pt_PT" w:bidi="pt_PT"/>
-        </w:rPr>
-        <w:t xml:space="preserve">; </w:t>
-      </w:r>
-      <w:hyperlink r:id="rId163">
-        <w:r>
-          <w:rPr>
-            <w:lang w:val="pt_PT" w:bidi="pt_PT"/>
-          </w:rPr>
-          <w:rPr>
-            <w:color w:val="0000EE"/>
-            <w:u w:val="single"/>
-          </w:rPr>
-          <w:t>16.13–18</w:t>
-        </w:r>
-      </w:hyperlink>
-      <w:r>
-        <w:rPr>
-          <w:lang w:val="pt_PT" w:bidi="pt_PT"/>
-        </w:rPr>
-        <w:t xml:space="preserve">; </w:t>
-      </w:r>
-      <w:hyperlink r:id="rId145">
-        <w:r>
-          <w:rPr>
-            <w:lang w:val="pt_PT" w:bidi="pt_PT"/>
-          </w:rPr>
-          <w:rPr>
-            <w:color w:val="0000EE"/>
-            <w:u w:val="single"/>
-          </w:rPr>
-          <w:t>2 Samuel 23.2</w:t>
-        </w:r>
-      </w:hyperlink>
-      <w:r>
-        <w:rPr>
-          <w:lang w:val="pt_PT" w:bidi="pt_PT"/>
-        </w:rPr>
-        <w:t xml:space="preserve">; </w:t>
-      </w:r>
-      <w:hyperlink r:id="rId146">
-        <w:r>
-          <w:rPr>
-            <w:lang w:val="pt_PT" w:bidi="pt_PT"/>
-          </w:rPr>
-          <w:rPr>
-            <w:color w:val="0000EE"/>
-            <w:u w:val="single"/>
-          </w:rPr>
-          <w:t>Isaías 61.1</w:t>
-        </w:r>
-      </w:hyperlink>
-      <w:r>
-        <w:rPr>
-          <w:lang w:val="pt_PT" w:bidi="pt_PT"/>
-        </w:rPr>
-        <w:t xml:space="preserve">; </w:t>
-      </w:r>
-      <w:hyperlink r:id="rId147">
-        <w:r>
-          <w:rPr>
-            <w:lang w:val="pt_PT" w:bidi="pt_PT"/>
-          </w:rPr>
-          <w:rPr>
-            <w:color w:val="0000EE"/>
-            <w:u w:val="single"/>
-          </w:rPr>
-          <w:t>Ezequiel 11.5</w:t>
-        </w:r>
-      </w:hyperlink>
-      <w:r>
-        <w:rPr>
-          <w:lang w:val="pt_PT" w:bidi="pt_PT"/>
-        </w:rPr>
-        <w:t xml:space="preserve">; </w:t>
-      </w:r>
-      <w:hyperlink r:id="rId148">
-        <w:r>
-          <w:rPr>
-            <w:lang w:val="pt_PT" w:bidi="pt_PT"/>
-          </w:rPr>
-          <w:rPr>
-            <w:color w:val="0000EE"/>
-            <w:u w:val="single"/>
-          </w:rPr>
-          <w:t>Miquéias 3.8</w:t>
-        </w:r>
-      </w:hyperlink>
-      <w:r>
-        <w:rPr>
-          <w:lang w:val="pt_PT" w:bidi="pt_PT"/>
-        </w:rPr>
-        <w:t xml:space="preserve">; </w:t>
-      </w:r>
-      <w:hyperlink r:id="rId164">
-        <w:r>
-          <w:rPr>
-            <w:lang w:val="pt_PT" w:bidi="pt_PT"/>
-          </w:rPr>
-          <w:rPr>
-            <w:color w:val="0000EE"/>
-            <w:u w:val="single"/>
-          </w:rPr>
-          <w:t>Mateus 3.16–4.2</w:t>
-        </w:r>
-      </w:hyperlink>
-      <w:r>
-        <w:rPr>
-          <w:lang w:val="pt_PT" w:bidi="pt_PT"/>
-        </w:rPr>
-        <w:t xml:space="preserve">; </w:t>
-      </w:r>
-      <w:hyperlink r:id="rId165">
-        <w:r>
-          <w:rPr>
-            <w:lang w:val="pt_PT" w:bidi="pt_PT"/>
-          </w:rPr>
-          <w:rPr>
-            <w:color w:val="0000EE"/>
-            <w:u w:val="single"/>
-          </w:rPr>
-          <w:t>Atos 6.8</w:t>
-        </w:r>
-      </w:hyperlink>
-      <w:r>
-        <w:rPr>
-          <w:lang w:val="pt_PT" w:bidi="pt_PT"/>
-        </w:rPr>
-        <w:t xml:space="preserve">; </w:t>
-      </w:r>
-      <w:hyperlink r:id="rId166">
-        <w:r>
-          <w:rPr>
-            <w:lang w:val="pt_PT" w:bidi="pt_PT"/>
-          </w:rPr>
-          <w:rPr>
-            <w:color w:val="0000EE"/>
-            <w:u w:val="single"/>
-          </w:rPr>
-          <w:t>8.4–40</w:t>
-        </w:r>
-      </w:hyperlink>
-      <w:r>
-        <w:rPr>
-          <w:lang w:val="pt_PT" w:bidi="pt_PT"/>
-        </w:rPr>
-        <w:t xml:space="preserve">; </w:t>
-      </w:r>
-      <w:hyperlink r:id="rId167">
-        <w:r>
-          <w:rPr>
-            <w:lang w:val="pt_PT" w:bidi="pt_PT"/>
-          </w:rPr>
-          <w:rPr>
-            <w:color w:val="0000EE"/>
-            <w:u w:val="single"/>
-          </w:rPr>
-          <w:t>Romanos 1.11</w:t>
-        </w:r>
-      </w:hyperlink>
-      <w:r>
-        <w:rPr>
-          <w:lang w:val="pt_PT" w:bidi="pt_PT"/>
-        </w:rPr>
-        <w:t xml:space="preserve">; </w:t>
-      </w:r>
-      <w:hyperlink r:id="rId168">
-        <w:r>
-          <w:rPr>
-            <w:lang w:val="pt_PT" w:bidi="pt_PT"/>
-          </w:rPr>
-          <w:rPr>
-            <w:color w:val="0000EE"/>
-            <w:u w:val="single"/>
-          </w:rPr>
-          <w:t>12.6–8</w:t>
-        </w:r>
-      </w:hyperlink>
-      <w:r>
-        <w:rPr>
-          <w:lang w:val="pt_PT" w:bidi="pt_PT"/>
-        </w:rPr>
-        <w:t xml:space="preserve">; </w:t>
-      </w:r>
-      <w:hyperlink r:id="rId169">
-        <w:r>
-          <w:rPr>
-            <w:lang w:val="pt_PT" w:bidi="pt_PT"/>
-          </w:rPr>
-          <w:rPr>
-            <w:color w:val="0000EE"/>
-            <w:u w:val="single"/>
-          </w:rPr>
-          <w:t>1 Coríntios 12.4–11</w:t>
-        </w:r>
-      </w:hyperlink>
-      <w:r>
-        <w:rPr>
-          <w:lang w:val="pt_PT" w:bidi="pt_PT"/>
-        </w:rPr>
-        <w:t xml:space="preserve">; </w:t>
-      </w:r>
-      <w:hyperlink r:id="rId170">
-        <w:r>
-          <w:rPr>
-            <w:lang w:val="pt_PT" w:bidi="pt_PT"/>
-          </w:rPr>
-          <w:rPr>
-            <w:color w:val="0000EE"/>
-            <w:u w:val="single"/>
-          </w:rPr>
-          <w:t>Efésios 4.11–12</w:t>
-        </w:r>
-      </w:hyperlink>
+      <w:r>
+        <w:rPr>
+          <w:lang w:val="pt_PT" w:bidi="pt_PT"/>
+        </w:rPr>
+        <w:t>19</w:t>
+      </w:r>
+      <w:r>
+        <w:rPr>
+          <w:lang w:val="pt_PT" w:bidi="pt_PT"/>
+        </w:rPr>
+        <w:t xml:space="preserve">; </w:t>
+      </w:r>
+      <w:r>
+        <w:rPr>
+          <w:lang w:val="pt_PT" w:bidi="pt_PT"/>
+        </w:rPr>
+        <w:t>15.14</w:t>
+      </w:r>
+      <w:r>
+        <w:rPr>
+          <w:lang w:val="pt_PT" w:bidi="pt_PT"/>
+        </w:rPr>
+        <w:t xml:space="preserve">; </w:t>
+      </w:r>
+      <w:r>
+        <w:rPr>
+          <w:lang w:val="pt_PT" w:bidi="pt_PT"/>
+        </w:rPr>
+        <w:t>1 Samuel 10.6</w:t>
+      </w:r>
+      <w:r>
+        <w:rPr>
+          <w:lang w:val="pt_PT" w:bidi="pt_PT"/>
+        </w:rPr>
+        <w:t xml:space="preserve">; </w:t>
+      </w:r>
+      <w:r>
+        <w:rPr>
+          <w:lang w:val="pt_PT" w:bidi="pt_PT"/>
+        </w:rPr>
+        <w:t>16.13–18</w:t>
+      </w:r>
+      <w:r>
+        <w:rPr>
+          <w:lang w:val="pt_PT" w:bidi="pt_PT"/>
+        </w:rPr>
+        <w:t xml:space="preserve">; </w:t>
+      </w:r>
+      <w:r>
+        <w:rPr>
+          <w:lang w:val="pt_PT" w:bidi="pt_PT"/>
+        </w:rPr>
+        <w:t>2 Samuel 23.2</w:t>
+      </w:r>
+      <w:r>
+        <w:rPr>
+          <w:lang w:val="pt_PT" w:bidi="pt_PT"/>
+        </w:rPr>
+        <w:t xml:space="preserve">; </w:t>
+      </w:r>
+      <w:r>
+        <w:rPr>
+          <w:lang w:val="pt_PT" w:bidi="pt_PT"/>
+        </w:rPr>
+        <w:t>Isaías 61.1</w:t>
+      </w:r>
+      <w:r>
+        <w:rPr>
+          <w:lang w:val="pt_PT" w:bidi="pt_PT"/>
+        </w:rPr>
+        <w:t xml:space="preserve">; </w:t>
+      </w:r>
+      <w:r>
+        <w:rPr>
+          <w:lang w:val="pt_PT" w:bidi="pt_PT"/>
+        </w:rPr>
+        <w:t>Ezequiel 11.5</w:t>
+      </w:r>
+      <w:r>
+        <w:rPr>
+          <w:lang w:val="pt_PT" w:bidi="pt_PT"/>
+        </w:rPr>
+        <w:t xml:space="preserve">; </w:t>
+      </w:r>
+      <w:r>
+        <w:rPr>
+          <w:lang w:val="pt_PT" w:bidi="pt_PT"/>
+        </w:rPr>
+        <w:t>Miquéias 3.8</w:t>
+      </w:r>
+      <w:r>
+        <w:rPr>
+          <w:lang w:val="pt_PT" w:bidi="pt_PT"/>
+        </w:rPr>
+        <w:t xml:space="preserve">; </w:t>
+      </w:r>
+      <w:r>
+        <w:rPr>
+          <w:lang w:val="pt_PT" w:bidi="pt_PT"/>
+        </w:rPr>
+        <w:t>Mateus 3.16–4.2</w:t>
+      </w:r>
+      <w:r>
+        <w:rPr>
+          <w:lang w:val="pt_PT" w:bidi="pt_PT"/>
+        </w:rPr>
+        <w:t xml:space="preserve">; </w:t>
+      </w:r>
+      <w:r>
+        <w:rPr>
+          <w:lang w:val="pt_PT" w:bidi="pt_PT"/>
+        </w:rPr>
+        <w:t>Atos 6.8</w:t>
+      </w:r>
+      <w:r>
+        <w:rPr>
+          <w:lang w:val="pt_PT" w:bidi="pt_PT"/>
+        </w:rPr>
+        <w:t xml:space="preserve">; </w:t>
+      </w:r>
+      <w:r>
+        <w:rPr>
+          <w:lang w:val="pt_PT" w:bidi="pt_PT"/>
+        </w:rPr>
+        <w:t>8.4–40</w:t>
+      </w:r>
+      <w:r>
+        <w:rPr>
+          <w:lang w:val="pt_PT" w:bidi="pt_PT"/>
+        </w:rPr>
+        <w:t xml:space="preserve">; </w:t>
+      </w:r>
+      <w:r>
+        <w:rPr>
+          <w:lang w:val="pt_PT" w:bidi="pt_PT"/>
+        </w:rPr>
+        <w:t>Romanos 1.11</w:t>
+      </w:r>
+      <w:r>
+        <w:rPr>
+          <w:lang w:val="pt_PT" w:bidi="pt_PT"/>
+        </w:rPr>
+        <w:t xml:space="preserve">; </w:t>
+      </w:r>
+      <w:r>
+        <w:rPr>
+          <w:lang w:val="pt_PT" w:bidi="pt_PT"/>
+        </w:rPr>
+        <w:t>12.6–8</w:t>
+      </w:r>
+      <w:r>
+        <w:rPr>
+          <w:lang w:val="pt_PT" w:bidi="pt_PT"/>
+        </w:rPr>
+        <w:t xml:space="preserve">; </w:t>
+      </w:r>
+      <w:r>
+        <w:rPr>
+          <w:lang w:val="pt_PT" w:bidi="pt_PT"/>
+        </w:rPr>
+        <w:t>1 Coríntios 12.4–11</w:t>
+      </w:r>
+      <w:r>
+        <w:rPr>
+          <w:lang w:val="pt_PT" w:bidi="pt_PT"/>
+        </w:rPr>
+        <w:t xml:space="preserve">; </w:t>
+      </w:r>
+      <w:r>
+        <w:rPr>
+          <w:lang w:val="pt_PT" w:bidi="pt_PT"/>
+        </w:rPr>
+        <w:t>Efésios 4.11–12</w:t>
+      </w:r>
       <w:r>
         <w:rPr>
           <w:lang w:val="pt_PT" w:bidi="pt_PT"/>
@@ -4795,36 +3625,24 @@
         </w:rPr>
         <w:t xml:space="preserve">Em </w:t>
       </w:r>
-      <w:hyperlink r:id="rId171">
-        <w:r>
-          <w:rPr>
-            <w:lang w:val="pt_PT" w:bidi="pt_PT"/>
-          </w:rPr>
-          <w:rPr>
-            <w:color w:val="0000EE"/>
-            <w:u w:val="single"/>
-          </w:rPr>
-          <w:t>Atos 6.1–7</w:t>
-        </w:r>
-      </w:hyperlink>
+      <w:r>
+        <w:rPr>
+          <w:lang w:val="pt_PT" w:bidi="pt_PT"/>
+        </w:rPr>
+        <w:t>Atos 6.1–7</w:t>
+      </w:r>
       <w:r>
         <w:rPr>
           <w:lang w:val="pt_PT" w:bidi="pt_PT"/>
         </w:rPr>
         <w:t>, a comunidade cristã primitiva enfrentou uma crise de liderança. Os helenistas eram judeus de língua grega em Jerusalém. Eles estavam chateados "porque suas viúvas estavam sendo negligenciadas na distribuição diária de alimentos" (</w:t>
       </w:r>
-      <w:hyperlink r:id="rId172">
-        <w:r>
-          <w:rPr>
-            <w:lang w:val="pt_PT" w:bidi="pt_PT"/>
-          </w:rPr>
-          <w:rPr>
-            <w:color w:val="0000EE"/>
-            <w:u w:val="single"/>
-          </w:rPr>
-          <w:t>6.1</w:t>
-        </w:r>
-      </w:hyperlink>
+      <w:r>
+        <w:rPr>
+          <w:lang w:val="pt_PT" w:bidi="pt_PT"/>
+        </w:rPr>
+        <w:t>6.1</w:t>
+      </w:r>
       <w:r>
         <w:rPr>
           <w:lang w:val="pt_PT" w:bidi="pt_PT"/>
@@ -4845,54 +3663,36 @@
         </w:rPr>
         <w:t>Este problema ameaçava o crescimento da igreja e precisava de atenção séria. "Os judeus helenistas entre eles começaram a reclamar" (</w:t>
       </w:r>
-      <w:hyperlink r:id="rId172">
-        <w:r>
-          <w:rPr>
-            <w:lang w:val="pt_PT" w:bidi="pt_PT"/>
-          </w:rPr>
-          <w:rPr>
-            <w:color w:val="0000EE"/>
-            <w:u w:val="single"/>
-          </w:rPr>
-          <w:t>6.1</w:t>
-        </w:r>
-      </w:hyperlink>
+      <w:r>
+        <w:rPr>
+          <w:lang w:val="pt_PT" w:bidi="pt_PT"/>
+        </w:rPr>
+        <w:t>6.1</w:t>
+      </w:r>
       <w:r>
         <w:rPr>
           <w:lang w:val="pt_PT" w:bidi="pt_PT"/>
         </w:rPr>
         <w:t>). Os apóstolos sabiamente identificaram o problema (</w:t>
       </w:r>
-      <w:hyperlink r:id="rId173">
-        <w:r>
-          <w:rPr>
-            <w:lang w:val="pt_PT" w:bidi="pt_PT"/>
-          </w:rPr>
-          <w:rPr>
-            <w:color w:val="0000EE"/>
-            <w:u w:val="single"/>
-          </w:rPr>
-          <w:t>6.2–3</w:t>
-        </w:r>
-      </w:hyperlink>
+      <w:r>
+        <w:rPr>
+          <w:lang w:val="pt_PT" w:bidi="pt_PT"/>
+        </w:rPr>
+        <w:t>6.2–3</w:t>
+      </w:r>
       <w:r>
         <w:rPr>
           <w:lang w:val="pt_PT" w:bidi="pt_PT"/>
         </w:rPr>
         <w:t>). Eles convocaram a seleção de sete homens para gerenciar o programa de distribuição de alimentos (</w:t>
       </w:r>
-      <w:hyperlink r:id="rId174">
-        <w:r>
-          <w:rPr>
-            <w:lang w:val="pt_PT" w:bidi="pt_PT"/>
-          </w:rPr>
-          <w:rPr>
-            <w:color w:val="0000EE"/>
-            <w:u w:val="single"/>
-          </w:rPr>
-          <w:t>6.5–6</w:t>
-        </w:r>
-      </w:hyperlink>
+      <w:r>
+        <w:rPr>
+          <w:lang w:val="pt_PT" w:bidi="pt_PT"/>
+        </w:rPr>
+        <w:t>6.5–6</w:t>
+      </w:r>
       <w:r>
         <w:rPr>
           <w:lang w:val="pt_PT" w:bidi="pt_PT"/>
@@ -4925,18 +3725,12 @@
         </w:rPr>
         <w:t>). Eles concordaram em uma clara divisão de tarefas. Os doze apóstolos se concentraram na pregação e no ensino. Os outros líderes, cheios do Espírito Santo, lidaram com as necessidades materiais. Os apóstolos demonstraram forte liderança ao ouvir as necessidades da comunidade. Essa abordagem sábia e ação unida levaram ao crescimento espiritual e ao aumento de cristãos (</w:t>
       </w:r>
-      <w:hyperlink r:id="rId175">
-        <w:r>
-          <w:rPr>
-            <w:lang w:val="pt_PT" w:bidi="pt_PT"/>
-          </w:rPr>
-          <w:rPr>
-            <w:color w:val="0000EE"/>
-            <w:u w:val="single"/>
-          </w:rPr>
-          <w:t>6.7</w:t>
-        </w:r>
-      </w:hyperlink>
+      <w:r>
+        <w:rPr>
+          <w:lang w:val="pt_PT" w:bidi="pt_PT"/>
+        </w:rPr>
+        <w:t>6.7</w:t>
+      </w:r>
       <w:r>
         <w:rPr>
           <w:lang w:val="pt_PT" w:bidi="pt_PT"/>
@@ -4957,162 +3751,108 @@
         </w:rPr>
         <w:t xml:space="preserve">A igreja reconheceu diferentes dons e os utilizou para o bem comum (veja </w:t>
       </w:r>
-      <w:hyperlink r:id="rId169">
-        <w:r>
-          <w:rPr>
-            <w:lang w:val="pt_PT" w:bidi="pt_PT"/>
-          </w:rPr>
-          <w:rPr>
-            <w:color w:val="0000EE"/>
-            <w:u w:val="single"/>
-          </w:rPr>
-          <w:t>1 Coríntios 12.4–11</w:t>
-        </w:r>
-      </w:hyperlink>
-      <w:r>
-        <w:rPr>
-          <w:lang w:val="pt_PT" w:bidi="pt_PT"/>
-        </w:rPr>
-        <w:t xml:space="preserve">; </w:t>
-      </w:r>
-      <w:hyperlink r:id="rId176">
-        <w:r>
-          <w:rPr>
-            <w:lang w:val="pt_PT" w:bidi="pt_PT"/>
-          </w:rPr>
-          <w:rPr>
-            <w:color w:val="0000EE"/>
-            <w:u w:val="single"/>
-          </w:rPr>
-          <w:t>1 Pedro 4.10–11</w:t>
-        </w:r>
-      </w:hyperlink>
+      <w:r>
+        <w:rPr>
+          <w:lang w:val="pt_PT" w:bidi="pt_PT"/>
+        </w:rPr>
+        <w:t>1 Coríntios 12.4–11</w:t>
+      </w:r>
+      <w:r>
+        <w:rPr>
+          <w:lang w:val="pt_PT" w:bidi="pt_PT"/>
+        </w:rPr>
+        <w:t xml:space="preserve">; </w:t>
+      </w:r>
+      <w:r>
+        <w:rPr>
+          <w:lang w:val="pt_PT" w:bidi="pt_PT"/>
+        </w:rPr>
+        <w:t>1 Pedro 4.10–11</w:t>
+      </w:r>
       <w:r>
         <w:rPr>
           <w:lang w:val="pt_PT" w:bidi="pt_PT"/>
         </w:rPr>
         <w:t>). Todo cristão tem a oportunidade de participar de alguma forma de ministério. Esta ideia de que todo cristão serve a Deus é chamada de "sacerdócio de todos os crentes" (</w:t>
       </w:r>
-      <w:hyperlink r:id="rId177">
-        <w:r>
-          <w:rPr>
-            <w:lang w:val="pt_PT" w:bidi="pt_PT"/>
-          </w:rPr>
-          <w:rPr>
-            <w:color w:val="0000EE"/>
-            <w:u w:val="single"/>
-          </w:rPr>
-          <w:t>1 Pedro 2.5</w:t>
-        </w:r>
-      </w:hyperlink>
+      <w:r>
+        <w:rPr>
+          <w:lang w:val="pt_PT" w:bidi="pt_PT"/>
+        </w:rPr>
+        <w:t>1 Pedro 2.5</w:t>
+      </w:r>
       <w:r>
         <w:rPr>
           <w:lang w:val="pt_PT" w:bidi="pt_PT"/>
         </w:rPr>
         <w:t xml:space="preserve">, </w:t>
       </w:r>
-      <w:hyperlink r:id="rId178">
-        <w:r>
-          <w:rPr>
-            <w:lang w:val="pt_PT" w:bidi="pt_PT"/>
-          </w:rPr>
-          <w:rPr>
-            <w:color w:val="0000EE"/>
-            <w:u w:val="single"/>
-          </w:rPr>
-          <w:t>9</w:t>
-        </w:r>
-      </w:hyperlink>
-      <w:r>
-        <w:rPr>
-          <w:lang w:val="pt_PT" w:bidi="pt_PT"/>
-        </w:rPr>
-        <w:t xml:space="preserve">; </w:t>
-      </w:r>
-      <w:hyperlink r:id="rId179">
-        <w:r>
-          <w:rPr>
-            <w:lang w:val="pt_PT" w:bidi="pt_PT"/>
-          </w:rPr>
-          <w:rPr>
-            <w:color w:val="0000EE"/>
-            <w:u w:val="single"/>
-          </w:rPr>
-          <w:t>Apocalipse 1.6</w:t>
-        </w:r>
-      </w:hyperlink>
-      <w:r>
-        <w:rPr>
-          <w:lang w:val="pt_PT" w:bidi="pt_PT"/>
-        </w:rPr>
-        <w:t xml:space="preserve">; </w:t>
-      </w:r>
-      <w:hyperlink r:id="rId180">
-        <w:r>
-          <w:rPr>
-            <w:lang w:val="pt_PT" w:bidi="pt_PT"/>
-          </w:rPr>
-          <w:rPr>
-            <w:color w:val="0000EE"/>
-            <w:u w:val="single"/>
-          </w:rPr>
-          <w:t>5.10</w:t>
-        </w:r>
-      </w:hyperlink>
+      <w:r>
+        <w:rPr>
+          <w:lang w:val="pt_PT" w:bidi="pt_PT"/>
+        </w:rPr>
+        <w:t>9</w:t>
+      </w:r>
+      <w:r>
+        <w:rPr>
+          <w:lang w:val="pt_PT" w:bidi="pt_PT"/>
+        </w:rPr>
+        <w:t xml:space="preserve">; </w:t>
+      </w:r>
+      <w:r>
+        <w:rPr>
+          <w:lang w:val="pt_PT" w:bidi="pt_PT"/>
+        </w:rPr>
+        <w:t>Apocalipse 1.6</w:t>
+      </w:r>
+      <w:r>
+        <w:rPr>
+          <w:lang w:val="pt_PT" w:bidi="pt_PT"/>
+        </w:rPr>
+        <w:t xml:space="preserve">; </w:t>
+      </w:r>
+      <w:r>
+        <w:rPr>
+          <w:lang w:val="pt_PT" w:bidi="pt_PT"/>
+        </w:rPr>
+        <w:t>5.10</w:t>
+      </w:r>
       <w:r>
         <w:rPr>
           <w:lang w:val="pt_PT" w:bidi="pt_PT"/>
         </w:rPr>
         <w:t xml:space="preserve">; veja </w:t>
       </w:r>
-      <w:hyperlink r:id="rId181">
-        <w:r>
-          <w:rPr>
-            <w:lang w:val="pt_PT" w:bidi="pt_PT"/>
-          </w:rPr>
-          <w:rPr>
-            <w:color w:val="0000EE"/>
-            <w:u w:val="single"/>
-          </w:rPr>
-          <w:t>Êxodo 19.6</w:t>
-        </w:r>
-      </w:hyperlink>
-      <w:r>
-        <w:rPr>
-          <w:lang w:val="pt_PT" w:bidi="pt_PT"/>
-        </w:rPr>
-        <w:t xml:space="preserve">; </w:t>
-      </w:r>
-      <w:hyperlink r:id="rId182">
-        <w:r>
-          <w:rPr>
-            <w:lang w:val="pt_PT" w:bidi="pt_PT"/>
-          </w:rPr>
-          <w:rPr>
-            <w:color w:val="0000EE"/>
-            <w:u w:val="single"/>
-          </w:rPr>
-          <w:t>Isaías 61.6</w:t>
-        </w:r>
-      </w:hyperlink>
-      <w:r>
-        <w:rPr>
-          <w:lang w:val="pt_PT" w:bidi="pt_PT"/>
-        </w:rPr>
-        <w:t xml:space="preserve">; </w:t>
-      </w:r>
-      <w:hyperlink r:id="rId183">
-        <w:r>
-          <w:rPr>
-            <w:lang w:val="pt_PT" w:bidi="pt_PT"/>
-          </w:rPr>
-          <w:rPr>
-            <w:color w:val="0000EE"/>
-            <w:u w:val="single"/>
-          </w:rPr>
-          <w:t>Apocalipse 20.6</w:t>
-        </w:r>
-      </w:hyperlink>
+      <w:r>
+        <w:rPr>
+          <w:lang w:val="pt_PT" w:bidi="pt_PT"/>
+        </w:rPr>
+        <w:t>Êxodo 19.6</w:t>
+      </w:r>
+      <w:r>
+        <w:rPr>
+          <w:lang w:val="pt_PT" w:bidi="pt_PT"/>
+        </w:rPr>
+        <w:t xml:space="preserve">; </w:t>
+      </w:r>
+      <w:r>
+        <w:rPr>
+          <w:lang w:val="pt_PT" w:bidi="pt_PT"/>
+        </w:rPr>
+        <w:t>Isaías 61.6</w:t>
+      </w:r>
+      <w:r>
+        <w:rPr>
+          <w:lang w:val="pt_PT" w:bidi="pt_PT"/>
+        </w:rPr>
+        <w:t xml:space="preserve">; </w:t>
+      </w:r>
+      <w:r>
+        <w:rPr>
+          <w:lang w:val="pt_PT" w:bidi="pt_PT"/>
+        </w:rPr>
+        <w:t>Apocalipse 20.6</w:t>
+      </w:r>
       <w:r>
         <w:rPr>
           <w:lang w:val="pt_PT" w:bidi="pt_PT"/>
@@ -5133,90 +3873,60 @@
         </w:rPr>
         <w:t>Deus deu à igreja seus líderes, "não dominando" sobre o povo, mas para servir à comunidade (</w:t>
       </w:r>
-      <w:hyperlink r:id="rId24">
-        <w:r>
-          <w:rPr>
-            <w:lang w:val="pt_PT" w:bidi="pt_PT"/>
-          </w:rPr>
-          <w:rPr>
-            <w:color w:val="0000EE"/>
-            <w:u w:val="single"/>
-          </w:rPr>
-          <w:t>Mateus 20.25–28</w:t>
-        </w:r>
-      </w:hyperlink>
-      <w:r>
-        <w:rPr>
-          <w:lang w:val="pt_PT" w:bidi="pt_PT"/>
-        </w:rPr>
-        <w:t xml:space="preserve">; </w:t>
-      </w:r>
-      <w:hyperlink r:id="rId184">
-        <w:r>
-          <w:rPr>
-            <w:lang w:val="pt_PT" w:bidi="pt_PT"/>
-          </w:rPr>
-          <w:rPr>
-            <w:color w:val="0000EE"/>
-            <w:u w:val="single"/>
-          </w:rPr>
-          <w:t>Marcos 10.42–45</w:t>
-        </w:r>
-      </w:hyperlink>
-      <w:r>
-        <w:rPr>
-          <w:lang w:val="pt_PT" w:bidi="pt_PT"/>
-        </w:rPr>
-        <w:t xml:space="preserve">; </w:t>
-      </w:r>
-      <w:hyperlink r:id="rId185">
-        <w:r>
-          <w:rPr>
-            <w:lang w:val="pt_PT" w:bidi="pt_PT"/>
-          </w:rPr>
-          <w:rPr>
-            <w:color w:val="0000EE"/>
-            <w:u w:val="single"/>
-          </w:rPr>
-          <w:t>Lucas 22.25–27</w:t>
-        </w:r>
-      </w:hyperlink>
-      <w:r>
-        <w:rPr>
-          <w:lang w:val="pt_PT" w:bidi="pt_PT"/>
-        </w:rPr>
-        <w:t xml:space="preserve">; </w:t>
-      </w:r>
-      <w:hyperlink r:id="rId186">
-        <w:r>
-          <w:rPr>
-            <w:lang w:val="pt_PT" w:bidi="pt_PT"/>
-          </w:rPr>
-          <w:rPr>
-            <w:color w:val="0000EE"/>
-            <w:u w:val="single"/>
-          </w:rPr>
-          <w:t>1 Pedro 5.1–4</w:t>
-        </w:r>
-      </w:hyperlink>
+      <w:r>
+        <w:rPr>
+          <w:lang w:val="pt_PT" w:bidi="pt_PT"/>
+        </w:rPr>
+        <w:t>Mateus 20.25–28</w:t>
+      </w:r>
+      <w:r>
+        <w:rPr>
+          <w:lang w:val="pt_PT" w:bidi="pt_PT"/>
+        </w:rPr>
+        <w:t xml:space="preserve">; </w:t>
+      </w:r>
+      <w:r>
+        <w:rPr>
+          <w:lang w:val="pt_PT" w:bidi="pt_PT"/>
+        </w:rPr>
+        <w:t>Marcos 10.42–45</w:t>
+      </w:r>
+      <w:r>
+        <w:rPr>
+          <w:lang w:val="pt_PT" w:bidi="pt_PT"/>
+        </w:rPr>
+        <w:t xml:space="preserve">; </w:t>
+      </w:r>
+      <w:r>
+        <w:rPr>
+          <w:lang w:val="pt_PT" w:bidi="pt_PT"/>
+        </w:rPr>
+        <w:t>Lucas 22.25–27</w:t>
+      </w:r>
+      <w:r>
+        <w:rPr>
+          <w:lang w:val="pt_PT" w:bidi="pt_PT"/>
+        </w:rPr>
+        <w:t xml:space="preserve">; </w:t>
+      </w:r>
+      <w:r>
+        <w:rPr>
+          <w:lang w:val="pt_PT" w:bidi="pt_PT"/>
+        </w:rPr>
+        <w:t>1 Pedro 5.1–4</w:t>
+      </w:r>
       <w:r>
         <w:rPr>
           <w:lang w:val="pt_PT" w:bidi="pt_PT"/>
         </w:rPr>
         <w:t>). Os líderes da igreja têm sucesso quando entendem as necessidades da comunidade e identificam aqueles que Deus preparou para atender a essas necessidades. Bons líderes reconhecem pessoas talentosas e as ajudam a crescer, permitindo que os membros usem seus dons dados por Deus (</w:t>
       </w:r>
-      <w:hyperlink r:id="rId170">
-        <w:r>
-          <w:rPr>
-            <w:lang w:val="pt_PT" w:bidi="pt_PT"/>
-          </w:rPr>
-          <w:rPr>
-            <w:color w:val="0000EE"/>
-            <w:u w:val="single"/>
-          </w:rPr>
-          <w:t>Efésios 4.11–12</w:t>
-        </w:r>
-      </w:hyperlink>
+      <w:r>
+        <w:rPr>
+          <w:lang w:val="pt_PT" w:bidi="pt_PT"/>
+        </w:rPr>
+        <w:t>Efésios 4.11–12</w:t>
+      </w:r>
       <w:r>
         <w:rPr>
           <w:lang w:val="pt_PT" w:bidi="pt_PT"/>
@@ -5246,216 +3956,144 @@
           <w:lang w:val="pt_PT" w:bidi="pt_PT"/>
         </w:rPr>
       </w:r>
-      <w:hyperlink r:id="rId181">
-        <w:r>
-          <w:rPr>
-            <w:lang w:val="pt_PT" w:bidi="pt_PT"/>
-          </w:rPr>
-          <w:rPr>
-            <w:color w:val="0000EE"/>
-            <w:u w:val="single"/>
-          </w:rPr>
-          <w:t>Êxodo 19.6</w:t>
-        </w:r>
-      </w:hyperlink>
-      <w:r>
-        <w:rPr>
-          <w:lang w:val="pt_PT" w:bidi="pt_PT"/>
-        </w:rPr>
-        <w:t xml:space="preserve">; </w:t>
-      </w:r>
-      <w:hyperlink r:id="rId182">
-        <w:r>
-          <w:rPr>
-            <w:lang w:val="pt_PT" w:bidi="pt_PT"/>
-          </w:rPr>
-          <w:rPr>
-            <w:color w:val="0000EE"/>
-            <w:u w:val="single"/>
-          </w:rPr>
-          <w:t>Isaías 61.6</w:t>
-        </w:r>
-      </w:hyperlink>
-      <w:r>
-        <w:rPr>
-          <w:lang w:val="pt_PT" w:bidi="pt_PT"/>
-        </w:rPr>
-        <w:t xml:space="preserve">; </w:t>
-      </w:r>
-      <w:hyperlink r:id="rId24">
-        <w:r>
-          <w:rPr>
-            <w:lang w:val="pt_PT" w:bidi="pt_PT"/>
-          </w:rPr>
-          <w:rPr>
-            <w:color w:val="0000EE"/>
-            <w:u w:val="single"/>
-          </w:rPr>
-          <w:t>Mateus 20.25–28</w:t>
-        </w:r>
-      </w:hyperlink>
-      <w:r>
-        <w:rPr>
-          <w:lang w:val="pt_PT" w:bidi="pt_PT"/>
-        </w:rPr>
-        <w:t xml:space="preserve">; </w:t>
-      </w:r>
-      <w:hyperlink r:id="rId171">
-        <w:r>
-          <w:rPr>
-            <w:lang w:val="pt_PT" w:bidi="pt_PT"/>
-          </w:rPr>
-          <w:rPr>
-            <w:color w:val="0000EE"/>
-            <w:u w:val="single"/>
-          </w:rPr>
-          <w:t>Atos 6.1–7</w:t>
-        </w:r>
-      </w:hyperlink>
-      <w:r>
-        <w:rPr>
-          <w:lang w:val="pt_PT" w:bidi="pt_PT"/>
-        </w:rPr>
-        <w:t xml:space="preserve">; </w:t>
-      </w:r>
-      <w:hyperlink r:id="rId169">
-        <w:r>
-          <w:rPr>
-            <w:lang w:val="pt_PT" w:bidi="pt_PT"/>
-          </w:rPr>
-          <w:rPr>
-            <w:color w:val="0000EE"/>
-            <w:u w:val="single"/>
-          </w:rPr>
-          <w:t>1 Coríntios 12.4–11</w:t>
-        </w:r>
-      </w:hyperlink>
-      <w:r>
-        <w:rPr>
-          <w:lang w:val="pt_PT" w:bidi="pt_PT"/>
-        </w:rPr>
-        <w:t xml:space="preserve">; </w:t>
-      </w:r>
-      <w:hyperlink r:id="rId170">
-        <w:r>
-          <w:rPr>
-            <w:lang w:val="pt_PT" w:bidi="pt_PT"/>
-          </w:rPr>
-          <w:rPr>
-            <w:color w:val="0000EE"/>
-            <w:u w:val="single"/>
-          </w:rPr>
-          <w:t>Efésios 4.11–12</w:t>
-        </w:r>
-      </w:hyperlink>
-      <w:r>
-        <w:rPr>
-          <w:lang w:val="pt_PT" w:bidi="pt_PT"/>
-        </w:rPr>
-        <w:t xml:space="preserve">; </w:t>
-      </w:r>
-      <w:hyperlink r:id="rId177">
-        <w:r>
-          <w:rPr>
-            <w:lang w:val="pt_PT" w:bidi="pt_PT"/>
-          </w:rPr>
-          <w:rPr>
-            <w:color w:val="0000EE"/>
-            <w:u w:val="single"/>
-          </w:rPr>
-          <w:t>1 Pedro 2.5</w:t>
-        </w:r>
-      </w:hyperlink>
+      <w:r>
+        <w:rPr>
+          <w:lang w:val="pt_PT" w:bidi="pt_PT"/>
+        </w:rPr>
+        <w:t>Êxodo 19.6</w:t>
+      </w:r>
+      <w:r>
+        <w:rPr>
+          <w:lang w:val="pt_PT" w:bidi="pt_PT"/>
+        </w:rPr>
+        <w:t xml:space="preserve">; </w:t>
+      </w:r>
+      <w:r>
+        <w:rPr>
+          <w:lang w:val="pt_PT" w:bidi="pt_PT"/>
+        </w:rPr>
+        <w:t>Isaías 61.6</w:t>
+      </w:r>
+      <w:r>
+        <w:rPr>
+          <w:lang w:val="pt_PT" w:bidi="pt_PT"/>
+        </w:rPr>
+        <w:t xml:space="preserve">; </w:t>
+      </w:r>
+      <w:r>
+        <w:rPr>
+          <w:lang w:val="pt_PT" w:bidi="pt_PT"/>
+        </w:rPr>
+        <w:t>Mateus 20.25–28</w:t>
+      </w:r>
+      <w:r>
+        <w:rPr>
+          <w:lang w:val="pt_PT" w:bidi="pt_PT"/>
+        </w:rPr>
+        <w:t xml:space="preserve">; </w:t>
+      </w:r>
+      <w:r>
+        <w:rPr>
+          <w:lang w:val="pt_PT" w:bidi="pt_PT"/>
+        </w:rPr>
+        <w:t>Atos 6.1–7</w:t>
+      </w:r>
+      <w:r>
+        <w:rPr>
+          <w:lang w:val="pt_PT" w:bidi="pt_PT"/>
+        </w:rPr>
+        <w:t xml:space="preserve">; </w:t>
+      </w:r>
+      <w:r>
+        <w:rPr>
+          <w:lang w:val="pt_PT" w:bidi="pt_PT"/>
+        </w:rPr>
+        <w:t>1 Coríntios 12.4–11</w:t>
+      </w:r>
+      <w:r>
+        <w:rPr>
+          <w:lang w:val="pt_PT" w:bidi="pt_PT"/>
+        </w:rPr>
+        <w:t xml:space="preserve">; </w:t>
+      </w:r>
+      <w:r>
+        <w:rPr>
+          <w:lang w:val="pt_PT" w:bidi="pt_PT"/>
+        </w:rPr>
+        <w:t>Efésios 4.11–12</w:t>
+      </w:r>
+      <w:r>
+        <w:rPr>
+          <w:lang w:val="pt_PT" w:bidi="pt_PT"/>
+        </w:rPr>
+        <w:t xml:space="preserve">; </w:t>
+      </w:r>
+      <w:r>
+        <w:rPr>
+          <w:lang w:val="pt_PT" w:bidi="pt_PT"/>
+        </w:rPr>
+        <w:t>1 Pedro 2.5</w:t>
+      </w:r>
       <w:r>
         <w:rPr>
           <w:lang w:val="pt_PT" w:bidi="pt_PT"/>
         </w:rPr>
         <w:t>,</w:t>
       </w:r>
-      <w:hyperlink r:id="rId178">
-        <w:r>
-          <w:rPr>
-            <w:lang w:val="pt_PT" w:bidi="pt_PT"/>
-          </w:rPr>
-          <w:rPr>
-            <w:color w:val="0000EE"/>
-            <w:u w:val="single"/>
-          </w:rPr>
-          <w:t>9</w:t>
-        </w:r>
-      </w:hyperlink>
-      <w:r>
-        <w:rPr>
-          <w:lang w:val="pt_PT" w:bidi="pt_PT"/>
-        </w:rPr>
-        <w:t xml:space="preserve">; </w:t>
-      </w:r>
-      <w:hyperlink r:id="rId176">
-        <w:r>
-          <w:rPr>
-            <w:lang w:val="pt_PT" w:bidi="pt_PT"/>
-          </w:rPr>
-          <w:rPr>
-            <w:color w:val="0000EE"/>
-            <w:u w:val="single"/>
-          </w:rPr>
-          <w:t>4.10–11</w:t>
-        </w:r>
-      </w:hyperlink>
-      <w:r>
-        <w:rPr>
-          <w:lang w:val="pt_PT" w:bidi="pt_PT"/>
-        </w:rPr>
-        <w:t xml:space="preserve">; </w:t>
-      </w:r>
-      <w:hyperlink r:id="rId179">
-        <w:r>
-          <w:rPr>
-            <w:lang w:val="pt_PT" w:bidi="pt_PT"/>
-          </w:rPr>
-          <w:rPr>
-            <w:color w:val="0000EE"/>
-            <w:u w:val="single"/>
-          </w:rPr>
-          <w:t>Apocalipse 1.6</w:t>
-        </w:r>
-      </w:hyperlink>
-      <w:r>
-        <w:rPr>
-          <w:lang w:val="pt_PT" w:bidi="pt_PT"/>
-        </w:rPr>
-        <w:t xml:space="preserve">; </w:t>
-      </w:r>
-      <w:hyperlink r:id="rId180">
-        <w:r>
-          <w:rPr>
-            <w:lang w:val="pt_PT" w:bidi="pt_PT"/>
-          </w:rPr>
-          <w:rPr>
-            <w:color w:val="0000EE"/>
-            <w:u w:val="single"/>
-          </w:rPr>
-          <w:t>5.10</w:t>
-        </w:r>
-      </w:hyperlink>
-      <w:r>
-        <w:rPr>
-          <w:lang w:val="pt_PT" w:bidi="pt_PT"/>
-        </w:rPr>
-        <w:t xml:space="preserve">; </w:t>
-      </w:r>
-      <w:hyperlink r:id="rId183">
-        <w:r>
-          <w:rPr>
-            <w:lang w:val="pt_PT" w:bidi="pt_PT"/>
-          </w:rPr>
-          <w:rPr>
-            <w:color w:val="0000EE"/>
-            <w:u w:val="single"/>
-          </w:rPr>
-          <w:t>20.6</w:t>
-        </w:r>
-      </w:hyperlink>
+      <w:r>
+        <w:rPr>
+          <w:lang w:val="pt_PT" w:bidi="pt_PT"/>
+        </w:rPr>
+        <w:t>9</w:t>
+      </w:r>
+      <w:r>
+        <w:rPr>
+          <w:lang w:val="pt_PT" w:bidi="pt_PT"/>
+        </w:rPr>
+        <w:t xml:space="preserve">; </w:t>
+      </w:r>
+      <w:r>
+        <w:rPr>
+          <w:lang w:val="pt_PT" w:bidi="pt_PT"/>
+        </w:rPr>
+        <w:t>4.10–11</w:t>
+      </w:r>
+      <w:r>
+        <w:rPr>
+          <w:lang w:val="pt_PT" w:bidi="pt_PT"/>
+        </w:rPr>
+        <w:t xml:space="preserve">; </w:t>
+      </w:r>
+      <w:r>
+        <w:rPr>
+          <w:lang w:val="pt_PT" w:bidi="pt_PT"/>
+        </w:rPr>
+        <w:t>Apocalipse 1.6</w:t>
+      </w:r>
+      <w:r>
+        <w:rPr>
+          <w:lang w:val="pt_PT" w:bidi="pt_PT"/>
+        </w:rPr>
+        <w:t xml:space="preserve">; </w:t>
+      </w:r>
+      <w:r>
+        <w:rPr>
+          <w:lang w:val="pt_PT" w:bidi="pt_PT"/>
+        </w:rPr>
+        <w:t>5.10</w:t>
+      </w:r>
+      <w:r>
+        <w:rPr>
+          <w:lang w:val="pt_PT" w:bidi="pt_PT"/>
+        </w:rPr>
+        <w:t xml:space="preserve">; </w:t>
+      </w:r>
+      <w:r>
+        <w:rPr>
+          <w:lang w:val="pt_PT" w:bidi="pt_PT"/>
+        </w:rPr>
+        <w:t>20.6</w:t>
+      </w:r>
       <w:r>
         <w:rPr>
           <w:lang w:val="pt_PT" w:bidi="pt_PT"/>
@@ -5504,162 +4142,108 @@
         </w:rPr>
         <w:t xml:space="preserve">As primeiras reuniões da igreja eram espontâneas e o espírito de Deus concedia dons de maneira especial (veja </w:t>
       </w:r>
-      <w:hyperlink r:id="rId187">
-        <w:r>
-          <w:rPr>
-            <w:lang w:val="pt_PT" w:bidi="pt_PT"/>
-          </w:rPr>
-          <w:rPr>
-            <w:color w:val="0000EE"/>
-            <w:u w:val="single"/>
-          </w:rPr>
-          <w:t>1 Coríntios 14.26–33</w:t>
-        </w:r>
-      </w:hyperlink>
+      <w:r>
+        <w:rPr>
+          <w:lang w:val="pt_PT" w:bidi="pt_PT"/>
+        </w:rPr>
+        <w:t>1 Coríntios 14.26–33</w:t>
+      </w:r>
       <w:r>
         <w:rPr>
           <w:lang w:val="pt_PT" w:bidi="pt_PT"/>
         </w:rPr>
         <w:t>). Os apóstolos geralmente lideravam as comunidades cristãs junto com os anciãos em Jerusalém (</w:t>
       </w:r>
-      <w:hyperlink r:id="rId188">
-        <w:r>
-          <w:rPr>
-            <w:lang w:val="pt_PT" w:bidi="pt_PT"/>
-          </w:rPr>
-          <w:rPr>
-            <w:color w:val="0000EE"/>
-            <w:u w:val="single"/>
-          </w:rPr>
-          <w:t>Atos 6.2</w:t>
-        </w:r>
-      </w:hyperlink>
-      <w:r>
-        <w:rPr>
-          <w:lang w:val="pt_PT" w:bidi="pt_PT"/>
-        </w:rPr>
-        <w:t xml:space="preserve">; </w:t>
-      </w:r>
-      <w:hyperlink r:id="rId189">
-        <w:r>
-          <w:rPr>
-            <w:lang w:val="pt_PT" w:bidi="pt_PT"/>
-          </w:rPr>
-          <w:rPr>
-            <w:color w:val="0000EE"/>
-            <w:u w:val="single"/>
-          </w:rPr>
-          <w:t>8.14</w:t>
-        </w:r>
-      </w:hyperlink>
-      <w:r>
-        <w:rPr>
-          <w:lang w:val="pt_PT" w:bidi="pt_PT"/>
-        </w:rPr>
-        <w:t xml:space="preserve">; </w:t>
-      </w:r>
-      <w:hyperlink r:id="rId190">
-        <w:r>
-          <w:rPr>
-            <w:lang w:val="pt_PT" w:bidi="pt_PT"/>
-          </w:rPr>
-          <w:rPr>
-            <w:color w:val="0000EE"/>
-            <w:u w:val="single"/>
-          </w:rPr>
-          <w:t>14.23</w:t>
-        </w:r>
-      </w:hyperlink>
-      <w:r>
-        <w:rPr>
-          <w:lang w:val="pt_PT" w:bidi="pt_PT"/>
-        </w:rPr>
-        <w:t xml:space="preserve">; </w:t>
-      </w:r>
-      <w:hyperlink r:id="rId191">
-        <w:r>
-          <w:rPr>
-            <w:lang w:val="pt_PT" w:bidi="pt_PT"/>
-          </w:rPr>
-          <w:rPr>
-            <w:color w:val="0000EE"/>
-            <w:u w:val="single"/>
-          </w:rPr>
-          <w:t>Atos 15.4</w:t>
-        </w:r>
-      </w:hyperlink>
+      <w:r>
+        <w:rPr>
+          <w:lang w:val="pt_PT" w:bidi="pt_PT"/>
+        </w:rPr>
+        <w:t>Atos 6.2</w:t>
+      </w:r>
+      <w:r>
+        <w:rPr>
+          <w:lang w:val="pt_PT" w:bidi="pt_PT"/>
+        </w:rPr>
+        <w:t xml:space="preserve">; </w:t>
+      </w:r>
+      <w:r>
+        <w:rPr>
+          <w:lang w:val="pt_PT" w:bidi="pt_PT"/>
+        </w:rPr>
+        <w:t>8.14</w:t>
+      </w:r>
+      <w:r>
+        <w:rPr>
+          <w:lang w:val="pt_PT" w:bidi="pt_PT"/>
+        </w:rPr>
+        <w:t xml:space="preserve">; </w:t>
+      </w:r>
+      <w:r>
+        <w:rPr>
+          <w:lang w:val="pt_PT" w:bidi="pt_PT"/>
+        </w:rPr>
+        <w:t>14.23</w:t>
+      </w:r>
+      <w:r>
+        <w:rPr>
+          <w:lang w:val="pt_PT" w:bidi="pt_PT"/>
+        </w:rPr>
+        <w:t xml:space="preserve">; </w:t>
+      </w:r>
+      <w:r>
+        <w:rPr>
+          <w:lang w:val="pt_PT" w:bidi="pt_PT"/>
+        </w:rPr>
+        <w:t>Atos 15.4</w:t>
+      </w:r>
       <w:r>
         <w:rPr>
           <w:lang w:val="pt_PT" w:bidi="pt_PT"/>
         </w:rPr>
         <w:t>,</w:t>
       </w:r>
-      <w:hyperlink r:id="rId192">
-        <w:r>
-          <w:rPr>
-            <w:lang w:val="pt_PT" w:bidi="pt_PT"/>
-          </w:rPr>
-          <w:rPr>
-            <w:color w:val="0000EE"/>
-            <w:u w:val="single"/>
-          </w:rPr>
-          <w:t>6</w:t>
-        </w:r>
-      </w:hyperlink>
+      <w:r>
+        <w:rPr>
+          <w:lang w:val="pt_PT" w:bidi="pt_PT"/>
+        </w:rPr>
+        <w:t>6</w:t>
+      </w:r>
       <w:r>
         <w:rPr>
           <w:lang w:val="pt_PT" w:bidi="pt_PT"/>
         </w:rPr>
         <w:t>,</w:t>
       </w:r>
-      <w:hyperlink r:id="rId193">
-        <w:r>
-          <w:rPr>
-            <w:lang w:val="pt_PT" w:bidi="pt_PT"/>
-          </w:rPr>
-          <w:rPr>
-            <w:color w:val="0000EE"/>
-            <w:u w:val="single"/>
-          </w:rPr>
-          <w:t>22–23</w:t>
-        </w:r>
-      </w:hyperlink>
+      <w:r>
+        <w:rPr>
+          <w:lang w:val="pt_PT" w:bidi="pt_PT"/>
+        </w:rPr>
+        <w:t>22–23</w:t>
+      </w:r>
       <w:r>
         <w:rPr>
           <w:lang w:val="pt_PT" w:bidi="pt_PT"/>
         </w:rPr>
         <w:t xml:space="preserve">). Os modelos de sinagoga judaica e greco-romana influenciaram seus papéis. Os títulos e papéis dos líderes cristãos fora de Jerusalém eram flexíveis (por exemplo, </w:t>
       </w:r>
-      <w:hyperlink r:id="rId194">
-        <w:r>
-          <w:rPr>
-            <w:lang w:val="pt_PT" w:bidi="pt_PT"/>
-          </w:rPr>
-          <w:rPr>
-            <w:color w:val="0000EE"/>
-            <w:u w:val="single"/>
-          </w:rPr>
-          <w:t>Atos 6.1–6</w:t>
-        </w:r>
-      </w:hyperlink>
-      <w:r>
-        <w:rPr>
-          <w:lang w:val="pt_PT" w:bidi="pt_PT"/>
-        </w:rPr>
-        <w:t xml:space="preserve">; </w:t>
-      </w:r>
-      <w:hyperlink r:id="rId195">
-        <w:r>
-          <w:rPr>
-            <w:lang w:val="pt_PT" w:bidi="pt_PT"/>
-          </w:rPr>
-          <w:rPr>
-            <w:color w:val="0000EE"/>
-            <w:u w:val="single"/>
-          </w:rPr>
-          <w:t>13.1–3</w:t>
-        </w:r>
-      </w:hyperlink>
+      <w:r>
+        <w:rPr>
+          <w:lang w:val="pt_PT" w:bidi="pt_PT"/>
+        </w:rPr>
+        <w:t>Atos 6.1–6</w:t>
+      </w:r>
+      <w:r>
+        <w:rPr>
+          <w:lang w:val="pt_PT" w:bidi="pt_PT"/>
+        </w:rPr>
+        <w:t xml:space="preserve">; </w:t>
+      </w:r>
+      <w:r>
+        <w:rPr>
+          <w:lang w:val="pt_PT" w:bidi="pt_PT"/>
+        </w:rPr>
+        <w:t>13.1–3</w:t>
+      </w:r>
       <w:r>
         <w:rPr>
           <w:lang w:val="pt_PT" w:bidi="pt_PT"/>
@@ -5680,108 +4264,72 @@
         </w:rPr>
         <w:t xml:space="preserve">Mestres e profetas tinham papéis importantes nas reuniões da igreja (veja </w:t>
       </w:r>
-      <w:hyperlink r:id="rId196">
-        <w:r>
-          <w:rPr>
-            <w:lang w:val="pt_PT" w:bidi="pt_PT"/>
-          </w:rPr>
-          <w:rPr>
-            <w:color w:val="0000EE"/>
-            <w:u w:val="single"/>
-          </w:rPr>
-          <w:t>Atos 11.27–30</w:t>
-        </w:r>
-      </w:hyperlink>
-      <w:r>
-        <w:rPr>
-          <w:lang w:val="pt_PT" w:bidi="pt_PT"/>
-        </w:rPr>
-        <w:t xml:space="preserve">; </w:t>
-      </w:r>
-      <w:hyperlink r:id="rId197">
-        <w:r>
-          <w:rPr>
-            <w:lang w:val="pt_PT" w:bidi="pt_PT"/>
-          </w:rPr>
-          <w:rPr>
-            <w:color w:val="0000EE"/>
-            <w:u w:val="single"/>
-          </w:rPr>
-          <w:t>1 Coríntios 14.26–40</w:t>
-        </w:r>
-      </w:hyperlink>
+      <w:r>
+        <w:rPr>
+          <w:lang w:val="pt_PT" w:bidi="pt_PT"/>
+        </w:rPr>
+        <w:t>Atos 11.27–30</w:t>
+      </w:r>
+      <w:r>
+        <w:rPr>
+          <w:lang w:val="pt_PT" w:bidi="pt_PT"/>
+        </w:rPr>
+        <w:t xml:space="preserve">; </w:t>
+      </w:r>
+      <w:r>
+        <w:rPr>
+          <w:lang w:val="pt_PT" w:bidi="pt_PT"/>
+        </w:rPr>
+        <w:t>1 Coríntios 14.26–40</w:t>
+      </w:r>
       <w:r>
         <w:rPr>
           <w:lang w:val="pt_PT" w:bidi="pt_PT"/>
         </w:rPr>
         <w:t>). Os apóstolos frequentemente iniciavam igrejas antes de nomearem "anciãos" (</w:t>
       </w:r>
-      <w:hyperlink r:id="rId198">
-        <w:r>
-          <w:rPr>
-            <w:lang w:val="pt_PT" w:bidi="pt_PT"/>
-          </w:rPr>
-          <w:rPr>
-            <w:color w:val="0000EE"/>
-            <w:u w:val="single"/>
-          </w:rPr>
-          <w:t>Tito 1.5</w:t>
-        </w:r>
-      </w:hyperlink>
-      <w:r>
-        <w:rPr>
-          <w:lang w:val="pt_PT" w:bidi="pt_PT"/>
-        </w:rPr>
-        <w:t xml:space="preserve">; </w:t>
-      </w:r>
-      <w:hyperlink r:id="rId190">
-        <w:r>
-          <w:rPr>
-            <w:lang w:val="pt_PT" w:bidi="pt_PT"/>
-          </w:rPr>
-          <w:rPr>
-            <w:color w:val="0000EE"/>
-            <w:u w:val="single"/>
-          </w:rPr>
-          <w:t>Atos 14.23</w:t>
-        </w:r>
-      </w:hyperlink>
+      <w:r>
+        <w:rPr>
+          <w:lang w:val="pt_PT" w:bidi="pt_PT"/>
+        </w:rPr>
+        <w:t>Tito 1.5</w:t>
+      </w:r>
+      <w:r>
+        <w:rPr>
+          <w:lang w:val="pt_PT" w:bidi="pt_PT"/>
+        </w:rPr>
+        <w:t xml:space="preserve">; </w:t>
+      </w:r>
+      <w:r>
+        <w:rPr>
+          <w:lang w:val="pt_PT" w:bidi="pt_PT"/>
+        </w:rPr>
+        <w:t>Atos 14.23</w:t>
+      </w:r>
       <w:r>
         <w:rPr>
           <w:lang w:val="pt_PT" w:bidi="pt_PT"/>
         </w:rPr>
         <w:t xml:space="preserve">). Essas nomeações eram baseadas em dons espirituais e, às vezes, na idade (veja </w:t>
       </w:r>
-      <w:hyperlink r:id="rId199">
-        <w:r>
-          <w:rPr>
-            <w:lang w:val="pt_PT" w:bidi="pt_PT"/>
-          </w:rPr>
-          <w:rPr>
-            <w:color w:val="0000EE"/>
-            <w:u w:val="single"/>
-          </w:rPr>
-          <w:t>1 Coríntios 12.28–30</w:t>
-        </w:r>
-      </w:hyperlink>
-      <w:r>
-        <w:rPr>
-          <w:lang w:val="pt_PT" w:bidi="pt_PT"/>
-        </w:rPr>
-        <w:t xml:space="preserve">; </w:t>
-      </w:r>
-      <w:hyperlink r:id="rId200">
-        <w:r>
-          <w:rPr>
-            <w:lang w:val="pt_PT" w:bidi="pt_PT"/>
-          </w:rPr>
-          <w:rPr>
-            <w:color w:val="0000EE"/>
-            <w:u w:val="single"/>
-          </w:rPr>
-          <w:t>Efésios 4.11–13</w:t>
-        </w:r>
-      </w:hyperlink>
+      <w:r>
+        <w:rPr>
+          <w:lang w:val="pt_PT" w:bidi="pt_PT"/>
+        </w:rPr>
+        <w:t>1 Coríntios 12.28–30</w:t>
+      </w:r>
+      <w:r>
+        <w:rPr>
+          <w:lang w:val="pt_PT" w:bidi="pt_PT"/>
+        </w:rPr>
+        <w:t xml:space="preserve">; </w:t>
+      </w:r>
+      <w:r>
+        <w:rPr>
+          <w:lang w:val="pt_PT" w:bidi="pt_PT"/>
+        </w:rPr>
+        <w:t>Efésios 4.11–13</w:t>
+      </w:r>
       <w:r>
         <w:rPr>
           <w:lang w:val="pt_PT" w:bidi="pt_PT"/>
@@ -5842,18 +4390,12 @@
         </w:rPr>
         <w:t xml:space="preserve">Caso contrário, as questões sugeridas em </w:t>
       </w:r>
-      <w:hyperlink r:id="rId187">
-        <w:r>
-          <w:rPr>
-            <w:lang w:val="pt_PT" w:bidi="pt_PT"/>
-          </w:rPr>
-          <w:rPr>
-            <w:color w:val="0000EE"/>
-            <w:u w:val="single"/>
-          </w:rPr>
-          <w:t>1 Coríntios 14.26–33</w:t>
-        </w:r>
-      </w:hyperlink>
+      <w:r>
+        <w:rPr>
+          <w:lang w:val="pt_PT" w:bidi="pt_PT"/>
+        </w:rPr>
+        <w:t>1 Coríntios 14.26–33</w:t>
+      </w:r>
       <w:r>
         <w:rPr>
           <w:lang w:val="pt_PT" w:bidi="pt_PT"/>
@@ -5874,126 +4416,84 @@
         </w:rPr>
         <w:t xml:space="preserve">O apóstolo Paulo influenciou e guiou as pessoas e lugares onde compartilhou as boas-novas. No entanto, não há evidências de que Paulo quisesse criar um sistema para governar todas as igrejas nessas áreas. Paulo esperava que os supervisores continuassem o ensino do evangelho e os papéis de disciplina sob as responsabilidades e autoridade mais amplas dos apóstolos. Como líderes locais da igreja, eles detinham autoridade real e única em suas comunidades (veja </w:t>
       </w:r>
-      <w:hyperlink r:id="rId201">
-        <w:r>
-          <w:rPr>
-            <w:lang w:val="pt_PT" w:bidi="pt_PT"/>
-          </w:rPr>
-          <w:rPr>
-            <w:color w:val="0000EE"/>
-            <w:u w:val="single"/>
-          </w:rPr>
-          <w:t>1 Coríntios 5.3–5</w:t>
-        </w:r>
-      </w:hyperlink>
-      <w:r>
-        <w:rPr>
-          <w:lang w:val="pt_PT" w:bidi="pt_PT"/>
-        </w:rPr>
-        <w:t xml:space="preserve">; </w:t>
-      </w:r>
-      <w:hyperlink r:id="rId202">
-        <w:r>
-          <w:rPr>
-            <w:lang w:val="pt_PT" w:bidi="pt_PT"/>
-          </w:rPr>
-          <w:rPr>
-            <w:color w:val="0000EE"/>
-            <w:u w:val="single"/>
-          </w:rPr>
-          <w:t>1 Timóteo 4.11–16</w:t>
-        </w:r>
-      </w:hyperlink>
-      <w:r>
-        <w:rPr>
-          <w:lang w:val="pt_PT" w:bidi="pt_PT"/>
-        </w:rPr>
-        <w:t xml:space="preserve">; </w:t>
-      </w:r>
-      <w:hyperlink r:id="rId203">
-        <w:r>
-          <w:rPr>
-            <w:lang w:val="pt_PT" w:bidi="pt_PT"/>
-          </w:rPr>
-          <w:rPr>
-            <w:color w:val="0000EE"/>
-            <w:u w:val="single"/>
-          </w:rPr>
-          <w:t>5.19–22</w:t>
-        </w:r>
-      </w:hyperlink>
-      <w:r>
-        <w:rPr>
-          <w:lang w:val="pt_PT" w:bidi="pt_PT"/>
-        </w:rPr>
-        <w:t xml:space="preserve">; </w:t>
-      </w:r>
-      <w:hyperlink r:id="rId204">
-        <w:r>
-          <w:rPr>
-            <w:lang w:val="pt_PT" w:bidi="pt_PT"/>
-          </w:rPr>
-          <w:rPr>
-            <w:color w:val="0000EE"/>
-            <w:u w:val="single"/>
-          </w:rPr>
-          <w:t>2 Timóteo 2.14–19</w:t>
-        </w:r>
-      </w:hyperlink>
+      <w:r>
+        <w:rPr>
+          <w:lang w:val="pt_PT" w:bidi="pt_PT"/>
+        </w:rPr>
+        <w:t>1 Coríntios 5.3–5</w:t>
+      </w:r>
+      <w:r>
+        <w:rPr>
+          <w:lang w:val="pt_PT" w:bidi="pt_PT"/>
+        </w:rPr>
+        <w:t xml:space="preserve">; </w:t>
+      </w:r>
+      <w:r>
+        <w:rPr>
+          <w:lang w:val="pt_PT" w:bidi="pt_PT"/>
+        </w:rPr>
+        <w:t>1 Timóteo 4.11–16</w:t>
+      </w:r>
+      <w:r>
+        <w:rPr>
+          <w:lang w:val="pt_PT" w:bidi="pt_PT"/>
+        </w:rPr>
+        <w:t xml:space="preserve">; </w:t>
+      </w:r>
+      <w:r>
+        <w:rPr>
+          <w:lang w:val="pt_PT" w:bidi="pt_PT"/>
+        </w:rPr>
+        <w:t>5.19–22</w:t>
+      </w:r>
+      <w:r>
+        <w:rPr>
+          <w:lang w:val="pt_PT" w:bidi="pt_PT"/>
+        </w:rPr>
+        <w:t xml:space="preserve">; </w:t>
+      </w:r>
+      <w:r>
+        <w:rPr>
+          <w:lang w:val="pt_PT" w:bidi="pt_PT"/>
+        </w:rPr>
+        <w:t>2 Timóteo 2.14–19</w:t>
+      </w:r>
       <w:r>
         <w:rPr>
           <w:lang w:val="pt_PT" w:bidi="pt_PT"/>
         </w:rPr>
         <w:t>,</w:t>
       </w:r>
-      <w:hyperlink r:id="rId205">
-        <w:r>
-          <w:rPr>
-            <w:lang w:val="pt_PT" w:bidi="pt_PT"/>
-          </w:rPr>
-          <w:rPr>
-            <w:color w:val="0000EE"/>
-            <w:u w:val="single"/>
-          </w:rPr>
-          <w:t>25–26</w:t>
-        </w:r>
-      </w:hyperlink>
-      <w:r>
-        <w:rPr>
-          <w:lang w:val="pt_PT" w:bidi="pt_PT"/>
-        </w:rPr>
-        <w:t xml:space="preserve">; </w:t>
-      </w:r>
-      <w:hyperlink r:id="rId137">
-        <w:r>
-          <w:rPr>
-            <w:lang w:val="pt_PT" w:bidi="pt_PT"/>
-          </w:rPr>
-          <w:rPr>
-            <w:color w:val="0000EE"/>
-            <w:u w:val="single"/>
-          </w:rPr>
-          <w:t>Tito 2.15</w:t>
-        </w:r>
-      </w:hyperlink>
-      <w:r>
-        <w:rPr>
-          <w:lang w:val="pt_PT" w:bidi="pt_PT"/>
-        </w:rPr>
-        <w:t xml:space="preserve">; </w:t>
-      </w:r>
-      <w:hyperlink r:id="rId206">
-        <w:r>
-          <w:rPr>
-            <w:lang w:val="pt_PT" w:bidi="pt_PT"/>
-          </w:rPr>
-          <w:rPr>
-            <w:color w:val="0000EE"/>
-            <w:u w:val="single"/>
-          </w:rPr>
-          <w:t>3.10–11</w:t>
-        </w:r>
-      </w:hyperlink>
+      <w:r>
+        <w:rPr>
+          <w:lang w:val="pt_PT" w:bidi="pt_PT"/>
+        </w:rPr>
+        <w:t>25–26</w:t>
+      </w:r>
+      <w:r>
+        <w:rPr>
+          <w:lang w:val="pt_PT" w:bidi="pt_PT"/>
+        </w:rPr>
+        <w:t xml:space="preserve">; </w:t>
+      </w:r>
+      <w:r>
+        <w:rPr>
+          <w:lang w:val="pt_PT" w:bidi="pt_PT"/>
+        </w:rPr>
+        <w:t>Tito 2.15</w:t>
+      </w:r>
+      <w:r>
+        <w:rPr>
+          <w:lang w:val="pt_PT" w:bidi="pt_PT"/>
+        </w:rPr>
+        <w:t xml:space="preserve">; </w:t>
+      </w:r>
+      <w:r>
+        <w:rPr>
+          <w:lang w:val="pt_PT" w:bidi="pt_PT"/>
+        </w:rPr>
+        <w:t>3.10–11</w:t>
+      </w:r>
       <w:r>
         <w:rPr>
           <w:lang w:val="pt_PT" w:bidi="pt_PT"/>
@@ -6023,252 +4523,168 @@
           <w:lang w:val="pt_PT" w:bidi="pt_PT"/>
         </w:rPr>
       </w:r>
-      <w:hyperlink r:id="rId194">
-        <w:r>
-          <w:rPr>
-            <w:lang w:val="pt_PT" w:bidi="pt_PT"/>
-          </w:rPr>
-          <w:rPr>
-            <w:color w:val="0000EE"/>
-            <w:u w:val="single"/>
-          </w:rPr>
-          <w:t>Atos 6.1–6</w:t>
-        </w:r>
-      </w:hyperlink>
-      <w:r>
-        <w:rPr>
-          <w:lang w:val="pt_PT" w:bidi="pt_PT"/>
-        </w:rPr>
-        <w:t xml:space="preserve">; </w:t>
-      </w:r>
-      <w:hyperlink r:id="rId195">
-        <w:r>
-          <w:rPr>
-            <w:lang w:val="pt_PT" w:bidi="pt_PT"/>
-          </w:rPr>
-          <w:rPr>
-            <w:color w:val="0000EE"/>
-            <w:u w:val="single"/>
-          </w:rPr>
-          <w:t>13.1–3</w:t>
-        </w:r>
-      </w:hyperlink>
-      <w:r>
-        <w:rPr>
-          <w:lang w:val="pt_PT" w:bidi="pt_PT"/>
-        </w:rPr>
-        <w:t xml:space="preserve">; </w:t>
-      </w:r>
-      <w:hyperlink r:id="rId190">
-        <w:r>
-          <w:rPr>
-            <w:lang w:val="pt_PT" w:bidi="pt_PT"/>
-          </w:rPr>
-          <w:rPr>
-            <w:color w:val="0000EE"/>
-            <w:u w:val="single"/>
-          </w:rPr>
-          <w:t>14.23</w:t>
-        </w:r>
-      </w:hyperlink>
-      <w:r>
-        <w:rPr>
-          <w:lang w:val="pt_PT" w:bidi="pt_PT"/>
-        </w:rPr>
-        <w:t xml:space="preserve">; </w:t>
-      </w:r>
-      <w:hyperlink r:id="rId207">
-        <w:r>
-          <w:rPr>
-            <w:lang w:val="pt_PT" w:bidi="pt_PT"/>
-          </w:rPr>
-          <w:rPr>
-            <w:color w:val="0000EE"/>
-            <w:u w:val="single"/>
-          </w:rPr>
-          <w:t>15.4–35</w:t>
-        </w:r>
-      </w:hyperlink>
-      <w:r>
-        <w:rPr>
-          <w:lang w:val="pt_PT" w:bidi="pt_PT"/>
-        </w:rPr>
-        <w:t xml:space="preserve">; </w:t>
-      </w:r>
-      <w:hyperlink r:id="rId199">
-        <w:r>
-          <w:rPr>
-            <w:lang w:val="pt_PT" w:bidi="pt_PT"/>
-          </w:rPr>
-          <w:rPr>
-            <w:color w:val="0000EE"/>
-            <w:u w:val="single"/>
-          </w:rPr>
-          <w:t>1 Coríntios 12.28–30</w:t>
-        </w:r>
-      </w:hyperlink>
-      <w:r>
-        <w:rPr>
-          <w:lang w:val="pt_PT" w:bidi="pt_PT"/>
-        </w:rPr>
-        <w:t xml:space="preserve">; </w:t>
-      </w:r>
-      <w:hyperlink r:id="rId187">
-        <w:r>
-          <w:rPr>
-            <w:lang w:val="pt_PT" w:bidi="pt_PT"/>
-          </w:rPr>
-          <w:rPr>
-            <w:color w:val="0000EE"/>
-            <w:u w:val="single"/>
-          </w:rPr>
-          <w:t>14.26–33</w:t>
-        </w:r>
-      </w:hyperlink>
-      <w:r>
-        <w:rPr>
-          <w:lang w:val="pt_PT" w:bidi="pt_PT"/>
-        </w:rPr>
-        <w:t xml:space="preserve">; </w:t>
-      </w:r>
-      <w:hyperlink r:id="rId200">
-        <w:r>
-          <w:rPr>
-            <w:lang w:val="pt_PT" w:bidi="pt_PT"/>
-          </w:rPr>
-          <w:rPr>
-            <w:color w:val="0000EE"/>
-            <w:u w:val="single"/>
-          </w:rPr>
-          <w:t>Efésios 4.11–13</w:t>
-        </w:r>
-      </w:hyperlink>
-      <w:r>
-        <w:rPr>
-          <w:lang w:val="pt_PT" w:bidi="pt_PT"/>
-        </w:rPr>
-        <w:t xml:space="preserve">; </w:t>
-      </w:r>
-      <w:hyperlink r:id="rId208">
-        <w:r>
-          <w:rPr>
-            <w:lang w:val="pt_PT" w:bidi="pt_PT"/>
-          </w:rPr>
-          <w:rPr>
-            <w:color w:val="0000EE"/>
-            <w:u w:val="single"/>
-          </w:rPr>
-          <w:t>1 Timóteo 3.1–13</w:t>
-        </w:r>
-      </w:hyperlink>
-      <w:r>
-        <w:rPr>
-          <w:lang w:val="pt_PT" w:bidi="pt_PT"/>
-        </w:rPr>
-        <w:t xml:space="preserve">; </w:t>
-      </w:r>
-      <w:hyperlink r:id="rId202">
-        <w:r>
-          <w:rPr>
-            <w:lang w:val="pt_PT" w:bidi="pt_PT"/>
-          </w:rPr>
-          <w:rPr>
-            <w:color w:val="0000EE"/>
-            <w:u w:val="single"/>
-          </w:rPr>
-          <w:t>4.11–16</w:t>
-        </w:r>
-      </w:hyperlink>
-      <w:r>
-        <w:rPr>
-          <w:lang w:val="pt_PT" w:bidi="pt_PT"/>
-        </w:rPr>
-        <w:t xml:space="preserve">; </w:t>
-      </w:r>
-      <w:hyperlink r:id="rId209">
-        <w:r>
-          <w:rPr>
-            <w:lang w:val="pt_PT" w:bidi="pt_PT"/>
-          </w:rPr>
-          <w:rPr>
-            <w:color w:val="0000EE"/>
-            <w:u w:val="single"/>
-          </w:rPr>
-          <w:t>5.17–22</w:t>
-        </w:r>
-      </w:hyperlink>
-      <w:r>
-        <w:rPr>
-          <w:lang w:val="pt_PT" w:bidi="pt_PT"/>
-        </w:rPr>
-        <w:t xml:space="preserve">; </w:t>
-      </w:r>
-      <w:hyperlink r:id="rId210">
-        <w:r>
-          <w:rPr>
-            <w:lang w:val="pt_PT" w:bidi="pt_PT"/>
-          </w:rPr>
-          <w:rPr>
-            <w:color w:val="0000EE"/>
-            <w:u w:val="single"/>
-          </w:rPr>
-          <w:t>2 Timóteo 2.2</w:t>
-        </w:r>
-      </w:hyperlink>
+      <w:r>
+        <w:rPr>
+          <w:lang w:val="pt_PT" w:bidi="pt_PT"/>
+        </w:rPr>
+        <w:t>Atos 6.1–6</w:t>
+      </w:r>
+      <w:r>
+        <w:rPr>
+          <w:lang w:val="pt_PT" w:bidi="pt_PT"/>
+        </w:rPr>
+        <w:t xml:space="preserve">; </w:t>
+      </w:r>
+      <w:r>
+        <w:rPr>
+          <w:lang w:val="pt_PT" w:bidi="pt_PT"/>
+        </w:rPr>
+        <w:t>13.1–3</w:t>
+      </w:r>
+      <w:r>
+        <w:rPr>
+          <w:lang w:val="pt_PT" w:bidi="pt_PT"/>
+        </w:rPr>
+        <w:t xml:space="preserve">; </w:t>
+      </w:r>
+      <w:r>
+        <w:rPr>
+          <w:lang w:val="pt_PT" w:bidi="pt_PT"/>
+        </w:rPr>
+        <w:t>14.23</w:t>
+      </w:r>
+      <w:r>
+        <w:rPr>
+          <w:lang w:val="pt_PT" w:bidi="pt_PT"/>
+        </w:rPr>
+        <w:t xml:space="preserve">; </w:t>
+      </w:r>
+      <w:r>
+        <w:rPr>
+          <w:lang w:val="pt_PT" w:bidi="pt_PT"/>
+        </w:rPr>
+        <w:t>15.4–35</w:t>
+      </w:r>
+      <w:r>
+        <w:rPr>
+          <w:lang w:val="pt_PT" w:bidi="pt_PT"/>
+        </w:rPr>
+        <w:t xml:space="preserve">; </w:t>
+      </w:r>
+      <w:r>
+        <w:rPr>
+          <w:lang w:val="pt_PT" w:bidi="pt_PT"/>
+        </w:rPr>
+        <w:t>1 Coríntios 12.28–30</w:t>
+      </w:r>
+      <w:r>
+        <w:rPr>
+          <w:lang w:val="pt_PT" w:bidi="pt_PT"/>
+        </w:rPr>
+        <w:t xml:space="preserve">; </w:t>
+      </w:r>
+      <w:r>
+        <w:rPr>
+          <w:lang w:val="pt_PT" w:bidi="pt_PT"/>
+        </w:rPr>
+        <w:t>14.26–33</w:t>
+      </w:r>
+      <w:r>
+        <w:rPr>
+          <w:lang w:val="pt_PT" w:bidi="pt_PT"/>
+        </w:rPr>
+        <w:t xml:space="preserve">; </w:t>
+      </w:r>
+      <w:r>
+        <w:rPr>
+          <w:lang w:val="pt_PT" w:bidi="pt_PT"/>
+        </w:rPr>
+        <w:t>Efésios 4.11–13</w:t>
+      </w:r>
+      <w:r>
+        <w:rPr>
+          <w:lang w:val="pt_PT" w:bidi="pt_PT"/>
+        </w:rPr>
+        <w:t xml:space="preserve">; </w:t>
+      </w:r>
+      <w:r>
+        <w:rPr>
+          <w:lang w:val="pt_PT" w:bidi="pt_PT"/>
+        </w:rPr>
+        <w:t>1 Timóteo 3.1–13</w:t>
+      </w:r>
+      <w:r>
+        <w:rPr>
+          <w:lang w:val="pt_PT" w:bidi="pt_PT"/>
+        </w:rPr>
+        <w:t xml:space="preserve">; </w:t>
+      </w:r>
+      <w:r>
+        <w:rPr>
+          <w:lang w:val="pt_PT" w:bidi="pt_PT"/>
+        </w:rPr>
+        <w:t>4.11–16</w:t>
+      </w:r>
+      <w:r>
+        <w:rPr>
+          <w:lang w:val="pt_PT" w:bidi="pt_PT"/>
+        </w:rPr>
+        <w:t xml:space="preserve">; </w:t>
+      </w:r>
+      <w:r>
+        <w:rPr>
+          <w:lang w:val="pt_PT" w:bidi="pt_PT"/>
+        </w:rPr>
+        <w:t>5.17–22</w:t>
+      </w:r>
+      <w:r>
+        <w:rPr>
+          <w:lang w:val="pt_PT" w:bidi="pt_PT"/>
+        </w:rPr>
+        <w:t xml:space="preserve">; </w:t>
+      </w:r>
+      <w:r>
+        <w:rPr>
+          <w:lang w:val="pt_PT" w:bidi="pt_PT"/>
+        </w:rPr>
+        <w:t>2 Timóteo 2.2</w:t>
+      </w:r>
       <w:r>
         <w:rPr>
           <w:lang w:val="pt_PT" w:bidi="pt_PT"/>
         </w:rPr>
         <w:t>,</w:t>
       </w:r>
-      <w:hyperlink r:id="rId205">
-        <w:r>
-          <w:rPr>
-            <w:lang w:val="pt_PT" w:bidi="pt_PT"/>
-          </w:rPr>
-          <w:rPr>
-            <w:color w:val="0000EE"/>
-            <w:u w:val="single"/>
-          </w:rPr>
-          <w:t>25–26</w:t>
-        </w:r>
-      </w:hyperlink>
-      <w:r>
-        <w:rPr>
-          <w:lang w:val="pt_PT" w:bidi="pt_PT"/>
-        </w:rPr>
-        <w:t xml:space="preserve">; </w:t>
-      </w:r>
-      <w:hyperlink r:id="rId211">
-        <w:r>
-          <w:rPr>
-            <w:lang w:val="pt_PT" w:bidi="pt_PT"/>
-          </w:rPr>
-          <w:rPr>
-            <w:color w:val="0000EE"/>
-            <w:u w:val="single"/>
-          </w:rPr>
-          <w:t>Tito 1.5–9</w:t>
-        </w:r>
-      </w:hyperlink>
-      <w:r>
-        <w:rPr>
-          <w:lang w:val="pt_PT" w:bidi="pt_PT"/>
-        </w:rPr>
-        <w:t xml:space="preserve">; </w:t>
-      </w:r>
-      <w:hyperlink r:id="rId137">
-        <w:r>
-          <w:rPr>
-            <w:lang w:val="pt_PT" w:bidi="pt_PT"/>
-          </w:rPr>
-          <w:rPr>
-            <w:color w:val="0000EE"/>
-            <w:u w:val="single"/>
-          </w:rPr>
-          <w:t>2.15.</w:t>
-        </w:r>
-      </w:hyperlink>
+      <w:r>
+        <w:rPr>
+          <w:lang w:val="pt_PT" w:bidi="pt_PT"/>
+        </w:rPr>
+        <w:t>25–26</w:t>
+      </w:r>
+      <w:r>
+        <w:rPr>
+          <w:lang w:val="pt_PT" w:bidi="pt_PT"/>
+        </w:rPr>
+        <w:t xml:space="preserve">; </w:t>
+      </w:r>
+      <w:r>
+        <w:rPr>
+          <w:lang w:val="pt_PT" w:bidi="pt_PT"/>
+        </w:rPr>
+        <w:t>Tito 1.5–9</w:t>
+      </w:r>
+      <w:r>
+        <w:rPr>
+          <w:lang w:val="pt_PT" w:bidi="pt_PT"/>
+        </w:rPr>
+        <w:t xml:space="preserve">; </w:t>
+      </w:r>
+      <w:r>
+        <w:rPr>
+          <w:lang w:val="pt_PT" w:bidi="pt_PT"/>
+        </w:rPr>
+        <w:t>2.15.</w:t>
+      </w:r>
       <w:r>
         <w:rPr>
           <w:lang w:val="pt_PT" w:bidi="pt_PT"/>
@@ -6317,54 +4733,36 @@
         </w:rPr>
         <w:t xml:space="preserve">As regras sobre pureza e impureza cerimonial distinguiam Israel de outras nações. Uma ideia é que coisas impuras estão relacionadas à morte ou à terra (veja, por exemplo, </w:t>
       </w:r>
-      <w:hyperlink r:id="rId212">
-        <w:r>
-          <w:rPr>
-            <w:lang w:val="pt_PT" w:bidi="pt_PT"/>
-          </w:rPr>
-          <w:rPr>
-            <w:color w:val="0000EE"/>
-            <w:u w:val="single"/>
-          </w:rPr>
-          <w:t>Levítico 21.1</w:t>
-        </w:r>
-      </w:hyperlink>
+      <w:r>
+        <w:rPr>
+          <w:lang w:val="pt_PT" w:bidi="pt_PT"/>
+        </w:rPr>
+        <w:t>Levítico 21.1</w:t>
+      </w:r>
       <w:r>
         <w:rPr>
           <w:lang w:val="pt_PT" w:bidi="pt_PT"/>
         </w:rPr>
         <w:t>,</w:t>
       </w:r>
-      <w:hyperlink r:id="rId213">
-        <w:r>
-          <w:rPr>
-            <w:lang w:val="pt_PT" w:bidi="pt_PT"/>
-          </w:rPr>
-          <w:rPr>
-            <w:color w:val="0000EE"/>
-            <w:u w:val="single"/>
-          </w:rPr>
-          <w:t>11</w:t>
-        </w:r>
-      </w:hyperlink>
-      <w:r>
-        <w:rPr>
-          <w:lang w:val="pt_PT" w:bidi="pt_PT"/>
-        </w:rPr>
-        <w:t xml:space="preserve">; </w:t>
-      </w:r>
-      <w:hyperlink r:id="rId214">
-        <w:r>
-          <w:rPr>
-            <w:lang w:val="pt_PT" w:bidi="pt_PT"/>
-          </w:rPr>
-          <w:rPr>
-            <w:color w:val="0000EE"/>
-            <w:u w:val="single"/>
-          </w:rPr>
-          <w:t>22.8</w:t>
-        </w:r>
-      </w:hyperlink>
+      <w:r>
+        <w:rPr>
+          <w:lang w:val="pt_PT" w:bidi="pt_PT"/>
+        </w:rPr>
+        <w:t>11</w:t>
+      </w:r>
+      <w:r>
+        <w:rPr>
+          <w:lang w:val="pt_PT" w:bidi="pt_PT"/>
+        </w:rPr>
+        <w:t xml:space="preserve">; </w:t>
+      </w:r>
+      <w:r>
+        <w:rPr>
+          <w:lang w:val="pt_PT" w:bidi="pt_PT"/>
+        </w:rPr>
+        <w:t>22.8</w:t>
+      </w:r>
       <w:r>
         <w:rPr>
           <w:lang w:val="pt_PT" w:bidi="pt_PT"/>
@@ -6385,18 +4783,12 @@
         </w:rPr>
         <w:t xml:space="preserve">Um animal terrestre normal comeria plantas (veja </w:t>
       </w:r>
-      <w:hyperlink r:id="rId215">
-        <w:r>
-          <w:rPr>
-            <w:lang w:val="pt_PT" w:bidi="pt_PT"/>
-          </w:rPr>
-          <w:rPr>
-            <w:color w:val="0000EE"/>
-            <w:u w:val="single"/>
-          </w:rPr>
-          <w:t>Gênesis 1.30</w:t>
-        </w:r>
-      </w:hyperlink>
+      <w:r>
+        <w:rPr>
+          <w:lang w:val="pt_PT" w:bidi="pt_PT"/>
+        </w:rPr>
+        <w:t>Gênesis 1.30</w:t>
+      </w:r>
       <w:r>
         <w:rPr>
           <w:lang w:val="pt_PT" w:bidi="pt_PT"/>
@@ -6417,18 +4809,12 @@
         </w:rPr>
         <w:t xml:space="preserve">O que é impuro não é pecaminoso, mas representa indignidade e não pode tocar o que é sagrado (por exemplo, </w:t>
       </w:r>
-      <w:hyperlink r:id="rId216">
-        <w:r>
-          <w:rPr>
-            <w:lang w:val="pt_PT" w:bidi="pt_PT"/>
-          </w:rPr>
-          <w:rPr>
-            <w:color w:val="0000EE"/>
-            <w:u w:val="single"/>
-          </w:rPr>
-          <w:t>Levítico 11.44–45</w:t>
-        </w:r>
-      </w:hyperlink>
+      <w:r>
+        <w:rPr>
+          <w:lang w:val="pt_PT" w:bidi="pt_PT"/>
+        </w:rPr>
+        <w:t>Levítico 11.44–45</w:t>
+      </w:r>
       <w:r>
         <w:rPr>
           <w:lang w:val="pt_PT" w:bidi="pt_PT"/>
@@ -6449,108 +4835,72 @@
         </w:rPr>
         <w:t>No novo pacto, coisas antes consideradas impuras agora são puras (</w:t>
       </w:r>
-      <w:hyperlink r:id="rId217">
-        <w:r>
-          <w:rPr>
-            <w:lang w:val="pt_PT" w:bidi="pt_PT"/>
-          </w:rPr>
-          <w:rPr>
-            <w:color w:val="0000EE"/>
-            <w:u w:val="single"/>
-          </w:rPr>
-          <w:t>Atos 10.15</w:t>
-        </w:r>
-      </w:hyperlink>
+      <w:r>
+        <w:rPr>
+          <w:lang w:val="pt_PT" w:bidi="pt_PT"/>
+        </w:rPr>
+        <w:t>Atos 10.15</w:t>
+      </w:r>
       <w:r>
         <w:rPr>
           <w:lang w:val="pt_PT" w:bidi="pt_PT"/>
         </w:rPr>
         <w:t>,</w:t>
       </w:r>
-      <w:hyperlink r:id="rId218">
-        <w:r>
-          <w:rPr>
-            <w:lang w:val="pt_PT" w:bidi="pt_PT"/>
-          </w:rPr>
-          <w:rPr>
-            <w:color w:val="0000EE"/>
-            <w:u w:val="single"/>
-          </w:rPr>
-          <w:t>28</w:t>
-        </w:r>
-      </w:hyperlink>
+      <w:r>
+        <w:rPr>
+          <w:lang w:val="pt_PT" w:bidi="pt_PT"/>
+        </w:rPr>
+        <w:t>28</w:t>
+      </w:r>
       <w:r>
         <w:rPr>
           <w:lang w:val="pt_PT" w:bidi="pt_PT"/>
         </w:rPr>
         <w:t>,</w:t>
       </w:r>
-      <w:hyperlink r:id="rId219">
-        <w:r>
-          <w:rPr>
-            <w:lang w:val="pt_PT" w:bidi="pt_PT"/>
-          </w:rPr>
-          <w:rPr>
-            <w:color w:val="0000EE"/>
-            <w:u w:val="single"/>
-          </w:rPr>
-          <w:t>45</w:t>
-        </w:r>
-      </w:hyperlink>
+      <w:r>
+        <w:rPr>
+          <w:lang w:val="pt_PT" w:bidi="pt_PT"/>
+        </w:rPr>
+        <w:t>45</w:t>
+      </w:r>
       <w:r>
         <w:rPr>
           <w:lang w:val="pt_PT" w:bidi="pt_PT"/>
         </w:rPr>
         <w:t>). No entanto, Deus valoriza a ordem e deseja um culto ordenado (</w:t>
       </w:r>
-      <w:hyperlink r:id="rId220">
-        <w:r>
-          <w:rPr>
-            <w:lang w:val="pt_PT" w:bidi="pt_PT"/>
-          </w:rPr>
-          <w:rPr>
-            <w:color w:val="0000EE"/>
-            <w:u w:val="single"/>
-          </w:rPr>
-          <w:t>1 Coríntios 14.33</w:t>
-        </w:r>
-      </w:hyperlink>
+      <w:r>
+        <w:rPr>
+          <w:lang w:val="pt_PT" w:bidi="pt_PT"/>
+        </w:rPr>
+        <w:t>1 Coríntios 14.33</w:t>
+      </w:r>
       <w:r>
         <w:rPr>
           <w:lang w:val="pt_PT" w:bidi="pt_PT"/>
         </w:rPr>
         <w:t>,</w:t>
       </w:r>
-      <w:hyperlink r:id="rId221">
-        <w:r>
-          <w:rPr>
-            <w:lang w:val="pt_PT" w:bidi="pt_PT"/>
-          </w:rPr>
-          <w:rPr>
-            <w:color w:val="0000EE"/>
-            <w:u w:val="single"/>
-          </w:rPr>
-          <w:t>40</w:t>
-        </w:r>
-      </w:hyperlink>
+      <w:r>
+        <w:rPr>
+          <w:lang w:val="pt_PT" w:bidi="pt_PT"/>
+        </w:rPr>
+        <w:t>40</w:t>
+      </w:r>
       <w:r>
         <w:rPr>
           <w:lang w:val="pt_PT" w:bidi="pt_PT"/>
         </w:rPr>
         <w:t xml:space="preserve">). Deus oferece graça àqueles que se arrependem (se afastam de ações erradas e retornam a Deus). No entanto, algumas ações ainda ofendem sua santidade e não devem estar em sua presença (por exemplo, a oferta de Ananias e Safira; veja </w:t>
       </w:r>
-      <w:hyperlink r:id="rId222">
-        <w:r>
-          <w:rPr>
-            <w:lang w:val="pt_PT" w:bidi="pt_PT"/>
-          </w:rPr>
-          <w:rPr>
-            <w:color w:val="0000EE"/>
-            <w:u w:val="single"/>
-          </w:rPr>
-          <w:t>Atos 5.1–11</w:t>
-        </w:r>
-      </w:hyperlink>
+      <w:r>
+        <w:rPr>
+          <w:lang w:val="pt_PT" w:bidi="pt_PT"/>
+        </w:rPr>
+        <w:t>Atos 5.1–11</w:t>
+      </w:r>
       <w:r>
         <w:rPr>
           <w:lang w:val="pt_PT" w:bidi="pt_PT"/>
@@ -6580,288 +4930,192 @@
           <w:lang w:val="pt_PT" w:bidi="pt_PT"/>
         </w:rPr>
       </w:r>
-      <w:hyperlink r:id="rId223">
-        <w:r>
-          <w:rPr>
-            <w:lang w:val="pt_PT" w:bidi="pt_PT"/>
-          </w:rPr>
-          <w:rPr>
-            <w:color w:val="0000EE"/>
-            <w:u w:val="single"/>
-          </w:rPr>
-          <w:t>Gênesis 7.2</w:t>
-        </w:r>
-      </w:hyperlink>
-      <w:r>
-        <w:rPr>
-          <w:lang w:val="pt_PT" w:bidi="pt_PT"/>
-        </w:rPr>
-        <w:t xml:space="preserve">; </w:t>
-      </w:r>
-      <w:hyperlink r:id="rId224">
-        <w:r>
-          <w:rPr>
-            <w:lang w:val="pt_PT" w:bidi="pt_PT"/>
-          </w:rPr>
-          <w:rPr>
-            <w:color w:val="0000EE"/>
-            <w:u w:val="single"/>
-          </w:rPr>
-          <w:t>Levítico 11.1–15.33</w:t>
-        </w:r>
-      </w:hyperlink>
-      <w:r>
-        <w:rPr>
-          <w:lang w:val="pt_PT" w:bidi="pt_PT"/>
-        </w:rPr>
-        <w:t xml:space="preserve">; </w:t>
-      </w:r>
-      <w:hyperlink r:id="rId225">
-        <w:r>
-          <w:rPr>
-            <w:lang w:val="pt_PT" w:bidi="pt_PT"/>
-          </w:rPr>
-          <w:rPr>
-            <w:color w:val="0000EE"/>
-            <w:u w:val="single"/>
-          </w:rPr>
-          <w:t>21.1–23</w:t>
-        </w:r>
-      </w:hyperlink>
-      <w:r>
-        <w:rPr>
-          <w:lang w:val="pt_PT" w:bidi="pt_PT"/>
-        </w:rPr>
-        <w:t xml:space="preserve">; </w:t>
-      </w:r>
-      <w:hyperlink r:id="rId226">
-        <w:r>
-          <w:rPr>
-            <w:lang w:val="pt_PT" w:bidi="pt_PT"/>
-          </w:rPr>
-          <w:rPr>
-            <w:color w:val="0000EE"/>
-            <w:u w:val="single"/>
-          </w:rPr>
-          <w:t>22.3–8</w:t>
-        </w:r>
-      </w:hyperlink>
-      <w:r>
-        <w:rPr>
-          <w:lang w:val="pt_PT" w:bidi="pt_PT"/>
-        </w:rPr>
-        <w:t xml:space="preserve">; </w:t>
-      </w:r>
-      <w:hyperlink r:id="rId227">
-        <w:r>
-          <w:rPr>
-            <w:lang w:val="pt_PT" w:bidi="pt_PT"/>
-          </w:rPr>
-          <w:rPr>
-            <w:color w:val="0000EE"/>
-            <w:u w:val="single"/>
-          </w:rPr>
-          <w:t>Números 19.1–22</w:t>
-        </w:r>
-      </w:hyperlink>
-      <w:r>
-        <w:rPr>
-          <w:lang w:val="pt_PT" w:bidi="pt_PT"/>
-        </w:rPr>
-        <w:t xml:space="preserve">; </w:t>
-      </w:r>
-      <w:hyperlink r:id="rId228">
-        <w:r>
-          <w:rPr>
-            <w:lang w:val="pt_PT" w:bidi="pt_PT"/>
-          </w:rPr>
-          <w:rPr>
-            <w:color w:val="0000EE"/>
-            <w:u w:val="single"/>
-          </w:rPr>
-          <w:t>Deuteronômio 14.1–21</w:t>
-        </w:r>
-      </w:hyperlink>
-      <w:r>
-        <w:rPr>
-          <w:lang w:val="pt_PT" w:bidi="pt_PT"/>
-        </w:rPr>
-        <w:t xml:space="preserve">; </w:t>
-      </w:r>
-      <w:hyperlink r:id="rId229">
-        <w:r>
-          <w:rPr>
-            <w:lang w:val="pt_PT" w:bidi="pt_PT"/>
-          </w:rPr>
-          <w:rPr>
-            <w:color w:val="0000EE"/>
-            <w:u w:val="single"/>
-          </w:rPr>
-          <w:t>21.1–9</w:t>
-        </w:r>
-      </w:hyperlink>
-      <w:r>
-        <w:rPr>
-          <w:lang w:val="pt_PT" w:bidi="pt_PT"/>
-        </w:rPr>
-        <w:t xml:space="preserve">; </w:t>
-      </w:r>
-      <w:hyperlink r:id="rId230">
-        <w:r>
-          <w:rPr>
-            <w:lang w:val="pt_PT" w:bidi="pt_PT"/>
-          </w:rPr>
-          <w:rPr>
-            <w:color w:val="0000EE"/>
-            <w:u w:val="single"/>
-          </w:rPr>
-          <w:t>Salmos 19.9</w:t>
-        </w:r>
-      </w:hyperlink>
-      <w:r>
-        <w:rPr>
-          <w:lang w:val="pt_PT" w:bidi="pt_PT"/>
-        </w:rPr>
-        <w:t xml:space="preserve">; </w:t>
-      </w:r>
-      <w:hyperlink r:id="rId231">
-        <w:r>
-          <w:rPr>
-            <w:lang w:val="pt_PT" w:bidi="pt_PT"/>
-          </w:rPr>
-          <w:rPr>
-            <w:color w:val="0000EE"/>
-            <w:u w:val="single"/>
-          </w:rPr>
-          <w:t>24.3–4</w:t>
-        </w:r>
-      </w:hyperlink>
-      <w:r>
-        <w:rPr>
-          <w:lang w:val="pt_PT" w:bidi="pt_PT"/>
-        </w:rPr>
-        <w:t xml:space="preserve">; </w:t>
-      </w:r>
-      <w:hyperlink r:id="rId232">
-        <w:r>
-          <w:rPr>
-            <w:lang w:val="pt_PT" w:bidi="pt_PT"/>
-          </w:rPr>
-          <w:rPr>
-            <w:color w:val="0000EE"/>
-            <w:u w:val="single"/>
-          </w:rPr>
-          <w:t>51.7–10</w:t>
-        </w:r>
-      </w:hyperlink>
-      <w:r>
-        <w:rPr>
-          <w:lang w:val="pt_PT" w:bidi="pt_PT"/>
-        </w:rPr>
-        <w:t xml:space="preserve">; </w:t>
-      </w:r>
-      <w:hyperlink r:id="rId233">
-        <w:r>
-          <w:rPr>
-            <w:lang w:val="pt_PT" w:bidi="pt_PT"/>
-          </w:rPr>
-          <w:rPr>
-            <w:color w:val="0000EE"/>
-            <w:u w:val="single"/>
-          </w:rPr>
-          <w:t>Isaías 52.11</w:t>
-        </w:r>
-      </w:hyperlink>
-      <w:r>
-        <w:rPr>
-          <w:lang w:val="pt_PT" w:bidi="pt_PT"/>
-        </w:rPr>
-        <w:t xml:space="preserve">; </w:t>
-      </w:r>
-      <w:hyperlink r:id="rId234">
-        <w:r>
-          <w:rPr>
-            <w:lang w:val="pt_PT" w:bidi="pt_PT"/>
-          </w:rPr>
-          <w:rPr>
-            <w:color w:val="0000EE"/>
-            <w:u w:val="single"/>
-          </w:rPr>
-          <w:t>Mateus 8.2–4</w:t>
-        </w:r>
-      </w:hyperlink>
-      <w:r>
-        <w:rPr>
-          <w:lang w:val="pt_PT" w:bidi="pt_PT"/>
-        </w:rPr>
-        <w:t xml:space="preserve">; </w:t>
-      </w:r>
-      <w:hyperlink r:id="rId235">
-        <w:r>
-          <w:rPr>
-            <w:lang w:val="pt_PT" w:bidi="pt_PT"/>
-          </w:rPr>
-          <w:rPr>
-            <w:color w:val="0000EE"/>
-            <w:u w:val="single"/>
-          </w:rPr>
-          <w:t>João 13.10–11</w:t>
-        </w:r>
-      </w:hyperlink>
-      <w:r>
-        <w:rPr>
-          <w:lang w:val="pt_PT" w:bidi="pt_PT"/>
-        </w:rPr>
-        <w:t xml:space="preserve">; </w:t>
-      </w:r>
-      <w:hyperlink r:id="rId236">
-        <w:r>
-          <w:rPr>
-            <w:lang w:val="pt_PT" w:bidi="pt_PT"/>
-          </w:rPr>
-          <w:rPr>
-            <w:color w:val="0000EE"/>
-            <w:u w:val="single"/>
-          </w:rPr>
-          <w:t>Atos 10.9–28</w:t>
-        </w:r>
-      </w:hyperlink>
-      <w:r>
-        <w:rPr>
-          <w:lang w:val="pt_PT" w:bidi="pt_PT"/>
-        </w:rPr>
-        <w:t xml:space="preserve">; </w:t>
-      </w:r>
-      <w:hyperlink r:id="rId237">
-        <w:r>
-          <w:rPr>
-            <w:lang w:val="pt_PT" w:bidi="pt_PT"/>
-          </w:rPr>
-          <w:rPr>
-            <w:color w:val="0000EE"/>
-            <w:u w:val="single"/>
-          </w:rPr>
-          <w:t>Hebreus 9.13–15</w:t>
-        </w:r>
-      </w:hyperlink>
+      <w:r>
+        <w:rPr>
+          <w:lang w:val="pt_PT" w:bidi="pt_PT"/>
+        </w:rPr>
+        <w:t>Gênesis 7.2</w:t>
+      </w:r>
+      <w:r>
+        <w:rPr>
+          <w:lang w:val="pt_PT" w:bidi="pt_PT"/>
+        </w:rPr>
+        <w:t xml:space="preserve">; </w:t>
+      </w:r>
+      <w:r>
+        <w:rPr>
+          <w:lang w:val="pt_PT" w:bidi="pt_PT"/>
+        </w:rPr>
+        <w:t>Levítico 11.1–15.33</w:t>
+      </w:r>
+      <w:r>
+        <w:rPr>
+          <w:lang w:val="pt_PT" w:bidi="pt_PT"/>
+        </w:rPr>
+        <w:t xml:space="preserve">; </w:t>
+      </w:r>
+      <w:r>
+        <w:rPr>
+          <w:lang w:val="pt_PT" w:bidi="pt_PT"/>
+        </w:rPr>
+        <w:t>21.1–23</w:t>
+      </w:r>
+      <w:r>
+        <w:rPr>
+          <w:lang w:val="pt_PT" w:bidi="pt_PT"/>
+        </w:rPr>
+        <w:t xml:space="preserve">; </w:t>
+      </w:r>
+      <w:r>
+        <w:rPr>
+          <w:lang w:val="pt_PT" w:bidi="pt_PT"/>
+        </w:rPr>
+        <w:t>22.3–8</w:t>
+      </w:r>
+      <w:r>
+        <w:rPr>
+          <w:lang w:val="pt_PT" w:bidi="pt_PT"/>
+        </w:rPr>
+        <w:t xml:space="preserve">; </w:t>
+      </w:r>
+      <w:r>
+        <w:rPr>
+          <w:lang w:val="pt_PT" w:bidi="pt_PT"/>
+        </w:rPr>
+        <w:t>Números 19.1–22</w:t>
+      </w:r>
+      <w:r>
+        <w:rPr>
+          <w:lang w:val="pt_PT" w:bidi="pt_PT"/>
+        </w:rPr>
+        <w:t xml:space="preserve">; </w:t>
+      </w:r>
+      <w:r>
+        <w:rPr>
+          <w:lang w:val="pt_PT" w:bidi="pt_PT"/>
+        </w:rPr>
+        <w:t>Deuteronômio 14.1–21</w:t>
+      </w:r>
+      <w:r>
+        <w:rPr>
+          <w:lang w:val="pt_PT" w:bidi="pt_PT"/>
+        </w:rPr>
+        <w:t xml:space="preserve">; </w:t>
+      </w:r>
+      <w:r>
+        <w:rPr>
+          <w:lang w:val="pt_PT" w:bidi="pt_PT"/>
+        </w:rPr>
+        <w:t>21.1–9</w:t>
+      </w:r>
+      <w:r>
+        <w:rPr>
+          <w:lang w:val="pt_PT" w:bidi="pt_PT"/>
+        </w:rPr>
+        <w:t xml:space="preserve">; </w:t>
+      </w:r>
+      <w:r>
+        <w:rPr>
+          <w:lang w:val="pt_PT" w:bidi="pt_PT"/>
+        </w:rPr>
+        <w:t>Salmos 19.9</w:t>
+      </w:r>
+      <w:r>
+        <w:rPr>
+          <w:lang w:val="pt_PT" w:bidi="pt_PT"/>
+        </w:rPr>
+        <w:t xml:space="preserve">; </w:t>
+      </w:r>
+      <w:r>
+        <w:rPr>
+          <w:lang w:val="pt_PT" w:bidi="pt_PT"/>
+        </w:rPr>
+        <w:t>24.3–4</w:t>
+      </w:r>
+      <w:r>
+        <w:rPr>
+          <w:lang w:val="pt_PT" w:bidi="pt_PT"/>
+        </w:rPr>
+        <w:t xml:space="preserve">; </w:t>
+      </w:r>
+      <w:r>
+        <w:rPr>
+          <w:lang w:val="pt_PT" w:bidi="pt_PT"/>
+        </w:rPr>
+        <w:t>51.7–10</w:t>
+      </w:r>
+      <w:r>
+        <w:rPr>
+          <w:lang w:val="pt_PT" w:bidi="pt_PT"/>
+        </w:rPr>
+        <w:t xml:space="preserve">; </w:t>
+      </w:r>
+      <w:r>
+        <w:rPr>
+          <w:lang w:val="pt_PT" w:bidi="pt_PT"/>
+        </w:rPr>
+        <w:t>Isaías 52.11</w:t>
+      </w:r>
+      <w:r>
+        <w:rPr>
+          <w:lang w:val="pt_PT" w:bidi="pt_PT"/>
+        </w:rPr>
+        <w:t xml:space="preserve">; </w:t>
+      </w:r>
+      <w:r>
+        <w:rPr>
+          <w:lang w:val="pt_PT" w:bidi="pt_PT"/>
+        </w:rPr>
+        <w:t>Mateus 8.2–4</w:t>
+      </w:r>
+      <w:r>
+        <w:rPr>
+          <w:lang w:val="pt_PT" w:bidi="pt_PT"/>
+        </w:rPr>
+        <w:t xml:space="preserve">; </w:t>
+      </w:r>
+      <w:r>
+        <w:rPr>
+          <w:lang w:val="pt_PT" w:bidi="pt_PT"/>
+        </w:rPr>
+        <w:t>João 13.10–11</w:t>
+      </w:r>
+      <w:r>
+        <w:rPr>
+          <w:lang w:val="pt_PT" w:bidi="pt_PT"/>
+        </w:rPr>
+        <w:t xml:space="preserve">; </w:t>
+      </w:r>
+      <w:r>
+        <w:rPr>
+          <w:lang w:val="pt_PT" w:bidi="pt_PT"/>
+        </w:rPr>
+        <w:t>Atos 10.9–28</w:t>
+      </w:r>
+      <w:r>
+        <w:rPr>
+          <w:lang w:val="pt_PT" w:bidi="pt_PT"/>
+        </w:rPr>
+        <w:t xml:space="preserve">; </w:t>
+      </w:r>
+      <w:r>
+        <w:rPr>
+          <w:lang w:val="pt_PT" w:bidi="pt_PT"/>
+        </w:rPr>
+        <w:t>Hebreus 9.13–15</w:t>
+      </w:r>
       <w:r>
         <w:rPr>
           <w:lang w:val="pt_PT" w:bidi="pt_PT"/>
         </w:rPr>
         <w:t>,</w:t>
       </w:r>
-      <w:hyperlink r:id="rId26">
-        <w:r>
-          <w:rPr>
-            <w:lang w:val="pt_PT" w:bidi="pt_PT"/>
-          </w:rPr>
-          <w:rPr>
-            <w:color w:val="0000EE"/>
-            <w:u w:val="single"/>
-          </w:rPr>
-          <w:t>23.</w:t>
-        </w:r>
-      </w:hyperlink>
+      <w:r>
+        <w:rPr>
+          <w:lang w:val="pt_PT" w:bidi="pt_PT"/>
+        </w:rPr>
+        <w:t>23.</w:t>
+      </w:r>
       <w:r>
         <w:rPr>
           <w:lang w:val="pt_PT" w:bidi="pt_PT"/>
@@ -6910,72 +5164,48 @@
         </w:rPr>
         <w:t>Várias passagens do Antigo Testamento têm temas semelhantes à literatura apocalíptica judaica posterior (</w:t>
       </w:r>
-      <w:hyperlink r:id="rId238">
-        <w:r>
-          <w:rPr>
-            <w:lang w:val="pt_PT" w:bidi="pt_PT"/>
-          </w:rPr>
-          <w:rPr>
-            <w:color w:val="0000EE"/>
-            <w:u w:val="single"/>
-          </w:rPr>
-          <w:t>Isaías 24–27</w:t>
-        </w:r>
-      </w:hyperlink>
-      <w:r>
-        <w:rPr>
-          <w:lang w:val="pt_PT" w:bidi="pt_PT"/>
-        </w:rPr>
-        <w:t xml:space="preserve">; </w:t>
-      </w:r>
-      <w:hyperlink r:id="rId239">
-        <w:r>
-          <w:rPr>
-            <w:lang w:val="pt_PT" w:bidi="pt_PT"/>
-          </w:rPr>
-          <w:rPr>
-            <w:color w:val="0000EE"/>
-            <w:u w:val="single"/>
-          </w:rPr>
-          <w:t>Ezequiel 38.1–39.29</w:t>
-        </w:r>
-      </w:hyperlink>
-      <w:r>
-        <w:rPr>
-          <w:lang w:val="pt_PT" w:bidi="pt_PT"/>
-        </w:rPr>
-        <w:t xml:space="preserve">; </w:t>
-      </w:r>
-      <w:hyperlink r:id="rId240">
-        <w:r>
-          <w:rPr>
-            <w:lang w:val="pt_PT" w:bidi="pt_PT"/>
-          </w:rPr>
-          <w:rPr>
-            <w:color w:val="0000EE"/>
-            <w:u w:val="single"/>
-          </w:rPr>
-          <w:t>Daniel 7–12</w:t>
-        </w:r>
-      </w:hyperlink>
-      <w:r>
-        <w:rPr>
-          <w:lang w:val="pt_PT" w:bidi="pt_PT"/>
-        </w:rPr>
-        <w:t xml:space="preserve">; </w:t>
-      </w:r>
-      <w:hyperlink r:id="rId241">
-        <w:r>
-          <w:rPr>
-            <w:lang w:val="pt_PT" w:bidi="pt_PT"/>
-          </w:rPr>
-          <w:rPr>
-            <w:color w:val="0000EE"/>
-            <w:u w:val="single"/>
-          </w:rPr>
-          <w:t>Zacarias 9–14</w:t>
-        </w:r>
-      </w:hyperlink>
+      <w:r>
+        <w:rPr>
+          <w:lang w:val="pt_PT" w:bidi="pt_PT"/>
+        </w:rPr>
+        <w:t>Isaías 24–27</w:t>
+      </w:r>
+      <w:r>
+        <w:rPr>
+          <w:lang w:val="pt_PT" w:bidi="pt_PT"/>
+        </w:rPr>
+        <w:t xml:space="preserve">; </w:t>
+      </w:r>
+      <w:r>
+        <w:rPr>
+          <w:lang w:val="pt_PT" w:bidi="pt_PT"/>
+        </w:rPr>
+        <w:t>Ezequiel 38.1–39.29</w:t>
+      </w:r>
+      <w:r>
+        <w:rPr>
+          <w:lang w:val="pt_PT" w:bidi="pt_PT"/>
+        </w:rPr>
+        <w:t xml:space="preserve">; </w:t>
+      </w:r>
+      <w:r>
+        <w:rPr>
+          <w:lang w:val="pt_PT" w:bidi="pt_PT"/>
+        </w:rPr>
+        <w:t>Daniel 7–12</w:t>
+      </w:r>
+      <w:r>
+        <w:rPr>
+          <w:lang w:val="pt_PT" w:bidi="pt_PT"/>
+        </w:rPr>
+        <w:t xml:space="preserve">; </w:t>
+      </w:r>
+      <w:r>
+        <w:rPr>
+          <w:lang w:val="pt_PT" w:bidi="pt_PT"/>
+        </w:rPr>
+        <w:t>Zacarias 9–14</w:t>
+      </w:r>
       <w:r>
         <w:rPr>
           <w:lang w:val="pt_PT" w:bidi="pt_PT"/>
@@ -7101,54 +5331,36 @@
           <w:lang w:val="pt_PT" w:bidi="pt_PT"/>
         </w:rPr>
       </w:r>
-      <w:hyperlink r:id="rId242">
-        <w:r>
-          <w:rPr>
-            <w:lang w:val="pt_PT" w:bidi="pt_PT"/>
-          </w:rPr>
-          <w:rPr>
-            <w:color w:val="0000EE"/>
-            <w:u w:val="single"/>
-          </w:rPr>
-          <w:t>Ezequiel 38.1–39.24</w:t>
-        </w:r>
-      </w:hyperlink>
-      <w:r>
-        <w:rPr>
-          <w:lang w:val="pt_PT" w:bidi="pt_PT"/>
-        </w:rPr>
-        <w:t xml:space="preserve">; </w:t>
-      </w:r>
-      <w:hyperlink r:id="rId240">
-        <w:r>
-          <w:rPr>
-            <w:lang w:val="pt_PT" w:bidi="pt_PT"/>
-          </w:rPr>
-          <w:rPr>
-            <w:color w:val="0000EE"/>
-            <w:u w:val="single"/>
-          </w:rPr>
-          <w:t>Daniel 7.1–12.13</w:t>
-        </w:r>
-      </w:hyperlink>
-      <w:r>
-        <w:rPr>
-          <w:lang w:val="pt_PT" w:bidi="pt_PT"/>
-        </w:rPr>
-        <w:t xml:space="preserve">; </w:t>
-      </w:r>
-      <w:hyperlink r:id="rId241">
-        <w:r>
-          <w:rPr>
-            <w:lang w:val="pt_PT" w:bidi="pt_PT"/>
-          </w:rPr>
-          <w:rPr>
-            <w:color w:val="0000EE"/>
-            <w:u w:val="single"/>
-          </w:rPr>
-          <w:t>Zacarias 9.1–14.21.</w:t>
-        </w:r>
-      </w:hyperlink>
+      <w:r>
+        <w:rPr>
+          <w:lang w:val="pt_PT" w:bidi="pt_PT"/>
+        </w:rPr>
+        <w:t>Ezequiel 38.1–39.24</w:t>
+      </w:r>
+      <w:r>
+        <w:rPr>
+          <w:lang w:val="pt_PT" w:bidi="pt_PT"/>
+        </w:rPr>
+        <w:t xml:space="preserve">; </w:t>
+      </w:r>
+      <w:r>
+        <w:rPr>
+          <w:lang w:val="pt_PT" w:bidi="pt_PT"/>
+        </w:rPr>
+        <w:t>Daniel 7.1–12.13</w:t>
+      </w:r>
+      <w:r>
+        <w:rPr>
+          <w:lang w:val="pt_PT" w:bidi="pt_PT"/>
+        </w:rPr>
+        <w:t xml:space="preserve">; </w:t>
+      </w:r>
+      <w:r>
+        <w:rPr>
+          <w:lang w:val="pt_PT" w:bidi="pt_PT"/>
+        </w:rPr>
+        <w:t>Zacarias 9.1–14.21.</w:t>
+      </w:r>
       <w:r>
         <w:rPr>
           <w:lang w:val="pt_PT" w:bidi="pt_PT"/>
@@ -7197,324 +5409,216 @@
         </w:rPr>
         <w:t>No Evangelho de Lucas, aqueles que recebem a graça de Deus louvam-no por seus atos maravilhosos (</w:t>
       </w:r>
-      <w:hyperlink r:id="rId243">
-        <w:r>
-          <w:rPr>
-            <w:lang w:val="pt_PT" w:bidi="pt_PT"/>
-          </w:rPr>
-          <w:rPr>
-            <w:color w:val="0000EE"/>
-            <w:u w:val="single"/>
-          </w:rPr>
-          <w:t>Lucas 1.44</w:t>
-        </w:r>
-      </w:hyperlink>
+      <w:r>
+        <w:rPr>
+          <w:lang w:val="pt_PT" w:bidi="pt_PT"/>
+        </w:rPr>
+        <w:t>Lucas 1.44</w:t>
+      </w:r>
       <w:r>
         <w:rPr>
           <w:lang w:val="pt_PT" w:bidi="pt_PT"/>
         </w:rPr>
         <w:t>,</w:t>
       </w:r>
-      <w:hyperlink r:id="rId244">
-        <w:r>
-          <w:rPr>
-            <w:lang w:val="pt_PT" w:bidi="pt_PT"/>
-          </w:rPr>
-          <w:rPr>
-            <w:color w:val="0000EE"/>
-            <w:u w:val="single"/>
-          </w:rPr>
-          <w:t>46</w:t>
-        </w:r>
-      </w:hyperlink>
+      <w:r>
+        <w:rPr>
+          <w:lang w:val="pt_PT" w:bidi="pt_PT"/>
+        </w:rPr>
+        <w:t>46</w:t>
+      </w:r>
       <w:r>
         <w:rPr>
           <w:lang w:val="pt_PT" w:bidi="pt_PT"/>
         </w:rPr>
         <w:t>,</w:t>
       </w:r>
-      <w:hyperlink r:id="rId245">
-        <w:r>
-          <w:rPr>
-            <w:lang w:val="pt_PT" w:bidi="pt_PT"/>
-          </w:rPr>
-          <w:rPr>
-            <w:color w:val="0000EE"/>
-            <w:u w:val="single"/>
-          </w:rPr>
-          <w:t>64</w:t>
-        </w:r>
-      </w:hyperlink>
+      <w:r>
+        <w:rPr>
+          <w:lang w:val="pt_PT" w:bidi="pt_PT"/>
+        </w:rPr>
+        <w:t>64</w:t>
+      </w:r>
       <w:r>
         <w:rPr>
           <w:lang w:val="pt_PT" w:bidi="pt_PT"/>
         </w:rPr>
         <w:t>,</w:t>
       </w:r>
-      <w:hyperlink r:id="rId246">
-        <w:r>
-          <w:rPr>
-            <w:lang w:val="pt_PT" w:bidi="pt_PT"/>
-          </w:rPr>
-          <w:rPr>
-            <w:color w:val="0000EE"/>
-            <w:u w:val="single"/>
-          </w:rPr>
-          <w:t>68</w:t>
-        </w:r>
-      </w:hyperlink>
-      <w:r>
-        <w:rPr>
-          <w:lang w:val="pt_PT" w:bidi="pt_PT"/>
-        </w:rPr>
-        <w:t xml:space="preserve">; </w:t>
-      </w:r>
-      <w:hyperlink r:id="rId247">
-        <w:r>
-          <w:rPr>
-            <w:lang w:val="pt_PT" w:bidi="pt_PT"/>
-          </w:rPr>
-          <w:rPr>
-            <w:color w:val="0000EE"/>
-            <w:u w:val="single"/>
-          </w:rPr>
-          <w:t>2.13</w:t>
-        </w:r>
-      </w:hyperlink>
+      <w:r>
+        <w:rPr>
+          <w:lang w:val="pt_PT" w:bidi="pt_PT"/>
+        </w:rPr>
+        <w:t>68</w:t>
+      </w:r>
+      <w:r>
+        <w:rPr>
+          <w:lang w:val="pt_PT" w:bidi="pt_PT"/>
+        </w:rPr>
+        <w:t xml:space="preserve">; </w:t>
+      </w:r>
+      <w:r>
+        <w:rPr>
+          <w:lang w:val="pt_PT" w:bidi="pt_PT"/>
+        </w:rPr>
+        <w:t>2.13</w:t>
+      </w:r>
       <w:r>
         <w:rPr>
           <w:lang w:val="pt_PT" w:bidi="pt_PT"/>
         </w:rPr>
         <w:t>,</w:t>
       </w:r>
-      <w:hyperlink r:id="rId248">
-        <w:r>
-          <w:rPr>
-            <w:lang w:val="pt_PT" w:bidi="pt_PT"/>
-          </w:rPr>
-          <w:rPr>
-            <w:color w:val="0000EE"/>
-            <w:u w:val="single"/>
-          </w:rPr>
-          <w:t>38</w:t>
-        </w:r>
-      </w:hyperlink>
-      <w:r>
-        <w:rPr>
-          <w:lang w:val="pt_PT" w:bidi="pt_PT"/>
-        </w:rPr>
-        <w:t xml:space="preserve">; </w:t>
-      </w:r>
-      <w:hyperlink r:id="rId249">
-        <w:r>
-          <w:rPr>
-            <w:lang w:val="pt_PT" w:bidi="pt_PT"/>
-          </w:rPr>
-          <w:rPr>
-            <w:color w:val="0000EE"/>
-            <w:u w:val="single"/>
-          </w:rPr>
-          <w:t>5.25–26</w:t>
-        </w:r>
-      </w:hyperlink>
-      <w:r>
-        <w:rPr>
-          <w:lang w:val="pt_PT" w:bidi="pt_PT"/>
-        </w:rPr>
-        <w:t xml:space="preserve">; </w:t>
-      </w:r>
-      <w:hyperlink r:id="rId250">
-        <w:r>
-          <w:rPr>
-            <w:lang w:val="pt_PT" w:bidi="pt_PT"/>
-          </w:rPr>
-          <w:rPr>
-            <w:color w:val="0000EE"/>
-            <w:u w:val="single"/>
-          </w:rPr>
-          <w:t>7.16</w:t>
-        </w:r>
-      </w:hyperlink>
-      <w:r>
-        <w:rPr>
-          <w:lang w:val="pt_PT" w:bidi="pt_PT"/>
-        </w:rPr>
-        <w:t xml:space="preserve">; </w:t>
-      </w:r>
-      <w:hyperlink r:id="rId251">
-        <w:r>
-          <w:rPr>
-            <w:lang w:val="pt_PT" w:bidi="pt_PT"/>
-          </w:rPr>
-          <w:rPr>
-            <w:color w:val="0000EE"/>
-            <w:u w:val="single"/>
-          </w:rPr>
-          <w:t>13.13</w:t>
-        </w:r>
-      </w:hyperlink>
-      <w:r>
-        <w:rPr>
-          <w:lang w:val="pt_PT" w:bidi="pt_PT"/>
-        </w:rPr>
-        <w:t xml:space="preserve">; </w:t>
-      </w:r>
-      <w:hyperlink r:id="rId252">
-        <w:r>
-          <w:rPr>
-            <w:lang w:val="pt_PT" w:bidi="pt_PT"/>
-          </w:rPr>
-          <w:rPr>
-            <w:color w:val="0000EE"/>
-            <w:u w:val="single"/>
-          </w:rPr>
-          <w:t>17.15–18</w:t>
-        </w:r>
-      </w:hyperlink>
-      <w:r>
-        <w:rPr>
-          <w:lang w:val="pt_PT" w:bidi="pt_PT"/>
-        </w:rPr>
-        <w:t xml:space="preserve">; </w:t>
-      </w:r>
-      <w:hyperlink r:id="rId253">
-        <w:r>
-          <w:rPr>
-            <w:lang w:val="pt_PT" w:bidi="pt_PT"/>
-          </w:rPr>
-          <w:rPr>
-            <w:color w:val="0000EE"/>
-            <w:u w:val="single"/>
-          </w:rPr>
-          <w:t>18.43</w:t>
-        </w:r>
-      </w:hyperlink>
-      <w:r>
-        <w:rPr>
-          <w:lang w:val="pt_PT" w:bidi="pt_PT"/>
-        </w:rPr>
-        <w:t xml:space="preserve">; </w:t>
-      </w:r>
-      <w:hyperlink r:id="rId254">
-        <w:r>
-          <w:rPr>
-            <w:lang w:val="pt_PT" w:bidi="pt_PT"/>
-          </w:rPr>
-          <w:rPr>
-            <w:color w:val="0000EE"/>
-            <w:u w:val="single"/>
-          </w:rPr>
-          <w:t>19.37</w:t>
-        </w:r>
-      </w:hyperlink>
-      <w:r>
-        <w:rPr>
-          <w:lang w:val="pt_PT" w:bidi="pt_PT"/>
-        </w:rPr>
-        <w:t xml:space="preserve">; </w:t>
-      </w:r>
-      <w:hyperlink r:id="rId255">
-        <w:r>
-          <w:rPr>
-            <w:lang w:val="pt_PT" w:bidi="pt_PT"/>
-          </w:rPr>
-          <w:rPr>
-            <w:color w:val="0000EE"/>
-            <w:u w:val="single"/>
-          </w:rPr>
-          <w:t>24.53</w:t>
-        </w:r>
-      </w:hyperlink>
+      <w:r>
+        <w:rPr>
+          <w:lang w:val="pt_PT" w:bidi="pt_PT"/>
+        </w:rPr>
+        <w:t>38</w:t>
+      </w:r>
+      <w:r>
+        <w:rPr>
+          <w:lang w:val="pt_PT" w:bidi="pt_PT"/>
+        </w:rPr>
+        <w:t xml:space="preserve">; </w:t>
+      </w:r>
+      <w:r>
+        <w:rPr>
+          <w:lang w:val="pt_PT" w:bidi="pt_PT"/>
+        </w:rPr>
+        <w:t>5.25–26</w:t>
+      </w:r>
+      <w:r>
+        <w:rPr>
+          <w:lang w:val="pt_PT" w:bidi="pt_PT"/>
+        </w:rPr>
+        <w:t xml:space="preserve">; </w:t>
+      </w:r>
+      <w:r>
+        <w:rPr>
+          <w:lang w:val="pt_PT" w:bidi="pt_PT"/>
+        </w:rPr>
+        <w:t>7.16</w:t>
+      </w:r>
+      <w:r>
+        <w:rPr>
+          <w:lang w:val="pt_PT" w:bidi="pt_PT"/>
+        </w:rPr>
+        <w:t xml:space="preserve">; </w:t>
+      </w:r>
+      <w:r>
+        <w:rPr>
+          <w:lang w:val="pt_PT" w:bidi="pt_PT"/>
+        </w:rPr>
+        <w:t>13.13</w:t>
+      </w:r>
+      <w:r>
+        <w:rPr>
+          <w:lang w:val="pt_PT" w:bidi="pt_PT"/>
+        </w:rPr>
+        <w:t xml:space="preserve">; </w:t>
+      </w:r>
+      <w:r>
+        <w:rPr>
+          <w:lang w:val="pt_PT" w:bidi="pt_PT"/>
+        </w:rPr>
+        <w:t>17.15–18</w:t>
+      </w:r>
+      <w:r>
+        <w:rPr>
+          <w:lang w:val="pt_PT" w:bidi="pt_PT"/>
+        </w:rPr>
+        <w:t xml:space="preserve">; </w:t>
+      </w:r>
+      <w:r>
+        <w:rPr>
+          <w:lang w:val="pt_PT" w:bidi="pt_PT"/>
+        </w:rPr>
+        <w:t>18.43</w:t>
+      </w:r>
+      <w:r>
+        <w:rPr>
+          <w:lang w:val="pt_PT" w:bidi="pt_PT"/>
+        </w:rPr>
+        <w:t xml:space="preserve">; </w:t>
+      </w:r>
+      <w:r>
+        <w:rPr>
+          <w:lang w:val="pt_PT" w:bidi="pt_PT"/>
+        </w:rPr>
+        <w:t>19.37</w:t>
+      </w:r>
+      <w:r>
+        <w:rPr>
+          <w:lang w:val="pt_PT" w:bidi="pt_PT"/>
+        </w:rPr>
+        <w:t xml:space="preserve">; </w:t>
+      </w:r>
+      <w:r>
+        <w:rPr>
+          <w:lang w:val="pt_PT" w:bidi="pt_PT"/>
+        </w:rPr>
+        <w:t>24.53</w:t>
+      </w:r>
       <w:r>
         <w:rPr>
           <w:lang w:val="pt_PT" w:bidi="pt_PT"/>
         </w:rPr>
         <w:t>). No livro de Atos, o louvor segue as curas e a salvação dos não-judeus (gentios) (</w:t>
       </w:r>
-      <w:hyperlink r:id="rId256">
-        <w:r>
-          <w:rPr>
-            <w:lang w:val="pt_PT" w:bidi="pt_PT"/>
-          </w:rPr>
-          <w:rPr>
-            <w:color w:val="0000EE"/>
-            <w:u w:val="single"/>
-          </w:rPr>
-          <w:t>3.8–9</w:t>
-        </w:r>
-      </w:hyperlink>
-      <w:r>
-        <w:rPr>
-          <w:lang w:val="pt_PT" w:bidi="pt_PT"/>
-        </w:rPr>
-        <w:t xml:space="preserve">; </w:t>
-      </w:r>
-      <w:hyperlink r:id="rId257">
-        <w:r>
-          <w:rPr>
-            <w:lang w:val="pt_PT" w:bidi="pt_PT"/>
-          </w:rPr>
-          <w:rPr>
-            <w:color w:val="0000EE"/>
-            <w:u w:val="single"/>
-          </w:rPr>
-          <w:t>4.21–22</w:t>
-        </w:r>
-      </w:hyperlink>
-      <w:r>
-        <w:rPr>
-          <w:lang w:val="pt_PT" w:bidi="pt_PT"/>
-        </w:rPr>
-        <w:t xml:space="preserve">; </w:t>
-      </w:r>
-      <w:hyperlink r:id="rId258">
-        <w:r>
-          <w:rPr>
-            <w:lang w:val="pt_PT" w:bidi="pt_PT"/>
-          </w:rPr>
-          <w:rPr>
-            <w:color w:val="0000EE"/>
-            <w:u w:val="single"/>
-          </w:rPr>
-          <w:t>Atos 11.18</w:t>
-        </w:r>
-      </w:hyperlink>
-      <w:r>
-        <w:rPr>
-          <w:lang w:val="pt_PT" w:bidi="pt_PT"/>
-        </w:rPr>
-        <w:t xml:space="preserve">; </w:t>
-      </w:r>
-      <w:hyperlink r:id="rId259">
-        <w:r>
-          <w:rPr>
-            <w:lang w:val="pt_PT" w:bidi="pt_PT"/>
-          </w:rPr>
-          <w:rPr>
-            <w:color w:val="0000EE"/>
-            <w:u w:val="single"/>
-          </w:rPr>
-          <w:t>13.48</w:t>
-        </w:r>
-      </w:hyperlink>
-      <w:r>
-        <w:rPr>
-          <w:lang w:val="pt_PT" w:bidi="pt_PT"/>
-        </w:rPr>
-        <w:t xml:space="preserve">; </w:t>
-      </w:r>
-      <w:hyperlink r:id="rId260">
-        <w:r>
-          <w:rPr>
-            <w:lang w:val="pt_PT" w:bidi="pt_PT"/>
-          </w:rPr>
-          <w:rPr>
-            <w:color w:val="0000EE"/>
-            <w:u w:val="single"/>
-          </w:rPr>
-          <w:t>21.19–20</w:t>
-        </w:r>
-      </w:hyperlink>
+      <w:r>
+        <w:rPr>
+          <w:lang w:val="pt_PT" w:bidi="pt_PT"/>
+        </w:rPr>
+        <w:t>3.8–9</w:t>
+      </w:r>
+      <w:r>
+        <w:rPr>
+          <w:lang w:val="pt_PT" w:bidi="pt_PT"/>
+        </w:rPr>
+        <w:t xml:space="preserve">; </w:t>
+      </w:r>
+      <w:r>
+        <w:rPr>
+          <w:lang w:val="pt_PT" w:bidi="pt_PT"/>
+        </w:rPr>
+        <w:t>4.21–22</w:t>
+      </w:r>
+      <w:r>
+        <w:rPr>
+          <w:lang w:val="pt_PT" w:bidi="pt_PT"/>
+        </w:rPr>
+        <w:t xml:space="preserve">; </w:t>
+      </w:r>
+      <w:r>
+        <w:rPr>
+          <w:lang w:val="pt_PT" w:bidi="pt_PT"/>
+        </w:rPr>
+        <w:t>Atos 11.18</w:t>
+      </w:r>
+      <w:r>
+        <w:rPr>
+          <w:lang w:val="pt_PT" w:bidi="pt_PT"/>
+        </w:rPr>
+        <w:t xml:space="preserve">; </w:t>
+      </w:r>
+      <w:r>
+        <w:rPr>
+          <w:lang w:val="pt_PT" w:bidi="pt_PT"/>
+        </w:rPr>
+        <w:t>13.48</w:t>
+      </w:r>
+      <w:r>
+        <w:rPr>
+          <w:lang w:val="pt_PT" w:bidi="pt_PT"/>
+        </w:rPr>
+        <w:t xml:space="preserve">; </w:t>
+      </w:r>
+      <w:r>
+        <w:rPr>
+          <w:lang w:val="pt_PT" w:bidi="pt_PT"/>
+        </w:rPr>
+        <w:t>21.19–20</w:t>
+      </w:r>
       <w:r>
         <w:rPr>
           <w:lang w:val="pt_PT" w:bidi="pt_PT"/>
@@ -7535,48 +5639,30 @@
         </w:rPr>
         <w:t>Este tema de louvor está intimamente ligado a uma ideia chave no Evangelho de Lucas. O cumprimento da promessa de Deus através de Jesus, o Messias, traz alegria. Esta ideia aparece cedo no livro, nos cânticos de Maria e Zacarias (</w:t>
       </w:r>
-      <w:hyperlink r:id="rId261">
-        <w:r>
-          <w:rPr>
-            <w:lang w:val="pt_PT" w:bidi="pt_PT"/>
-          </w:rPr>
-          <w:rPr>
-            <w:color w:val="0000EE"/>
-            <w:u w:val="single"/>
-          </w:rPr>
-          <w:t>Lucas 1.46–55,</w:t>
-        </w:r>
-      </w:hyperlink>
-      <w:hyperlink r:id="rId262">
-        <w:r>
-          <w:rPr>
-            <w:lang w:val="pt_PT" w:bidi="pt_PT"/>
-          </w:rPr>
-          <w:rPr>
-            <w:color w:val="0000EE"/>
-            <w:u w:val="single"/>
-          </w:rPr>
-          <w:t>67–79</w:t>
-        </w:r>
-      </w:hyperlink>
+      <w:r>
+        <w:rPr>
+          <w:lang w:val="pt_PT" w:bidi="pt_PT"/>
+        </w:rPr>
+        <w:t>Lucas 1.46–55,</w:t>
+      </w:r>
+      <w:r>
+        <w:rPr>
+          <w:lang w:val="pt_PT" w:bidi="pt_PT"/>
+        </w:rPr>
+        <w:t>67–79</w:t>
+      </w:r>
       <w:r>
         <w:rPr>
           <w:lang w:val="pt_PT" w:bidi="pt_PT"/>
         </w:rPr>
         <w:t xml:space="preserve">). Os profetas do Antigo Testamento previram que a criação cantaria quando a salvação de Deus chegasse (veja </w:t>
       </w:r>
-      <w:hyperlink r:id="rId263">
-        <w:r>
-          <w:rPr>
-            <w:lang w:val="pt_PT" w:bidi="pt_PT"/>
-          </w:rPr>
-          <w:rPr>
-            <w:color w:val="0000EE"/>
-            <w:u w:val="single"/>
-          </w:rPr>
-          <w:t>Isaías 55.12</w:t>
-        </w:r>
-      </w:hyperlink>
+      <w:r>
+        <w:rPr>
+          <w:lang w:val="pt_PT" w:bidi="pt_PT"/>
+        </w:rPr>
+        <w:t>Isaías 55.12</w:t>
+      </w:r>
       <w:r>
         <w:rPr>
           <w:lang w:val="pt_PT" w:bidi="pt_PT"/>
@@ -7597,36 +5683,24 @@
         </w:rPr>
         <w:t>Quando Jesus entrou em Jerusalém no final de seu ministério, seus discípulos clamaram em alta voz. Eles "começaram a louvar a Deus em voz alta por tudo o que tinham visto" (</w:t>
       </w:r>
-      <w:hyperlink r:id="rId254">
-        <w:r>
-          <w:rPr>
-            <w:lang w:val="pt_PT" w:bidi="pt_PT"/>
-          </w:rPr>
-          <w:rPr>
-            <w:color w:val="0000EE"/>
-            <w:u w:val="single"/>
-          </w:rPr>
-          <w:t>Lucas 19.37</w:t>
-        </w:r>
-      </w:hyperlink>
+      <w:r>
+        <w:rPr>
+          <w:lang w:val="pt_PT" w:bidi="pt_PT"/>
+        </w:rPr>
+        <w:t>Lucas 19.37</w:t>
+      </w:r>
       <w:r>
         <w:rPr>
           <w:lang w:val="pt_PT" w:bidi="pt_PT"/>
         </w:rPr>
         <w:t>). Os fariseus pediram a Jesus que silenciasse seus discípulos. Mas ele respondeu, "se eles se calarem, as pedras gritarão!" (</w:t>
       </w:r>
-      <w:hyperlink r:id="rId264">
-        <w:r>
-          <w:rPr>
-            <w:lang w:val="pt_PT" w:bidi="pt_PT"/>
-          </w:rPr>
-          <w:rPr>
-            <w:color w:val="0000EE"/>
-            <w:u w:val="single"/>
-          </w:rPr>
-          <w:t>19.37–40</w:t>
-        </w:r>
-      </w:hyperlink>
+      <w:r>
+        <w:rPr>
+          <w:lang w:val="pt_PT" w:bidi="pt_PT"/>
+        </w:rPr>
+        <w:t>19.37–40</w:t>
+      </w:r>
       <w:r>
         <w:rPr>
           <w:lang w:val="pt_PT" w:bidi="pt_PT"/>
@@ -7647,18 +5721,12 @@
         </w:rPr>
         <w:t>No final do livro, os discípulos "o adoraram e voltaram para Jerusalém cheios de alegria" (</w:t>
       </w:r>
-      <w:hyperlink r:id="rId265">
-        <w:r>
-          <w:rPr>
-            <w:lang w:val="pt_PT" w:bidi="pt_PT"/>
-          </w:rPr>
-          <w:rPr>
-            <w:color w:val="0000EE"/>
-            <w:u w:val="single"/>
-          </w:rPr>
-          <w:t>24.52–53</w:t>
-        </w:r>
-      </w:hyperlink>
+      <w:r>
+        <w:rPr>
+          <w:lang w:val="pt_PT" w:bidi="pt_PT"/>
+        </w:rPr>
+        <w:t>24.52–53</w:t>
+      </w:r>
       <w:r>
         <w:rPr>
           <w:lang w:val="pt_PT" w:bidi="pt_PT"/>
@@ -7688,342 +5756,228 @@
           <w:lang w:val="pt_PT" w:bidi="pt_PT"/>
         </w:rPr>
       </w:r>
-      <w:hyperlink r:id="rId263">
-        <w:r>
-          <w:rPr>
-            <w:lang w:val="pt_PT" w:bidi="pt_PT"/>
-          </w:rPr>
-          <w:rPr>
-            <w:color w:val="0000EE"/>
-            <w:u w:val="single"/>
-          </w:rPr>
-          <w:t>Isaías 55.12</w:t>
-        </w:r>
-      </w:hyperlink>
-      <w:r>
-        <w:rPr>
-          <w:lang w:val="pt_PT" w:bidi="pt_PT"/>
-        </w:rPr>
-        <w:t xml:space="preserve">; </w:t>
-      </w:r>
-      <w:hyperlink r:id="rId266">
-        <w:r>
-          <w:rPr>
-            <w:lang w:val="pt_PT" w:bidi="pt_PT"/>
-          </w:rPr>
-          <w:rPr>
-            <w:color w:val="0000EE"/>
-            <w:u w:val="single"/>
-          </w:rPr>
-          <w:t>Lucas 1.44–47</w:t>
-        </w:r>
-      </w:hyperlink>
+      <w:r>
+        <w:rPr>
+          <w:lang w:val="pt_PT" w:bidi="pt_PT"/>
+        </w:rPr>
+        <w:t>Isaías 55.12</w:t>
+      </w:r>
+      <w:r>
+        <w:rPr>
+          <w:lang w:val="pt_PT" w:bidi="pt_PT"/>
+        </w:rPr>
+        <w:t xml:space="preserve">; </w:t>
+      </w:r>
+      <w:r>
+        <w:rPr>
+          <w:lang w:val="pt_PT" w:bidi="pt_PT"/>
+        </w:rPr>
+        <w:t>Lucas 1.44–47</w:t>
+      </w:r>
       <w:r>
         <w:rPr>
           <w:lang w:val="pt_PT" w:bidi="pt_PT"/>
         </w:rPr>
         <w:t>,</w:t>
       </w:r>
-      <w:hyperlink r:id="rId245">
-        <w:r>
-          <w:rPr>
-            <w:lang w:val="pt_PT" w:bidi="pt_PT"/>
-          </w:rPr>
-          <w:rPr>
-            <w:color w:val="0000EE"/>
-            <w:u w:val="single"/>
-          </w:rPr>
-          <w:t>64</w:t>
-        </w:r>
-      </w:hyperlink>
+      <w:r>
+        <w:rPr>
+          <w:lang w:val="pt_PT" w:bidi="pt_PT"/>
+        </w:rPr>
+        <w:t>64</w:t>
+      </w:r>
       <w:r>
         <w:rPr>
           <w:lang w:val="pt_PT" w:bidi="pt_PT"/>
         </w:rPr>
         <w:t>,</w:t>
       </w:r>
-      <w:hyperlink r:id="rId246">
-        <w:r>
-          <w:rPr>
-            <w:lang w:val="pt_PT" w:bidi="pt_PT"/>
-          </w:rPr>
-          <w:rPr>
-            <w:color w:val="0000EE"/>
-            <w:u w:val="single"/>
-          </w:rPr>
-          <w:t>68</w:t>
-        </w:r>
-      </w:hyperlink>
-      <w:r>
-        <w:rPr>
-          <w:lang w:val="pt_PT" w:bidi="pt_PT"/>
-        </w:rPr>
-        <w:t xml:space="preserve">; </w:t>
-      </w:r>
-      <w:hyperlink r:id="rId267">
-        <w:r>
-          <w:rPr>
-            <w:lang w:val="pt_PT" w:bidi="pt_PT"/>
-          </w:rPr>
-          <w:rPr>
-            <w:color w:val="0000EE"/>
-            <w:u w:val="single"/>
-          </w:rPr>
-          <w:t>2.13–14</w:t>
-        </w:r>
-      </w:hyperlink>
+      <w:r>
+        <w:rPr>
+          <w:lang w:val="pt_PT" w:bidi="pt_PT"/>
+        </w:rPr>
+        <w:t>68</w:t>
+      </w:r>
+      <w:r>
+        <w:rPr>
+          <w:lang w:val="pt_PT" w:bidi="pt_PT"/>
+        </w:rPr>
+        <w:t xml:space="preserve">; </w:t>
+      </w:r>
+      <w:r>
+        <w:rPr>
+          <w:lang w:val="pt_PT" w:bidi="pt_PT"/>
+        </w:rPr>
+        <w:t>2.13–14</w:t>
+      </w:r>
       <w:r>
         <w:rPr>
           <w:lang w:val="pt_PT" w:bidi="pt_PT"/>
         </w:rPr>
         <w:t>,</w:t>
       </w:r>
-      <w:hyperlink r:id="rId248">
-        <w:r>
-          <w:rPr>
-            <w:lang w:val="pt_PT" w:bidi="pt_PT"/>
-          </w:rPr>
-          <w:rPr>
-            <w:color w:val="0000EE"/>
-            <w:u w:val="single"/>
-          </w:rPr>
-          <w:t>38</w:t>
-        </w:r>
-      </w:hyperlink>
-      <w:r>
-        <w:rPr>
-          <w:lang w:val="pt_PT" w:bidi="pt_PT"/>
-        </w:rPr>
-        <w:t xml:space="preserve">; </w:t>
-      </w:r>
-      <w:hyperlink r:id="rId249">
-        <w:r>
-          <w:rPr>
-            <w:lang w:val="pt_PT" w:bidi="pt_PT"/>
-          </w:rPr>
-          <w:rPr>
-            <w:color w:val="0000EE"/>
-            <w:u w:val="single"/>
-          </w:rPr>
-          <w:t>5.25–26</w:t>
-        </w:r>
-      </w:hyperlink>
-      <w:r>
-        <w:rPr>
-          <w:lang w:val="pt_PT" w:bidi="pt_PT"/>
-        </w:rPr>
-        <w:t xml:space="preserve">; </w:t>
-      </w:r>
-      <w:hyperlink r:id="rId250">
-        <w:r>
-          <w:rPr>
-            <w:lang w:val="pt_PT" w:bidi="pt_PT"/>
-          </w:rPr>
-          <w:rPr>
-            <w:color w:val="0000EE"/>
-            <w:u w:val="single"/>
-          </w:rPr>
-          <w:t>7.16</w:t>
-        </w:r>
-      </w:hyperlink>
-      <w:r>
-        <w:rPr>
-          <w:lang w:val="pt_PT" w:bidi="pt_PT"/>
-        </w:rPr>
-        <w:t xml:space="preserve">; </w:t>
-      </w:r>
-      <w:hyperlink r:id="rId251">
-        <w:r>
-          <w:rPr>
-            <w:lang w:val="pt_PT" w:bidi="pt_PT"/>
-          </w:rPr>
-          <w:rPr>
-            <w:color w:val="0000EE"/>
-            <w:u w:val="single"/>
-          </w:rPr>
-          <w:t>13.13</w:t>
-        </w:r>
-      </w:hyperlink>
-      <w:r>
-        <w:rPr>
-          <w:lang w:val="pt_PT" w:bidi="pt_PT"/>
-        </w:rPr>
-        <w:t xml:space="preserve">; </w:t>
-      </w:r>
-      <w:hyperlink r:id="rId252">
-        <w:r>
-          <w:rPr>
-            <w:lang w:val="pt_PT" w:bidi="pt_PT"/>
-          </w:rPr>
-          <w:rPr>
-            <w:color w:val="0000EE"/>
-            <w:u w:val="single"/>
-          </w:rPr>
-          <w:t>17.15–18</w:t>
-        </w:r>
-      </w:hyperlink>
-      <w:r>
-        <w:rPr>
-          <w:lang w:val="pt_PT" w:bidi="pt_PT"/>
-        </w:rPr>
-        <w:t xml:space="preserve">; </w:t>
-      </w:r>
-      <w:hyperlink r:id="rId253">
-        <w:r>
-          <w:rPr>
-            <w:lang w:val="pt_PT" w:bidi="pt_PT"/>
-          </w:rPr>
-          <w:rPr>
-            <w:color w:val="0000EE"/>
-            <w:u w:val="single"/>
-          </w:rPr>
-          <w:t>18.43</w:t>
-        </w:r>
-      </w:hyperlink>
-      <w:r>
-        <w:rPr>
-          <w:lang w:val="pt_PT" w:bidi="pt_PT"/>
-        </w:rPr>
-        <w:t xml:space="preserve">; </w:t>
-      </w:r>
-      <w:hyperlink r:id="rId264">
-        <w:r>
-          <w:rPr>
-            <w:lang w:val="pt_PT" w:bidi="pt_PT"/>
-          </w:rPr>
-          <w:rPr>
-            <w:color w:val="0000EE"/>
-            <w:u w:val="single"/>
-          </w:rPr>
-          <w:t>19.37–40</w:t>
-        </w:r>
-      </w:hyperlink>
-      <w:r>
-        <w:rPr>
-          <w:lang w:val="pt_PT" w:bidi="pt_PT"/>
-        </w:rPr>
-        <w:t xml:space="preserve">; </w:t>
-      </w:r>
-      <w:hyperlink r:id="rId268">
-        <w:r>
-          <w:rPr>
-            <w:lang w:val="pt_PT" w:bidi="pt_PT"/>
-          </w:rPr>
-          <w:rPr>
-            <w:color w:val="0000EE"/>
-            <w:u w:val="single"/>
-          </w:rPr>
-          <w:t>24.51–53</w:t>
-        </w:r>
-      </w:hyperlink>
-      <w:r>
-        <w:rPr>
-          <w:lang w:val="pt_PT" w:bidi="pt_PT"/>
-        </w:rPr>
-        <w:t xml:space="preserve">; </w:t>
-      </w:r>
-      <w:hyperlink r:id="rId269">
-        <w:r>
-          <w:rPr>
-            <w:lang w:val="pt_PT" w:bidi="pt_PT"/>
-          </w:rPr>
-          <w:rPr>
-            <w:color w:val="0000EE"/>
-            <w:u w:val="single"/>
-          </w:rPr>
-          <w:t>Atos 2.47</w:t>
-        </w:r>
-      </w:hyperlink>
-      <w:r>
-        <w:rPr>
-          <w:lang w:val="pt_PT" w:bidi="pt_PT"/>
-        </w:rPr>
-        <w:t xml:space="preserve">; </w:t>
-      </w:r>
-      <w:hyperlink r:id="rId256">
-        <w:r>
-          <w:rPr>
-            <w:lang w:val="pt_PT" w:bidi="pt_PT"/>
-          </w:rPr>
-          <w:rPr>
-            <w:color w:val="0000EE"/>
-            <w:u w:val="single"/>
-          </w:rPr>
-          <w:t>3.8–9</w:t>
-        </w:r>
-      </w:hyperlink>
-      <w:r>
-        <w:rPr>
-          <w:lang w:val="pt_PT" w:bidi="pt_PT"/>
-        </w:rPr>
-        <w:t xml:space="preserve">; </w:t>
-      </w:r>
-      <w:hyperlink r:id="rId270">
-        <w:r>
-          <w:rPr>
-            <w:lang w:val="pt_PT" w:bidi="pt_PT"/>
-          </w:rPr>
-          <w:rPr>
-            <w:color w:val="0000EE"/>
-            <w:u w:val="single"/>
-          </w:rPr>
-          <w:t>4.21</w:t>
-        </w:r>
-      </w:hyperlink>
-      <w:r>
-        <w:rPr>
-          <w:lang w:val="pt_PT" w:bidi="pt_PT"/>
-        </w:rPr>
-        <w:t xml:space="preserve">; </w:t>
-      </w:r>
-      <w:hyperlink r:id="rId258">
-        <w:r>
-          <w:rPr>
-            <w:lang w:val="pt_PT" w:bidi="pt_PT"/>
-          </w:rPr>
-          <w:rPr>
-            <w:color w:val="0000EE"/>
-            <w:u w:val="single"/>
-          </w:rPr>
-          <w:t>11.18</w:t>
-        </w:r>
-      </w:hyperlink>
-      <w:r>
-        <w:rPr>
-          <w:lang w:val="pt_PT" w:bidi="pt_PT"/>
-        </w:rPr>
-        <w:t xml:space="preserve">; </w:t>
-      </w:r>
-      <w:hyperlink r:id="rId259">
-        <w:r>
-          <w:rPr>
-            <w:lang w:val="pt_PT" w:bidi="pt_PT"/>
-          </w:rPr>
-          <w:rPr>
-            <w:color w:val="0000EE"/>
-            <w:u w:val="single"/>
-          </w:rPr>
-          <w:t>13.48</w:t>
-        </w:r>
-      </w:hyperlink>
-      <w:r>
-        <w:rPr>
-          <w:lang w:val="pt_PT" w:bidi="pt_PT"/>
-        </w:rPr>
-        <w:t xml:space="preserve">; </w:t>
-      </w:r>
-      <w:hyperlink r:id="rId271">
-        <w:r>
-          <w:rPr>
-            <w:lang w:val="pt_PT" w:bidi="pt_PT"/>
-          </w:rPr>
-          <w:rPr>
-            <w:color w:val="0000EE"/>
-            <w:u w:val="single"/>
-          </w:rPr>
-          <w:t>21.20</w:t>
-        </w:r>
-      </w:hyperlink>
+      <w:r>
+        <w:rPr>
+          <w:lang w:val="pt_PT" w:bidi="pt_PT"/>
+        </w:rPr>
+        <w:t>38</w:t>
+      </w:r>
+      <w:r>
+        <w:rPr>
+          <w:lang w:val="pt_PT" w:bidi="pt_PT"/>
+        </w:rPr>
+        <w:t xml:space="preserve">; </w:t>
+      </w:r>
+      <w:r>
+        <w:rPr>
+          <w:lang w:val="pt_PT" w:bidi="pt_PT"/>
+        </w:rPr>
+        <w:t>5.25–26</w:t>
+      </w:r>
+      <w:r>
+        <w:rPr>
+          <w:lang w:val="pt_PT" w:bidi="pt_PT"/>
+        </w:rPr>
+        <w:t xml:space="preserve">; </w:t>
+      </w:r>
+      <w:r>
+        <w:rPr>
+          <w:lang w:val="pt_PT" w:bidi="pt_PT"/>
+        </w:rPr>
+        <w:t>7.16</w:t>
+      </w:r>
+      <w:r>
+        <w:rPr>
+          <w:lang w:val="pt_PT" w:bidi="pt_PT"/>
+        </w:rPr>
+        <w:t xml:space="preserve">; </w:t>
+      </w:r>
+      <w:r>
+        <w:rPr>
+          <w:lang w:val="pt_PT" w:bidi="pt_PT"/>
+        </w:rPr>
+        <w:t>13.13</w:t>
+      </w:r>
+      <w:r>
+        <w:rPr>
+          <w:lang w:val="pt_PT" w:bidi="pt_PT"/>
+        </w:rPr>
+        <w:t xml:space="preserve">; </w:t>
+      </w:r>
+      <w:r>
+        <w:rPr>
+          <w:lang w:val="pt_PT" w:bidi="pt_PT"/>
+        </w:rPr>
+        <w:t>17.15–18</w:t>
+      </w:r>
+      <w:r>
+        <w:rPr>
+          <w:lang w:val="pt_PT" w:bidi="pt_PT"/>
+        </w:rPr>
+        <w:t xml:space="preserve">; </w:t>
+      </w:r>
+      <w:r>
+        <w:rPr>
+          <w:lang w:val="pt_PT" w:bidi="pt_PT"/>
+        </w:rPr>
+        <w:t>18.43</w:t>
+      </w:r>
+      <w:r>
+        <w:rPr>
+          <w:lang w:val="pt_PT" w:bidi="pt_PT"/>
+        </w:rPr>
+        <w:t xml:space="preserve">; </w:t>
+      </w:r>
+      <w:r>
+        <w:rPr>
+          <w:lang w:val="pt_PT" w:bidi="pt_PT"/>
+        </w:rPr>
+        <w:t>19.37–40</w:t>
+      </w:r>
+      <w:r>
+        <w:rPr>
+          <w:lang w:val="pt_PT" w:bidi="pt_PT"/>
+        </w:rPr>
+        <w:t xml:space="preserve">; </w:t>
+      </w:r>
+      <w:r>
+        <w:rPr>
+          <w:lang w:val="pt_PT" w:bidi="pt_PT"/>
+        </w:rPr>
+        <w:t>24.51–53</w:t>
+      </w:r>
+      <w:r>
+        <w:rPr>
+          <w:lang w:val="pt_PT" w:bidi="pt_PT"/>
+        </w:rPr>
+        <w:t xml:space="preserve">; </w:t>
+      </w:r>
+      <w:r>
+        <w:rPr>
+          <w:lang w:val="pt_PT" w:bidi="pt_PT"/>
+        </w:rPr>
+        <w:t>Atos 2.47</w:t>
+      </w:r>
+      <w:r>
+        <w:rPr>
+          <w:lang w:val="pt_PT" w:bidi="pt_PT"/>
+        </w:rPr>
+        <w:t xml:space="preserve">; </w:t>
+      </w:r>
+      <w:r>
+        <w:rPr>
+          <w:lang w:val="pt_PT" w:bidi="pt_PT"/>
+        </w:rPr>
+        <w:t>3.8–9</w:t>
+      </w:r>
+      <w:r>
+        <w:rPr>
+          <w:lang w:val="pt_PT" w:bidi="pt_PT"/>
+        </w:rPr>
+        <w:t xml:space="preserve">; </w:t>
+      </w:r>
+      <w:r>
+        <w:rPr>
+          <w:lang w:val="pt_PT" w:bidi="pt_PT"/>
+        </w:rPr>
+        <w:t>4.21</w:t>
+      </w:r>
+      <w:r>
+        <w:rPr>
+          <w:lang w:val="pt_PT" w:bidi="pt_PT"/>
+        </w:rPr>
+        <w:t xml:space="preserve">; </w:t>
+      </w:r>
+      <w:r>
+        <w:rPr>
+          <w:lang w:val="pt_PT" w:bidi="pt_PT"/>
+        </w:rPr>
+        <w:t>11.18</w:t>
+      </w:r>
+      <w:r>
+        <w:rPr>
+          <w:lang w:val="pt_PT" w:bidi="pt_PT"/>
+        </w:rPr>
+        <w:t xml:space="preserve">; </w:t>
+      </w:r>
+      <w:r>
+        <w:rPr>
+          <w:lang w:val="pt_PT" w:bidi="pt_PT"/>
+        </w:rPr>
+        <w:t>13.48</w:t>
+      </w:r>
+      <w:r>
+        <w:rPr>
+          <w:lang w:val="pt_PT" w:bidi="pt_PT"/>
+        </w:rPr>
+        <w:t xml:space="preserve">; </w:t>
+      </w:r>
+      <w:r>
+        <w:rPr>
+          <w:lang w:val="pt_PT" w:bidi="pt_PT"/>
+        </w:rPr>
+        <w:t>21.20</w:t>
+      </w:r>
       <w:r>
         <w:rPr>
           <w:lang w:val="pt_PT" w:bidi="pt_PT"/>
